--- a/Modelos/definitivos/Comercial/modelos/Proposta técnica.docx
+++ b/Modelos/definitivos/Comercial/modelos/Proposta técnica.docx
@@ -4567,7 +4567,7 @@
                 <w:szCs w:val="16"/>
                 <w:lang w:eastAsia="pt-BR"/>
               </w:rPr>
-              <w:t>MÃO DE OBRA E EQUIPE TÉCNICA</w:t>
+              <w:t xml:space="preserve">{{categoria_filtrovali}}</w:t>
             </w:r>
           </w:p>
         </w:tc>
@@ -4640,7 +4640,7 @@
                 <w:szCs w:val="16"/>
                 <w:lang w:eastAsia="pt-BR"/>
               </w:rPr>
-              <w:t xml:space="preserve">- </w:t>
+              <w:t xml:space="preserve">{{escopo_filtrovali}}</w:t>
             </w:r>
             <w:r>
               <w:rPr>
@@ -4650,7 +4650,7 @@
                 <w:szCs w:val="16"/>
                 <w:lang w:eastAsia="pt-BR"/>
               </w:rPr>
-              <w:t>Disponibilização de equipe técnica especializada para execução dos serviços contratados</w:t>
+              <w:t/>
             </w:r>
             <w:r>
               <w:rPr>
@@ -4660,1085 +4660,7 @@
                 <w:szCs w:val="16"/>
                 <w:lang w:eastAsia="pt-BR"/>
               </w:rPr>
-              <w:t>;</w:t>
-            </w:r>
-          </w:p>
-        </w:tc>
-        <w:tc>
-          <w:tcPr>
-            <w:tcW w:w="2607" w:type="dxa"/>
-            <w:tcBorders>
-              <w:top w:val="single" w:sz="4" w:space="0" w:color="auto"/>
-              <w:left w:val="single" w:sz="4" w:space="0" w:color="auto"/>
-              <w:bottom w:val="single" w:sz="4" w:space="0" w:color="auto"/>
-              <w:right w:val="single" w:sz="4" w:space="0" w:color="auto"/>
-            </w:tcBorders>
-            <w:noWrap/>
-            <w:vAlign w:val="bottom"/>
-          </w:tcPr>
-          <w:p>
-            <w:pPr>
-              <w:spacing w:before="120" w:after="0" w:line="240" w:lineRule="auto"/>
-              <w:jc w:val="both"/>
-              <w:rPr>
-                <w:rFonts w:ascii="Arial" w:eastAsia="Times New Roman" w:hAnsi="Arial" w:cs="Arial"/>
-                <w:color w:val="000000"/>
-                <w:sz w:val="16"/>
-                <w:szCs w:val="16"/>
-                <w:lang w:eastAsia="pt-BR"/>
-              </w:rPr>
-            </w:pPr>
-          </w:p>
-        </w:tc>
-      </w:tr>
-      <w:tr>
-        <w:trPr>
-          <w:trHeight w:val="312"/>
-          <w:jc w:val="center"/>
-        </w:trPr>
-        <w:tc>
-          <w:tcPr>
-            <w:tcW w:w="11107" w:type="dxa"/>
-            <w:gridSpan w:val="3"/>
-            <w:tcBorders>
-              <w:top w:val="single" w:sz="4" w:space="0" w:color="auto"/>
-              <w:left w:val="single" w:sz="4" w:space="0" w:color="auto"/>
-              <w:bottom w:val="single" w:sz="4" w:space="0" w:color="auto"/>
-              <w:right w:val="single" w:sz="4" w:space="0" w:color="auto"/>
-            </w:tcBorders>
-            <w:shd w:val="clear" w:color="auto" w:fill="A8D08D" w:themeFill="accent6" w:themeFillTint="99"/>
-            <w:noWrap/>
-            <w:vAlign w:val="center"/>
-          </w:tcPr>
-          <w:p>
-            <w:pPr>
-              <w:spacing w:before="120" w:after="0" w:line="240" w:lineRule="auto"/>
-              <w:rPr>
-                <w:rFonts w:ascii="Arial" w:eastAsia="Times New Roman" w:hAnsi="Arial" w:cs="Arial"/>
-                <w:b/>
-                <w:bCs/>
-                <w:color w:val="000000"/>
-                <w:sz w:val="16"/>
-                <w:szCs w:val="16"/>
-                <w:lang w:eastAsia="pt-BR"/>
-              </w:rPr>
-            </w:pPr>
-            <w:r>
-              <w:rPr>
-                <w:rFonts w:ascii="Arial" w:eastAsia="Times New Roman" w:hAnsi="Arial" w:cs="Arial"/>
-                <w:b/>
-                <w:bCs/>
-                <w:color w:val="000000"/>
-                <w:sz w:val="16"/>
-                <w:szCs w:val="16"/>
-                <w:lang w:eastAsia="pt-BR"/>
-              </w:rPr>
-              <w:t>EQUIPAMENTOS E FERRAMENTAS</w:t>
-            </w:r>
-          </w:p>
-        </w:tc>
-      </w:tr>
-      <w:tr>
-        <w:trPr>
-          <w:trHeight w:val="312"/>
-          <w:jc w:val="center"/>
-        </w:trPr>
-        <w:tc>
-          <w:tcPr>
-            <w:tcW w:w="846" w:type="dxa"/>
-            <w:tcBorders>
-              <w:top w:val="single" w:sz="4" w:space="0" w:color="auto"/>
-              <w:left w:val="single" w:sz="4" w:space="0" w:color="auto"/>
-              <w:bottom w:val="single" w:sz="4" w:space="0" w:color="auto"/>
-              <w:right w:val="single" w:sz="4" w:space="0" w:color="auto"/>
-            </w:tcBorders>
-            <w:noWrap/>
-            <w:vAlign w:val="center"/>
-            <w:hideMark/>
-          </w:tcPr>
-          <w:p>
-            <w:pPr>
-              <w:pStyle w:val="PargrafodaLista"/>
-              <w:numPr>
-                <w:ilvl w:val="0"/>
-                <w:numId w:val="5"/>
-              </w:numPr>
-              <w:spacing w:before="120" w:after="0" w:line="240" w:lineRule="auto"/>
-              <w:jc w:val="center"/>
-              <w:rPr>
-                <w:rFonts w:ascii="Arial" w:eastAsia="Times New Roman" w:hAnsi="Arial" w:cs="Arial"/>
-                <w:color w:val="000000"/>
-                <w:sz w:val="16"/>
-                <w:szCs w:val="16"/>
-                <w:lang w:eastAsia="pt-BR"/>
-              </w:rPr>
-            </w:pPr>
-          </w:p>
-        </w:tc>
-        <w:tc>
-          <w:tcPr>
-            <w:tcW w:w="7654" w:type="dxa"/>
-            <w:tcBorders>
-              <w:top w:val="single" w:sz="4" w:space="0" w:color="auto"/>
-              <w:left w:val="nil"/>
-              <w:bottom w:val="single" w:sz="4" w:space="0" w:color="auto"/>
-              <w:right w:val="single" w:sz="4" w:space="0" w:color="auto"/>
-            </w:tcBorders>
-            <w:vAlign w:val="center"/>
-            <w:hideMark/>
-          </w:tcPr>
-          <w:p>
-            <w:pPr>
-              <w:spacing w:before="120" w:after="0" w:line="360" w:lineRule="auto"/>
-              <w:jc w:val="both"/>
-              <w:rPr>
-                <w:rFonts w:ascii="Arial" w:eastAsia="Times New Roman" w:hAnsi="Arial" w:cs="Arial"/>
-                <w:color w:val="000000"/>
-                <w:sz w:val="16"/>
-                <w:szCs w:val="16"/>
-                <w:lang w:eastAsia="pt-BR"/>
-              </w:rPr>
-            </w:pPr>
-            <w:r>
-              <w:rPr>
-                <w:rFonts w:ascii="Arial" w:eastAsia="Times New Roman" w:hAnsi="Arial" w:cs="Arial"/>
-                <w:color w:val="000000"/>
-                <w:sz w:val="16"/>
-                <w:szCs w:val="16"/>
-                <w:lang w:eastAsia="pt-BR"/>
-              </w:rPr>
-              <w:t xml:space="preserve">Fornecimento de equipamentos necessários à execução, incluindo: </w:t>
-            </w:r>
-          </w:p>
-          <w:p>
-            <w:pPr>
-              <w:pStyle w:val="PargrafodaLista"/>
-              <w:numPr>
-                <w:ilvl w:val="0"/>
-                <w:numId w:val="8"/>
-              </w:numPr>
-              <w:spacing w:before="120" w:after="0" w:line="360" w:lineRule="auto"/>
-              <w:jc w:val="both"/>
-              <w:rPr>
-                <w:rFonts w:ascii="Arial" w:eastAsia="Times New Roman" w:hAnsi="Arial" w:cs="Arial"/>
-                <w:color w:val="000000"/>
-                <w:sz w:val="16"/>
-                <w:szCs w:val="16"/>
-                <w:lang w:eastAsia="pt-BR"/>
-              </w:rPr>
-            </w:pPr>
-            <w:r>
-              <w:rPr>
-                <w:rFonts w:ascii="Arial" w:eastAsia="Times New Roman" w:hAnsi="Arial" w:cs="Arial"/>
-                <w:color w:val="000000"/>
-                <w:sz w:val="16"/>
-                <w:szCs w:val="16"/>
-                <w:lang w:eastAsia="pt-BR"/>
-              </w:rPr>
-              <w:t xml:space="preserve">1 </w:t>
-            </w:r>
-            <w:r>
-              <w:rPr>
-                <w:rFonts w:ascii="Arial" w:eastAsia="Times New Roman" w:hAnsi="Arial" w:cs="Arial"/>
-                <w:color w:val="000000"/>
-                <w:sz w:val="16"/>
-                <w:szCs w:val="16"/>
-                <w:lang w:eastAsia="pt-BR"/>
-              </w:rPr>
-              <w:t>unidade de limpeza química</w:t>
-            </w:r>
-          </w:p>
-          <w:p>
-            <w:pPr>
-              <w:pStyle w:val="PargrafodaLista"/>
-              <w:numPr>
-                <w:ilvl w:val="0"/>
-                <w:numId w:val="8"/>
-              </w:numPr>
-              <w:spacing w:before="120" w:after="0" w:line="360" w:lineRule="auto"/>
-              <w:jc w:val="both"/>
-              <w:rPr>
-                <w:rFonts w:ascii="Arial" w:eastAsia="Times New Roman" w:hAnsi="Arial" w:cs="Arial"/>
-                <w:color w:val="000000"/>
-                <w:sz w:val="16"/>
-                <w:szCs w:val="16"/>
-                <w:lang w:eastAsia="pt-BR"/>
-              </w:rPr>
-            </w:pPr>
-            <w:r>
-              <w:rPr>
-                <w:rFonts w:ascii="Arial" w:eastAsia="Times New Roman" w:hAnsi="Arial" w:cs="Arial"/>
-                <w:color w:val="000000"/>
-                <w:sz w:val="16"/>
-                <w:szCs w:val="16"/>
-                <w:lang w:eastAsia="pt-BR"/>
-              </w:rPr>
-              <w:t xml:space="preserve">1 </w:t>
-            </w:r>
-            <w:r>
-              <w:rPr>
-                <w:rFonts w:ascii="Arial" w:eastAsia="Times New Roman" w:hAnsi="Arial" w:cs="Arial"/>
-                <w:color w:val="000000"/>
-                <w:sz w:val="16"/>
-                <w:szCs w:val="16"/>
-                <w:lang w:eastAsia="pt-BR"/>
-              </w:rPr>
-              <w:t>bomba pneumática</w:t>
-            </w:r>
-          </w:p>
-          <w:p>
-            <w:pPr>
-              <w:pStyle w:val="PargrafodaLista"/>
-              <w:numPr>
-                <w:ilvl w:val="0"/>
-                <w:numId w:val="8"/>
-              </w:numPr>
-              <w:spacing w:before="120" w:after="0" w:line="360" w:lineRule="auto"/>
-              <w:jc w:val="both"/>
-              <w:rPr>
-                <w:rFonts w:ascii="Arial" w:eastAsia="Times New Roman" w:hAnsi="Arial" w:cs="Arial"/>
-                <w:color w:val="000000"/>
-                <w:sz w:val="16"/>
-                <w:szCs w:val="16"/>
-                <w:lang w:eastAsia="pt-BR"/>
-              </w:rPr>
-            </w:pPr>
-            <w:r>
-              <w:rPr>
-                <w:rFonts w:ascii="Arial" w:eastAsia="Times New Roman" w:hAnsi="Arial" w:cs="Arial"/>
-                <w:color w:val="000000"/>
-                <w:sz w:val="16"/>
-                <w:szCs w:val="16"/>
-                <w:lang w:eastAsia="pt-BR"/>
-              </w:rPr>
-              <w:t xml:space="preserve">1 </w:t>
-            </w:r>
-            <w:r>
-              <w:rPr>
-                <w:rFonts w:ascii="Arial" w:eastAsia="Times New Roman" w:hAnsi="Arial" w:cs="Arial"/>
-                <w:color w:val="000000"/>
-                <w:sz w:val="16"/>
-                <w:szCs w:val="16"/>
-                <w:lang w:eastAsia="pt-BR"/>
-              </w:rPr>
-              <w:t>unidade de flushing primário</w:t>
-            </w:r>
-          </w:p>
-          <w:p>
-            <w:pPr>
-              <w:pStyle w:val="PargrafodaLista"/>
-              <w:numPr>
-                <w:ilvl w:val="0"/>
-                <w:numId w:val="8"/>
-              </w:numPr>
-              <w:spacing w:before="120" w:after="0" w:line="360" w:lineRule="auto"/>
-              <w:jc w:val="both"/>
-              <w:rPr>
-                <w:rFonts w:ascii="Arial" w:eastAsia="Times New Roman" w:hAnsi="Arial" w:cs="Arial"/>
-                <w:color w:val="000000"/>
-                <w:sz w:val="16"/>
-                <w:szCs w:val="16"/>
-                <w:lang w:eastAsia="pt-BR"/>
-              </w:rPr>
-            </w:pPr>
-            <w:r>
-              <w:rPr>
-                <w:rFonts w:ascii="Arial" w:eastAsia="Times New Roman" w:hAnsi="Arial" w:cs="Arial"/>
-                <w:color w:val="000000"/>
-                <w:sz w:val="16"/>
-                <w:szCs w:val="16"/>
-                <w:lang w:eastAsia="pt-BR"/>
-              </w:rPr>
-              <w:t xml:space="preserve">1 </w:t>
-            </w:r>
-            <w:r>
-              <w:rPr>
-                <w:rFonts w:ascii="Arial" w:eastAsia="Times New Roman" w:hAnsi="Arial" w:cs="Arial"/>
-                <w:color w:val="000000"/>
-                <w:sz w:val="16"/>
-                <w:szCs w:val="16"/>
-                <w:lang w:eastAsia="pt-BR"/>
-              </w:rPr>
-              <w:t>unidade de filtragem absoluta/transferência</w:t>
-            </w:r>
-          </w:p>
-          <w:p>
-            <w:pPr>
-              <w:pStyle w:val="PargrafodaLista"/>
-              <w:numPr>
-                <w:ilvl w:val="0"/>
-                <w:numId w:val="8"/>
-              </w:numPr>
-              <w:spacing w:before="120" w:after="0" w:line="360" w:lineRule="auto"/>
-              <w:jc w:val="both"/>
-              <w:rPr>
-                <w:rFonts w:ascii="Arial" w:eastAsia="Times New Roman" w:hAnsi="Arial" w:cs="Arial"/>
-                <w:color w:val="000000"/>
-                <w:sz w:val="16"/>
-                <w:szCs w:val="16"/>
-                <w:lang w:eastAsia="pt-BR"/>
-              </w:rPr>
-            </w:pPr>
-            <w:r>
-              <w:rPr>
-                <w:rFonts w:ascii="Arial" w:eastAsia="Times New Roman" w:hAnsi="Arial" w:cs="Arial"/>
-                <w:color w:val="000000"/>
-                <w:sz w:val="16"/>
-                <w:szCs w:val="16"/>
-                <w:lang w:eastAsia="pt-BR"/>
-              </w:rPr>
-              <w:t xml:space="preserve">1 </w:t>
-            </w:r>
-            <w:r>
-              <w:rPr>
-                <w:rFonts w:ascii="Arial" w:eastAsia="Times New Roman" w:hAnsi="Arial" w:cs="Arial"/>
-                <w:color w:val="000000"/>
-                <w:sz w:val="16"/>
-                <w:szCs w:val="16"/>
-                <w:lang w:eastAsia="pt-BR"/>
-              </w:rPr>
-              <w:t>unidade de flushing secundário</w:t>
-            </w:r>
-          </w:p>
-          <w:p>
-            <w:pPr>
-              <w:pStyle w:val="PargrafodaLista"/>
-              <w:numPr>
-                <w:ilvl w:val="0"/>
-                <w:numId w:val="8"/>
-              </w:numPr>
-              <w:spacing w:before="120" w:after="0" w:line="360" w:lineRule="auto"/>
-              <w:jc w:val="both"/>
-              <w:rPr>
-                <w:rFonts w:ascii="Arial" w:eastAsia="Times New Roman" w:hAnsi="Arial" w:cs="Arial"/>
-                <w:color w:val="000000"/>
-                <w:sz w:val="16"/>
-                <w:szCs w:val="16"/>
-                <w:lang w:eastAsia="pt-BR"/>
-              </w:rPr>
-            </w:pPr>
-            <w:r>
-              <w:rPr>
-                <w:rFonts w:ascii="Arial" w:eastAsia="Times New Roman" w:hAnsi="Arial" w:cs="Arial"/>
-                <w:color w:val="000000"/>
-                <w:sz w:val="16"/>
-                <w:szCs w:val="16"/>
-                <w:lang w:eastAsia="pt-BR"/>
-              </w:rPr>
-              <w:t xml:space="preserve">1 </w:t>
-            </w:r>
-            <w:r>
-              <w:rPr>
-                <w:rFonts w:ascii="Arial" w:eastAsia="Times New Roman" w:hAnsi="Arial" w:cs="Arial"/>
-                <w:color w:val="000000"/>
-                <w:sz w:val="16"/>
-                <w:szCs w:val="16"/>
-                <w:lang w:eastAsia="pt-BR"/>
-              </w:rPr>
-              <w:t xml:space="preserve">termovácuo, </w:t>
-            </w:r>
-          </w:p>
-          <w:p>
-            <w:pPr>
-              <w:pStyle w:val="PargrafodaLista"/>
-              <w:numPr>
-                <w:ilvl w:val="0"/>
-                <w:numId w:val="8"/>
-              </w:numPr>
-              <w:spacing w:before="120" w:after="0" w:line="360" w:lineRule="auto"/>
-              <w:jc w:val="both"/>
-              <w:rPr>
-                <w:rFonts w:ascii="Arial" w:eastAsia="Times New Roman" w:hAnsi="Arial" w:cs="Arial"/>
-                <w:color w:val="000000"/>
-                <w:sz w:val="16"/>
-                <w:szCs w:val="16"/>
-                <w:lang w:eastAsia="pt-BR"/>
-              </w:rPr>
-            </w:pPr>
-            <w:r>
-              <w:rPr>
-                <w:rFonts w:ascii="Arial" w:eastAsia="Times New Roman" w:hAnsi="Arial" w:cs="Arial"/>
-                <w:color w:val="000000"/>
-                <w:sz w:val="16"/>
-                <w:szCs w:val="16"/>
-                <w:lang w:eastAsia="pt-BR"/>
-              </w:rPr>
-              <w:t xml:space="preserve">1 </w:t>
-            </w:r>
-            <w:r>
-              <w:rPr>
-                <w:rFonts w:ascii="Arial" w:eastAsia="Times New Roman" w:hAnsi="Arial" w:cs="Arial"/>
-                <w:color w:val="000000"/>
-                <w:sz w:val="16"/>
-                <w:szCs w:val="16"/>
-                <w:lang w:eastAsia="pt-BR"/>
-              </w:rPr>
-              <w:t>centrífuga</w:t>
-            </w:r>
-          </w:p>
-          <w:p>
-            <w:pPr>
-              <w:pStyle w:val="PargrafodaLista"/>
-              <w:numPr>
-                <w:ilvl w:val="0"/>
-                <w:numId w:val="8"/>
-              </w:numPr>
-              <w:spacing w:before="120" w:after="0" w:line="360" w:lineRule="auto"/>
-              <w:jc w:val="both"/>
-              <w:rPr>
-                <w:rFonts w:ascii="Arial" w:eastAsia="Times New Roman" w:hAnsi="Arial" w:cs="Arial"/>
-                <w:color w:val="000000"/>
-                <w:sz w:val="16"/>
-                <w:szCs w:val="16"/>
-                <w:lang w:eastAsia="pt-BR"/>
-              </w:rPr>
-            </w:pPr>
-            <w:r>
-              <w:rPr>
-                <w:rFonts w:ascii="Arial" w:eastAsia="Times New Roman" w:hAnsi="Arial" w:cs="Arial"/>
-                <w:color w:val="000000"/>
-                <w:sz w:val="16"/>
-                <w:szCs w:val="16"/>
-                <w:lang w:eastAsia="pt-BR"/>
-              </w:rPr>
-              <w:t xml:space="preserve">1 </w:t>
-            </w:r>
-            <w:r>
-              <w:rPr>
-                <w:rFonts w:ascii="Arial" w:eastAsia="Times New Roman" w:hAnsi="Arial" w:cs="Arial"/>
-                <w:color w:val="000000"/>
-                <w:sz w:val="16"/>
-                <w:szCs w:val="16"/>
-                <w:lang w:eastAsia="pt-BR"/>
-              </w:rPr>
-              <w:t>trafo 440/380</w:t>
-            </w:r>
-          </w:p>
-          <w:p>
-            <w:pPr>
-              <w:pStyle w:val="PargrafodaLista"/>
-              <w:numPr>
-                <w:ilvl w:val="0"/>
-                <w:numId w:val="8"/>
-              </w:numPr>
-              <w:spacing w:before="120" w:after="0" w:line="360" w:lineRule="auto"/>
-              <w:jc w:val="both"/>
-              <w:rPr>
-                <w:rFonts w:ascii="Arial" w:eastAsia="Times New Roman" w:hAnsi="Arial" w:cs="Arial"/>
-                <w:color w:val="000000"/>
-                <w:sz w:val="16"/>
-                <w:szCs w:val="16"/>
-                <w:lang w:eastAsia="pt-BR"/>
-              </w:rPr>
-            </w:pPr>
-            <w:r>
-              <w:rPr>
-                <w:rFonts w:ascii="Arial" w:eastAsia="Times New Roman" w:hAnsi="Arial" w:cs="Arial"/>
-                <w:color w:val="000000"/>
-                <w:sz w:val="16"/>
-                <w:szCs w:val="16"/>
-                <w:lang w:eastAsia="pt-BR"/>
-              </w:rPr>
-              <w:t xml:space="preserve">1 </w:t>
-            </w:r>
-            <w:r>
-              <w:rPr>
-                <w:rFonts w:ascii="Arial" w:eastAsia="Times New Roman" w:hAnsi="Arial" w:cs="Arial"/>
-                <w:color w:val="000000"/>
-                <w:sz w:val="16"/>
-                <w:szCs w:val="16"/>
-                <w:lang w:eastAsia="pt-BR"/>
-              </w:rPr>
-              <w:t>bomba de teste hidrostático</w:t>
-            </w:r>
-          </w:p>
-          <w:p>
-            <w:pPr>
-              <w:pStyle w:val="PargrafodaLista"/>
-              <w:numPr>
-                <w:ilvl w:val="0"/>
-                <w:numId w:val="8"/>
-              </w:numPr>
-              <w:spacing w:before="120" w:after="0" w:line="360" w:lineRule="auto"/>
-              <w:jc w:val="both"/>
-              <w:rPr>
-                <w:rFonts w:ascii="Arial" w:eastAsia="Times New Roman" w:hAnsi="Arial" w:cs="Arial"/>
-                <w:color w:val="000000"/>
-                <w:sz w:val="16"/>
-                <w:szCs w:val="16"/>
-                <w:lang w:eastAsia="pt-BR"/>
-              </w:rPr>
-            </w:pPr>
-            <w:r>
-              <w:rPr>
-                <w:rFonts w:ascii="Arial" w:eastAsia="Times New Roman" w:hAnsi="Arial" w:cs="Arial"/>
-                <w:color w:val="000000"/>
-                <w:sz w:val="16"/>
-                <w:szCs w:val="16"/>
-                <w:lang w:eastAsia="pt-BR"/>
-              </w:rPr>
-              <w:t xml:space="preserve">1 </w:t>
-            </w:r>
-            <w:r>
-              <w:rPr>
-                <w:rFonts w:ascii="Arial" w:eastAsia="Times New Roman" w:hAnsi="Arial" w:cs="Arial"/>
-                <w:color w:val="000000"/>
-                <w:sz w:val="16"/>
-                <w:szCs w:val="16"/>
-                <w:lang w:eastAsia="pt-BR"/>
-              </w:rPr>
-              <w:t>bomba de run out</w:t>
-            </w:r>
-          </w:p>
-          <w:p>
-            <w:pPr>
-              <w:pStyle w:val="PargrafodaLista"/>
-              <w:numPr>
-                <w:ilvl w:val="0"/>
-                <w:numId w:val="8"/>
-              </w:numPr>
-              <w:spacing w:before="120" w:after="0" w:line="360" w:lineRule="auto"/>
-              <w:jc w:val="both"/>
-              <w:rPr>
-                <w:rFonts w:ascii="Arial" w:eastAsia="Times New Roman" w:hAnsi="Arial" w:cs="Arial"/>
-                <w:color w:val="000000"/>
-                <w:sz w:val="16"/>
-                <w:szCs w:val="16"/>
-                <w:lang w:eastAsia="pt-BR"/>
-              </w:rPr>
-            </w:pPr>
-            <w:r>
-              <w:rPr>
-                <w:rFonts w:ascii="Arial" w:eastAsia="Times New Roman" w:hAnsi="Arial" w:cs="Arial"/>
-                <w:color w:val="000000"/>
-                <w:sz w:val="16"/>
-                <w:szCs w:val="16"/>
-                <w:lang w:eastAsia="pt-BR"/>
-              </w:rPr>
-              <w:t>R</w:t>
-            </w:r>
-            <w:r>
-              <w:rPr>
-                <w:rFonts w:ascii="Arial" w:eastAsia="Times New Roman" w:hAnsi="Arial" w:cs="Arial"/>
-                <w:color w:val="000000"/>
-                <w:sz w:val="16"/>
-                <w:szCs w:val="16"/>
-                <w:lang w:eastAsia="pt-BR"/>
-              </w:rPr>
-              <w:t xml:space="preserve">eservatórios para armazenamento </w:t>
-            </w:r>
-            <w:r>
-              <w:rPr>
-                <w:rFonts w:ascii="Arial" w:eastAsia="Times New Roman" w:hAnsi="Arial" w:cs="Arial"/>
-                <w:color w:val="000000"/>
-                <w:sz w:val="16"/>
-                <w:szCs w:val="16"/>
-                <w:lang w:eastAsia="pt-BR"/>
-              </w:rPr>
-              <w:t xml:space="preserve">(IBC 1000l) </w:t>
-            </w:r>
-            <w:r>
-              <w:rPr>
-                <w:rFonts w:ascii="Arial" w:eastAsia="Times New Roman" w:hAnsi="Arial" w:cs="Arial"/>
-                <w:color w:val="000000"/>
-                <w:sz w:val="16"/>
-                <w:szCs w:val="16"/>
-                <w:lang w:eastAsia="pt-BR"/>
-              </w:rPr>
-              <w:t>temporário de efluente e óleo</w:t>
-            </w:r>
-          </w:p>
-          <w:p>
-            <w:pPr>
-              <w:pStyle w:val="PargrafodaLista"/>
-              <w:numPr>
-                <w:ilvl w:val="0"/>
-                <w:numId w:val="8"/>
-              </w:numPr>
-              <w:spacing w:before="120" w:after="0" w:line="360" w:lineRule="auto"/>
-              <w:jc w:val="both"/>
-              <w:rPr>
-                <w:rFonts w:ascii="Arial" w:eastAsia="Times New Roman" w:hAnsi="Arial" w:cs="Arial"/>
-                <w:color w:val="000000"/>
-                <w:sz w:val="16"/>
-                <w:szCs w:val="16"/>
-                <w:lang w:eastAsia="pt-BR"/>
-              </w:rPr>
-            </w:pPr>
-            <w:r>
-              <w:rPr>
-                <w:rFonts w:ascii="Arial" w:eastAsia="Times New Roman" w:hAnsi="Arial" w:cs="Arial"/>
-                <w:color w:val="000000"/>
-                <w:sz w:val="16"/>
-                <w:szCs w:val="16"/>
-                <w:lang w:eastAsia="pt-BR"/>
-              </w:rPr>
-              <w:t xml:space="preserve">1 </w:t>
-            </w:r>
-            <w:r>
-              <w:rPr>
-                <w:rFonts w:ascii="Arial" w:eastAsia="Times New Roman" w:hAnsi="Arial" w:cs="Arial"/>
-                <w:color w:val="000000"/>
-                <w:sz w:val="16"/>
-                <w:szCs w:val="16"/>
-                <w:lang w:eastAsia="pt-BR"/>
-              </w:rPr>
-              <w:t>Kittiwake</w:t>
-            </w:r>
-          </w:p>
-          <w:p>
-            <w:pPr>
-              <w:pStyle w:val="PargrafodaLista"/>
-              <w:numPr>
-                <w:ilvl w:val="0"/>
-                <w:numId w:val="8"/>
-              </w:numPr>
-              <w:spacing w:before="120" w:after="0" w:line="360" w:lineRule="auto"/>
-              <w:jc w:val="both"/>
-              <w:rPr>
-                <w:rFonts w:ascii="Arial" w:eastAsia="Times New Roman" w:hAnsi="Arial" w:cs="Arial"/>
-                <w:color w:val="000000"/>
-                <w:sz w:val="16"/>
-                <w:szCs w:val="16"/>
-                <w:lang w:eastAsia="pt-BR"/>
-              </w:rPr>
-            </w:pPr>
-            <w:r>
-              <w:rPr>
-                <w:rFonts w:ascii="Arial" w:eastAsia="Times New Roman" w:hAnsi="Arial" w:cs="Arial"/>
-                <w:color w:val="000000"/>
-                <w:sz w:val="16"/>
-                <w:szCs w:val="16"/>
-                <w:lang w:eastAsia="pt-BR"/>
-              </w:rPr>
-              <w:t xml:space="preserve">1 </w:t>
-            </w:r>
-            <w:r>
-              <w:rPr>
-                <w:rFonts w:ascii="Arial" w:eastAsia="Times New Roman" w:hAnsi="Arial" w:cs="Arial"/>
-                <w:color w:val="000000"/>
-                <w:sz w:val="16"/>
-                <w:szCs w:val="16"/>
-                <w:lang w:eastAsia="pt-BR"/>
-              </w:rPr>
-              <w:t>contador eletrônico de partículas a laser</w:t>
-            </w:r>
-          </w:p>
-          <w:p>
-            <w:pPr>
-              <w:pStyle w:val="PargrafodaLista"/>
-              <w:numPr>
-                <w:ilvl w:val="0"/>
-                <w:numId w:val="8"/>
-              </w:numPr>
-              <w:spacing w:before="120" w:after="0" w:line="360" w:lineRule="auto"/>
-              <w:jc w:val="both"/>
-              <w:rPr>
-                <w:rFonts w:ascii="Arial" w:eastAsia="Times New Roman" w:hAnsi="Arial" w:cs="Arial"/>
-                <w:color w:val="000000"/>
-                <w:sz w:val="16"/>
-                <w:szCs w:val="16"/>
-                <w:lang w:eastAsia="pt-BR"/>
-              </w:rPr>
-            </w:pPr>
-            <w:r>
-              <w:rPr>
-                <w:rFonts w:ascii="Arial" w:eastAsia="Times New Roman" w:hAnsi="Arial" w:cs="Arial"/>
-                <w:color w:val="000000"/>
-                <w:sz w:val="16"/>
-                <w:szCs w:val="16"/>
-                <w:lang w:eastAsia="pt-BR"/>
-              </w:rPr>
-              <w:t>1 hidrojato 20k/40k</w:t>
-            </w:r>
-          </w:p>
-        </w:tc>
-        <w:tc>
-          <w:tcPr>
-            <w:tcW w:w="2607" w:type="dxa"/>
-            <w:tcBorders>
-              <w:top w:val="single" w:sz="4" w:space="0" w:color="auto"/>
-              <w:left w:val="single" w:sz="4" w:space="0" w:color="auto"/>
-              <w:bottom w:val="single" w:sz="4" w:space="0" w:color="auto"/>
-              <w:right w:val="single" w:sz="4" w:space="0" w:color="auto"/>
-            </w:tcBorders>
-            <w:noWrap/>
-            <w:vAlign w:val="bottom"/>
-          </w:tcPr>
-          <w:p>
-            <w:pPr>
-              <w:spacing w:before="120" w:after="0" w:line="240" w:lineRule="auto"/>
-              <w:jc w:val="both"/>
-              <w:rPr>
-                <w:rFonts w:ascii="Arial" w:eastAsia="Times New Roman" w:hAnsi="Arial" w:cs="Arial"/>
-                <w:color w:val="000000"/>
-                <w:sz w:val="16"/>
-                <w:szCs w:val="16"/>
-                <w:lang w:eastAsia="pt-BR"/>
-              </w:rPr>
-            </w:pPr>
-          </w:p>
-        </w:tc>
-      </w:tr>
-      <w:tr>
-        <w:trPr>
-          <w:trHeight w:val="312"/>
-          <w:jc w:val="center"/>
-        </w:trPr>
-        <w:tc>
-          <w:tcPr>
-            <w:tcW w:w="11107" w:type="dxa"/>
-            <w:gridSpan w:val="3"/>
-            <w:tcBorders>
-              <w:top w:val="single" w:sz="4" w:space="0" w:color="auto"/>
-              <w:left w:val="single" w:sz="4" w:space="0" w:color="auto"/>
-              <w:bottom w:val="single" w:sz="4" w:space="0" w:color="auto"/>
-              <w:right w:val="single" w:sz="4" w:space="0" w:color="auto"/>
-            </w:tcBorders>
-            <w:shd w:val="clear" w:color="auto" w:fill="A8D08D" w:themeFill="accent6" w:themeFillTint="99"/>
-            <w:noWrap/>
-            <w:vAlign w:val="center"/>
-          </w:tcPr>
-          <w:p>
-            <w:pPr>
-              <w:spacing w:before="120" w:after="0" w:line="240" w:lineRule="auto"/>
-              <w:jc w:val="both"/>
-              <w:rPr>
-                <w:rFonts w:ascii="Arial" w:eastAsia="Times New Roman" w:hAnsi="Arial" w:cs="Arial"/>
-                <w:b/>
-                <w:bCs/>
-                <w:color w:val="000000"/>
-                <w:sz w:val="16"/>
-                <w:szCs w:val="16"/>
-                <w:lang w:eastAsia="pt-BR"/>
-              </w:rPr>
-            </w:pPr>
-            <w:r>
-              <w:rPr>
-                <w:rFonts w:ascii="Arial" w:eastAsia="Times New Roman" w:hAnsi="Arial" w:cs="Arial"/>
-                <w:b/>
-                <w:bCs/>
-                <w:color w:val="000000"/>
-                <w:sz w:val="16"/>
-                <w:szCs w:val="16"/>
-                <w:lang w:eastAsia="pt-BR"/>
-              </w:rPr>
-              <w:t>MATERIAIS E CONSUMÍVEIS E UTILIDADES</w:t>
-            </w:r>
-          </w:p>
-        </w:tc>
-      </w:tr>
-      <w:tr>
-        <w:trPr>
-          <w:trHeight w:val="312"/>
-          <w:jc w:val="center"/>
-        </w:trPr>
-        <w:tc>
-          <w:tcPr>
-            <w:tcW w:w="846" w:type="dxa"/>
-            <w:tcBorders>
-              <w:top w:val="single" w:sz="4" w:space="0" w:color="auto"/>
-              <w:left w:val="single" w:sz="4" w:space="0" w:color="auto"/>
-              <w:bottom w:val="single" w:sz="4" w:space="0" w:color="auto"/>
-              <w:right w:val="single" w:sz="4" w:space="0" w:color="auto"/>
-            </w:tcBorders>
-            <w:noWrap/>
-            <w:vAlign w:val="center"/>
-          </w:tcPr>
-          <w:p>
-            <w:pPr>
-              <w:pStyle w:val="PargrafodaLista"/>
-              <w:numPr>
-                <w:ilvl w:val="0"/>
-                <w:numId w:val="5"/>
-              </w:numPr>
-              <w:spacing w:before="120" w:after="0" w:line="240" w:lineRule="auto"/>
-              <w:jc w:val="center"/>
-              <w:rPr>
-                <w:rFonts w:ascii="Arial" w:eastAsia="Times New Roman" w:hAnsi="Arial" w:cs="Arial"/>
-                <w:color w:val="000000"/>
-                <w:sz w:val="16"/>
-                <w:szCs w:val="16"/>
-                <w:lang w:eastAsia="pt-BR"/>
-              </w:rPr>
-            </w:pPr>
-          </w:p>
-        </w:tc>
-        <w:tc>
-          <w:tcPr>
-            <w:tcW w:w="7654" w:type="dxa"/>
-            <w:tcBorders>
-              <w:top w:val="single" w:sz="4" w:space="0" w:color="auto"/>
-              <w:left w:val="nil"/>
-              <w:bottom w:val="single" w:sz="4" w:space="0" w:color="auto"/>
-              <w:right w:val="single" w:sz="4" w:space="0" w:color="auto"/>
-            </w:tcBorders>
-            <w:vAlign w:val="center"/>
-          </w:tcPr>
-          <w:p>
-            <w:pPr>
-              <w:spacing w:before="120" w:after="0" w:line="360" w:lineRule="auto"/>
-              <w:rPr>
-                <w:rFonts w:ascii="Arial" w:eastAsia="Times New Roman" w:hAnsi="Arial" w:cs="Arial"/>
-                <w:color w:val="000000"/>
-                <w:sz w:val="16"/>
-                <w:szCs w:val="16"/>
-                <w:lang w:eastAsia="pt-BR"/>
-              </w:rPr>
-            </w:pPr>
-            <w:r>
-              <w:rPr>
-                <w:rFonts w:ascii="Arial" w:eastAsia="Times New Roman" w:hAnsi="Arial" w:cs="Arial"/>
-                <w:color w:val="000000"/>
-                <w:sz w:val="16"/>
-                <w:szCs w:val="16"/>
-                <w:lang w:eastAsia="pt-BR"/>
-              </w:rPr>
-              <w:t xml:space="preserve">- </w:t>
-            </w:r>
-            <w:r>
-              <w:rPr>
-                <w:rFonts w:ascii="Arial" w:eastAsia="Times New Roman" w:hAnsi="Arial" w:cs="Arial"/>
-                <w:color w:val="000000"/>
-                <w:sz w:val="16"/>
-                <w:szCs w:val="16"/>
-                <w:lang w:eastAsia="pt-BR"/>
-              </w:rPr>
-              <w:t>Fornecimento de todos os insumos operacionais, incluindo filtros, produtos químicos, manômetros, mangueiras e demais consumíveis necessários à execução dos serviços;</w:t>
-            </w:r>
-          </w:p>
-        </w:tc>
-        <w:tc>
-          <w:tcPr>
-            <w:tcW w:w="2607" w:type="dxa"/>
-            <w:tcBorders>
-              <w:top w:val="single" w:sz="4" w:space="0" w:color="auto"/>
-              <w:left w:val="single" w:sz="4" w:space="0" w:color="auto"/>
-              <w:bottom w:val="single" w:sz="4" w:space="0" w:color="auto"/>
-              <w:right w:val="single" w:sz="4" w:space="0" w:color="auto"/>
-            </w:tcBorders>
-            <w:noWrap/>
-            <w:vAlign w:val="bottom"/>
-          </w:tcPr>
-          <w:p>
-            <w:pPr>
-              <w:spacing w:before="120" w:after="0" w:line="240" w:lineRule="auto"/>
-              <w:jc w:val="both"/>
-              <w:rPr>
-                <w:rFonts w:ascii="Arial" w:eastAsia="Times New Roman" w:hAnsi="Arial" w:cs="Arial"/>
-                <w:color w:val="000000"/>
-                <w:sz w:val="16"/>
-                <w:szCs w:val="16"/>
-                <w:lang w:eastAsia="pt-BR"/>
-              </w:rPr>
-            </w:pPr>
-          </w:p>
-        </w:tc>
-      </w:tr>
-      <w:tr>
-        <w:trPr>
-          <w:trHeight w:val="312"/>
-          <w:jc w:val="center"/>
-        </w:trPr>
-        <w:tc>
-          <w:tcPr>
-            <w:tcW w:w="11107" w:type="dxa"/>
-            <w:gridSpan w:val="3"/>
-            <w:tcBorders>
-              <w:top w:val="single" w:sz="4" w:space="0" w:color="auto"/>
-              <w:left w:val="single" w:sz="4" w:space="0" w:color="auto"/>
-              <w:bottom w:val="single" w:sz="4" w:space="0" w:color="auto"/>
-              <w:right w:val="single" w:sz="4" w:space="0" w:color="auto"/>
-            </w:tcBorders>
-            <w:shd w:val="clear" w:color="auto" w:fill="A8D08D" w:themeFill="accent6" w:themeFillTint="99"/>
-            <w:noWrap/>
-            <w:vAlign w:val="center"/>
-          </w:tcPr>
-          <w:p>
-            <w:pPr>
-              <w:spacing w:before="120" w:after="0" w:line="240" w:lineRule="auto"/>
-              <w:jc w:val="both"/>
-              <w:rPr>
-                <w:rFonts w:ascii="Arial" w:eastAsia="Times New Roman" w:hAnsi="Arial" w:cs="Arial"/>
-                <w:b/>
-                <w:bCs/>
-                <w:color w:val="000000"/>
-                <w:sz w:val="16"/>
-                <w:szCs w:val="16"/>
-                <w:lang w:eastAsia="pt-BR"/>
-              </w:rPr>
-            </w:pPr>
-            <w:r>
-              <w:rPr>
-                <w:rFonts w:ascii="Arial" w:eastAsia="Times New Roman" w:hAnsi="Arial" w:cs="Arial"/>
-                <w:b/>
-                <w:bCs/>
-                <w:color w:val="000000"/>
-                <w:sz w:val="16"/>
-                <w:szCs w:val="16"/>
-                <w:lang w:eastAsia="pt-BR"/>
-              </w:rPr>
-              <w:t xml:space="preserve">LOGÍSTICA </w:t>
-            </w:r>
-          </w:p>
-        </w:tc>
-      </w:tr>
-      <w:tr>
-        <w:trPr>
-          <w:trHeight w:val="312"/>
-          <w:jc w:val="center"/>
-        </w:trPr>
-        <w:tc>
-          <w:tcPr>
-            <w:tcW w:w="846" w:type="dxa"/>
-            <w:tcBorders>
-              <w:top w:val="single" w:sz="4" w:space="0" w:color="auto"/>
-              <w:left w:val="single" w:sz="4" w:space="0" w:color="auto"/>
-              <w:bottom w:val="single" w:sz="4" w:space="0" w:color="auto"/>
-              <w:right w:val="single" w:sz="4" w:space="0" w:color="auto"/>
-            </w:tcBorders>
-            <w:noWrap/>
-            <w:vAlign w:val="center"/>
-          </w:tcPr>
-          <w:p>
-            <w:pPr>
-              <w:pStyle w:val="PargrafodaLista"/>
-              <w:numPr>
-                <w:ilvl w:val="0"/>
-                <w:numId w:val="5"/>
-              </w:numPr>
-              <w:spacing w:before="120" w:after="0" w:line="240" w:lineRule="auto"/>
-              <w:jc w:val="center"/>
-              <w:rPr>
-                <w:rFonts w:ascii="Arial" w:eastAsia="Times New Roman" w:hAnsi="Arial" w:cs="Arial"/>
-                <w:color w:val="000000"/>
-                <w:sz w:val="16"/>
-                <w:szCs w:val="16"/>
-                <w:lang w:eastAsia="pt-BR"/>
-              </w:rPr>
-            </w:pPr>
-          </w:p>
-        </w:tc>
-        <w:tc>
-          <w:tcPr>
-            <w:tcW w:w="7654" w:type="dxa"/>
-            <w:tcBorders>
-              <w:top w:val="single" w:sz="4" w:space="0" w:color="auto"/>
-              <w:left w:val="nil"/>
-              <w:bottom w:val="single" w:sz="4" w:space="0" w:color="auto"/>
-              <w:right w:val="single" w:sz="4" w:space="0" w:color="auto"/>
-            </w:tcBorders>
-            <w:vAlign w:val="center"/>
-          </w:tcPr>
-          <w:p>
-            <w:pPr>
-              <w:spacing w:before="120" w:after="0" w:line="360" w:lineRule="auto"/>
-              <w:rPr>
-                <w:rFonts w:ascii="Arial" w:eastAsia="Times New Roman" w:hAnsi="Arial" w:cs="Arial"/>
-                <w:color w:val="000000"/>
-                <w:sz w:val="16"/>
-                <w:szCs w:val="16"/>
-                <w:lang w:eastAsia="pt-BR"/>
-              </w:rPr>
-            </w:pPr>
-            <w:r>
-              <w:rPr>
-                <w:rFonts w:ascii="Arial" w:eastAsia="Times New Roman" w:hAnsi="Arial" w:cs="Arial"/>
-                <w:sz w:val="16"/>
-                <w:szCs w:val="16"/>
-                <w:lang w:eastAsia="pt-BR"/>
-              </w:rPr>
-              <w:t xml:space="preserve">- </w:t>
-            </w:r>
-            <w:r>
-              <w:rPr>
-                <w:rFonts w:ascii="Arial" w:eastAsia="Times New Roman" w:hAnsi="Arial" w:cs="Arial"/>
-                <w:sz w:val="16"/>
-                <w:szCs w:val="16"/>
-                <w:lang w:eastAsia="pt-BR"/>
-              </w:rPr>
-              <w:t>Um v</w:t>
-            </w:r>
-            <w:r>
-              <w:rPr>
-                <w:rFonts w:ascii="Arial" w:eastAsia="Times New Roman" w:hAnsi="Arial" w:cs="Arial"/>
-                <w:sz w:val="16"/>
-                <w:szCs w:val="16"/>
-                <w:lang w:eastAsia="pt-BR"/>
-              </w:rPr>
-              <w:t xml:space="preserve">eículo com combustível para translado </w:t>
-            </w:r>
-            <w:r>
-              <w:rPr>
-                <w:rFonts w:ascii="Arial" w:eastAsia="Times New Roman" w:hAnsi="Arial" w:cs="Arial"/>
-                <w:sz w:val="16"/>
-                <w:szCs w:val="16"/>
-                <w:lang w:eastAsia="pt-BR"/>
-              </w:rPr>
-              <w:t xml:space="preserve">de </w:t>
-            </w:r>
-            <w:r>
-              <w:rPr>
-                <w:rFonts w:ascii="Arial" w:eastAsia="Times New Roman" w:hAnsi="Arial" w:cs="Arial"/>
-                <w:sz w:val="16"/>
-                <w:szCs w:val="16"/>
-                <w:lang w:eastAsia="pt-BR"/>
-              </w:rPr>
-              <w:t>hotel</w:t>
-            </w:r>
-            <w:r>
-              <w:rPr>
-                <w:rFonts w:ascii="Arial" w:eastAsia="Times New Roman" w:hAnsi="Arial" w:cs="Arial"/>
-                <w:sz w:val="16"/>
-                <w:szCs w:val="16"/>
-                <w:lang w:eastAsia="pt-BR"/>
-              </w:rPr>
-              <w:t>/</w:t>
-            </w:r>
-            <w:r>
-              <w:rPr>
-                <w:rFonts w:ascii="Arial" w:eastAsia="Times New Roman" w:hAnsi="Arial" w:cs="Arial"/>
-                <w:sz w:val="16"/>
-                <w:szCs w:val="16"/>
-                <w:lang w:eastAsia="pt-BR"/>
-              </w:rPr>
-              <w:t>obra</w:t>
-            </w:r>
-            <w:r>
-              <w:rPr>
-                <w:rFonts w:ascii="Arial" w:eastAsia="Times New Roman" w:hAnsi="Arial" w:cs="Arial"/>
-                <w:sz w:val="16"/>
-                <w:szCs w:val="16"/>
-                <w:lang w:eastAsia="pt-BR"/>
-              </w:rPr>
-              <w:t xml:space="preserve"> e </w:t>
-            </w:r>
-            <w:r>
-              <w:rPr>
-                <w:rFonts w:ascii="Arial" w:eastAsia="Times New Roman" w:hAnsi="Arial" w:cs="Arial"/>
-                <w:sz w:val="16"/>
-                <w:szCs w:val="16"/>
-                <w:lang w:eastAsia="pt-BR"/>
-              </w:rPr>
-              <w:t>obra</w:t>
-            </w:r>
-            <w:r>
-              <w:rPr>
-                <w:rFonts w:ascii="Arial" w:eastAsia="Times New Roman" w:hAnsi="Arial" w:cs="Arial"/>
-                <w:sz w:val="16"/>
-                <w:szCs w:val="16"/>
-                <w:lang w:eastAsia="pt-BR"/>
-              </w:rPr>
-              <w:t>/</w:t>
-            </w:r>
-            <w:r>
-              <w:rPr>
-                <w:rFonts w:ascii="Arial" w:eastAsia="Times New Roman" w:hAnsi="Arial" w:cs="Arial"/>
-                <w:sz w:val="16"/>
-                <w:szCs w:val="16"/>
-                <w:lang w:eastAsia="pt-BR"/>
-              </w:rPr>
-              <w:t>hotel;</w:t>
+              <w:t/>
             </w:r>
           </w:p>
         </w:tc>
@@ -5767,1025 +4689,8 @@
               </w:rPr>
             </w:pPr>
             <w:r>
-              <w:rPr>
-                <w:rFonts w:ascii="Arial" w:eastAsia="Times New Roman" w:hAnsi="Arial" w:cs="Arial"/>
-                <w:color w:val="000000"/>
-                <w:sz w:val="16"/>
-                <w:szCs w:val="16"/>
-                <w:lang w:eastAsia="pt-BR"/>
-              </w:rPr>
-              <w:t>Será apresentado nota de débito</w:t>
+              <w:t xml:space="preserve">{{nota_filtrovali}}</w:t>
             </w:r>
-          </w:p>
-        </w:tc>
-      </w:tr>
-      <w:tr>
-        <w:trPr>
-          <w:trHeight w:val="312"/>
-          <w:jc w:val="center"/>
-        </w:trPr>
-        <w:tc>
-          <w:tcPr>
-            <w:tcW w:w="846" w:type="dxa"/>
-            <w:tcBorders>
-              <w:top w:val="single" w:sz="4" w:space="0" w:color="auto"/>
-              <w:left w:val="single" w:sz="4" w:space="0" w:color="auto"/>
-              <w:bottom w:val="single" w:sz="4" w:space="0" w:color="auto"/>
-              <w:right w:val="single" w:sz="4" w:space="0" w:color="auto"/>
-            </w:tcBorders>
-            <w:noWrap/>
-            <w:vAlign w:val="center"/>
-            <w:hideMark/>
-          </w:tcPr>
-          <w:p>
-            <w:pPr>
-              <w:pStyle w:val="PargrafodaLista"/>
-              <w:numPr>
-                <w:ilvl w:val="0"/>
-                <w:numId w:val="5"/>
-              </w:numPr>
-              <w:spacing w:before="120" w:after="0" w:line="240" w:lineRule="auto"/>
-              <w:jc w:val="center"/>
-              <w:rPr>
-                <w:rFonts w:ascii="Arial" w:eastAsia="Times New Roman" w:hAnsi="Arial" w:cs="Arial"/>
-                <w:color w:val="000000"/>
-                <w:sz w:val="16"/>
-                <w:szCs w:val="16"/>
-                <w:lang w:eastAsia="pt-BR"/>
-              </w:rPr>
-            </w:pPr>
-          </w:p>
-        </w:tc>
-        <w:tc>
-          <w:tcPr>
-            <w:tcW w:w="7654" w:type="dxa"/>
-            <w:tcBorders>
-              <w:top w:val="single" w:sz="4" w:space="0" w:color="auto"/>
-              <w:left w:val="nil"/>
-              <w:bottom w:val="single" w:sz="4" w:space="0" w:color="auto"/>
-              <w:right w:val="single" w:sz="4" w:space="0" w:color="auto"/>
-            </w:tcBorders>
-            <w:vAlign w:val="center"/>
-            <w:hideMark/>
-          </w:tcPr>
-          <w:p>
-            <w:pPr>
-              <w:spacing w:before="120" w:after="0" w:line="360" w:lineRule="auto"/>
-              <w:rPr>
-                <w:rFonts w:ascii="Arial" w:eastAsia="Times New Roman" w:hAnsi="Arial" w:cs="Arial"/>
-                <w:color w:val="000000"/>
-                <w:sz w:val="16"/>
-                <w:szCs w:val="16"/>
-                <w:lang w:eastAsia="pt-BR"/>
-              </w:rPr>
-            </w:pPr>
-            <w:r>
-              <w:rPr>
-                <w:rFonts w:ascii="Arial" w:eastAsia="Times New Roman" w:hAnsi="Arial" w:cs="Arial"/>
-                <w:color w:val="000000"/>
-                <w:sz w:val="16"/>
-                <w:szCs w:val="16"/>
-                <w:lang w:eastAsia="pt-BR"/>
-              </w:rPr>
-              <w:t>-</w:t>
-            </w:r>
-            <w:r>
-              <w:rPr>
-                <w:rFonts w:ascii="Arial" w:eastAsia="Times New Roman" w:hAnsi="Arial" w:cs="Arial"/>
-                <w:sz w:val="16"/>
-                <w:szCs w:val="16"/>
-                <w:lang w:eastAsia="pt-BR"/>
-              </w:rPr>
-              <w:t xml:space="preserve"> </w:t>
-            </w:r>
-            <w:r>
-              <w:rPr>
-                <w:rFonts w:ascii="Arial" w:eastAsia="Times New Roman" w:hAnsi="Arial" w:cs="Arial"/>
-                <w:sz w:val="16"/>
-                <w:szCs w:val="16"/>
-                <w:lang w:eastAsia="pt-BR"/>
-              </w:rPr>
-              <w:t xml:space="preserve">Realização de </w:t>
-            </w:r>
-            <w:r>
-              <w:rPr>
-                <w:rFonts w:ascii="Arial" w:eastAsia="Times New Roman" w:hAnsi="Arial" w:cs="Arial"/>
-                <w:b/>
-                <w:bCs/>
-                <w:sz w:val="16"/>
-                <w:szCs w:val="16"/>
-                <w:lang w:eastAsia="pt-BR"/>
-              </w:rPr>
-              <w:t>01 (um)</w:t>
-            </w:r>
-            <w:r>
-              <w:rPr>
-                <w:rFonts w:ascii="Arial" w:eastAsia="Times New Roman" w:hAnsi="Arial" w:cs="Arial"/>
-                <w:sz w:val="16"/>
-                <w:szCs w:val="16"/>
-                <w:lang w:eastAsia="pt-BR"/>
-              </w:rPr>
-              <w:t xml:space="preserve"> evento de mobilização e desmobilização de equipamentos e equipe técnica;</w:t>
-            </w:r>
-          </w:p>
-        </w:tc>
-        <w:tc>
-          <w:tcPr>
-            <w:tcW w:w="2607" w:type="dxa"/>
-            <w:tcBorders>
-              <w:top w:val="single" w:sz="4" w:space="0" w:color="auto"/>
-              <w:left w:val="single" w:sz="4" w:space="0" w:color="auto"/>
-              <w:bottom w:val="single" w:sz="4" w:space="0" w:color="auto"/>
-              <w:right w:val="single" w:sz="4" w:space="0" w:color="auto"/>
-            </w:tcBorders>
-            <w:noWrap/>
-            <w:vAlign w:val="bottom"/>
-          </w:tcPr>
-          <w:p>
-            <w:pPr>
-              <w:spacing w:before="120" w:after="0" w:line="240" w:lineRule="auto"/>
-              <w:jc w:val="both"/>
-              <w:rPr>
-                <w:rFonts w:ascii="Arial" w:eastAsia="Times New Roman" w:hAnsi="Arial" w:cs="Arial"/>
-                <w:color w:val="000000"/>
-                <w:sz w:val="16"/>
-                <w:szCs w:val="16"/>
-                <w:lang w:eastAsia="pt-BR"/>
-              </w:rPr>
-            </w:pPr>
-            <w:r>
-              <w:rPr>
-                <w:rFonts w:ascii="Arial" w:eastAsia="Times New Roman" w:hAnsi="Arial" w:cs="Arial"/>
-                <w:color w:val="000000"/>
-                <w:sz w:val="16"/>
-                <w:szCs w:val="16"/>
-                <w:lang w:eastAsia="pt-BR"/>
-              </w:rPr>
-              <w:t>Será apresentado nota de débito</w:t>
-            </w:r>
-          </w:p>
-        </w:tc>
-      </w:tr>
-      <w:tr>
-        <w:trPr>
-          <w:trHeight w:val="312"/>
-          <w:jc w:val="center"/>
-        </w:trPr>
-        <w:tc>
-          <w:tcPr>
-            <w:tcW w:w="846" w:type="dxa"/>
-            <w:tcBorders>
-              <w:top w:val="single" w:sz="4" w:space="0" w:color="auto"/>
-              <w:left w:val="single" w:sz="4" w:space="0" w:color="auto"/>
-              <w:bottom w:val="single" w:sz="4" w:space="0" w:color="auto"/>
-              <w:right w:val="single" w:sz="4" w:space="0" w:color="auto"/>
-            </w:tcBorders>
-            <w:noWrap/>
-            <w:vAlign w:val="center"/>
-            <w:hideMark/>
-          </w:tcPr>
-          <w:p>
-            <w:pPr>
-              <w:pStyle w:val="PargrafodaLista"/>
-              <w:numPr>
-                <w:ilvl w:val="0"/>
-                <w:numId w:val="5"/>
-              </w:numPr>
-              <w:spacing w:before="120" w:after="0" w:line="240" w:lineRule="auto"/>
-              <w:jc w:val="center"/>
-              <w:rPr>
-                <w:rFonts w:ascii="Arial" w:eastAsia="Times New Roman" w:hAnsi="Arial" w:cs="Arial"/>
-                <w:color w:val="000000"/>
-                <w:sz w:val="16"/>
-                <w:szCs w:val="16"/>
-                <w:lang w:eastAsia="pt-BR"/>
-              </w:rPr>
-            </w:pPr>
-          </w:p>
-        </w:tc>
-        <w:tc>
-          <w:tcPr>
-            <w:tcW w:w="7654" w:type="dxa"/>
-            <w:tcBorders>
-              <w:top w:val="single" w:sz="4" w:space="0" w:color="auto"/>
-              <w:left w:val="nil"/>
-              <w:bottom w:val="single" w:sz="4" w:space="0" w:color="auto"/>
-              <w:right w:val="single" w:sz="4" w:space="0" w:color="auto"/>
-            </w:tcBorders>
-            <w:vAlign w:val="center"/>
-            <w:hideMark/>
-          </w:tcPr>
-          <w:p>
-            <w:pPr>
-              <w:spacing w:before="120" w:after="0" w:line="360" w:lineRule="auto"/>
-              <w:rPr>
-                <w:rFonts w:ascii="Arial" w:eastAsia="Times New Roman" w:hAnsi="Arial" w:cs="Arial"/>
-                <w:color w:val="000000"/>
-                <w:sz w:val="16"/>
-                <w:szCs w:val="16"/>
-                <w:lang w:eastAsia="pt-BR"/>
-              </w:rPr>
-            </w:pPr>
-            <w:r>
-              <w:rPr>
-                <w:rFonts w:ascii="Arial" w:eastAsia="Times New Roman" w:hAnsi="Arial" w:cs="Arial"/>
-                <w:sz w:val="16"/>
-                <w:szCs w:val="16"/>
-                <w:lang w:eastAsia="pt-BR"/>
-              </w:rPr>
-              <w:t xml:space="preserve">- </w:t>
-            </w:r>
-            <w:r>
-              <w:rPr>
-                <w:rFonts w:ascii="Arial" w:eastAsia="Times New Roman" w:hAnsi="Arial" w:cs="Arial"/>
-                <w:sz w:val="16"/>
-                <w:szCs w:val="16"/>
-                <w:lang w:eastAsia="pt-BR"/>
-              </w:rPr>
-              <w:t xml:space="preserve">Hospedagem da equipe </w:t>
-            </w:r>
-            <w:r>
-              <w:rPr>
-                <w:rFonts w:ascii="Arial" w:eastAsia="Times New Roman" w:hAnsi="Arial" w:cs="Arial"/>
-                <w:sz w:val="16"/>
-                <w:szCs w:val="16"/>
-                <w:lang w:eastAsia="pt-BR"/>
-              </w:rPr>
-              <w:t xml:space="preserve">Filtrovali </w:t>
-            </w:r>
-            <w:r>
-              <w:rPr>
-                <w:rFonts w:ascii="Arial" w:eastAsia="Times New Roman" w:hAnsi="Arial" w:cs="Arial"/>
-                <w:sz w:val="16"/>
-                <w:szCs w:val="16"/>
-                <w:lang w:eastAsia="pt-BR"/>
-              </w:rPr>
-              <w:t>em acomodações individuais (duplas), com infraestrutura mínima incluindo internet, televisão e ar-condicionado;</w:t>
-            </w:r>
-          </w:p>
-        </w:tc>
-        <w:tc>
-          <w:tcPr>
-            <w:tcW w:w="2607" w:type="dxa"/>
-            <w:tcBorders>
-              <w:top w:val="single" w:sz="4" w:space="0" w:color="auto"/>
-              <w:left w:val="single" w:sz="4" w:space="0" w:color="auto"/>
-              <w:bottom w:val="single" w:sz="4" w:space="0" w:color="auto"/>
-              <w:right w:val="single" w:sz="4" w:space="0" w:color="auto"/>
-            </w:tcBorders>
-            <w:noWrap/>
-            <w:vAlign w:val="bottom"/>
-          </w:tcPr>
-          <w:p>
-            <w:pPr>
-              <w:spacing w:before="120" w:after="0" w:line="240" w:lineRule="auto"/>
-              <w:jc w:val="both"/>
-              <w:rPr>
-                <w:rFonts w:ascii="Arial" w:eastAsia="Times New Roman" w:hAnsi="Arial" w:cs="Arial"/>
-                <w:color w:val="000000"/>
-                <w:sz w:val="16"/>
-                <w:szCs w:val="16"/>
-                <w:lang w:eastAsia="pt-BR"/>
-              </w:rPr>
-            </w:pPr>
-            <w:r>
-              <w:rPr>
-                <w:rFonts w:ascii="Arial" w:eastAsia="Times New Roman" w:hAnsi="Arial" w:cs="Arial"/>
-                <w:color w:val="000000"/>
-                <w:sz w:val="16"/>
-                <w:szCs w:val="16"/>
-                <w:lang w:eastAsia="pt-BR"/>
-              </w:rPr>
-              <w:t>Será apresentado nota de débito</w:t>
-            </w:r>
-          </w:p>
-        </w:tc>
-      </w:tr>
-      <w:tr>
-        <w:trPr>
-          <w:trHeight w:val="312"/>
-          <w:jc w:val="center"/>
-        </w:trPr>
-        <w:tc>
-          <w:tcPr>
-            <w:tcW w:w="846" w:type="dxa"/>
-            <w:tcBorders>
-              <w:top w:val="single" w:sz="4" w:space="0" w:color="auto"/>
-              <w:left w:val="single" w:sz="4" w:space="0" w:color="auto"/>
-              <w:bottom w:val="single" w:sz="4" w:space="0" w:color="auto"/>
-              <w:right w:val="single" w:sz="4" w:space="0" w:color="auto"/>
-            </w:tcBorders>
-            <w:noWrap/>
-            <w:vAlign w:val="center"/>
-            <w:hideMark/>
-          </w:tcPr>
-          <w:p>
-            <w:pPr>
-              <w:pStyle w:val="PargrafodaLista"/>
-              <w:numPr>
-                <w:ilvl w:val="0"/>
-                <w:numId w:val="5"/>
-              </w:numPr>
-              <w:spacing w:before="120" w:after="0" w:line="240" w:lineRule="auto"/>
-              <w:jc w:val="center"/>
-              <w:rPr>
-                <w:rFonts w:ascii="Arial" w:eastAsia="Times New Roman" w:hAnsi="Arial" w:cs="Arial"/>
-                <w:color w:val="000000"/>
-                <w:sz w:val="16"/>
-                <w:szCs w:val="16"/>
-                <w:lang w:eastAsia="pt-BR"/>
-              </w:rPr>
-            </w:pPr>
-          </w:p>
-        </w:tc>
-        <w:tc>
-          <w:tcPr>
-            <w:tcW w:w="7654" w:type="dxa"/>
-            <w:tcBorders>
-              <w:top w:val="single" w:sz="4" w:space="0" w:color="auto"/>
-              <w:left w:val="nil"/>
-              <w:bottom w:val="single" w:sz="4" w:space="0" w:color="auto"/>
-              <w:right w:val="single" w:sz="4" w:space="0" w:color="auto"/>
-            </w:tcBorders>
-            <w:vAlign w:val="center"/>
-          </w:tcPr>
-          <w:p>
-            <w:pPr>
-              <w:spacing w:before="120" w:after="0" w:line="360" w:lineRule="auto"/>
-              <w:rPr>
-                <w:rFonts w:ascii="Arial" w:eastAsia="Times New Roman" w:hAnsi="Arial" w:cs="Arial"/>
-                <w:color w:val="000000"/>
-                <w:sz w:val="16"/>
-                <w:szCs w:val="16"/>
-                <w:lang w:eastAsia="pt-BR"/>
-              </w:rPr>
-            </w:pPr>
-            <w:r>
-              <w:rPr>
-                <w:rFonts w:ascii="Arial" w:eastAsia="Times New Roman" w:hAnsi="Arial" w:cs="Arial"/>
-                <w:color w:val="000000"/>
-                <w:sz w:val="16"/>
-                <w:szCs w:val="16"/>
-                <w:lang w:eastAsia="pt-BR"/>
-              </w:rPr>
-              <w:t xml:space="preserve">- </w:t>
-            </w:r>
-            <w:r>
-              <w:rPr>
-                <w:rFonts w:ascii="Arial" w:eastAsia="Times New Roman" w:hAnsi="Arial" w:cs="Arial"/>
-                <w:color w:val="000000"/>
-                <w:sz w:val="16"/>
-                <w:szCs w:val="16"/>
-                <w:lang w:eastAsia="pt-BR"/>
-              </w:rPr>
-              <w:t>Alimentação da equipe fora das dependências da obra e fora do horário de expediente;</w:t>
-            </w:r>
-          </w:p>
-        </w:tc>
-        <w:tc>
-          <w:tcPr>
-            <w:tcW w:w="2607" w:type="dxa"/>
-            <w:tcBorders>
-              <w:top w:val="single" w:sz="4" w:space="0" w:color="auto"/>
-              <w:left w:val="single" w:sz="4" w:space="0" w:color="auto"/>
-              <w:bottom w:val="single" w:sz="4" w:space="0" w:color="auto"/>
-              <w:right w:val="single" w:sz="4" w:space="0" w:color="auto"/>
-            </w:tcBorders>
-            <w:noWrap/>
-            <w:vAlign w:val="bottom"/>
-          </w:tcPr>
-          <w:p>
-            <w:pPr>
-              <w:spacing w:before="120" w:after="0" w:line="240" w:lineRule="auto"/>
-              <w:jc w:val="both"/>
-              <w:rPr>
-                <w:rFonts w:ascii="Arial" w:eastAsia="Times New Roman" w:hAnsi="Arial" w:cs="Arial"/>
-                <w:color w:val="000000"/>
-                <w:sz w:val="16"/>
-                <w:szCs w:val="16"/>
-                <w:lang w:eastAsia="pt-BR"/>
-              </w:rPr>
-            </w:pPr>
-            <w:r>
-              <w:rPr>
-                <w:rFonts w:ascii="Arial" w:eastAsia="Times New Roman" w:hAnsi="Arial" w:cs="Arial"/>
-                <w:color w:val="000000"/>
-                <w:sz w:val="16"/>
-                <w:szCs w:val="16"/>
-                <w:lang w:eastAsia="pt-BR"/>
-              </w:rPr>
-              <w:t>Será apresentado nota de débito</w:t>
-            </w:r>
-          </w:p>
-        </w:tc>
-      </w:tr>
-      <w:tr>
-        <w:trPr>
-          <w:trHeight w:val="312"/>
-          <w:jc w:val="center"/>
-        </w:trPr>
-        <w:tc>
-          <w:tcPr>
-            <w:tcW w:w="11107" w:type="dxa"/>
-            <w:gridSpan w:val="3"/>
-            <w:tcBorders>
-              <w:top w:val="single" w:sz="4" w:space="0" w:color="auto"/>
-              <w:left w:val="single" w:sz="4" w:space="0" w:color="auto"/>
-              <w:bottom w:val="single" w:sz="4" w:space="0" w:color="auto"/>
-              <w:right w:val="single" w:sz="4" w:space="0" w:color="auto"/>
-            </w:tcBorders>
-            <w:shd w:val="clear" w:color="auto" w:fill="A8D08D" w:themeFill="accent6" w:themeFillTint="99"/>
-            <w:noWrap/>
-            <w:vAlign w:val="center"/>
-            <w:hideMark/>
-          </w:tcPr>
-          <w:p>
-            <w:pPr>
-              <w:spacing w:before="120" w:after="0" w:line="240" w:lineRule="auto"/>
-              <w:jc w:val="both"/>
-              <w:rPr>
-                <w:rFonts w:ascii="Arial" w:eastAsia="Times New Roman" w:hAnsi="Arial" w:cs="Arial"/>
-                <w:b/>
-                <w:bCs/>
-                <w:color w:val="000000"/>
-                <w:sz w:val="16"/>
-                <w:szCs w:val="16"/>
-                <w:lang w:eastAsia="pt-BR"/>
-              </w:rPr>
-            </w:pPr>
-            <w:r>
-              <w:rPr>
-                <w:rFonts w:ascii="Arial" w:eastAsia="Times New Roman" w:hAnsi="Arial" w:cs="Arial"/>
-                <w:b/>
-                <w:bCs/>
-                <w:color w:val="000000"/>
-                <w:sz w:val="16"/>
-                <w:szCs w:val="16"/>
-                <w:lang w:eastAsia="pt-BR"/>
-              </w:rPr>
-              <w:t>SEGURANÇA, DOCUMENTAÇÃO E FORMALIDADE</w:t>
-            </w:r>
-          </w:p>
-        </w:tc>
-      </w:tr>
-      <w:tr>
-        <w:trPr>
-          <w:trHeight w:val="312"/>
-          <w:jc w:val="center"/>
-        </w:trPr>
-        <w:tc>
-          <w:tcPr>
-            <w:tcW w:w="846" w:type="dxa"/>
-            <w:tcBorders>
-              <w:top w:val="single" w:sz="4" w:space="0" w:color="auto"/>
-              <w:left w:val="single" w:sz="4" w:space="0" w:color="auto"/>
-              <w:bottom w:val="single" w:sz="4" w:space="0" w:color="auto"/>
-              <w:right w:val="single" w:sz="4" w:space="0" w:color="auto"/>
-            </w:tcBorders>
-            <w:noWrap/>
-            <w:vAlign w:val="center"/>
-            <w:hideMark/>
-          </w:tcPr>
-          <w:p>
-            <w:pPr>
-              <w:pStyle w:val="PargrafodaLista"/>
-              <w:numPr>
-                <w:ilvl w:val="0"/>
-                <w:numId w:val="5"/>
-              </w:numPr>
-              <w:spacing w:before="120" w:after="0" w:line="240" w:lineRule="auto"/>
-              <w:jc w:val="center"/>
-              <w:rPr>
-                <w:rFonts w:ascii="Arial" w:eastAsia="Times New Roman" w:hAnsi="Arial" w:cs="Arial"/>
-                <w:color w:val="000000"/>
-                <w:sz w:val="16"/>
-                <w:szCs w:val="16"/>
-                <w:lang w:eastAsia="pt-BR"/>
-              </w:rPr>
-            </w:pPr>
-          </w:p>
-        </w:tc>
-        <w:tc>
-          <w:tcPr>
-            <w:tcW w:w="7654" w:type="dxa"/>
-            <w:tcBorders>
-              <w:top w:val="single" w:sz="4" w:space="0" w:color="auto"/>
-              <w:left w:val="nil"/>
-              <w:bottom w:val="single" w:sz="4" w:space="0" w:color="auto"/>
-              <w:right w:val="single" w:sz="4" w:space="0" w:color="auto"/>
-            </w:tcBorders>
-            <w:vAlign w:val="center"/>
-          </w:tcPr>
-          <w:p>
-            <w:pPr>
-              <w:spacing w:before="120" w:after="0" w:line="360" w:lineRule="auto"/>
-              <w:rPr>
-                <w:rFonts w:ascii="Arial" w:eastAsia="Times New Roman" w:hAnsi="Arial" w:cs="Arial"/>
-                <w:sz w:val="16"/>
-                <w:szCs w:val="16"/>
-                <w:lang w:eastAsia="pt-BR"/>
-              </w:rPr>
-            </w:pPr>
-            <w:r>
-              <w:rPr>
-                <w:rFonts w:ascii="Arial" w:eastAsia="Times New Roman" w:hAnsi="Arial" w:cs="Arial"/>
-                <w:color w:val="000000"/>
-                <w:sz w:val="16"/>
-                <w:szCs w:val="16"/>
-                <w:lang w:eastAsia="pt-BR"/>
-              </w:rPr>
-              <w:t xml:space="preserve">- </w:t>
-            </w:r>
-            <w:r>
-              <w:rPr>
-                <w:rFonts w:ascii="Arial" w:eastAsia="Times New Roman" w:hAnsi="Arial" w:cs="Arial"/>
-                <w:color w:val="000000"/>
-                <w:sz w:val="16"/>
-                <w:szCs w:val="16"/>
-                <w:lang w:eastAsia="pt-BR"/>
-              </w:rPr>
-              <w:t>Responsabilidade pelos encargos trabalhistas, previdenciários, tributos e demais obrigações legais incidentes sobre a execução dos serviços;</w:t>
-            </w:r>
-          </w:p>
-        </w:tc>
-        <w:tc>
-          <w:tcPr>
-            <w:tcW w:w="2607" w:type="dxa"/>
-            <w:tcBorders>
-              <w:top w:val="single" w:sz="4" w:space="0" w:color="auto"/>
-              <w:left w:val="single" w:sz="4" w:space="0" w:color="auto"/>
-              <w:bottom w:val="single" w:sz="4" w:space="0" w:color="auto"/>
-              <w:right w:val="single" w:sz="4" w:space="0" w:color="auto"/>
-            </w:tcBorders>
-            <w:noWrap/>
-            <w:vAlign w:val="bottom"/>
-            <w:hideMark/>
-          </w:tcPr>
-          <w:p>
-            <w:pPr>
-              <w:spacing w:before="120" w:after="0" w:line="240" w:lineRule="auto"/>
-              <w:jc w:val="both"/>
-              <w:rPr>
-                <w:rFonts w:ascii="Arial" w:eastAsia="Times New Roman" w:hAnsi="Arial" w:cs="Arial"/>
-                <w:color w:val="000000"/>
-                <w:sz w:val="16"/>
-                <w:szCs w:val="16"/>
-                <w:lang w:eastAsia="pt-BR"/>
-              </w:rPr>
-            </w:pPr>
-          </w:p>
-        </w:tc>
-      </w:tr>
-      <w:tr>
-        <w:trPr>
-          <w:trHeight w:val="312"/>
-          <w:jc w:val="center"/>
-        </w:trPr>
-        <w:tc>
-          <w:tcPr>
-            <w:tcW w:w="846" w:type="dxa"/>
-            <w:tcBorders>
-              <w:top w:val="single" w:sz="4" w:space="0" w:color="auto"/>
-              <w:left w:val="single" w:sz="4" w:space="0" w:color="auto"/>
-              <w:bottom w:val="single" w:sz="4" w:space="0" w:color="auto"/>
-              <w:right w:val="single" w:sz="4" w:space="0" w:color="auto"/>
-            </w:tcBorders>
-            <w:noWrap/>
-            <w:vAlign w:val="center"/>
-            <w:hideMark/>
-          </w:tcPr>
-          <w:p>
-            <w:pPr>
-              <w:pStyle w:val="PargrafodaLista"/>
-              <w:numPr>
-                <w:ilvl w:val="0"/>
-                <w:numId w:val="5"/>
-              </w:numPr>
-              <w:spacing w:before="120" w:after="0" w:line="240" w:lineRule="auto"/>
-              <w:jc w:val="center"/>
-              <w:rPr>
-                <w:rFonts w:ascii="Arial" w:eastAsia="Times New Roman" w:hAnsi="Arial" w:cs="Arial"/>
-                <w:color w:val="000000"/>
-                <w:sz w:val="16"/>
-                <w:szCs w:val="16"/>
-                <w:lang w:eastAsia="pt-BR"/>
-              </w:rPr>
-            </w:pPr>
-          </w:p>
-        </w:tc>
-        <w:tc>
-          <w:tcPr>
-            <w:tcW w:w="7654" w:type="dxa"/>
-            <w:tcBorders>
-              <w:top w:val="single" w:sz="4" w:space="0" w:color="auto"/>
-              <w:left w:val="nil"/>
-              <w:bottom w:val="single" w:sz="4" w:space="0" w:color="auto"/>
-              <w:right w:val="single" w:sz="4" w:space="0" w:color="auto"/>
-            </w:tcBorders>
-            <w:vAlign w:val="center"/>
-            <w:hideMark/>
-          </w:tcPr>
-          <w:p>
-            <w:pPr>
-              <w:spacing w:before="120" w:after="0" w:line="360" w:lineRule="auto"/>
-              <w:rPr>
-                <w:rFonts w:ascii="Arial" w:eastAsia="Times New Roman" w:hAnsi="Arial" w:cs="Arial"/>
-                <w:sz w:val="16"/>
-                <w:szCs w:val="16"/>
-                <w:lang w:eastAsia="pt-BR"/>
-              </w:rPr>
-            </w:pPr>
-            <w:r>
-              <w:rPr>
-                <w:rFonts w:ascii="Arial" w:eastAsia="Times New Roman" w:hAnsi="Arial" w:cs="Arial"/>
-                <w:color w:val="000000"/>
-                <w:sz w:val="16"/>
-                <w:szCs w:val="16"/>
-                <w:lang w:eastAsia="pt-BR"/>
-              </w:rPr>
-              <w:t xml:space="preserve">- </w:t>
-            </w:r>
-            <w:r>
-              <w:rPr>
-                <w:rFonts w:ascii="Arial" w:eastAsia="Times New Roman" w:hAnsi="Arial" w:cs="Arial"/>
-                <w:color w:val="000000"/>
-                <w:sz w:val="16"/>
-                <w:szCs w:val="16"/>
-                <w:lang w:eastAsia="pt-BR"/>
-              </w:rPr>
-              <w:t>PGR</w:t>
-            </w:r>
-            <w:r>
-              <w:rPr>
-                <w:rFonts w:ascii="Arial" w:eastAsia="Times New Roman" w:hAnsi="Arial" w:cs="Arial"/>
-                <w:color w:val="000000"/>
-                <w:sz w:val="16"/>
-                <w:szCs w:val="16"/>
-                <w:lang w:eastAsia="pt-BR"/>
-              </w:rPr>
-              <w:t>, PCMSO e LTCAT modelo padrão indicado pela clínica ocupacional da Contratada;</w:t>
-            </w:r>
-          </w:p>
-        </w:tc>
-        <w:tc>
-          <w:tcPr>
-            <w:tcW w:w="2607" w:type="dxa"/>
-            <w:tcBorders>
-              <w:top w:val="single" w:sz="4" w:space="0" w:color="auto"/>
-              <w:left w:val="single" w:sz="4" w:space="0" w:color="auto"/>
-              <w:bottom w:val="single" w:sz="4" w:space="0" w:color="auto"/>
-              <w:right w:val="single" w:sz="4" w:space="0" w:color="auto"/>
-            </w:tcBorders>
-            <w:noWrap/>
-            <w:vAlign w:val="bottom"/>
-            <w:hideMark/>
-          </w:tcPr>
-          <w:p>
-            <w:pPr>
-              <w:spacing w:before="120" w:after="0" w:line="240" w:lineRule="auto"/>
-              <w:jc w:val="both"/>
-              <w:rPr>
-                <w:rFonts w:ascii="Arial" w:eastAsia="Times New Roman" w:hAnsi="Arial" w:cs="Arial"/>
-                <w:color w:val="000000"/>
-                <w:sz w:val="16"/>
-                <w:szCs w:val="16"/>
-                <w:lang w:eastAsia="pt-BR"/>
-              </w:rPr>
-            </w:pPr>
-          </w:p>
-        </w:tc>
-      </w:tr>
-      <w:tr>
-        <w:trPr>
-          <w:trHeight w:val="312"/>
-          <w:jc w:val="center"/>
-        </w:trPr>
-        <w:tc>
-          <w:tcPr>
-            <w:tcW w:w="846" w:type="dxa"/>
-            <w:tcBorders>
-              <w:top w:val="single" w:sz="4" w:space="0" w:color="auto"/>
-              <w:left w:val="single" w:sz="4" w:space="0" w:color="auto"/>
-              <w:bottom w:val="single" w:sz="4" w:space="0" w:color="auto"/>
-              <w:right w:val="single" w:sz="4" w:space="0" w:color="auto"/>
-            </w:tcBorders>
-            <w:noWrap/>
-            <w:vAlign w:val="center"/>
-            <w:hideMark/>
-          </w:tcPr>
-          <w:p>
-            <w:pPr>
-              <w:pStyle w:val="PargrafodaLista"/>
-              <w:numPr>
-                <w:ilvl w:val="0"/>
-                <w:numId w:val="5"/>
-              </w:numPr>
-              <w:spacing w:before="120" w:after="0" w:line="240" w:lineRule="auto"/>
-              <w:jc w:val="center"/>
-              <w:rPr>
-                <w:rFonts w:ascii="Arial" w:eastAsia="Times New Roman" w:hAnsi="Arial" w:cs="Arial"/>
-                <w:color w:val="000000"/>
-                <w:sz w:val="16"/>
-                <w:szCs w:val="16"/>
-                <w:lang w:eastAsia="pt-BR"/>
-              </w:rPr>
-            </w:pPr>
-          </w:p>
-        </w:tc>
-        <w:tc>
-          <w:tcPr>
-            <w:tcW w:w="7654" w:type="dxa"/>
-            <w:tcBorders>
-              <w:top w:val="single" w:sz="4" w:space="0" w:color="auto"/>
-              <w:left w:val="nil"/>
-              <w:bottom w:val="single" w:sz="4" w:space="0" w:color="auto"/>
-              <w:right w:val="single" w:sz="4" w:space="0" w:color="auto"/>
-            </w:tcBorders>
-            <w:vAlign w:val="center"/>
-          </w:tcPr>
-          <w:p>
-            <w:pPr>
-              <w:spacing w:before="120" w:after="0" w:line="360" w:lineRule="auto"/>
-              <w:rPr>
-                <w:rFonts w:ascii="Arial" w:eastAsia="Times New Roman" w:hAnsi="Arial" w:cs="Arial"/>
-                <w:sz w:val="16"/>
-                <w:szCs w:val="16"/>
-                <w:lang w:eastAsia="pt-BR"/>
-              </w:rPr>
-            </w:pPr>
-            <w:r>
-              <w:rPr>
-                <w:rFonts w:ascii="Arial" w:eastAsia="Times New Roman" w:hAnsi="Arial" w:cs="Arial"/>
-                <w:color w:val="000000"/>
-                <w:sz w:val="16"/>
-                <w:szCs w:val="16"/>
-                <w:lang w:eastAsia="pt-BR"/>
-              </w:rPr>
-              <w:t xml:space="preserve">- </w:t>
-            </w:r>
-            <w:r>
-              <w:rPr>
-                <w:rFonts w:ascii="Arial" w:eastAsia="Times New Roman" w:hAnsi="Arial" w:cs="Arial"/>
-                <w:color w:val="000000"/>
-                <w:sz w:val="16"/>
-                <w:szCs w:val="16"/>
-                <w:lang w:eastAsia="pt-BR"/>
-              </w:rPr>
-              <w:t>Fornecimento de Equipamentos de Proteção Individual (EPIs) aos colaboradores, em conformidade com as FISPQs aplicáveis;</w:t>
-            </w:r>
-          </w:p>
-        </w:tc>
-        <w:tc>
-          <w:tcPr>
-            <w:tcW w:w="2607" w:type="dxa"/>
-            <w:tcBorders>
-              <w:top w:val="single" w:sz="4" w:space="0" w:color="auto"/>
-              <w:left w:val="single" w:sz="4" w:space="0" w:color="auto"/>
-              <w:bottom w:val="single" w:sz="4" w:space="0" w:color="auto"/>
-              <w:right w:val="single" w:sz="4" w:space="0" w:color="auto"/>
-            </w:tcBorders>
-            <w:noWrap/>
-            <w:vAlign w:val="bottom"/>
-            <w:hideMark/>
-          </w:tcPr>
-          <w:p>
-            <w:pPr>
-              <w:spacing w:before="120" w:after="0" w:line="240" w:lineRule="auto"/>
-              <w:jc w:val="both"/>
-              <w:rPr>
-                <w:rFonts w:ascii="Arial" w:eastAsia="Times New Roman" w:hAnsi="Arial" w:cs="Arial"/>
-                <w:color w:val="000000"/>
-                <w:sz w:val="16"/>
-                <w:szCs w:val="16"/>
-                <w:lang w:eastAsia="pt-BR"/>
-              </w:rPr>
-            </w:pPr>
-          </w:p>
-        </w:tc>
-      </w:tr>
-      <w:tr>
-        <w:trPr>
-          <w:trHeight w:val="312"/>
-          <w:jc w:val="center"/>
-        </w:trPr>
-        <w:tc>
-          <w:tcPr>
-            <w:tcW w:w="846" w:type="dxa"/>
-            <w:tcBorders>
-              <w:top w:val="single" w:sz="4" w:space="0" w:color="auto"/>
-              <w:left w:val="single" w:sz="4" w:space="0" w:color="auto"/>
-              <w:bottom w:val="single" w:sz="4" w:space="0" w:color="auto"/>
-              <w:right w:val="single" w:sz="4" w:space="0" w:color="auto"/>
-            </w:tcBorders>
-            <w:noWrap/>
-            <w:vAlign w:val="center"/>
-          </w:tcPr>
-          <w:p>
-            <w:pPr>
-              <w:pStyle w:val="PargrafodaLista"/>
-              <w:numPr>
-                <w:ilvl w:val="0"/>
-                <w:numId w:val="5"/>
-              </w:numPr>
-              <w:spacing w:before="120" w:after="0" w:line="240" w:lineRule="auto"/>
-              <w:jc w:val="center"/>
-              <w:rPr>
-                <w:rFonts w:ascii="Arial" w:eastAsia="Times New Roman" w:hAnsi="Arial" w:cs="Arial"/>
-                <w:color w:val="000000"/>
-                <w:sz w:val="16"/>
-                <w:szCs w:val="16"/>
-                <w:lang w:eastAsia="pt-BR"/>
-              </w:rPr>
-            </w:pPr>
-          </w:p>
-        </w:tc>
-        <w:tc>
-          <w:tcPr>
-            <w:tcW w:w="7654" w:type="dxa"/>
-            <w:tcBorders>
-              <w:top w:val="single" w:sz="4" w:space="0" w:color="auto"/>
-              <w:left w:val="nil"/>
-              <w:bottom w:val="single" w:sz="4" w:space="0" w:color="auto"/>
-              <w:right w:val="single" w:sz="4" w:space="0" w:color="auto"/>
-            </w:tcBorders>
-            <w:vAlign w:val="center"/>
-          </w:tcPr>
-          <w:p>
-            <w:pPr>
-              <w:spacing w:before="120" w:after="0" w:line="360" w:lineRule="auto"/>
-              <w:rPr>
-                <w:rFonts w:ascii="Arial" w:eastAsia="Times New Roman" w:hAnsi="Arial" w:cs="Arial"/>
-                <w:color w:val="000000"/>
-                <w:sz w:val="16"/>
-                <w:szCs w:val="16"/>
-                <w:lang w:eastAsia="pt-BR"/>
-              </w:rPr>
-            </w:pPr>
-            <w:r>
-              <w:rPr>
-                <w:rFonts w:ascii="Arial" w:eastAsia="Times New Roman" w:hAnsi="Arial" w:cs="Arial"/>
-                <w:color w:val="000000"/>
-                <w:sz w:val="16"/>
-                <w:szCs w:val="16"/>
-                <w:lang w:eastAsia="pt-BR"/>
-              </w:rPr>
-              <w:t xml:space="preserve">- </w:t>
-            </w:r>
-            <w:r>
-              <w:rPr>
-                <w:rFonts w:ascii="Arial" w:eastAsia="Times New Roman" w:hAnsi="Arial" w:cs="Arial"/>
-                <w:color w:val="000000"/>
-                <w:sz w:val="16"/>
-                <w:szCs w:val="16"/>
-                <w:lang w:eastAsia="pt-BR"/>
-              </w:rPr>
-              <w:t>Execução dos serviços em conformidade com os padrões técnicos definidos pela Contratante, fabricantes dos equipamentos e normas técnicas vigentes;</w:t>
-            </w:r>
-          </w:p>
-        </w:tc>
-        <w:tc>
-          <w:tcPr>
-            <w:tcW w:w="2607" w:type="dxa"/>
-            <w:tcBorders>
-              <w:top w:val="single" w:sz="4" w:space="0" w:color="auto"/>
-              <w:left w:val="single" w:sz="4" w:space="0" w:color="auto"/>
-              <w:bottom w:val="single" w:sz="4" w:space="0" w:color="auto"/>
-              <w:right w:val="single" w:sz="4" w:space="0" w:color="auto"/>
-            </w:tcBorders>
-            <w:noWrap/>
-            <w:vAlign w:val="bottom"/>
-          </w:tcPr>
-          <w:p>
-            <w:pPr>
-              <w:spacing w:before="120" w:after="0" w:line="240" w:lineRule="auto"/>
-              <w:jc w:val="both"/>
-              <w:rPr>
-                <w:rFonts w:ascii="Arial" w:eastAsia="Times New Roman" w:hAnsi="Arial" w:cs="Arial"/>
-                <w:color w:val="000000"/>
-                <w:sz w:val="16"/>
-                <w:szCs w:val="16"/>
-                <w:lang w:eastAsia="pt-BR"/>
-              </w:rPr>
-            </w:pPr>
-          </w:p>
-        </w:tc>
-      </w:tr>
-      <w:tr>
-        <w:trPr>
-          <w:trHeight w:val="312"/>
-          <w:jc w:val="center"/>
-        </w:trPr>
-        <w:tc>
-          <w:tcPr>
-            <w:tcW w:w="846" w:type="dxa"/>
-            <w:tcBorders>
-              <w:top w:val="single" w:sz="4" w:space="0" w:color="auto"/>
-              <w:left w:val="single" w:sz="4" w:space="0" w:color="auto"/>
-              <w:bottom w:val="single" w:sz="4" w:space="0" w:color="auto"/>
-              <w:right w:val="single" w:sz="4" w:space="0" w:color="auto"/>
-            </w:tcBorders>
-            <w:noWrap/>
-            <w:vAlign w:val="center"/>
-            <w:hideMark/>
-          </w:tcPr>
-          <w:p>
-            <w:pPr>
-              <w:pStyle w:val="PargrafodaLista"/>
-              <w:numPr>
-                <w:ilvl w:val="0"/>
-                <w:numId w:val="5"/>
-              </w:numPr>
-              <w:spacing w:before="120" w:after="0" w:line="240" w:lineRule="auto"/>
-              <w:jc w:val="center"/>
-              <w:rPr>
-                <w:rFonts w:ascii="Arial" w:eastAsia="Times New Roman" w:hAnsi="Arial" w:cs="Arial"/>
-                <w:color w:val="000000"/>
-                <w:sz w:val="16"/>
-                <w:szCs w:val="16"/>
-                <w:lang w:eastAsia="pt-BR"/>
-              </w:rPr>
-            </w:pPr>
-          </w:p>
-        </w:tc>
-        <w:tc>
-          <w:tcPr>
-            <w:tcW w:w="7654" w:type="dxa"/>
-            <w:tcBorders>
-              <w:top w:val="single" w:sz="4" w:space="0" w:color="auto"/>
-              <w:left w:val="nil"/>
-              <w:bottom w:val="single" w:sz="4" w:space="0" w:color="auto"/>
-              <w:right w:val="single" w:sz="4" w:space="0" w:color="auto"/>
-            </w:tcBorders>
-            <w:vAlign w:val="center"/>
-            <w:hideMark/>
-          </w:tcPr>
-          <w:p>
-            <w:pPr>
-              <w:spacing w:before="120" w:after="0" w:line="360" w:lineRule="auto"/>
-              <w:rPr>
-                <w:rFonts w:ascii="Arial" w:eastAsia="Times New Roman" w:hAnsi="Arial" w:cs="Arial"/>
-                <w:color w:val="000000"/>
-                <w:sz w:val="16"/>
-                <w:szCs w:val="16"/>
-                <w:lang w:eastAsia="pt-BR"/>
-              </w:rPr>
-            </w:pPr>
-            <w:r>
-              <w:rPr>
-                <w:rFonts w:ascii="Arial" w:eastAsia="Times New Roman" w:hAnsi="Arial" w:cs="Arial"/>
-                <w:color w:val="000000"/>
-                <w:sz w:val="16"/>
-                <w:szCs w:val="16"/>
-                <w:lang w:eastAsia="pt-BR"/>
-              </w:rPr>
-              <w:t xml:space="preserve">- </w:t>
-            </w:r>
-            <w:r>
-              <w:rPr>
-                <w:rFonts w:ascii="Arial" w:eastAsia="Times New Roman" w:hAnsi="Arial" w:cs="Arial"/>
-                <w:color w:val="000000"/>
-                <w:sz w:val="16"/>
-                <w:szCs w:val="16"/>
-                <w:lang w:eastAsia="pt-BR"/>
-              </w:rPr>
-              <w:t>Disponibilização de seguro de vida e plano de saúde com cobertura nacional para toda a equipe envolvida</w:t>
-            </w:r>
-            <w:r>
-              <w:rPr>
-                <w:rFonts w:ascii="Arial" w:eastAsia="Times New Roman" w:hAnsi="Arial" w:cs="Arial"/>
-                <w:color w:val="000000"/>
-                <w:sz w:val="16"/>
-                <w:szCs w:val="16"/>
-                <w:lang w:eastAsia="pt-BR"/>
-              </w:rPr>
-              <w:t>.</w:t>
-            </w:r>
-          </w:p>
-        </w:tc>
-        <w:tc>
-          <w:tcPr>
-            <w:tcW w:w="2607" w:type="dxa"/>
-            <w:tcBorders>
-              <w:top w:val="single" w:sz="4" w:space="0" w:color="auto"/>
-              <w:left w:val="single" w:sz="4" w:space="0" w:color="auto"/>
-              <w:bottom w:val="single" w:sz="4" w:space="0" w:color="auto"/>
-              <w:right w:val="single" w:sz="4" w:space="0" w:color="auto"/>
-            </w:tcBorders>
-            <w:noWrap/>
-            <w:vAlign w:val="bottom"/>
-          </w:tcPr>
-          <w:p>
-            <w:pPr>
-              <w:spacing w:before="120" w:after="0" w:line="240" w:lineRule="auto"/>
-              <w:jc w:val="both"/>
-              <w:rPr>
-                <w:rFonts w:ascii="Arial" w:eastAsia="Times New Roman" w:hAnsi="Arial" w:cs="Arial"/>
-                <w:color w:val="000000"/>
-                <w:sz w:val="16"/>
-                <w:szCs w:val="16"/>
-                <w:lang w:eastAsia="pt-BR"/>
-              </w:rPr>
-            </w:pPr>
           </w:p>
         </w:tc>
       </w:tr>
@@ -7025,7 +4930,7 @@
                 <w:szCs w:val="16"/>
                 <w:lang w:eastAsia="pt-BR"/>
               </w:rPr>
-              <w:t xml:space="preserve">LOGÍSTICA </w:t>
+              <w:t xml:space="preserve">{{categoria_contratante}}</w:t>
             </w:r>
           </w:p>
         </w:tc>
@@ -7096,7 +5001,7 @@
                 <w:szCs w:val="16"/>
                 <w:lang w:eastAsia="pt-BR"/>
               </w:rPr>
-              <w:t xml:space="preserve">- </w:t>
+              <w:t xml:space="preserve">{{escopo_contratante}}</w:t>
             </w:r>
             <w:r>
               <w:rPr>
@@ -7105,964 +5010,7 @@
                 <w:szCs w:val="16"/>
                 <w:lang w:eastAsia="pt-BR"/>
               </w:rPr>
-              <w:t>Disponibilização de recursos para carga, descarga e movimentação dos equipamentos dentro do canteiro de obras, incluindo, quando aplicável, caminhão munck, guindastes, empilhadeiras, ponte rolante ou grua, conforme necessidade operacional;</w:t>
-            </w:r>
-          </w:p>
-        </w:tc>
-        <w:tc>
-          <w:tcPr>
-            <w:tcW w:w="2576" w:type="dxa"/>
-            <w:tcBorders>
-              <w:top w:val="single" w:sz="4" w:space="0" w:color="auto"/>
-              <w:left w:val="single" w:sz="4" w:space="0" w:color="auto"/>
-              <w:bottom w:val="single" w:sz="4" w:space="0" w:color="auto"/>
-              <w:right w:val="single" w:sz="4" w:space="0" w:color="auto"/>
-            </w:tcBorders>
-            <w:noWrap/>
-            <w:vAlign w:val="bottom"/>
-          </w:tcPr>
-          <w:p>
-            <w:pPr>
-              <w:spacing w:before="120" w:after="0" w:line="240" w:lineRule="auto"/>
-              <w:jc w:val="both"/>
-              <w:rPr>
-                <w:rFonts w:ascii="Arial" w:eastAsia="Times New Roman" w:hAnsi="Arial" w:cs="Arial"/>
-                <w:color w:val="000000"/>
-                <w:sz w:val="16"/>
-                <w:szCs w:val="16"/>
-                <w:lang w:eastAsia="pt-BR"/>
-              </w:rPr>
-            </w:pPr>
-          </w:p>
-        </w:tc>
-      </w:tr>
-      <w:tr>
-        <w:trPr>
-          <w:trHeight w:val="312"/>
-          <w:jc w:val="center"/>
-        </w:trPr>
-        <w:tc>
-          <w:tcPr>
-            <w:tcW w:w="846" w:type="dxa"/>
-            <w:tcBorders>
-              <w:top w:val="single" w:sz="4" w:space="0" w:color="auto"/>
-              <w:left w:val="single" w:sz="4" w:space="0" w:color="auto"/>
-              <w:bottom w:val="single" w:sz="4" w:space="0" w:color="auto"/>
-              <w:right w:val="single" w:sz="4" w:space="0" w:color="auto"/>
-            </w:tcBorders>
-            <w:noWrap/>
-            <w:vAlign w:val="center"/>
-          </w:tcPr>
-          <w:p>
-            <w:pPr>
-              <w:pStyle w:val="PargrafodaLista"/>
-              <w:numPr>
-                <w:ilvl w:val="0"/>
-                <w:numId w:val="6"/>
-              </w:numPr>
-              <w:spacing w:before="120" w:after="0" w:line="240" w:lineRule="auto"/>
-              <w:jc w:val="center"/>
-              <w:rPr>
-                <w:rFonts w:ascii="Arial" w:eastAsia="Times New Roman" w:hAnsi="Arial" w:cs="Arial"/>
-                <w:color w:val="000000"/>
-                <w:sz w:val="16"/>
-                <w:szCs w:val="16"/>
-                <w:lang w:eastAsia="pt-BR"/>
-              </w:rPr>
-            </w:pPr>
-          </w:p>
-        </w:tc>
-        <w:tc>
-          <w:tcPr>
-            <w:tcW w:w="7796" w:type="dxa"/>
-            <w:tcBorders>
-              <w:top w:val="single" w:sz="4" w:space="0" w:color="auto"/>
-              <w:left w:val="nil"/>
-              <w:bottom w:val="single" w:sz="4" w:space="0" w:color="auto"/>
-              <w:right w:val="single" w:sz="4" w:space="0" w:color="auto"/>
-            </w:tcBorders>
-            <w:vAlign w:val="center"/>
-          </w:tcPr>
-          <w:p>
-            <w:pPr>
-              <w:spacing w:before="120" w:after="0" w:line="360" w:lineRule="auto"/>
-              <w:rPr>
-                <w:rFonts w:ascii="Arial" w:hAnsi="Arial" w:cs="Arial"/>
-                <w:sz w:val="16"/>
-                <w:szCs w:val="16"/>
-                <w:lang w:eastAsia="pt-BR"/>
-              </w:rPr>
-            </w:pPr>
-            <w:r>
-              <w:rPr>
-                <w:rFonts w:ascii="Arial" w:eastAsia="Times New Roman" w:hAnsi="Arial" w:cs="Arial"/>
-                <w:color w:val="000000"/>
-                <w:sz w:val="16"/>
-                <w:szCs w:val="16"/>
-                <w:lang w:eastAsia="pt-BR"/>
-              </w:rPr>
-              <w:t xml:space="preserve">- </w:t>
-            </w:r>
-            <w:r>
-              <w:rPr>
-                <w:rFonts w:ascii="Arial" w:eastAsia="Times New Roman" w:hAnsi="Arial" w:cs="Arial"/>
-                <w:color w:val="000000"/>
-                <w:sz w:val="16"/>
-                <w:szCs w:val="16"/>
-                <w:lang w:eastAsia="pt-BR"/>
-              </w:rPr>
-              <w:t>Alimentação da equipe</w:t>
-            </w:r>
-            <w:r>
-              <w:rPr>
-                <w:rFonts w:ascii="Arial" w:eastAsia="Times New Roman" w:hAnsi="Arial" w:cs="Arial"/>
-                <w:color w:val="000000"/>
-                <w:sz w:val="16"/>
-                <w:szCs w:val="16"/>
-                <w:lang w:eastAsia="pt-BR"/>
-              </w:rPr>
-              <w:t>, durante a jornada de trabalho,</w:t>
-            </w:r>
-            <w:r>
-              <w:rPr>
-                <w:rFonts w:ascii="Arial" w:eastAsia="Times New Roman" w:hAnsi="Arial" w:cs="Arial"/>
-                <w:color w:val="000000"/>
-                <w:sz w:val="16"/>
-                <w:szCs w:val="16"/>
-                <w:lang w:eastAsia="pt-BR"/>
-              </w:rPr>
-              <w:t xml:space="preserve"> </w:t>
-            </w:r>
-            <w:r>
-              <w:rPr>
-                <w:rFonts w:ascii="Arial" w:eastAsia="Times New Roman" w:hAnsi="Arial" w:cs="Arial"/>
-                <w:color w:val="000000"/>
-                <w:sz w:val="16"/>
-                <w:szCs w:val="16"/>
-                <w:lang w:eastAsia="pt-BR"/>
-              </w:rPr>
-              <w:t xml:space="preserve">dentro </w:t>
-            </w:r>
-            <w:r>
-              <w:rPr>
-                <w:rFonts w:ascii="Arial" w:eastAsia="Times New Roman" w:hAnsi="Arial" w:cs="Arial"/>
-                <w:color w:val="000000"/>
-                <w:sz w:val="16"/>
-                <w:szCs w:val="16"/>
-                <w:lang w:eastAsia="pt-BR"/>
-              </w:rPr>
-              <w:t>d</w:t>
-            </w:r>
-            <w:r>
-              <w:rPr>
-                <w:rFonts w:ascii="Arial" w:eastAsia="Times New Roman" w:hAnsi="Arial" w:cs="Arial"/>
-                <w:color w:val="000000"/>
-                <w:sz w:val="16"/>
-                <w:szCs w:val="16"/>
-                <w:lang w:eastAsia="pt-BR"/>
-              </w:rPr>
-              <w:t>o</w:t>
-            </w:r>
-            <w:r>
-              <w:rPr>
-                <w:rFonts w:ascii="Arial" w:eastAsia="Times New Roman" w:hAnsi="Arial" w:cs="Arial"/>
-                <w:color w:val="000000"/>
-                <w:sz w:val="16"/>
-                <w:szCs w:val="16"/>
-                <w:lang w:eastAsia="pt-BR"/>
-              </w:rPr>
-              <w:t xml:space="preserve"> </w:t>
-            </w:r>
-            <w:r>
-              <w:rPr>
-                <w:rFonts w:ascii="Arial" w:eastAsia="Times New Roman" w:hAnsi="Arial" w:cs="Arial"/>
-                <w:color w:val="000000"/>
-                <w:sz w:val="16"/>
-                <w:szCs w:val="16"/>
-                <w:lang w:eastAsia="pt-BR"/>
-              </w:rPr>
-              <w:t>site conforme turno (almoço/janta)</w:t>
-            </w:r>
-            <w:r>
-              <w:rPr>
-                <w:rFonts w:ascii="Arial" w:eastAsia="Times New Roman" w:hAnsi="Arial" w:cs="Arial"/>
-                <w:color w:val="000000"/>
-                <w:sz w:val="16"/>
-                <w:szCs w:val="16"/>
-                <w:lang w:eastAsia="pt-BR"/>
-              </w:rPr>
-              <w:t>;</w:t>
-            </w:r>
-          </w:p>
-        </w:tc>
-        <w:tc>
-          <w:tcPr>
-            <w:tcW w:w="2576" w:type="dxa"/>
-            <w:tcBorders>
-              <w:top w:val="single" w:sz="4" w:space="0" w:color="auto"/>
-              <w:left w:val="single" w:sz="4" w:space="0" w:color="auto"/>
-              <w:bottom w:val="single" w:sz="4" w:space="0" w:color="auto"/>
-              <w:right w:val="single" w:sz="4" w:space="0" w:color="auto"/>
-            </w:tcBorders>
-            <w:noWrap/>
-            <w:vAlign w:val="bottom"/>
-          </w:tcPr>
-          <w:p>
-            <w:pPr>
-              <w:spacing w:before="120" w:after="0" w:line="240" w:lineRule="auto"/>
-              <w:jc w:val="both"/>
-              <w:rPr>
-                <w:rFonts w:ascii="Arial" w:eastAsia="Times New Roman" w:hAnsi="Arial" w:cs="Arial"/>
-                <w:color w:val="000000"/>
-                <w:sz w:val="16"/>
-                <w:szCs w:val="16"/>
-                <w:lang w:eastAsia="pt-BR"/>
-              </w:rPr>
-            </w:pPr>
-          </w:p>
-        </w:tc>
-      </w:tr>
-      <w:tr>
-        <w:trPr>
-          <w:trHeight w:val="312"/>
-          <w:jc w:val="center"/>
-        </w:trPr>
-        <w:tc>
-          <w:tcPr>
-            <w:tcW w:w="11218" w:type="dxa"/>
-            <w:gridSpan w:val="3"/>
-            <w:tcBorders>
-              <w:top w:val="single" w:sz="4" w:space="0" w:color="auto"/>
-              <w:left w:val="single" w:sz="4" w:space="0" w:color="auto"/>
-              <w:bottom w:val="single" w:sz="4" w:space="0" w:color="auto"/>
-              <w:right w:val="single" w:sz="4" w:space="0" w:color="auto"/>
-            </w:tcBorders>
-            <w:shd w:val="clear" w:color="auto" w:fill="9CC2E5" w:themeFill="accent1" w:themeFillTint="99"/>
-            <w:noWrap/>
-            <w:vAlign w:val="center"/>
-          </w:tcPr>
-          <w:p>
-            <w:pPr>
-              <w:spacing w:before="120" w:after="0" w:line="240" w:lineRule="auto"/>
-              <w:jc w:val="both"/>
-              <w:rPr>
-                <w:rFonts w:ascii="Arial" w:eastAsia="Times New Roman" w:hAnsi="Arial" w:cs="Arial"/>
-                <w:color w:val="000000"/>
-                <w:sz w:val="16"/>
-                <w:szCs w:val="16"/>
-                <w:lang w:eastAsia="pt-BR"/>
-              </w:rPr>
-            </w:pPr>
-            <w:r>
-              <w:rPr>
-                <w:rFonts w:ascii="Arial" w:eastAsia="Times New Roman" w:hAnsi="Arial" w:cs="Arial"/>
-                <w:b/>
-                <w:color w:val="000000"/>
-                <w:sz w:val="16"/>
-                <w:szCs w:val="16"/>
-                <w:lang w:eastAsia="pt-BR"/>
-              </w:rPr>
-              <w:t>MÃO DE OBRA E EQUIPE TÉCNICA</w:t>
-            </w:r>
-          </w:p>
-        </w:tc>
-      </w:tr>
-      <w:tr>
-        <w:trPr>
-          <w:trHeight w:val="312"/>
-          <w:jc w:val="center"/>
-        </w:trPr>
-        <w:tc>
-          <w:tcPr>
-            <w:tcW w:w="846" w:type="dxa"/>
-            <w:tcBorders>
-              <w:top w:val="single" w:sz="4" w:space="0" w:color="auto"/>
-              <w:left w:val="single" w:sz="4" w:space="0" w:color="auto"/>
-              <w:bottom w:val="single" w:sz="4" w:space="0" w:color="auto"/>
-              <w:right w:val="single" w:sz="4" w:space="0" w:color="auto"/>
-            </w:tcBorders>
-            <w:noWrap/>
-            <w:vAlign w:val="center"/>
-            <w:hideMark/>
-          </w:tcPr>
-          <w:p>
-            <w:pPr>
-              <w:pStyle w:val="PargrafodaLista"/>
-              <w:numPr>
-                <w:ilvl w:val="0"/>
-                <w:numId w:val="6"/>
-              </w:numPr>
-              <w:spacing w:before="120" w:after="0" w:line="240" w:lineRule="auto"/>
-              <w:jc w:val="center"/>
-              <w:rPr>
-                <w:rFonts w:ascii="Arial" w:eastAsia="Times New Roman" w:hAnsi="Arial" w:cs="Arial"/>
-                <w:color w:val="000000"/>
-                <w:sz w:val="16"/>
-                <w:szCs w:val="16"/>
-                <w:lang w:eastAsia="pt-BR"/>
-              </w:rPr>
-            </w:pPr>
-          </w:p>
-        </w:tc>
-        <w:tc>
-          <w:tcPr>
-            <w:tcW w:w="7796" w:type="dxa"/>
-            <w:tcBorders>
-              <w:top w:val="single" w:sz="4" w:space="0" w:color="auto"/>
-              <w:left w:val="nil"/>
-              <w:bottom w:val="single" w:sz="4" w:space="0" w:color="auto"/>
-              <w:right w:val="single" w:sz="4" w:space="0" w:color="auto"/>
-            </w:tcBorders>
-            <w:vAlign w:val="center"/>
-            <w:hideMark/>
-          </w:tcPr>
-          <w:p>
-            <w:pPr>
-              <w:spacing w:before="120" w:after="0" w:line="360" w:lineRule="auto"/>
-              <w:rPr>
-                <w:rFonts w:ascii="Arial" w:eastAsia="Times New Roman" w:hAnsi="Arial" w:cs="Arial"/>
-                <w:sz w:val="16"/>
-                <w:szCs w:val="16"/>
-                <w:lang w:eastAsia="pt-BR"/>
-              </w:rPr>
-            </w:pPr>
-            <w:r>
-              <w:rPr>
-                <w:rFonts w:ascii="Arial" w:eastAsia="Times New Roman" w:hAnsi="Arial" w:cs="Arial"/>
-                <w:sz w:val="16"/>
-                <w:szCs w:val="16"/>
-                <w:lang w:eastAsia="pt-BR"/>
-              </w:rPr>
-              <w:t xml:space="preserve">- </w:t>
-            </w:r>
-            <w:r>
-              <w:rPr>
-                <w:rFonts w:ascii="Arial" w:eastAsia="Times New Roman" w:hAnsi="Arial" w:cs="Arial"/>
-                <w:sz w:val="16"/>
-                <w:szCs w:val="16"/>
-                <w:lang w:eastAsia="pt-BR"/>
-              </w:rPr>
-              <w:t xml:space="preserve">Disponibilização de </w:t>
-            </w:r>
-            <w:r>
-              <w:rPr>
-                <w:rFonts w:ascii="Arial" w:eastAsia="Times New Roman" w:hAnsi="Arial" w:cs="Arial"/>
-                <w:b/>
-                <w:bCs/>
-                <w:sz w:val="16"/>
-                <w:szCs w:val="16"/>
-                <w:lang w:eastAsia="pt-BR"/>
-              </w:rPr>
-              <w:t>02 (dois) colaboradores</w:t>
-            </w:r>
-            <w:r>
-              <w:rPr>
-                <w:rFonts w:ascii="Arial" w:eastAsia="Times New Roman" w:hAnsi="Arial" w:cs="Arial"/>
-                <w:sz w:val="16"/>
-                <w:szCs w:val="16"/>
-                <w:lang w:eastAsia="pt-BR"/>
-              </w:rPr>
-              <w:t xml:space="preserve"> para acompanhamento e apoio nas atividades de montagem de peças, mangueiras, tubulações e interligações provisórias;</w:t>
-            </w:r>
-          </w:p>
-        </w:tc>
-        <w:tc>
-          <w:tcPr>
-            <w:tcW w:w="2576" w:type="dxa"/>
-            <w:tcBorders>
-              <w:top w:val="single" w:sz="4" w:space="0" w:color="auto"/>
-              <w:left w:val="single" w:sz="4" w:space="0" w:color="auto"/>
-              <w:bottom w:val="single" w:sz="4" w:space="0" w:color="auto"/>
-              <w:right w:val="single" w:sz="4" w:space="0" w:color="auto"/>
-            </w:tcBorders>
-            <w:noWrap/>
-            <w:vAlign w:val="bottom"/>
-          </w:tcPr>
-          <w:p>
-            <w:pPr>
-              <w:spacing w:before="120" w:after="0" w:line="240" w:lineRule="auto"/>
-              <w:jc w:val="both"/>
-              <w:rPr>
-                <w:rFonts w:ascii="Arial" w:eastAsia="Times New Roman" w:hAnsi="Arial" w:cs="Arial"/>
-                <w:color w:val="000000"/>
-                <w:sz w:val="16"/>
-                <w:szCs w:val="16"/>
-                <w:lang w:eastAsia="pt-BR"/>
-              </w:rPr>
-            </w:pPr>
-          </w:p>
-        </w:tc>
-      </w:tr>
-      <w:tr>
-        <w:trPr>
-          <w:trHeight w:val="312"/>
-          <w:jc w:val="center"/>
-        </w:trPr>
-        <w:tc>
-          <w:tcPr>
-            <w:tcW w:w="846" w:type="dxa"/>
-            <w:tcBorders>
-              <w:top w:val="single" w:sz="4" w:space="0" w:color="auto"/>
-              <w:left w:val="single" w:sz="4" w:space="0" w:color="auto"/>
-              <w:bottom w:val="single" w:sz="4" w:space="0" w:color="auto"/>
-              <w:right w:val="single" w:sz="4" w:space="0" w:color="auto"/>
-            </w:tcBorders>
-            <w:noWrap/>
-            <w:vAlign w:val="center"/>
-          </w:tcPr>
-          <w:p>
-            <w:pPr>
-              <w:pStyle w:val="PargrafodaLista"/>
-              <w:numPr>
-                <w:ilvl w:val="0"/>
-                <w:numId w:val="6"/>
-              </w:numPr>
-              <w:spacing w:before="120" w:after="0" w:line="240" w:lineRule="auto"/>
-              <w:jc w:val="center"/>
-              <w:rPr>
-                <w:rFonts w:ascii="Arial" w:eastAsia="Times New Roman" w:hAnsi="Arial" w:cs="Arial"/>
-                <w:color w:val="000000"/>
-                <w:sz w:val="16"/>
-                <w:szCs w:val="16"/>
-                <w:lang w:eastAsia="pt-BR"/>
-              </w:rPr>
-            </w:pPr>
-          </w:p>
-        </w:tc>
-        <w:tc>
-          <w:tcPr>
-            <w:tcW w:w="7796" w:type="dxa"/>
-            <w:tcBorders>
-              <w:top w:val="single" w:sz="4" w:space="0" w:color="auto"/>
-              <w:left w:val="nil"/>
-              <w:bottom w:val="single" w:sz="4" w:space="0" w:color="auto"/>
-              <w:right w:val="single" w:sz="4" w:space="0" w:color="auto"/>
-            </w:tcBorders>
-            <w:vAlign w:val="center"/>
-          </w:tcPr>
-          <w:p>
-            <w:pPr>
-              <w:spacing w:before="120" w:after="0" w:line="360" w:lineRule="auto"/>
-              <w:rPr>
-                <w:rFonts w:ascii="Arial" w:eastAsia="Times New Roman" w:hAnsi="Arial" w:cs="Arial"/>
-                <w:color w:val="000000"/>
-                <w:sz w:val="16"/>
-                <w:szCs w:val="16"/>
-                <w:lang w:eastAsia="pt-BR"/>
-              </w:rPr>
-            </w:pPr>
-            <w:r>
-              <w:rPr>
-                <w:rFonts w:ascii="Arial" w:eastAsia="Times New Roman" w:hAnsi="Arial" w:cs="Arial"/>
-                <w:color w:val="000000"/>
-                <w:sz w:val="16"/>
-                <w:szCs w:val="16"/>
-                <w:lang w:eastAsia="pt-BR"/>
-              </w:rPr>
-              <w:t xml:space="preserve">- </w:t>
-            </w:r>
-            <w:r>
-              <w:rPr>
-                <w:rFonts w:ascii="Arial" w:eastAsia="Times New Roman" w:hAnsi="Arial" w:cs="Arial"/>
-                <w:color w:val="000000"/>
-                <w:sz w:val="16"/>
-                <w:szCs w:val="16"/>
-                <w:lang w:eastAsia="pt-BR"/>
-              </w:rPr>
-              <w:t>Disponibilização de eletricista habilitado para realização de ligações elétricas, instalações provisórias e pequenos reparos em equipamentos, quando previamente autorizados pela Filtrovali;</w:t>
-            </w:r>
-          </w:p>
-        </w:tc>
-        <w:tc>
-          <w:tcPr>
-            <w:tcW w:w="2576" w:type="dxa"/>
-            <w:tcBorders>
-              <w:top w:val="single" w:sz="4" w:space="0" w:color="auto"/>
-              <w:left w:val="single" w:sz="4" w:space="0" w:color="auto"/>
-              <w:bottom w:val="single" w:sz="4" w:space="0" w:color="auto"/>
-              <w:right w:val="single" w:sz="4" w:space="0" w:color="auto"/>
-            </w:tcBorders>
-            <w:noWrap/>
-            <w:vAlign w:val="bottom"/>
-          </w:tcPr>
-          <w:p>
-            <w:pPr>
-              <w:spacing w:before="120" w:after="0" w:line="240" w:lineRule="auto"/>
-              <w:jc w:val="both"/>
-              <w:rPr>
-                <w:rFonts w:ascii="Arial" w:eastAsia="Times New Roman" w:hAnsi="Arial" w:cs="Arial"/>
-                <w:color w:val="000000"/>
-                <w:sz w:val="16"/>
-                <w:szCs w:val="16"/>
-                <w:lang w:eastAsia="pt-BR"/>
-              </w:rPr>
-            </w:pPr>
-          </w:p>
-        </w:tc>
-      </w:tr>
-      <w:tr>
-        <w:trPr>
-          <w:trHeight w:val="312"/>
-          <w:jc w:val="center"/>
-        </w:trPr>
-        <w:tc>
-          <w:tcPr>
-            <w:tcW w:w="846" w:type="dxa"/>
-            <w:tcBorders>
-              <w:top w:val="single" w:sz="4" w:space="0" w:color="auto"/>
-              <w:left w:val="single" w:sz="4" w:space="0" w:color="auto"/>
-              <w:bottom w:val="single" w:sz="4" w:space="0" w:color="auto"/>
-              <w:right w:val="single" w:sz="4" w:space="0" w:color="auto"/>
-            </w:tcBorders>
-            <w:noWrap/>
-            <w:vAlign w:val="center"/>
-          </w:tcPr>
-          <w:p>
-            <w:pPr>
-              <w:pStyle w:val="PargrafodaLista"/>
-              <w:numPr>
-                <w:ilvl w:val="0"/>
-                <w:numId w:val="6"/>
-              </w:numPr>
-              <w:spacing w:before="120" w:after="0" w:line="240" w:lineRule="auto"/>
-              <w:jc w:val="center"/>
-              <w:rPr>
-                <w:rFonts w:ascii="Arial" w:eastAsia="Times New Roman" w:hAnsi="Arial" w:cs="Arial"/>
-                <w:color w:val="000000"/>
-                <w:sz w:val="16"/>
-                <w:szCs w:val="16"/>
-                <w:lang w:eastAsia="pt-BR"/>
-              </w:rPr>
-            </w:pPr>
-          </w:p>
-        </w:tc>
-        <w:tc>
-          <w:tcPr>
-            <w:tcW w:w="7796" w:type="dxa"/>
-            <w:tcBorders>
-              <w:top w:val="single" w:sz="4" w:space="0" w:color="auto"/>
-              <w:left w:val="nil"/>
-              <w:bottom w:val="single" w:sz="4" w:space="0" w:color="auto"/>
-              <w:right w:val="single" w:sz="4" w:space="0" w:color="auto"/>
-            </w:tcBorders>
-            <w:vAlign w:val="center"/>
-          </w:tcPr>
-          <w:p>
-            <w:pPr>
-              <w:spacing w:before="120" w:after="0" w:line="360" w:lineRule="auto"/>
-              <w:rPr>
-                <w:rFonts w:ascii="Arial" w:eastAsia="Times New Roman" w:hAnsi="Arial" w:cs="Arial"/>
-                <w:color w:val="000000"/>
-                <w:sz w:val="16"/>
-                <w:szCs w:val="16"/>
-                <w:lang w:eastAsia="pt-BR"/>
-              </w:rPr>
-            </w:pPr>
-            <w:r>
-              <w:rPr>
-                <w:rFonts w:ascii="Arial" w:eastAsia="Times New Roman" w:hAnsi="Arial" w:cs="Arial"/>
-                <w:color w:val="000000"/>
-                <w:sz w:val="16"/>
-                <w:szCs w:val="16"/>
-                <w:lang w:eastAsia="pt-BR"/>
-              </w:rPr>
-              <w:t xml:space="preserve">- </w:t>
-            </w:r>
-            <w:r>
-              <w:rPr>
-                <w:rFonts w:ascii="Arial" w:eastAsia="Times New Roman" w:hAnsi="Arial" w:cs="Arial"/>
-                <w:color w:val="000000"/>
-                <w:sz w:val="16"/>
-                <w:szCs w:val="16"/>
-                <w:lang w:eastAsia="pt-BR"/>
-              </w:rPr>
-              <w:t>Disponibilização de técnico de segurança do trabalho, quando exigido pelas condições da obra ou diretrizes da Contratante;</w:t>
-            </w:r>
-          </w:p>
-        </w:tc>
-        <w:tc>
-          <w:tcPr>
-            <w:tcW w:w="2576" w:type="dxa"/>
-            <w:tcBorders>
-              <w:top w:val="single" w:sz="4" w:space="0" w:color="auto"/>
-              <w:left w:val="single" w:sz="4" w:space="0" w:color="auto"/>
-              <w:bottom w:val="single" w:sz="4" w:space="0" w:color="auto"/>
-              <w:right w:val="single" w:sz="4" w:space="0" w:color="auto"/>
-            </w:tcBorders>
-            <w:noWrap/>
-            <w:vAlign w:val="bottom"/>
-          </w:tcPr>
-          <w:p>
-            <w:pPr>
-              <w:spacing w:before="120" w:after="0" w:line="240" w:lineRule="auto"/>
-              <w:jc w:val="both"/>
-              <w:rPr>
-                <w:rFonts w:ascii="Arial" w:eastAsia="Times New Roman" w:hAnsi="Arial" w:cs="Arial"/>
-                <w:color w:val="000000"/>
-                <w:sz w:val="16"/>
-                <w:szCs w:val="16"/>
-                <w:lang w:eastAsia="pt-BR"/>
-              </w:rPr>
-            </w:pPr>
-          </w:p>
-        </w:tc>
-      </w:tr>
-      <w:tr>
-        <w:trPr>
-          <w:trHeight w:val="312"/>
-          <w:jc w:val="center"/>
-        </w:trPr>
-        <w:tc>
-          <w:tcPr>
-            <w:tcW w:w="846" w:type="dxa"/>
-            <w:tcBorders>
-              <w:top w:val="single" w:sz="4" w:space="0" w:color="auto"/>
-              <w:left w:val="single" w:sz="4" w:space="0" w:color="auto"/>
-              <w:bottom w:val="single" w:sz="4" w:space="0" w:color="auto"/>
-              <w:right w:val="single" w:sz="4" w:space="0" w:color="auto"/>
-            </w:tcBorders>
-            <w:noWrap/>
-            <w:vAlign w:val="center"/>
-          </w:tcPr>
-          <w:p>
-            <w:pPr>
-              <w:pStyle w:val="PargrafodaLista"/>
-              <w:numPr>
-                <w:ilvl w:val="0"/>
-                <w:numId w:val="6"/>
-              </w:numPr>
-              <w:spacing w:before="120" w:after="0" w:line="240" w:lineRule="auto"/>
-              <w:jc w:val="center"/>
-              <w:rPr>
-                <w:rFonts w:ascii="Arial" w:eastAsia="Times New Roman" w:hAnsi="Arial" w:cs="Arial"/>
-                <w:color w:val="000000"/>
-                <w:sz w:val="16"/>
-                <w:szCs w:val="16"/>
-                <w:lang w:eastAsia="pt-BR"/>
-              </w:rPr>
-            </w:pPr>
-          </w:p>
-        </w:tc>
-        <w:tc>
-          <w:tcPr>
-            <w:tcW w:w="7796" w:type="dxa"/>
-            <w:tcBorders>
-              <w:top w:val="single" w:sz="4" w:space="0" w:color="auto"/>
-              <w:left w:val="nil"/>
-              <w:bottom w:val="single" w:sz="4" w:space="0" w:color="auto"/>
-              <w:right w:val="single" w:sz="4" w:space="0" w:color="auto"/>
-            </w:tcBorders>
-            <w:vAlign w:val="center"/>
-          </w:tcPr>
-          <w:p>
-            <w:pPr>
-              <w:spacing w:before="120" w:after="0" w:line="360" w:lineRule="auto"/>
-              <w:rPr>
-                <w:rFonts w:ascii="Arial" w:eastAsia="Times New Roman" w:hAnsi="Arial" w:cs="Arial"/>
-                <w:color w:val="000000"/>
-                <w:sz w:val="16"/>
-                <w:szCs w:val="16"/>
-                <w:lang w:eastAsia="pt-BR"/>
-              </w:rPr>
-            </w:pPr>
-            <w:r>
-              <w:rPr>
-                <w:rFonts w:ascii="Arial" w:eastAsia="Times New Roman" w:hAnsi="Arial" w:cs="Arial"/>
-                <w:color w:val="000000"/>
-                <w:sz w:val="16"/>
-                <w:szCs w:val="16"/>
-                <w:lang w:eastAsia="pt-BR"/>
-              </w:rPr>
-              <w:t xml:space="preserve">- </w:t>
-            </w:r>
-            <w:r>
-              <w:rPr>
-                <w:rFonts w:ascii="Arial" w:eastAsia="Times New Roman" w:hAnsi="Arial" w:cs="Arial"/>
-                <w:color w:val="000000"/>
-                <w:sz w:val="16"/>
-                <w:szCs w:val="16"/>
-                <w:lang w:eastAsia="pt-BR"/>
-              </w:rPr>
-              <w:t>Execução de serviços de caldeiraria necessários à fabricação, adequação e instalação de conexões e interligações provisórias;</w:t>
-            </w:r>
-          </w:p>
-        </w:tc>
-        <w:tc>
-          <w:tcPr>
-            <w:tcW w:w="2576" w:type="dxa"/>
-            <w:tcBorders>
-              <w:top w:val="single" w:sz="4" w:space="0" w:color="auto"/>
-              <w:left w:val="single" w:sz="4" w:space="0" w:color="auto"/>
-              <w:bottom w:val="single" w:sz="4" w:space="0" w:color="auto"/>
-              <w:right w:val="single" w:sz="4" w:space="0" w:color="auto"/>
-            </w:tcBorders>
-            <w:noWrap/>
-            <w:vAlign w:val="bottom"/>
-          </w:tcPr>
-          <w:p>
-            <w:pPr>
-              <w:spacing w:before="120" w:after="0" w:line="240" w:lineRule="auto"/>
-              <w:jc w:val="both"/>
-              <w:rPr>
-                <w:rFonts w:ascii="Arial" w:eastAsia="Times New Roman" w:hAnsi="Arial" w:cs="Arial"/>
-                <w:color w:val="000000"/>
-                <w:sz w:val="16"/>
-                <w:szCs w:val="16"/>
-                <w:lang w:eastAsia="pt-BR"/>
-              </w:rPr>
-            </w:pPr>
-          </w:p>
-        </w:tc>
-      </w:tr>
-      <w:tr>
-        <w:trPr>
-          <w:trHeight w:val="312"/>
-          <w:jc w:val="center"/>
-        </w:trPr>
-        <w:tc>
-          <w:tcPr>
-            <w:tcW w:w="11218" w:type="dxa"/>
-            <w:gridSpan w:val="3"/>
-            <w:tcBorders>
-              <w:top w:val="single" w:sz="4" w:space="0" w:color="auto"/>
-              <w:left w:val="single" w:sz="4" w:space="0" w:color="auto"/>
-              <w:bottom w:val="single" w:sz="4" w:space="0" w:color="auto"/>
-              <w:right w:val="single" w:sz="4" w:space="0" w:color="auto"/>
-            </w:tcBorders>
-            <w:shd w:val="clear" w:color="auto" w:fill="9CC2E5" w:themeFill="accent1" w:themeFillTint="99"/>
-            <w:noWrap/>
-            <w:vAlign w:val="center"/>
-          </w:tcPr>
-          <w:p>
-            <w:pPr>
-              <w:spacing w:before="120" w:after="0" w:line="240" w:lineRule="auto"/>
-              <w:jc w:val="both"/>
-              <w:rPr>
-                <w:rFonts w:ascii="Arial" w:eastAsia="Times New Roman" w:hAnsi="Arial" w:cs="Arial"/>
-                <w:color w:val="000000"/>
-                <w:sz w:val="16"/>
-                <w:szCs w:val="16"/>
-                <w:lang w:eastAsia="pt-BR"/>
-              </w:rPr>
-            </w:pPr>
-            <w:r>
-              <w:rPr>
-                <w:rFonts w:ascii="Arial" w:eastAsia="Times New Roman" w:hAnsi="Arial" w:cs="Arial"/>
-                <w:b/>
-                <w:color w:val="000000"/>
-                <w:sz w:val="16"/>
-                <w:szCs w:val="16"/>
-                <w:lang w:eastAsia="pt-BR"/>
-              </w:rPr>
-              <w:t>EQUIPAMENTOS E FERRAMENTAS</w:t>
-            </w:r>
-          </w:p>
-        </w:tc>
-      </w:tr>
-      <w:tr>
-        <w:trPr>
-          <w:trHeight w:val="312"/>
-          <w:jc w:val="center"/>
-        </w:trPr>
-        <w:tc>
-          <w:tcPr>
-            <w:tcW w:w="846" w:type="dxa"/>
-            <w:tcBorders>
-              <w:top w:val="single" w:sz="4" w:space="0" w:color="auto"/>
-              <w:left w:val="single" w:sz="4" w:space="0" w:color="auto"/>
-              <w:bottom w:val="single" w:sz="4" w:space="0" w:color="auto"/>
-              <w:right w:val="single" w:sz="4" w:space="0" w:color="auto"/>
-            </w:tcBorders>
-            <w:noWrap/>
-            <w:vAlign w:val="center"/>
-          </w:tcPr>
-          <w:p>
-            <w:pPr>
-              <w:pStyle w:val="PargrafodaLista"/>
-              <w:numPr>
-                <w:ilvl w:val="0"/>
-                <w:numId w:val="6"/>
-              </w:numPr>
-              <w:spacing w:before="120" w:after="0" w:line="240" w:lineRule="auto"/>
-              <w:jc w:val="center"/>
-              <w:rPr>
-                <w:rFonts w:ascii="Arial" w:eastAsia="Times New Roman" w:hAnsi="Arial" w:cs="Arial"/>
-                <w:color w:val="000000"/>
-                <w:sz w:val="16"/>
-                <w:szCs w:val="16"/>
-                <w:lang w:eastAsia="pt-BR"/>
-              </w:rPr>
-            </w:pPr>
-          </w:p>
-        </w:tc>
-        <w:tc>
-          <w:tcPr>
-            <w:tcW w:w="7796" w:type="dxa"/>
-            <w:tcBorders>
-              <w:top w:val="single" w:sz="4" w:space="0" w:color="auto"/>
-              <w:left w:val="nil"/>
-              <w:bottom w:val="single" w:sz="4" w:space="0" w:color="auto"/>
-              <w:right w:val="single" w:sz="4" w:space="0" w:color="auto"/>
-            </w:tcBorders>
-            <w:vAlign w:val="center"/>
-          </w:tcPr>
-          <w:p>
-            <w:pPr>
-              <w:spacing w:before="120" w:after="0" w:line="360" w:lineRule="auto"/>
-              <w:rPr>
-                <w:rFonts w:ascii="Arial" w:eastAsia="Times New Roman" w:hAnsi="Arial" w:cs="Arial"/>
-                <w:color w:val="000000"/>
-                <w:sz w:val="16"/>
-                <w:szCs w:val="16"/>
-                <w:lang w:eastAsia="pt-BR"/>
-              </w:rPr>
-            </w:pPr>
-            <w:r>
-              <w:rPr>
-                <w:rFonts w:ascii="Arial" w:eastAsia="Times New Roman" w:hAnsi="Arial" w:cs="Arial"/>
-                <w:color w:val="000000"/>
-                <w:sz w:val="16"/>
-                <w:szCs w:val="16"/>
-                <w:lang w:eastAsia="pt-BR"/>
-              </w:rPr>
-              <w:t xml:space="preserve">- </w:t>
-            </w:r>
-            <w:r>
-              <w:rPr>
-                <w:rFonts w:ascii="Arial" w:eastAsia="Times New Roman" w:hAnsi="Arial" w:cs="Arial"/>
-                <w:color w:val="000000"/>
-                <w:sz w:val="16"/>
-                <w:szCs w:val="16"/>
-                <w:lang w:eastAsia="pt-BR"/>
-              </w:rPr>
-              <w:t xml:space="preserve">Fornecimento de materiais para montagem dos provisórios, incluindo </w:t>
-            </w:r>
-            <w:r>
-              <w:rPr>
-                <w:rFonts w:ascii="Arial" w:eastAsia="Times New Roman" w:hAnsi="Arial" w:cs="Arial"/>
-                <w:color w:val="000000"/>
-                <w:sz w:val="16"/>
-                <w:szCs w:val="16"/>
-                <w:lang w:eastAsia="pt-BR"/>
-              </w:rPr>
-              <w:t xml:space="preserve">pedaços de </w:t>
-            </w:r>
-            <w:r>
-              <w:rPr>
-                <w:rFonts w:ascii="Arial" w:eastAsia="Times New Roman" w:hAnsi="Arial" w:cs="Arial"/>
-                <w:color w:val="000000"/>
-                <w:sz w:val="16"/>
-                <w:szCs w:val="16"/>
-                <w:lang w:eastAsia="pt-BR"/>
-              </w:rPr>
-              <w:t>tubos, flanges, juntas, parafusos, porcas e válvulas;</w:t>
-            </w:r>
-          </w:p>
-        </w:tc>
-        <w:tc>
-          <w:tcPr>
-            <w:tcW w:w="2576" w:type="dxa"/>
-            <w:tcBorders>
-              <w:top w:val="single" w:sz="4" w:space="0" w:color="auto"/>
-              <w:left w:val="single" w:sz="4" w:space="0" w:color="auto"/>
-              <w:bottom w:val="single" w:sz="4" w:space="0" w:color="auto"/>
-              <w:right w:val="single" w:sz="4" w:space="0" w:color="auto"/>
-            </w:tcBorders>
-            <w:noWrap/>
-            <w:vAlign w:val="bottom"/>
-          </w:tcPr>
-          <w:p>
-            <w:pPr>
-              <w:spacing w:before="120" w:after="0" w:line="240" w:lineRule="auto"/>
-              <w:jc w:val="both"/>
-              <w:rPr>
-                <w:rFonts w:ascii="Arial" w:eastAsia="Times New Roman" w:hAnsi="Arial" w:cs="Arial"/>
-                <w:color w:val="000000"/>
-                <w:sz w:val="16"/>
-                <w:szCs w:val="16"/>
-                <w:lang w:eastAsia="pt-BR"/>
-              </w:rPr>
-            </w:pPr>
-          </w:p>
-        </w:tc>
-      </w:tr>
-      <w:tr>
-        <w:trPr>
-          <w:trHeight w:val="312"/>
-          <w:jc w:val="center"/>
-        </w:trPr>
-        <w:tc>
-          <w:tcPr>
-            <w:tcW w:w="846" w:type="dxa"/>
-            <w:tcBorders>
-              <w:top w:val="single" w:sz="4" w:space="0" w:color="auto"/>
-              <w:left w:val="single" w:sz="4" w:space="0" w:color="auto"/>
-              <w:bottom w:val="single" w:sz="4" w:space="0" w:color="auto"/>
-              <w:right w:val="single" w:sz="4" w:space="0" w:color="auto"/>
-            </w:tcBorders>
-            <w:noWrap/>
-            <w:vAlign w:val="center"/>
-          </w:tcPr>
-          <w:p>
-            <w:pPr>
-              <w:pStyle w:val="PargrafodaLista"/>
-              <w:numPr>
-                <w:ilvl w:val="0"/>
-                <w:numId w:val="6"/>
-              </w:numPr>
-              <w:spacing w:before="120" w:after="0" w:line="240" w:lineRule="auto"/>
-              <w:jc w:val="center"/>
-              <w:rPr>
-                <w:rFonts w:ascii="Arial" w:eastAsia="Times New Roman" w:hAnsi="Arial" w:cs="Arial"/>
-                <w:color w:val="000000"/>
-                <w:sz w:val="16"/>
-                <w:szCs w:val="16"/>
-                <w:lang w:eastAsia="pt-BR"/>
-              </w:rPr>
-            </w:pPr>
-          </w:p>
-        </w:tc>
-        <w:tc>
-          <w:tcPr>
-            <w:tcW w:w="7796" w:type="dxa"/>
-            <w:tcBorders>
-              <w:top w:val="single" w:sz="4" w:space="0" w:color="auto"/>
-              <w:left w:val="nil"/>
-              <w:bottom w:val="single" w:sz="4" w:space="0" w:color="auto"/>
-              <w:right w:val="single" w:sz="4" w:space="0" w:color="auto"/>
-            </w:tcBorders>
-            <w:vAlign w:val="center"/>
-          </w:tcPr>
-          <w:p>
-            <w:pPr>
-              <w:spacing w:before="120" w:after="0" w:line="360" w:lineRule="auto"/>
-              <w:rPr>
-                <w:rFonts w:ascii="Arial" w:eastAsia="Times New Roman" w:hAnsi="Arial" w:cs="Arial"/>
-                <w:color w:val="000000"/>
-                <w:sz w:val="16"/>
-                <w:szCs w:val="16"/>
-                <w:lang w:eastAsia="pt-BR"/>
-              </w:rPr>
-            </w:pPr>
-            <w:r>
-              <w:rPr>
-                <w:rFonts w:ascii="Arial" w:eastAsia="Times New Roman" w:hAnsi="Arial" w:cs="Arial"/>
-                <w:color w:val="000000"/>
-                <w:sz w:val="16"/>
-                <w:szCs w:val="16"/>
-                <w:lang w:eastAsia="pt-BR"/>
-              </w:rPr>
-              <w:t xml:space="preserve">- </w:t>
-            </w:r>
-            <w:r>
-              <w:rPr>
-                <w:rFonts w:ascii="Arial" w:eastAsia="Times New Roman" w:hAnsi="Arial" w:cs="Arial"/>
-                <w:color w:val="000000"/>
-                <w:sz w:val="16"/>
-                <w:szCs w:val="16"/>
-                <w:lang w:eastAsia="pt-BR"/>
-              </w:rPr>
-              <w:t>Disponibilização de bacias de contenção em obra para reservatórios, equipamentos e/ou materiais, quando necessário;</w:t>
+              <w:t/>
             </w:r>
           </w:p>
         </w:tc>
@@ -8091,1937 +5039,8 @@
               </w:rPr>
             </w:pPr>
             <w:r>
-              <w:rPr>
-                <w:rFonts w:ascii="Arial" w:eastAsia="Times New Roman" w:hAnsi="Arial" w:cs="Arial"/>
-                <w:color w:val="000000"/>
-                <w:sz w:val="16"/>
-                <w:szCs w:val="16"/>
-                <w:lang w:eastAsia="pt-BR"/>
-              </w:rPr>
-              <w:t>Os equipamentos possuem contenções para pequenos vazamentos</w:t>
+              <w:t xml:space="preserve">{{nota_contratante}}</w:t>
             </w:r>
-          </w:p>
-        </w:tc>
-      </w:tr>
-      <w:tr>
-        <w:trPr>
-          <w:trHeight w:val="312"/>
-          <w:jc w:val="center"/>
-        </w:trPr>
-        <w:tc>
-          <w:tcPr>
-            <w:tcW w:w="846" w:type="dxa"/>
-            <w:tcBorders>
-              <w:top w:val="single" w:sz="4" w:space="0" w:color="auto"/>
-              <w:left w:val="single" w:sz="4" w:space="0" w:color="auto"/>
-              <w:bottom w:val="single" w:sz="4" w:space="0" w:color="auto"/>
-              <w:right w:val="single" w:sz="4" w:space="0" w:color="auto"/>
-            </w:tcBorders>
-            <w:noWrap/>
-            <w:vAlign w:val="center"/>
-            <w:hideMark/>
-          </w:tcPr>
-          <w:p>
-            <w:pPr>
-              <w:pStyle w:val="PargrafodaLista"/>
-              <w:numPr>
-                <w:ilvl w:val="0"/>
-                <w:numId w:val="6"/>
-              </w:numPr>
-              <w:spacing w:before="120" w:after="0" w:line="240" w:lineRule="auto"/>
-              <w:jc w:val="center"/>
-              <w:rPr>
-                <w:rFonts w:ascii="Arial" w:eastAsia="Times New Roman" w:hAnsi="Arial" w:cs="Arial"/>
-                <w:color w:val="000000"/>
-                <w:sz w:val="16"/>
-                <w:szCs w:val="16"/>
-                <w:lang w:eastAsia="pt-BR"/>
-              </w:rPr>
-            </w:pPr>
-          </w:p>
-        </w:tc>
-        <w:tc>
-          <w:tcPr>
-            <w:tcW w:w="7796" w:type="dxa"/>
-            <w:tcBorders>
-              <w:top w:val="single" w:sz="4" w:space="0" w:color="auto"/>
-              <w:left w:val="nil"/>
-              <w:bottom w:val="single" w:sz="4" w:space="0" w:color="auto"/>
-              <w:right w:val="single" w:sz="4" w:space="0" w:color="auto"/>
-            </w:tcBorders>
-            <w:vAlign w:val="center"/>
-            <w:hideMark/>
-          </w:tcPr>
-          <w:p>
-            <w:pPr>
-              <w:spacing w:before="120" w:after="0" w:line="360" w:lineRule="auto"/>
-              <w:rPr>
-                <w:rFonts w:ascii="Arial" w:eastAsia="Times New Roman" w:hAnsi="Arial" w:cs="Arial"/>
-                <w:color w:val="000000"/>
-                <w:sz w:val="16"/>
-                <w:szCs w:val="16"/>
-                <w:lang w:eastAsia="pt-BR"/>
-              </w:rPr>
-            </w:pPr>
-            <w:r>
-              <w:rPr>
-                <w:rFonts w:ascii="Arial" w:eastAsia="Times New Roman" w:hAnsi="Arial" w:cs="Arial"/>
-                <w:color w:val="000000"/>
-                <w:sz w:val="16"/>
-                <w:szCs w:val="16"/>
-                <w:lang w:eastAsia="pt-BR"/>
-              </w:rPr>
-              <w:t xml:space="preserve">- </w:t>
-            </w:r>
-            <w:r>
-              <w:rPr>
-                <w:rFonts w:ascii="Arial" w:eastAsia="Times New Roman" w:hAnsi="Arial" w:cs="Arial"/>
-                <w:color w:val="000000"/>
-                <w:sz w:val="16"/>
-                <w:szCs w:val="16"/>
-                <w:lang w:eastAsia="pt-BR"/>
-              </w:rPr>
-              <w:t>Disponibilização de extensões elétricas para alimentação dos equipamentos, quando necessário</w:t>
-            </w:r>
-            <w:r>
-              <w:rPr>
-                <w:rFonts w:ascii="Arial" w:eastAsia="Times New Roman" w:hAnsi="Arial" w:cs="Arial"/>
-                <w:color w:val="000000"/>
-                <w:sz w:val="16"/>
-                <w:szCs w:val="16"/>
-                <w:lang w:eastAsia="pt-BR"/>
-              </w:rPr>
-              <w:t>;</w:t>
-            </w:r>
-          </w:p>
-        </w:tc>
-        <w:tc>
-          <w:tcPr>
-            <w:tcW w:w="2576" w:type="dxa"/>
-            <w:tcBorders>
-              <w:top w:val="single" w:sz="4" w:space="0" w:color="auto"/>
-              <w:left w:val="single" w:sz="4" w:space="0" w:color="auto"/>
-              <w:bottom w:val="single" w:sz="4" w:space="0" w:color="auto"/>
-              <w:right w:val="single" w:sz="4" w:space="0" w:color="auto"/>
-            </w:tcBorders>
-            <w:noWrap/>
-            <w:vAlign w:val="bottom"/>
-          </w:tcPr>
-          <w:p>
-            <w:pPr>
-              <w:spacing w:before="120" w:after="0" w:line="240" w:lineRule="auto"/>
-              <w:jc w:val="both"/>
-              <w:rPr>
-                <w:rFonts w:ascii="Arial" w:eastAsia="Times New Roman" w:hAnsi="Arial" w:cs="Arial"/>
-                <w:color w:val="000000"/>
-                <w:sz w:val="16"/>
-                <w:szCs w:val="16"/>
-                <w:lang w:eastAsia="pt-BR"/>
-              </w:rPr>
-            </w:pPr>
-            <w:r>
-              <w:rPr>
-                <w:rFonts w:ascii="Arial" w:eastAsia="Times New Roman" w:hAnsi="Arial" w:cs="Arial"/>
-                <w:color w:val="000000"/>
-                <w:sz w:val="16"/>
-                <w:szCs w:val="16"/>
-                <w:lang w:eastAsia="pt-BR"/>
-              </w:rPr>
-              <w:t>Os equipamentos possuem cabos com aproximadamente 20 metros</w:t>
-            </w:r>
-          </w:p>
-        </w:tc>
-      </w:tr>
-      <w:tr>
-        <w:trPr>
-          <w:trHeight w:val="312"/>
-          <w:jc w:val="center"/>
-        </w:trPr>
-        <w:tc>
-          <w:tcPr>
-            <w:tcW w:w="846" w:type="dxa"/>
-            <w:tcBorders>
-              <w:top w:val="single" w:sz="4" w:space="0" w:color="auto"/>
-              <w:left w:val="single" w:sz="4" w:space="0" w:color="auto"/>
-              <w:bottom w:val="single" w:sz="4" w:space="0" w:color="auto"/>
-              <w:right w:val="single" w:sz="4" w:space="0" w:color="auto"/>
-            </w:tcBorders>
-            <w:noWrap/>
-            <w:vAlign w:val="center"/>
-            <w:hideMark/>
-          </w:tcPr>
-          <w:p>
-            <w:pPr>
-              <w:pStyle w:val="PargrafodaLista"/>
-              <w:numPr>
-                <w:ilvl w:val="0"/>
-                <w:numId w:val="6"/>
-              </w:numPr>
-              <w:spacing w:before="120" w:after="0" w:line="240" w:lineRule="auto"/>
-              <w:jc w:val="center"/>
-              <w:rPr>
-                <w:rFonts w:ascii="Arial" w:eastAsia="Times New Roman" w:hAnsi="Arial" w:cs="Arial"/>
-                <w:color w:val="000000"/>
-                <w:sz w:val="16"/>
-                <w:szCs w:val="16"/>
-                <w:lang w:eastAsia="pt-BR"/>
-              </w:rPr>
-            </w:pPr>
-          </w:p>
-        </w:tc>
-        <w:tc>
-          <w:tcPr>
-            <w:tcW w:w="7796" w:type="dxa"/>
-            <w:tcBorders>
-              <w:top w:val="single" w:sz="4" w:space="0" w:color="auto"/>
-              <w:left w:val="nil"/>
-              <w:bottom w:val="single" w:sz="4" w:space="0" w:color="auto"/>
-              <w:right w:val="single" w:sz="4" w:space="0" w:color="auto"/>
-            </w:tcBorders>
-            <w:vAlign w:val="center"/>
-            <w:hideMark/>
-          </w:tcPr>
-          <w:p>
-            <w:pPr>
-              <w:spacing w:before="120" w:after="0" w:line="360" w:lineRule="auto"/>
-              <w:rPr>
-                <w:rFonts w:ascii="Arial" w:eastAsia="Times New Roman" w:hAnsi="Arial" w:cs="Arial"/>
-                <w:color w:val="000000"/>
-                <w:sz w:val="16"/>
-                <w:szCs w:val="16"/>
-                <w:lang w:eastAsia="pt-BR"/>
-              </w:rPr>
-            </w:pPr>
-            <w:r>
-              <w:rPr>
-                <w:rFonts w:ascii="Arial" w:eastAsia="Times New Roman" w:hAnsi="Arial" w:cs="Arial"/>
-                <w:color w:val="000000"/>
-                <w:sz w:val="16"/>
-                <w:szCs w:val="16"/>
-                <w:lang w:eastAsia="pt-BR"/>
-              </w:rPr>
-              <w:t xml:space="preserve">- </w:t>
-            </w:r>
-            <w:r>
-              <w:rPr>
-                <w:rFonts w:ascii="Arial" w:eastAsia="Times New Roman" w:hAnsi="Arial" w:cs="Arial"/>
-                <w:color w:val="000000"/>
-                <w:sz w:val="16"/>
-                <w:szCs w:val="16"/>
-                <w:lang w:eastAsia="pt-BR"/>
-              </w:rPr>
-              <w:t>Disponibilização de sala e/ou contêiner próximo à frente de trabalho, com estrutura mínima para utilização como escritório/laboratório de apoio às análises e elaboração documental;</w:t>
-            </w:r>
-          </w:p>
-        </w:tc>
-        <w:tc>
-          <w:tcPr>
-            <w:tcW w:w="2576" w:type="dxa"/>
-            <w:tcBorders>
-              <w:top w:val="single" w:sz="4" w:space="0" w:color="auto"/>
-              <w:left w:val="single" w:sz="4" w:space="0" w:color="auto"/>
-              <w:bottom w:val="single" w:sz="4" w:space="0" w:color="auto"/>
-              <w:right w:val="single" w:sz="4" w:space="0" w:color="auto"/>
-            </w:tcBorders>
-            <w:noWrap/>
-            <w:vAlign w:val="bottom"/>
-          </w:tcPr>
-          <w:p>
-            <w:pPr>
-              <w:spacing w:before="120" w:after="0" w:line="240" w:lineRule="auto"/>
-              <w:jc w:val="both"/>
-              <w:rPr>
-                <w:rFonts w:ascii="Arial" w:eastAsia="Times New Roman" w:hAnsi="Arial" w:cs="Arial"/>
-                <w:color w:val="000000"/>
-                <w:sz w:val="16"/>
-                <w:szCs w:val="16"/>
-                <w:lang w:eastAsia="pt-BR"/>
-              </w:rPr>
-            </w:pPr>
-          </w:p>
-        </w:tc>
-      </w:tr>
-      <w:tr>
-        <w:trPr>
-          <w:trHeight w:val="312"/>
-          <w:jc w:val="center"/>
-        </w:trPr>
-        <w:tc>
-          <w:tcPr>
-            <w:tcW w:w="11218" w:type="dxa"/>
-            <w:gridSpan w:val="3"/>
-            <w:tcBorders>
-              <w:top w:val="single" w:sz="4" w:space="0" w:color="auto"/>
-              <w:left w:val="single" w:sz="4" w:space="0" w:color="auto"/>
-              <w:bottom w:val="single" w:sz="4" w:space="0" w:color="auto"/>
-              <w:right w:val="single" w:sz="4" w:space="0" w:color="auto"/>
-            </w:tcBorders>
-            <w:shd w:val="clear" w:color="auto" w:fill="9CC2E5" w:themeFill="accent1" w:themeFillTint="99"/>
-            <w:noWrap/>
-            <w:vAlign w:val="center"/>
-          </w:tcPr>
-          <w:p>
-            <w:pPr>
-              <w:spacing w:before="120" w:after="0" w:line="240" w:lineRule="auto"/>
-              <w:jc w:val="both"/>
-              <w:rPr>
-                <w:rFonts w:ascii="Arial" w:eastAsia="Times New Roman" w:hAnsi="Arial" w:cs="Arial"/>
-                <w:color w:val="000000"/>
-                <w:sz w:val="16"/>
-                <w:szCs w:val="16"/>
-                <w:lang w:eastAsia="pt-BR"/>
-              </w:rPr>
-            </w:pPr>
-            <w:r>
-              <w:rPr>
-                <w:rFonts w:ascii="Arial" w:eastAsia="Times New Roman" w:hAnsi="Arial" w:cs="Arial"/>
-                <w:b/>
-                <w:color w:val="000000"/>
-                <w:sz w:val="16"/>
-                <w:szCs w:val="16"/>
-                <w:lang w:eastAsia="pt-BR"/>
-              </w:rPr>
-              <w:t>UTILIDADES</w:t>
-            </w:r>
-          </w:p>
-        </w:tc>
-      </w:tr>
-      <w:tr>
-        <w:trPr>
-          <w:trHeight w:val="312"/>
-          <w:jc w:val="center"/>
-        </w:trPr>
-        <w:tc>
-          <w:tcPr>
-            <w:tcW w:w="846" w:type="dxa"/>
-            <w:tcBorders>
-              <w:top w:val="single" w:sz="4" w:space="0" w:color="auto"/>
-              <w:left w:val="single" w:sz="4" w:space="0" w:color="auto"/>
-              <w:bottom w:val="single" w:sz="4" w:space="0" w:color="auto"/>
-              <w:right w:val="single" w:sz="4" w:space="0" w:color="auto"/>
-            </w:tcBorders>
-            <w:noWrap/>
-            <w:vAlign w:val="center"/>
-            <w:hideMark/>
-          </w:tcPr>
-          <w:p>
-            <w:pPr>
-              <w:pStyle w:val="PargrafodaLista"/>
-              <w:numPr>
-                <w:ilvl w:val="0"/>
-                <w:numId w:val="6"/>
-              </w:numPr>
-              <w:spacing w:before="120" w:after="0" w:line="240" w:lineRule="auto"/>
-              <w:jc w:val="center"/>
-              <w:rPr>
-                <w:rFonts w:ascii="Arial" w:eastAsia="Times New Roman" w:hAnsi="Arial" w:cs="Arial"/>
-                <w:color w:val="000000"/>
-                <w:sz w:val="16"/>
-                <w:szCs w:val="16"/>
-                <w:lang w:eastAsia="pt-BR"/>
-              </w:rPr>
-            </w:pPr>
-          </w:p>
-        </w:tc>
-        <w:tc>
-          <w:tcPr>
-            <w:tcW w:w="7796" w:type="dxa"/>
-            <w:tcBorders>
-              <w:top w:val="single" w:sz="4" w:space="0" w:color="auto"/>
-              <w:left w:val="nil"/>
-              <w:bottom w:val="single" w:sz="4" w:space="0" w:color="auto"/>
-              <w:right w:val="single" w:sz="4" w:space="0" w:color="auto"/>
-            </w:tcBorders>
-            <w:vAlign w:val="center"/>
-            <w:hideMark/>
-          </w:tcPr>
-          <w:p>
-            <w:pPr>
-              <w:spacing w:before="120" w:after="0" w:line="360" w:lineRule="auto"/>
-              <w:rPr>
-                <w:rFonts w:ascii="Arial" w:eastAsia="Times New Roman" w:hAnsi="Arial" w:cs="Arial"/>
-                <w:color w:val="000000"/>
-                <w:sz w:val="16"/>
-                <w:szCs w:val="16"/>
-                <w:lang w:eastAsia="pt-BR"/>
-              </w:rPr>
-            </w:pPr>
-            <w:r>
-              <w:rPr>
-                <w:rFonts w:ascii="Arial" w:eastAsia="Times New Roman" w:hAnsi="Arial" w:cs="Arial"/>
-                <w:color w:val="000000"/>
-                <w:sz w:val="16"/>
-                <w:szCs w:val="16"/>
-                <w:lang w:eastAsia="pt-BR"/>
-              </w:rPr>
-              <w:t xml:space="preserve">- </w:t>
-            </w:r>
-            <w:r>
-              <w:rPr>
-                <w:rFonts w:ascii="Arial" w:eastAsia="Times New Roman" w:hAnsi="Arial" w:cs="Arial"/>
-                <w:color w:val="000000"/>
-                <w:sz w:val="16"/>
-                <w:szCs w:val="16"/>
-                <w:lang w:eastAsia="pt-BR"/>
-              </w:rPr>
-              <w:t>Fornecimento de água limpa, visualmente translúcida, em volume suficiente para execução dos serviços;</w:t>
-            </w:r>
-          </w:p>
-        </w:tc>
-        <w:tc>
-          <w:tcPr>
-            <w:tcW w:w="2576" w:type="dxa"/>
-            <w:tcBorders>
-              <w:top w:val="single" w:sz="4" w:space="0" w:color="auto"/>
-              <w:left w:val="single" w:sz="4" w:space="0" w:color="auto"/>
-              <w:bottom w:val="single" w:sz="4" w:space="0" w:color="auto"/>
-              <w:right w:val="single" w:sz="4" w:space="0" w:color="auto"/>
-            </w:tcBorders>
-            <w:noWrap/>
-            <w:vAlign w:val="bottom"/>
-          </w:tcPr>
-          <w:p>
-            <w:pPr>
-              <w:spacing w:before="120" w:after="0" w:line="240" w:lineRule="auto"/>
-              <w:jc w:val="both"/>
-              <w:rPr>
-                <w:rFonts w:ascii="Arial" w:eastAsia="Times New Roman" w:hAnsi="Arial" w:cs="Arial"/>
-                <w:color w:val="000000"/>
-                <w:sz w:val="16"/>
-                <w:szCs w:val="16"/>
-                <w:lang w:eastAsia="pt-BR"/>
-              </w:rPr>
-            </w:pPr>
-          </w:p>
-        </w:tc>
-      </w:tr>
-      <w:tr>
-        <w:trPr>
-          <w:trHeight w:val="312"/>
-          <w:jc w:val="center"/>
-        </w:trPr>
-        <w:tc>
-          <w:tcPr>
-            <w:tcW w:w="846" w:type="dxa"/>
-            <w:tcBorders>
-              <w:top w:val="single" w:sz="4" w:space="0" w:color="auto"/>
-              <w:left w:val="single" w:sz="4" w:space="0" w:color="auto"/>
-              <w:bottom w:val="single" w:sz="4" w:space="0" w:color="auto"/>
-              <w:right w:val="single" w:sz="4" w:space="0" w:color="auto"/>
-            </w:tcBorders>
-            <w:noWrap/>
-            <w:vAlign w:val="center"/>
-            <w:hideMark/>
-          </w:tcPr>
-          <w:p>
-            <w:pPr>
-              <w:pStyle w:val="PargrafodaLista"/>
-              <w:numPr>
-                <w:ilvl w:val="0"/>
-                <w:numId w:val="6"/>
-              </w:numPr>
-              <w:spacing w:before="120" w:after="0" w:line="240" w:lineRule="auto"/>
-              <w:jc w:val="center"/>
-              <w:rPr>
-                <w:rFonts w:ascii="Arial" w:eastAsia="Times New Roman" w:hAnsi="Arial" w:cs="Arial"/>
-                <w:color w:val="000000"/>
-                <w:sz w:val="16"/>
-                <w:szCs w:val="16"/>
-                <w:lang w:eastAsia="pt-BR"/>
-              </w:rPr>
-            </w:pPr>
-          </w:p>
-        </w:tc>
-        <w:tc>
-          <w:tcPr>
-            <w:tcW w:w="7796" w:type="dxa"/>
-            <w:tcBorders>
-              <w:top w:val="single" w:sz="4" w:space="0" w:color="auto"/>
-              <w:left w:val="nil"/>
-              <w:bottom w:val="single" w:sz="4" w:space="0" w:color="auto"/>
-              <w:right w:val="single" w:sz="4" w:space="0" w:color="auto"/>
-            </w:tcBorders>
-            <w:vAlign w:val="center"/>
-            <w:hideMark/>
-          </w:tcPr>
-          <w:p>
-            <w:pPr>
-              <w:spacing w:before="120" w:after="0" w:line="360" w:lineRule="auto"/>
-              <w:rPr>
-                <w:rFonts w:ascii="Arial" w:eastAsia="Times New Roman" w:hAnsi="Arial" w:cs="Arial"/>
-                <w:color w:val="000000"/>
-                <w:sz w:val="16"/>
-                <w:szCs w:val="16"/>
-                <w:lang w:eastAsia="pt-BR"/>
-              </w:rPr>
-            </w:pPr>
-            <w:r>
-              <w:rPr>
-                <w:rFonts w:ascii="Arial" w:eastAsia="Times New Roman" w:hAnsi="Arial" w:cs="Arial"/>
-                <w:color w:val="000000"/>
-                <w:sz w:val="16"/>
-                <w:szCs w:val="16"/>
-                <w:lang w:eastAsia="pt-BR"/>
-              </w:rPr>
-              <w:t xml:space="preserve">- </w:t>
-            </w:r>
-            <w:r>
-              <w:rPr>
-                <w:rFonts w:ascii="Arial" w:eastAsia="Times New Roman" w:hAnsi="Arial" w:cs="Arial"/>
-                <w:color w:val="000000"/>
-                <w:sz w:val="16"/>
-                <w:szCs w:val="16"/>
-                <w:lang w:eastAsia="pt-BR"/>
-              </w:rPr>
-              <w:t>Fornecimento de todo o óleo necessário à execução do flushing primário, isento de água e em condições adequadas de uso;</w:t>
-            </w:r>
-          </w:p>
-        </w:tc>
-        <w:tc>
-          <w:tcPr>
-            <w:tcW w:w="2576" w:type="dxa"/>
-            <w:tcBorders>
-              <w:top w:val="single" w:sz="4" w:space="0" w:color="auto"/>
-              <w:left w:val="single" w:sz="4" w:space="0" w:color="auto"/>
-              <w:bottom w:val="single" w:sz="4" w:space="0" w:color="auto"/>
-              <w:right w:val="single" w:sz="4" w:space="0" w:color="auto"/>
-            </w:tcBorders>
-            <w:noWrap/>
-            <w:vAlign w:val="bottom"/>
-          </w:tcPr>
-          <w:p>
-            <w:pPr>
-              <w:spacing w:before="120" w:after="0" w:line="240" w:lineRule="auto"/>
-              <w:jc w:val="both"/>
-              <w:rPr>
-                <w:rFonts w:ascii="Arial" w:eastAsia="Times New Roman" w:hAnsi="Arial" w:cs="Arial"/>
-                <w:color w:val="000000"/>
-                <w:sz w:val="16"/>
-                <w:szCs w:val="16"/>
-                <w:lang w:eastAsia="pt-BR"/>
-              </w:rPr>
-            </w:pPr>
-            <w:r>
-              <w:rPr>
-                <w:rFonts w:ascii="Arial" w:eastAsia="Times New Roman" w:hAnsi="Arial" w:cs="Arial"/>
-                <w:color w:val="000000"/>
-                <w:sz w:val="16"/>
-                <w:szCs w:val="16"/>
-                <w:lang w:eastAsia="pt-BR"/>
-              </w:rPr>
-              <w:t>O volume de óleo terá que preencher a tubulação e o reservatório da unidade hidráulica até o nível seguro para operação</w:t>
-            </w:r>
-          </w:p>
-        </w:tc>
-      </w:tr>
-      <w:tr>
-        <w:trPr>
-          <w:trHeight w:val="312"/>
-          <w:jc w:val="center"/>
-        </w:trPr>
-        <w:tc>
-          <w:tcPr>
-            <w:tcW w:w="846" w:type="dxa"/>
-            <w:tcBorders>
-              <w:top w:val="single" w:sz="4" w:space="0" w:color="auto"/>
-              <w:left w:val="single" w:sz="4" w:space="0" w:color="auto"/>
-              <w:bottom w:val="single" w:sz="4" w:space="0" w:color="auto"/>
-              <w:right w:val="single" w:sz="4" w:space="0" w:color="auto"/>
-            </w:tcBorders>
-            <w:noWrap/>
-            <w:vAlign w:val="center"/>
-            <w:hideMark/>
-          </w:tcPr>
-          <w:p>
-            <w:pPr>
-              <w:pStyle w:val="PargrafodaLista"/>
-              <w:numPr>
-                <w:ilvl w:val="0"/>
-                <w:numId w:val="6"/>
-              </w:numPr>
-              <w:spacing w:before="120" w:after="0" w:line="240" w:lineRule="auto"/>
-              <w:jc w:val="center"/>
-              <w:rPr>
-                <w:rFonts w:ascii="Arial" w:eastAsia="Times New Roman" w:hAnsi="Arial" w:cs="Arial"/>
-                <w:color w:val="000000"/>
-                <w:sz w:val="16"/>
-                <w:szCs w:val="16"/>
-                <w:lang w:eastAsia="pt-BR"/>
-              </w:rPr>
-            </w:pPr>
-          </w:p>
-        </w:tc>
-        <w:tc>
-          <w:tcPr>
-            <w:tcW w:w="7796" w:type="dxa"/>
-            <w:tcBorders>
-              <w:top w:val="single" w:sz="4" w:space="0" w:color="auto"/>
-              <w:left w:val="nil"/>
-              <w:bottom w:val="single" w:sz="4" w:space="0" w:color="auto"/>
-              <w:right w:val="single" w:sz="4" w:space="0" w:color="auto"/>
-            </w:tcBorders>
-            <w:vAlign w:val="center"/>
-          </w:tcPr>
-          <w:p>
-            <w:pPr>
-              <w:spacing w:before="120" w:after="0" w:line="360" w:lineRule="auto"/>
-              <w:rPr>
-                <w:rFonts w:ascii="Arial" w:eastAsia="Times New Roman" w:hAnsi="Arial" w:cs="Arial"/>
-                <w:color w:val="000000"/>
-                <w:sz w:val="16"/>
-                <w:szCs w:val="16"/>
-                <w:lang w:eastAsia="pt-BR"/>
-              </w:rPr>
-            </w:pPr>
-            <w:r>
-              <w:rPr>
-                <w:rFonts w:ascii="Arial" w:eastAsia="Times New Roman" w:hAnsi="Arial" w:cs="Arial"/>
-                <w:color w:val="000000"/>
-                <w:sz w:val="16"/>
-                <w:szCs w:val="16"/>
-                <w:lang w:eastAsia="pt-BR"/>
-              </w:rPr>
-              <w:t xml:space="preserve">- </w:t>
-            </w:r>
-            <w:r>
-              <w:rPr>
-                <w:rFonts w:ascii="Arial" w:eastAsia="Times New Roman" w:hAnsi="Arial" w:cs="Arial"/>
-                <w:color w:val="000000"/>
-                <w:sz w:val="16"/>
-                <w:szCs w:val="16"/>
-                <w:lang w:eastAsia="pt-BR"/>
-              </w:rPr>
-              <w:t>Disponibilização de iluminação adequada para execução de atividades em período noturno, quando aplicável;</w:t>
-            </w:r>
-          </w:p>
-        </w:tc>
-        <w:tc>
-          <w:tcPr>
-            <w:tcW w:w="2576" w:type="dxa"/>
-            <w:tcBorders>
-              <w:top w:val="single" w:sz="4" w:space="0" w:color="auto"/>
-              <w:left w:val="single" w:sz="4" w:space="0" w:color="auto"/>
-              <w:bottom w:val="single" w:sz="4" w:space="0" w:color="auto"/>
-              <w:right w:val="single" w:sz="4" w:space="0" w:color="auto"/>
-            </w:tcBorders>
-            <w:noWrap/>
-            <w:vAlign w:val="bottom"/>
-          </w:tcPr>
-          <w:p>
-            <w:pPr>
-              <w:spacing w:before="120" w:after="0" w:line="240" w:lineRule="auto"/>
-              <w:jc w:val="both"/>
-              <w:rPr>
-                <w:rFonts w:ascii="Arial" w:eastAsia="Times New Roman" w:hAnsi="Arial" w:cs="Arial"/>
-                <w:color w:val="000000"/>
-                <w:sz w:val="16"/>
-                <w:szCs w:val="16"/>
-                <w:lang w:eastAsia="pt-BR"/>
-              </w:rPr>
-            </w:pPr>
-          </w:p>
-        </w:tc>
-      </w:tr>
-      <w:tr>
-        <w:trPr>
-          <w:trHeight w:val="312"/>
-          <w:jc w:val="center"/>
-        </w:trPr>
-        <w:tc>
-          <w:tcPr>
-            <w:tcW w:w="846" w:type="dxa"/>
-            <w:tcBorders>
-              <w:top w:val="single" w:sz="4" w:space="0" w:color="auto"/>
-              <w:left w:val="single" w:sz="4" w:space="0" w:color="auto"/>
-              <w:bottom w:val="single" w:sz="4" w:space="0" w:color="auto"/>
-              <w:right w:val="single" w:sz="4" w:space="0" w:color="auto"/>
-            </w:tcBorders>
-            <w:noWrap/>
-            <w:vAlign w:val="center"/>
-          </w:tcPr>
-          <w:p>
-            <w:pPr>
-              <w:pStyle w:val="PargrafodaLista"/>
-              <w:numPr>
-                <w:ilvl w:val="0"/>
-                <w:numId w:val="6"/>
-              </w:numPr>
-              <w:spacing w:before="120" w:after="0" w:line="240" w:lineRule="auto"/>
-              <w:jc w:val="center"/>
-              <w:rPr>
-                <w:rFonts w:ascii="Arial" w:eastAsia="Times New Roman" w:hAnsi="Arial" w:cs="Arial"/>
-                <w:color w:val="000000"/>
-                <w:sz w:val="16"/>
-                <w:szCs w:val="16"/>
-                <w:lang w:eastAsia="pt-BR"/>
-              </w:rPr>
-            </w:pPr>
-          </w:p>
-        </w:tc>
-        <w:tc>
-          <w:tcPr>
-            <w:tcW w:w="7796" w:type="dxa"/>
-            <w:tcBorders>
-              <w:top w:val="single" w:sz="4" w:space="0" w:color="auto"/>
-              <w:left w:val="nil"/>
-              <w:bottom w:val="single" w:sz="4" w:space="0" w:color="auto"/>
-              <w:right w:val="single" w:sz="4" w:space="0" w:color="auto"/>
-            </w:tcBorders>
-            <w:vAlign w:val="center"/>
-          </w:tcPr>
-          <w:p>
-            <w:pPr>
-              <w:spacing w:before="120" w:after="0" w:line="360" w:lineRule="auto"/>
-              <w:rPr>
-                <w:rFonts w:ascii="Arial" w:eastAsia="Times New Roman" w:hAnsi="Arial" w:cs="Arial"/>
-                <w:color w:val="000000"/>
-                <w:sz w:val="16"/>
-                <w:szCs w:val="16"/>
-                <w:lang w:eastAsia="pt-BR"/>
-              </w:rPr>
-            </w:pPr>
-            <w:r>
-              <w:rPr>
-                <w:rFonts w:ascii="Arial" w:eastAsia="Times New Roman" w:hAnsi="Arial" w:cs="Arial"/>
-                <w:color w:val="000000"/>
-                <w:sz w:val="16"/>
-                <w:szCs w:val="16"/>
-                <w:lang w:eastAsia="pt-BR"/>
-              </w:rPr>
-              <w:t xml:space="preserve">- </w:t>
-            </w:r>
-            <w:r>
-              <w:rPr>
-                <w:rFonts w:ascii="Arial" w:eastAsia="Times New Roman" w:hAnsi="Arial" w:cs="Arial"/>
-                <w:color w:val="000000"/>
-                <w:sz w:val="16"/>
-                <w:szCs w:val="16"/>
-                <w:lang w:eastAsia="pt-BR"/>
-              </w:rPr>
-              <w:t>Disponibilização de energia elétrica compatível com os equipamentos a serem utilizados, sendo 220V monofásico e 380V trifásico, com capacidade mínima de 110 amperes;</w:t>
-            </w:r>
-          </w:p>
-        </w:tc>
-        <w:tc>
-          <w:tcPr>
-            <w:tcW w:w="2576" w:type="dxa"/>
-            <w:tcBorders>
-              <w:top w:val="single" w:sz="4" w:space="0" w:color="auto"/>
-              <w:left w:val="single" w:sz="4" w:space="0" w:color="auto"/>
-              <w:bottom w:val="single" w:sz="4" w:space="0" w:color="auto"/>
-              <w:right w:val="single" w:sz="4" w:space="0" w:color="auto"/>
-            </w:tcBorders>
-            <w:noWrap/>
-            <w:vAlign w:val="bottom"/>
-          </w:tcPr>
-          <w:p>
-            <w:pPr>
-              <w:spacing w:before="120" w:after="0" w:line="240" w:lineRule="auto"/>
-              <w:jc w:val="both"/>
-              <w:rPr>
-                <w:rFonts w:ascii="Arial" w:eastAsia="Times New Roman" w:hAnsi="Arial" w:cs="Arial"/>
-                <w:color w:val="000000"/>
-                <w:sz w:val="16"/>
-                <w:szCs w:val="16"/>
-                <w:lang w:eastAsia="pt-BR"/>
-              </w:rPr>
-            </w:pPr>
-          </w:p>
-        </w:tc>
-      </w:tr>
-      <w:tr>
-        <w:trPr>
-          <w:trHeight w:val="312"/>
-          <w:jc w:val="center"/>
-        </w:trPr>
-        <w:tc>
-          <w:tcPr>
-            <w:tcW w:w="846" w:type="dxa"/>
-            <w:tcBorders>
-              <w:top w:val="single" w:sz="4" w:space="0" w:color="auto"/>
-              <w:left w:val="single" w:sz="4" w:space="0" w:color="auto"/>
-              <w:bottom w:val="single" w:sz="4" w:space="0" w:color="auto"/>
-              <w:right w:val="single" w:sz="4" w:space="0" w:color="auto"/>
-            </w:tcBorders>
-            <w:noWrap/>
-            <w:vAlign w:val="center"/>
-            <w:hideMark/>
-          </w:tcPr>
-          <w:p>
-            <w:pPr>
-              <w:pStyle w:val="PargrafodaLista"/>
-              <w:numPr>
-                <w:ilvl w:val="0"/>
-                <w:numId w:val="6"/>
-              </w:numPr>
-              <w:spacing w:before="120" w:after="0" w:line="240" w:lineRule="auto"/>
-              <w:jc w:val="center"/>
-              <w:rPr>
-                <w:rFonts w:ascii="Arial" w:eastAsia="Times New Roman" w:hAnsi="Arial" w:cs="Arial"/>
-                <w:color w:val="000000"/>
-                <w:sz w:val="16"/>
-                <w:szCs w:val="16"/>
-                <w:lang w:eastAsia="pt-BR"/>
-              </w:rPr>
-            </w:pPr>
-          </w:p>
-        </w:tc>
-        <w:tc>
-          <w:tcPr>
-            <w:tcW w:w="7796" w:type="dxa"/>
-            <w:tcBorders>
-              <w:top w:val="single" w:sz="4" w:space="0" w:color="auto"/>
-              <w:left w:val="nil"/>
-              <w:bottom w:val="single" w:sz="4" w:space="0" w:color="auto"/>
-              <w:right w:val="single" w:sz="4" w:space="0" w:color="auto"/>
-            </w:tcBorders>
-            <w:vAlign w:val="center"/>
-            <w:hideMark/>
-          </w:tcPr>
-          <w:p>
-            <w:pPr>
-              <w:spacing w:before="120" w:after="0" w:line="360" w:lineRule="auto"/>
-              <w:rPr>
-                <w:rFonts w:ascii="Arial" w:eastAsia="Times New Roman" w:hAnsi="Arial" w:cs="Arial"/>
-                <w:color w:val="000000"/>
-                <w:sz w:val="16"/>
-                <w:szCs w:val="16"/>
-                <w:lang w:eastAsia="pt-BR"/>
-              </w:rPr>
-            </w:pPr>
-            <w:r>
-              <w:rPr>
-                <w:rFonts w:ascii="Arial" w:eastAsia="Times New Roman" w:hAnsi="Arial" w:cs="Arial"/>
-                <w:color w:val="000000"/>
-                <w:sz w:val="16"/>
-                <w:szCs w:val="16"/>
-                <w:lang w:eastAsia="pt-BR"/>
-              </w:rPr>
-              <w:t xml:space="preserve">- </w:t>
-            </w:r>
-            <w:r>
-              <w:rPr>
-                <w:rFonts w:ascii="Arial" w:eastAsia="Times New Roman" w:hAnsi="Arial" w:cs="Arial"/>
-                <w:color w:val="000000"/>
-                <w:sz w:val="16"/>
-                <w:szCs w:val="16"/>
-                <w:lang w:eastAsia="pt-BR"/>
-              </w:rPr>
-              <w:t>Fornecimento de ar comprimido limpo e seco em quantidade suficiente para execução dos serviços;</w:t>
-            </w:r>
-          </w:p>
-        </w:tc>
-        <w:tc>
-          <w:tcPr>
-            <w:tcW w:w="2576" w:type="dxa"/>
-            <w:tcBorders>
-              <w:top w:val="single" w:sz="4" w:space="0" w:color="auto"/>
-              <w:left w:val="single" w:sz="4" w:space="0" w:color="auto"/>
-              <w:bottom w:val="single" w:sz="4" w:space="0" w:color="auto"/>
-              <w:right w:val="single" w:sz="4" w:space="0" w:color="auto"/>
-            </w:tcBorders>
-            <w:noWrap/>
-            <w:vAlign w:val="bottom"/>
-          </w:tcPr>
-          <w:p>
-            <w:pPr>
-              <w:spacing w:before="120" w:after="0" w:line="240" w:lineRule="auto"/>
-              <w:jc w:val="both"/>
-              <w:rPr>
-                <w:rFonts w:ascii="Arial" w:eastAsia="Times New Roman" w:hAnsi="Arial" w:cs="Arial"/>
-                <w:color w:val="000000"/>
-                <w:sz w:val="16"/>
-                <w:szCs w:val="16"/>
-                <w:lang w:eastAsia="pt-BR"/>
-              </w:rPr>
-            </w:pPr>
-          </w:p>
-        </w:tc>
-      </w:tr>
-      <w:tr>
-        <w:trPr>
-          <w:trHeight w:val="312"/>
-          <w:jc w:val="center"/>
-        </w:trPr>
-        <w:tc>
-          <w:tcPr>
-            <w:tcW w:w="846" w:type="dxa"/>
-            <w:tcBorders>
-              <w:top w:val="single" w:sz="4" w:space="0" w:color="auto"/>
-              <w:left w:val="single" w:sz="4" w:space="0" w:color="auto"/>
-              <w:bottom w:val="single" w:sz="4" w:space="0" w:color="auto"/>
-              <w:right w:val="single" w:sz="4" w:space="0" w:color="auto"/>
-            </w:tcBorders>
-            <w:noWrap/>
-            <w:vAlign w:val="center"/>
-          </w:tcPr>
-          <w:p>
-            <w:pPr>
-              <w:pStyle w:val="PargrafodaLista"/>
-              <w:numPr>
-                <w:ilvl w:val="0"/>
-                <w:numId w:val="6"/>
-              </w:numPr>
-              <w:spacing w:before="120" w:after="0" w:line="240" w:lineRule="auto"/>
-              <w:jc w:val="center"/>
-              <w:rPr>
-                <w:rFonts w:ascii="Arial" w:eastAsia="Times New Roman" w:hAnsi="Arial" w:cs="Arial"/>
-                <w:color w:val="000000"/>
-                <w:sz w:val="16"/>
-                <w:szCs w:val="16"/>
-                <w:lang w:eastAsia="pt-BR"/>
-              </w:rPr>
-            </w:pPr>
-          </w:p>
-        </w:tc>
-        <w:tc>
-          <w:tcPr>
-            <w:tcW w:w="7796" w:type="dxa"/>
-            <w:tcBorders>
-              <w:top w:val="single" w:sz="4" w:space="0" w:color="auto"/>
-              <w:left w:val="nil"/>
-              <w:bottom w:val="single" w:sz="4" w:space="0" w:color="auto"/>
-              <w:right w:val="single" w:sz="4" w:space="0" w:color="auto"/>
-            </w:tcBorders>
-            <w:vAlign w:val="center"/>
-          </w:tcPr>
-          <w:p>
-            <w:pPr>
-              <w:spacing w:before="120" w:after="0" w:line="360" w:lineRule="auto"/>
-              <w:rPr>
-                <w:rFonts w:ascii="Arial" w:eastAsia="Times New Roman" w:hAnsi="Arial" w:cs="Arial"/>
-                <w:color w:val="000000"/>
-                <w:sz w:val="16"/>
-                <w:szCs w:val="16"/>
-                <w:lang w:eastAsia="pt-BR"/>
-              </w:rPr>
-            </w:pPr>
-            <w:r>
-              <w:rPr>
-                <w:rFonts w:ascii="Arial" w:eastAsia="Times New Roman" w:hAnsi="Arial" w:cs="Arial"/>
-                <w:color w:val="000000"/>
-                <w:sz w:val="16"/>
-                <w:szCs w:val="16"/>
-                <w:lang w:eastAsia="pt-BR"/>
-              </w:rPr>
-              <w:t>- Fornecimento de diesel para equipamentos Filtrovali;</w:t>
-            </w:r>
-          </w:p>
-        </w:tc>
-        <w:tc>
-          <w:tcPr>
-            <w:tcW w:w="2576" w:type="dxa"/>
-            <w:tcBorders>
-              <w:top w:val="single" w:sz="4" w:space="0" w:color="auto"/>
-              <w:left w:val="single" w:sz="4" w:space="0" w:color="auto"/>
-              <w:bottom w:val="single" w:sz="4" w:space="0" w:color="auto"/>
-              <w:right w:val="single" w:sz="4" w:space="0" w:color="auto"/>
-            </w:tcBorders>
-            <w:noWrap/>
-            <w:vAlign w:val="bottom"/>
-          </w:tcPr>
-          <w:p>
-            <w:pPr>
-              <w:spacing w:before="120" w:after="0" w:line="240" w:lineRule="auto"/>
-              <w:jc w:val="both"/>
-              <w:rPr>
-                <w:rFonts w:ascii="Arial" w:eastAsia="Times New Roman" w:hAnsi="Arial" w:cs="Arial"/>
-                <w:color w:val="000000"/>
-                <w:sz w:val="16"/>
-                <w:szCs w:val="16"/>
-                <w:lang w:eastAsia="pt-BR"/>
-              </w:rPr>
-            </w:pPr>
-          </w:p>
-        </w:tc>
-      </w:tr>
-      <w:tr>
-        <w:trPr>
-          <w:trHeight w:val="312"/>
-          <w:jc w:val="center"/>
-        </w:trPr>
-        <w:tc>
-          <w:tcPr>
-            <w:tcW w:w="11218" w:type="dxa"/>
-            <w:gridSpan w:val="3"/>
-            <w:tcBorders>
-              <w:top w:val="single" w:sz="4" w:space="0" w:color="auto"/>
-              <w:left w:val="single" w:sz="4" w:space="0" w:color="auto"/>
-              <w:bottom w:val="single" w:sz="4" w:space="0" w:color="auto"/>
-              <w:right w:val="single" w:sz="4" w:space="0" w:color="auto"/>
-            </w:tcBorders>
-            <w:shd w:val="clear" w:color="auto" w:fill="9CC2E5" w:themeFill="accent1" w:themeFillTint="99"/>
-            <w:noWrap/>
-            <w:vAlign w:val="center"/>
-          </w:tcPr>
-          <w:p>
-            <w:pPr>
-              <w:spacing w:before="120" w:after="0" w:line="240" w:lineRule="auto"/>
-              <w:jc w:val="both"/>
-              <w:rPr>
-                <w:rFonts w:ascii="Arial" w:eastAsia="Times New Roman" w:hAnsi="Arial" w:cs="Arial"/>
-                <w:color w:val="000000"/>
-                <w:sz w:val="16"/>
-                <w:szCs w:val="16"/>
-                <w:lang w:eastAsia="pt-BR"/>
-              </w:rPr>
-            </w:pPr>
-            <w:r>
-              <w:rPr>
-                <w:rFonts w:ascii="Arial" w:eastAsia="Times New Roman" w:hAnsi="Arial" w:cs="Arial"/>
-                <w:b/>
-                <w:color w:val="000000"/>
-                <w:sz w:val="16"/>
-                <w:szCs w:val="16"/>
-                <w:lang w:eastAsia="pt-BR"/>
-              </w:rPr>
-              <w:t>ACESSIBILIDADE E APOIO DE CAMPO</w:t>
-            </w:r>
-          </w:p>
-        </w:tc>
-      </w:tr>
-      <w:tr>
-        <w:trPr>
-          <w:trHeight w:val="312"/>
-          <w:jc w:val="center"/>
-        </w:trPr>
-        <w:tc>
-          <w:tcPr>
-            <w:tcW w:w="846" w:type="dxa"/>
-            <w:tcBorders>
-              <w:top w:val="single" w:sz="4" w:space="0" w:color="auto"/>
-              <w:left w:val="single" w:sz="4" w:space="0" w:color="auto"/>
-              <w:bottom w:val="single" w:sz="4" w:space="0" w:color="auto"/>
-              <w:right w:val="single" w:sz="4" w:space="0" w:color="auto"/>
-            </w:tcBorders>
-            <w:noWrap/>
-            <w:vAlign w:val="center"/>
-            <w:hideMark/>
-          </w:tcPr>
-          <w:p>
-            <w:pPr>
-              <w:pStyle w:val="PargrafodaLista"/>
-              <w:numPr>
-                <w:ilvl w:val="0"/>
-                <w:numId w:val="6"/>
-              </w:numPr>
-              <w:spacing w:before="120" w:after="0" w:line="240" w:lineRule="auto"/>
-              <w:jc w:val="center"/>
-              <w:rPr>
-                <w:rFonts w:ascii="Arial" w:eastAsia="Times New Roman" w:hAnsi="Arial" w:cs="Arial"/>
-                <w:color w:val="000000"/>
-                <w:sz w:val="16"/>
-                <w:szCs w:val="16"/>
-                <w:lang w:eastAsia="pt-BR"/>
-              </w:rPr>
-            </w:pPr>
-          </w:p>
-        </w:tc>
-        <w:tc>
-          <w:tcPr>
-            <w:tcW w:w="7796" w:type="dxa"/>
-            <w:tcBorders>
-              <w:top w:val="single" w:sz="4" w:space="0" w:color="auto"/>
-              <w:left w:val="nil"/>
-              <w:bottom w:val="single" w:sz="4" w:space="0" w:color="auto"/>
-              <w:right w:val="single" w:sz="4" w:space="0" w:color="auto"/>
-            </w:tcBorders>
-            <w:vAlign w:val="center"/>
-            <w:hideMark/>
-          </w:tcPr>
-          <w:p>
-            <w:pPr>
-              <w:spacing w:before="120" w:after="0" w:line="360" w:lineRule="auto"/>
-              <w:rPr>
-                <w:rFonts w:ascii="Arial" w:eastAsia="Times New Roman" w:hAnsi="Arial" w:cs="Arial"/>
-                <w:color w:val="000000"/>
-                <w:sz w:val="16"/>
-                <w:szCs w:val="16"/>
-                <w:lang w:eastAsia="pt-BR"/>
-              </w:rPr>
-            </w:pPr>
-            <w:r>
-              <w:rPr>
-                <w:rFonts w:ascii="Arial" w:eastAsia="Times New Roman" w:hAnsi="Arial" w:cs="Arial"/>
-                <w:color w:val="000000"/>
-                <w:sz w:val="16"/>
-                <w:szCs w:val="16"/>
-                <w:lang w:eastAsia="pt-BR"/>
-              </w:rPr>
-              <w:t xml:space="preserve">- </w:t>
-            </w:r>
-            <w:r>
-              <w:rPr>
-                <w:rFonts w:ascii="Arial" w:eastAsia="Times New Roman" w:hAnsi="Arial" w:cs="Arial"/>
-                <w:color w:val="000000"/>
-                <w:sz w:val="16"/>
-                <w:szCs w:val="16"/>
-                <w:lang w:eastAsia="pt-BR"/>
-              </w:rPr>
-              <w:t>Disponibilização de andaimes, plataformas e passarelas, devidamente aterrados e em conformidade com os padrões de segurança exigidos na obra, quando necessário</w:t>
-            </w:r>
-            <w:r>
-              <w:rPr>
-                <w:rFonts w:ascii="Arial" w:eastAsia="Times New Roman" w:hAnsi="Arial" w:cs="Arial"/>
-                <w:color w:val="000000"/>
-                <w:sz w:val="16"/>
-                <w:szCs w:val="16"/>
-                <w:lang w:eastAsia="pt-BR"/>
-              </w:rPr>
-              <w:t>;</w:t>
-            </w:r>
-          </w:p>
-        </w:tc>
-        <w:tc>
-          <w:tcPr>
-            <w:tcW w:w="2576" w:type="dxa"/>
-            <w:tcBorders>
-              <w:top w:val="single" w:sz="4" w:space="0" w:color="auto"/>
-              <w:left w:val="single" w:sz="4" w:space="0" w:color="auto"/>
-              <w:bottom w:val="single" w:sz="4" w:space="0" w:color="auto"/>
-              <w:right w:val="single" w:sz="4" w:space="0" w:color="auto"/>
-            </w:tcBorders>
-            <w:noWrap/>
-            <w:vAlign w:val="bottom"/>
-          </w:tcPr>
-          <w:p>
-            <w:pPr>
-              <w:spacing w:before="120" w:after="0" w:line="240" w:lineRule="auto"/>
-              <w:jc w:val="both"/>
-              <w:rPr>
-                <w:rFonts w:ascii="Arial" w:eastAsia="Times New Roman" w:hAnsi="Arial" w:cs="Arial"/>
-                <w:color w:val="000000"/>
-                <w:sz w:val="16"/>
-                <w:szCs w:val="16"/>
-                <w:lang w:eastAsia="pt-BR"/>
-              </w:rPr>
-            </w:pPr>
-          </w:p>
-        </w:tc>
-      </w:tr>
-      <w:tr>
-        <w:trPr>
-          <w:trHeight w:val="312"/>
-          <w:jc w:val="center"/>
-        </w:trPr>
-        <w:tc>
-          <w:tcPr>
-            <w:tcW w:w="846" w:type="dxa"/>
-            <w:tcBorders>
-              <w:top w:val="single" w:sz="4" w:space="0" w:color="auto"/>
-              <w:left w:val="single" w:sz="4" w:space="0" w:color="auto"/>
-              <w:bottom w:val="single" w:sz="4" w:space="0" w:color="auto"/>
-              <w:right w:val="single" w:sz="4" w:space="0" w:color="auto"/>
-            </w:tcBorders>
-            <w:noWrap/>
-            <w:vAlign w:val="center"/>
-            <w:hideMark/>
-          </w:tcPr>
-          <w:p>
-            <w:pPr>
-              <w:pStyle w:val="PargrafodaLista"/>
-              <w:numPr>
-                <w:ilvl w:val="0"/>
-                <w:numId w:val="6"/>
-              </w:numPr>
-              <w:spacing w:before="120" w:after="0" w:line="240" w:lineRule="auto"/>
-              <w:jc w:val="center"/>
-              <w:rPr>
-                <w:rFonts w:ascii="Arial" w:eastAsia="Times New Roman" w:hAnsi="Arial" w:cs="Arial"/>
-                <w:color w:val="000000"/>
-                <w:sz w:val="16"/>
-                <w:szCs w:val="16"/>
-                <w:lang w:eastAsia="pt-BR"/>
-              </w:rPr>
-            </w:pPr>
-          </w:p>
-        </w:tc>
-        <w:tc>
-          <w:tcPr>
-            <w:tcW w:w="7796" w:type="dxa"/>
-            <w:tcBorders>
-              <w:top w:val="single" w:sz="4" w:space="0" w:color="auto"/>
-              <w:left w:val="nil"/>
-              <w:bottom w:val="single" w:sz="4" w:space="0" w:color="auto"/>
-              <w:right w:val="single" w:sz="4" w:space="0" w:color="auto"/>
-            </w:tcBorders>
-            <w:vAlign w:val="center"/>
-            <w:hideMark/>
-          </w:tcPr>
-          <w:p>
-            <w:pPr>
-              <w:spacing w:before="120" w:after="0" w:line="360" w:lineRule="auto"/>
-              <w:rPr>
-                <w:rFonts w:ascii="Arial" w:eastAsia="Times New Roman" w:hAnsi="Arial" w:cs="Arial"/>
-                <w:color w:val="000000"/>
-                <w:sz w:val="16"/>
-                <w:szCs w:val="16"/>
-                <w:lang w:eastAsia="pt-BR"/>
-              </w:rPr>
-            </w:pPr>
-            <w:r>
-              <w:rPr>
-                <w:rFonts w:ascii="Arial" w:eastAsia="Times New Roman" w:hAnsi="Arial" w:cs="Arial"/>
-                <w:color w:val="000000"/>
-                <w:sz w:val="16"/>
-                <w:szCs w:val="16"/>
-                <w:lang w:eastAsia="pt-BR"/>
-              </w:rPr>
-              <w:t xml:space="preserve">- </w:t>
-            </w:r>
-            <w:r>
-              <w:rPr>
-                <w:rFonts w:ascii="Arial" w:eastAsia="Times New Roman" w:hAnsi="Arial" w:cs="Arial"/>
-                <w:color w:val="000000"/>
-                <w:sz w:val="16"/>
-                <w:szCs w:val="16"/>
-                <w:lang w:eastAsia="pt-BR"/>
-              </w:rPr>
-              <w:t>Garantia de liberação, acessibilidade e disponibilidade integral das frentes de serviço para execução das atividades pela Filtrovali, conforme cronograma previamente acordado entre as partes;</w:t>
-            </w:r>
-          </w:p>
-        </w:tc>
-        <w:tc>
-          <w:tcPr>
-            <w:tcW w:w="2576" w:type="dxa"/>
-            <w:tcBorders>
-              <w:top w:val="single" w:sz="4" w:space="0" w:color="auto"/>
-              <w:left w:val="single" w:sz="4" w:space="0" w:color="auto"/>
-              <w:bottom w:val="single" w:sz="4" w:space="0" w:color="auto"/>
-              <w:right w:val="single" w:sz="4" w:space="0" w:color="auto"/>
-            </w:tcBorders>
-            <w:noWrap/>
-            <w:vAlign w:val="bottom"/>
-          </w:tcPr>
-          <w:p>
-            <w:pPr>
-              <w:spacing w:before="120" w:after="0" w:line="240" w:lineRule="auto"/>
-              <w:jc w:val="both"/>
-              <w:rPr>
-                <w:rFonts w:ascii="Arial" w:eastAsia="Times New Roman" w:hAnsi="Arial" w:cs="Arial"/>
-                <w:color w:val="000000"/>
-                <w:sz w:val="16"/>
-                <w:szCs w:val="16"/>
-                <w:lang w:eastAsia="pt-BR"/>
-              </w:rPr>
-            </w:pPr>
-          </w:p>
-        </w:tc>
-      </w:tr>
-      <w:tr>
-        <w:trPr>
-          <w:trHeight w:val="312"/>
-          <w:jc w:val="center"/>
-        </w:trPr>
-        <w:tc>
-          <w:tcPr>
-            <w:tcW w:w="846" w:type="dxa"/>
-            <w:tcBorders>
-              <w:top w:val="single" w:sz="4" w:space="0" w:color="auto"/>
-              <w:left w:val="single" w:sz="4" w:space="0" w:color="auto"/>
-              <w:bottom w:val="single" w:sz="4" w:space="0" w:color="auto"/>
-              <w:right w:val="single" w:sz="4" w:space="0" w:color="auto"/>
-            </w:tcBorders>
-            <w:noWrap/>
-            <w:vAlign w:val="center"/>
-          </w:tcPr>
-          <w:p>
-            <w:pPr>
-              <w:pStyle w:val="PargrafodaLista"/>
-              <w:numPr>
-                <w:ilvl w:val="0"/>
-                <w:numId w:val="6"/>
-              </w:numPr>
-              <w:spacing w:before="120" w:after="0" w:line="240" w:lineRule="auto"/>
-              <w:jc w:val="center"/>
-              <w:rPr>
-                <w:rFonts w:ascii="Arial" w:eastAsia="Times New Roman" w:hAnsi="Arial" w:cs="Arial"/>
-                <w:color w:val="000000"/>
-                <w:sz w:val="16"/>
-                <w:szCs w:val="16"/>
-                <w:lang w:eastAsia="pt-BR"/>
-              </w:rPr>
-            </w:pPr>
-          </w:p>
-        </w:tc>
-        <w:tc>
-          <w:tcPr>
-            <w:tcW w:w="7796" w:type="dxa"/>
-            <w:tcBorders>
-              <w:top w:val="single" w:sz="4" w:space="0" w:color="auto"/>
-              <w:left w:val="nil"/>
-              <w:bottom w:val="single" w:sz="4" w:space="0" w:color="auto"/>
-              <w:right w:val="single" w:sz="4" w:space="0" w:color="auto"/>
-            </w:tcBorders>
-            <w:vAlign w:val="center"/>
-          </w:tcPr>
-          <w:p>
-            <w:pPr>
-              <w:spacing w:after="0" w:line="360" w:lineRule="auto"/>
-              <w:rPr>
-                <w:rFonts w:ascii="Arial" w:eastAsia="Times New Roman" w:hAnsi="Arial" w:cs="Arial"/>
-                <w:color w:val="000000"/>
-                <w:sz w:val="16"/>
-                <w:szCs w:val="16"/>
-                <w:lang w:eastAsia="pt-BR"/>
-              </w:rPr>
-            </w:pPr>
-            <w:r>
-              <w:rPr>
-                <w:rFonts w:ascii="Arial" w:eastAsia="Times New Roman" w:hAnsi="Arial" w:cs="Arial"/>
-                <w:color w:val="000000"/>
-                <w:sz w:val="16"/>
-                <w:szCs w:val="16"/>
-                <w:lang w:eastAsia="pt-BR"/>
-              </w:rPr>
-              <w:t>- Fornec</w:t>
-            </w:r>
-            <w:r>
-              <w:rPr>
-                <w:rFonts w:ascii="Arial" w:eastAsia="Times New Roman" w:hAnsi="Arial" w:cs="Arial"/>
-                <w:color w:val="000000"/>
-                <w:sz w:val="16"/>
-                <w:szCs w:val="16"/>
-                <w:lang w:eastAsia="pt-BR"/>
-              </w:rPr>
-              <w:t>i</w:t>
-            </w:r>
-            <w:r>
-              <w:rPr>
-                <w:rFonts w:ascii="Arial" w:eastAsia="Times New Roman" w:hAnsi="Arial" w:cs="Arial"/>
-                <w:color w:val="000000"/>
-                <w:sz w:val="16"/>
-                <w:szCs w:val="16"/>
-                <w:lang w:eastAsia="pt-BR"/>
-              </w:rPr>
-              <w:t xml:space="preserve">mento de área apropriada para armazenamento de produtos e realização dos serviços de limpeza química com contenção e cobertura para os processos de enchimento, pulverização e </w:t>
-            </w:r>
-          </w:p>
-          <w:p>
-            <w:pPr>
-              <w:spacing w:after="0" w:line="360" w:lineRule="auto"/>
-              <w:rPr>
-                <w:rFonts w:ascii="Arial" w:eastAsia="Times New Roman" w:hAnsi="Arial" w:cs="Arial"/>
-                <w:color w:val="000000"/>
-                <w:sz w:val="16"/>
-                <w:szCs w:val="16"/>
-                <w:lang w:eastAsia="pt-BR"/>
-              </w:rPr>
-            </w:pPr>
-            <w:r>
-              <w:rPr>
-                <w:rFonts w:ascii="Arial" w:eastAsia="Times New Roman" w:hAnsi="Arial" w:cs="Arial"/>
-                <w:color w:val="000000"/>
-                <w:sz w:val="16"/>
-                <w:szCs w:val="16"/>
-                <w:lang w:eastAsia="pt-BR"/>
-              </w:rPr>
-              <w:t>circulação pressurizada;</w:t>
-            </w:r>
-          </w:p>
-        </w:tc>
-        <w:tc>
-          <w:tcPr>
-            <w:tcW w:w="2576" w:type="dxa"/>
-            <w:tcBorders>
-              <w:top w:val="single" w:sz="4" w:space="0" w:color="auto"/>
-              <w:left w:val="single" w:sz="4" w:space="0" w:color="auto"/>
-              <w:bottom w:val="single" w:sz="4" w:space="0" w:color="auto"/>
-              <w:right w:val="single" w:sz="4" w:space="0" w:color="auto"/>
-            </w:tcBorders>
-            <w:noWrap/>
-            <w:vAlign w:val="bottom"/>
-          </w:tcPr>
-          <w:p>
-            <w:pPr>
-              <w:spacing w:before="120" w:after="0" w:line="240" w:lineRule="auto"/>
-              <w:jc w:val="both"/>
-              <w:rPr>
-                <w:rFonts w:ascii="Arial" w:eastAsia="Times New Roman" w:hAnsi="Arial" w:cs="Arial"/>
-                <w:color w:val="000000"/>
-                <w:sz w:val="16"/>
-                <w:szCs w:val="16"/>
-                <w:lang w:eastAsia="pt-BR"/>
-              </w:rPr>
-            </w:pPr>
-          </w:p>
-        </w:tc>
-      </w:tr>
-      <w:tr>
-        <w:trPr>
-          <w:trHeight w:val="312"/>
-          <w:jc w:val="center"/>
-        </w:trPr>
-        <w:tc>
-          <w:tcPr>
-            <w:tcW w:w="11218" w:type="dxa"/>
-            <w:gridSpan w:val="3"/>
-            <w:tcBorders>
-              <w:top w:val="single" w:sz="4" w:space="0" w:color="auto"/>
-              <w:left w:val="single" w:sz="4" w:space="0" w:color="auto"/>
-              <w:bottom w:val="single" w:sz="4" w:space="0" w:color="auto"/>
-              <w:right w:val="single" w:sz="4" w:space="0" w:color="auto"/>
-            </w:tcBorders>
-            <w:shd w:val="clear" w:color="auto" w:fill="9CC2E5" w:themeFill="accent1" w:themeFillTint="99"/>
-            <w:noWrap/>
-            <w:vAlign w:val="center"/>
-          </w:tcPr>
-          <w:p>
-            <w:pPr>
-              <w:spacing w:before="120" w:after="0" w:line="240" w:lineRule="auto"/>
-              <w:jc w:val="both"/>
-              <w:rPr>
-                <w:rFonts w:ascii="Arial" w:eastAsia="Times New Roman" w:hAnsi="Arial" w:cs="Arial"/>
-                <w:color w:val="000000"/>
-                <w:sz w:val="16"/>
-                <w:szCs w:val="16"/>
-                <w:lang w:eastAsia="pt-BR"/>
-              </w:rPr>
-            </w:pPr>
-            <w:r>
-              <w:rPr>
-                <w:rFonts w:ascii="Arial" w:eastAsia="Times New Roman" w:hAnsi="Arial" w:cs="Arial"/>
-                <w:b/>
-                <w:color w:val="000000"/>
-                <w:sz w:val="16"/>
-                <w:szCs w:val="16"/>
-                <w:lang w:eastAsia="pt-BR"/>
-              </w:rPr>
-              <w:t>SEGURANÇA, DOCUMENTAÇÃO E CONFORMIDADE</w:t>
-            </w:r>
-          </w:p>
-        </w:tc>
-      </w:tr>
-      <w:tr>
-        <w:trPr>
-          <w:trHeight w:val="312"/>
-          <w:jc w:val="center"/>
-        </w:trPr>
-        <w:tc>
-          <w:tcPr>
-            <w:tcW w:w="846" w:type="dxa"/>
-            <w:tcBorders>
-              <w:top w:val="single" w:sz="4" w:space="0" w:color="auto"/>
-              <w:left w:val="single" w:sz="4" w:space="0" w:color="auto"/>
-              <w:bottom w:val="single" w:sz="4" w:space="0" w:color="auto"/>
-              <w:right w:val="single" w:sz="4" w:space="0" w:color="auto"/>
-            </w:tcBorders>
-            <w:noWrap/>
-            <w:vAlign w:val="center"/>
-            <w:hideMark/>
-          </w:tcPr>
-          <w:p>
-            <w:pPr>
-              <w:pStyle w:val="PargrafodaLista"/>
-              <w:numPr>
-                <w:ilvl w:val="0"/>
-                <w:numId w:val="6"/>
-              </w:numPr>
-              <w:spacing w:before="120" w:after="0" w:line="240" w:lineRule="auto"/>
-              <w:jc w:val="center"/>
-              <w:rPr>
-                <w:rFonts w:ascii="Arial" w:eastAsia="Times New Roman" w:hAnsi="Arial" w:cs="Arial"/>
-                <w:color w:val="000000"/>
-                <w:sz w:val="16"/>
-                <w:szCs w:val="16"/>
-                <w:lang w:eastAsia="pt-BR"/>
-              </w:rPr>
-            </w:pPr>
-          </w:p>
-        </w:tc>
-        <w:tc>
-          <w:tcPr>
-            <w:tcW w:w="7796" w:type="dxa"/>
-            <w:tcBorders>
-              <w:top w:val="single" w:sz="4" w:space="0" w:color="auto"/>
-              <w:left w:val="nil"/>
-              <w:bottom w:val="single" w:sz="4" w:space="0" w:color="auto"/>
-              <w:right w:val="single" w:sz="4" w:space="0" w:color="auto"/>
-            </w:tcBorders>
-            <w:vAlign w:val="center"/>
-            <w:hideMark/>
-          </w:tcPr>
-          <w:p>
-            <w:pPr>
-              <w:spacing w:before="120" w:after="0" w:line="360" w:lineRule="auto"/>
-              <w:rPr>
-                <w:rFonts w:ascii="Arial" w:eastAsia="Times New Roman" w:hAnsi="Arial" w:cs="Arial"/>
-                <w:color w:val="000000"/>
-                <w:sz w:val="16"/>
-                <w:szCs w:val="16"/>
-                <w:lang w:eastAsia="pt-BR"/>
-              </w:rPr>
-            </w:pPr>
-            <w:r>
-              <w:rPr>
-                <w:rFonts w:ascii="Arial" w:eastAsia="Times New Roman" w:hAnsi="Arial" w:cs="Arial"/>
-                <w:color w:val="000000"/>
-                <w:sz w:val="16"/>
-                <w:szCs w:val="16"/>
-                <w:lang w:eastAsia="pt-BR"/>
-              </w:rPr>
-              <w:t xml:space="preserve">- </w:t>
-            </w:r>
-            <w:r>
-              <w:rPr>
-                <w:rFonts w:ascii="Arial" w:eastAsia="Times New Roman" w:hAnsi="Arial" w:cs="Arial"/>
-                <w:color w:val="000000"/>
-                <w:sz w:val="16"/>
-                <w:szCs w:val="16"/>
-                <w:lang w:eastAsia="pt-BR"/>
-              </w:rPr>
-              <w:t>Elaboração e liberação da Análise Preliminar de Risco (APR) e da Permissão de Trabalho (PT), conforme exigências da obra;</w:t>
-            </w:r>
-          </w:p>
-        </w:tc>
-        <w:tc>
-          <w:tcPr>
-            <w:tcW w:w="2576" w:type="dxa"/>
-            <w:tcBorders>
-              <w:top w:val="single" w:sz="4" w:space="0" w:color="auto"/>
-              <w:left w:val="single" w:sz="4" w:space="0" w:color="auto"/>
-              <w:bottom w:val="single" w:sz="4" w:space="0" w:color="auto"/>
-              <w:right w:val="single" w:sz="4" w:space="0" w:color="auto"/>
-            </w:tcBorders>
-            <w:noWrap/>
-            <w:vAlign w:val="bottom"/>
-            <w:hideMark/>
-          </w:tcPr>
-          <w:p>
-            <w:pPr>
-              <w:spacing w:before="120" w:after="0" w:line="240" w:lineRule="auto"/>
-              <w:jc w:val="both"/>
-              <w:rPr>
-                <w:rFonts w:ascii="Arial" w:eastAsia="Times New Roman" w:hAnsi="Arial" w:cs="Arial"/>
-                <w:color w:val="000000"/>
-                <w:sz w:val="16"/>
-                <w:szCs w:val="16"/>
-                <w:lang w:eastAsia="pt-BR"/>
-              </w:rPr>
-            </w:pPr>
-          </w:p>
-        </w:tc>
-      </w:tr>
-      <w:tr>
-        <w:trPr>
-          <w:trHeight w:val="312"/>
-          <w:jc w:val="center"/>
-        </w:trPr>
-        <w:tc>
-          <w:tcPr>
-            <w:tcW w:w="846" w:type="dxa"/>
-            <w:tcBorders>
-              <w:top w:val="single" w:sz="4" w:space="0" w:color="auto"/>
-              <w:left w:val="single" w:sz="4" w:space="0" w:color="auto"/>
-              <w:bottom w:val="single" w:sz="4" w:space="0" w:color="auto"/>
-              <w:right w:val="single" w:sz="4" w:space="0" w:color="auto"/>
-            </w:tcBorders>
-            <w:noWrap/>
-            <w:vAlign w:val="center"/>
-          </w:tcPr>
-          <w:p>
-            <w:pPr>
-              <w:pStyle w:val="PargrafodaLista"/>
-              <w:numPr>
-                <w:ilvl w:val="0"/>
-                <w:numId w:val="6"/>
-              </w:numPr>
-              <w:spacing w:before="120" w:after="0" w:line="240" w:lineRule="auto"/>
-              <w:jc w:val="center"/>
-              <w:rPr>
-                <w:rFonts w:ascii="Arial" w:eastAsia="Times New Roman" w:hAnsi="Arial" w:cs="Arial"/>
-                <w:color w:val="000000"/>
-                <w:sz w:val="16"/>
-                <w:szCs w:val="16"/>
-                <w:lang w:eastAsia="pt-BR"/>
-              </w:rPr>
-            </w:pPr>
-          </w:p>
-        </w:tc>
-        <w:tc>
-          <w:tcPr>
-            <w:tcW w:w="7796" w:type="dxa"/>
-            <w:tcBorders>
-              <w:top w:val="single" w:sz="4" w:space="0" w:color="auto"/>
-              <w:left w:val="nil"/>
-              <w:bottom w:val="single" w:sz="4" w:space="0" w:color="auto"/>
-              <w:right w:val="single" w:sz="4" w:space="0" w:color="auto"/>
-            </w:tcBorders>
-            <w:vAlign w:val="center"/>
-            <w:hideMark/>
-          </w:tcPr>
-          <w:p>
-            <w:pPr>
-              <w:spacing w:before="120" w:after="0" w:line="360" w:lineRule="auto"/>
-              <w:rPr>
-                <w:rFonts w:ascii="Arial" w:eastAsia="Times New Roman" w:hAnsi="Arial" w:cs="Arial"/>
-                <w:color w:val="000000"/>
-                <w:sz w:val="16"/>
-                <w:szCs w:val="16"/>
-                <w:lang w:eastAsia="pt-BR"/>
-              </w:rPr>
-            </w:pPr>
-            <w:r>
-              <w:rPr>
-                <w:rFonts w:ascii="Arial" w:eastAsia="Times New Roman" w:hAnsi="Arial" w:cs="Arial"/>
-                <w:color w:val="000000"/>
-                <w:sz w:val="16"/>
-                <w:szCs w:val="16"/>
-                <w:lang w:eastAsia="pt-BR"/>
-              </w:rPr>
-              <w:t xml:space="preserve">- </w:t>
-            </w:r>
-            <w:r>
-              <w:rPr>
-                <w:rFonts w:ascii="Arial" w:eastAsia="Times New Roman" w:hAnsi="Arial" w:cs="Arial"/>
-                <w:color w:val="000000"/>
-                <w:sz w:val="16"/>
-                <w:szCs w:val="16"/>
-                <w:lang w:eastAsia="pt-BR"/>
-              </w:rPr>
-              <w:t>Aprovação e liberação dos Boletins de Medição no prazo máximo de 48 (quarenta e oito) horas após seu envio. Na ausência de manifestação dentro deste prazo, os boletins serão considerados automaticamente aprovados para fins de faturamento;</w:t>
-            </w:r>
-          </w:p>
-        </w:tc>
-        <w:tc>
-          <w:tcPr>
-            <w:tcW w:w="2576" w:type="dxa"/>
-            <w:tcBorders>
-              <w:top w:val="single" w:sz="4" w:space="0" w:color="auto"/>
-              <w:left w:val="single" w:sz="4" w:space="0" w:color="auto"/>
-              <w:bottom w:val="single" w:sz="4" w:space="0" w:color="auto"/>
-              <w:right w:val="single" w:sz="4" w:space="0" w:color="auto"/>
-            </w:tcBorders>
-            <w:noWrap/>
-            <w:vAlign w:val="bottom"/>
-            <w:hideMark/>
-          </w:tcPr>
-          <w:p>
-            <w:pPr>
-              <w:spacing w:before="120" w:after="0" w:line="240" w:lineRule="auto"/>
-              <w:jc w:val="both"/>
-              <w:rPr>
-                <w:rFonts w:ascii="Arial" w:eastAsia="Times New Roman" w:hAnsi="Arial" w:cs="Arial"/>
-                <w:color w:val="000000"/>
-                <w:sz w:val="16"/>
-                <w:szCs w:val="16"/>
-                <w:lang w:eastAsia="pt-BR"/>
-              </w:rPr>
-            </w:pPr>
-          </w:p>
-        </w:tc>
-      </w:tr>
-      <w:tr>
-        <w:trPr>
-          <w:trHeight w:val="312"/>
-          <w:jc w:val="center"/>
-        </w:trPr>
-        <w:tc>
-          <w:tcPr>
-            <w:tcW w:w="846" w:type="dxa"/>
-            <w:tcBorders>
-              <w:top w:val="single" w:sz="4" w:space="0" w:color="auto"/>
-              <w:left w:val="single" w:sz="4" w:space="0" w:color="auto"/>
-              <w:bottom w:val="single" w:sz="4" w:space="0" w:color="auto"/>
-              <w:right w:val="single" w:sz="4" w:space="0" w:color="auto"/>
-            </w:tcBorders>
-            <w:noWrap/>
-            <w:vAlign w:val="center"/>
-            <w:hideMark/>
-          </w:tcPr>
-          <w:p>
-            <w:pPr>
-              <w:pStyle w:val="PargrafodaLista"/>
-              <w:numPr>
-                <w:ilvl w:val="0"/>
-                <w:numId w:val="6"/>
-              </w:numPr>
-              <w:spacing w:before="120" w:after="0" w:line="240" w:lineRule="auto"/>
-              <w:jc w:val="center"/>
-              <w:rPr>
-                <w:rFonts w:ascii="Arial" w:eastAsia="Times New Roman" w:hAnsi="Arial" w:cs="Arial"/>
-                <w:color w:val="000000"/>
-                <w:sz w:val="16"/>
-                <w:szCs w:val="16"/>
-                <w:lang w:eastAsia="pt-BR"/>
-              </w:rPr>
-            </w:pPr>
-          </w:p>
-        </w:tc>
-        <w:tc>
-          <w:tcPr>
-            <w:tcW w:w="7796" w:type="dxa"/>
-            <w:tcBorders>
-              <w:top w:val="single" w:sz="4" w:space="0" w:color="auto"/>
-              <w:left w:val="nil"/>
-              <w:bottom w:val="single" w:sz="4" w:space="0" w:color="auto"/>
-              <w:right w:val="single" w:sz="4" w:space="0" w:color="auto"/>
-            </w:tcBorders>
-            <w:vAlign w:val="center"/>
-            <w:hideMark/>
-          </w:tcPr>
-          <w:p>
-            <w:pPr>
-              <w:spacing w:before="120" w:after="0" w:line="360" w:lineRule="auto"/>
-              <w:rPr>
-                <w:rFonts w:ascii="Arial" w:eastAsia="Times New Roman" w:hAnsi="Arial" w:cs="Arial"/>
-                <w:color w:val="000000"/>
-                <w:sz w:val="16"/>
-                <w:szCs w:val="16"/>
-                <w:lang w:eastAsia="pt-BR"/>
-              </w:rPr>
-            </w:pPr>
-            <w:r>
-              <w:rPr>
-                <w:rFonts w:ascii="Arial" w:eastAsia="Times New Roman" w:hAnsi="Arial" w:cs="Arial"/>
-                <w:color w:val="000000"/>
-                <w:sz w:val="16"/>
-                <w:szCs w:val="16"/>
-                <w:lang w:eastAsia="pt-BR"/>
-              </w:rPr>
-              <w:t xml:space="preserve">- </w:t>
-            </w:r>
-            <w:r>
-              <w:rPr>
-                <w:rFonts w:ascii="Arial" w:eastAsia="Times New Roman" w:hAnsi="Arial" w:cs="Arial"/>
-                <w:color w:val="000000"/>
-                <w:sz w:val="16"/>
-                <w:szCs w:val="16"/>
-                <w:lang w:eastAsia="pt-BR"/>
-              </w:rPr>
-              <w:t>Emissão de atestado de capacidade técnica ao término da execução contratual, como registro formal da prestação dos serviços realizados;</w:t>
-            </w:r>
-          </w:p>
-        </w:tc>
-        <w:tc>
-          <w:tcPr>
-            <w:tcW w:w="2576" w:type="dxa"/>
-            <w:tcBorders>
-              <w:top w:val="single" w:sz="4" w:space="0" w:color="auto"/>
-              <w:left w:val="single" w:sz="4" w:space="0" w:color="auto"/>
-              <w:bottom w:val="single" w:sz="4" w:space="0" w:color="auto"/>
-              <w:right w:val="single" w:sz="4" w:space="0" w:color="auto"/>
-            </w:tcBorders>
-            <w:noWrap/>
-            <w:vAlign w:val="bottom"/>
-          </w:tcPr>
-          <w:p>
-            <w:pPr>
-              <w:spacing w:before="120" w:after="0" w:line="240" w:lineRule="auto"/>
-              <w:jc w:val="both"/>
-              <w:rPr>
-                <w:rFonts w:ascii="Arial" w:eastAsia="Times New Roman" w:hAnsi="Arial" w:cs="Arial"/>
-                <w:color w:val="000000"/>
-                <w:sz w:val="16"/>
-                <w:szCs w:val="16"/>
-                <w:lang w:eastAsia="pt-BR"/>
-              </w:rPr>
-            </w:pPr>
-          </w:p>
-        </w:tc>
-      </w:tr>
-      <w:tr>
-        <w:trPr>
-          <w:trHeight w:val="312"/>
-          <w:jc w:val="center"/>
-        </w:trPr>
-        <w:tc>
-          <w:tcPr>
-            <w:tcW w:w="11218" w:type="dxa"/>
-            <w:gridSpan w:val="3"/>
-            <w:tcBorders>
-              <w:top w:val="single" w:sz="4" w:space="0" w:color="auto"/>
-              <w:left w:val="single" w:sz="4" w:space="0" w:color="auto"/>
-              <w:bottom w:val="single" w:sz="4" w:space="0" w:color="auto"/>
-              <w:right w:val="single" w:sz="4" w:space="0" w:color="auto"/>
-            </w:tcBorders>
-            <w:shd w:val="clear" w:color="auto" w:fill="9CC2E5" w:themeFill="accent1" w:themeFillTint="99"/>
-            <w:noWrap/>
-            <w:vAlign w:val="center"/>
-            <w:hideMark/>
-          </w:tcPr>
-          <w:p>
-            <w:pPr>
-              <w:spacing w:before="120" w:after="0" w:line="240" w:lineRule="auto"/>
-              <w:jc w:val="both"/>
-              <w:rPr>
-                <w:rFonts w:ascii="Arial" w:eastAsia="Times New Roman" w:hAnsi="Arial" w:cs="Arial"/>
-                <w:color w:val="000000"/>
-                <w:sz w:val="16"/>
-                <w:szCs w:val="16"/>
-                <w:lang w:eastAsia="pt-BR"/>
-              </w:rPr>
-            </w:pPr>
-            <w:r>
-              <w:rPr>
-                <w:rFonts w:ascii="Arial" w:eastAsia="Times New Roman" w:hAnsi="Arial" w:cs="Arial"/>
-                <w:b/>
-                <w:color w:val="000000"/>
-                <w:sz w:val="16"/>
-                <w:szCs w:val="16"/>
-                <w:lang w:eastAsia="pt-BR"/>
-              </w:rPr>
-              <w:t>MEIO AMBIENTE</w:t>
-            </w:r>
-          </w:p>
-        </w:tc>
-      </w:tr>
-      <w:tr>
-        <w:trPr>
-          <w:trHeight w:val="312"/>
-          <w:jc w:val="center"/>
-        </w:trPr>
-        <w:tc>
-          <w:tcPr>
-            <w:tcW w:w="846" w:type="dxa"/>
-            <w:tcBorders>
-              <w:top w:val="single" w:sz="4" w:space="0" w:color="auto"/>
-              <w:left w:val="single" w:sz="4" w:space="0" w:color="auto"/>
-              <w:bottom w:val="single" w:sz="4" w:space="0" w:color="auto"/>
-              <w:right w:val="single" w:sz="4" w:space="0" w:color="auto"/>
-            </w:tcBorders>
-            <w:noWrap/>
-            <w:vAlign w:val="center"/>
-            <w:hideMark/>
-          </w:tcPr>
-          <w:p>
-            <w:pPr>
-              <w:pStyle w:val="PargrafodaLista"/>
-              <w:numPr>
-                <w:ilvl w:val="0"/>
-                <w:numId w:val="6"/>
-              </w:numPr>
-              <w:spacing w:before="120" w:after="0" w:line="240" w:lineRule="auto"/>
-              <w:jc w:val="center"/>
-              <w:rPr>
-                <w:rFonts w:ascii="Arial" w:eastAsia="Times New Roman" w:hAnsi="Arial" w:cs="Arial"/>
-                <w:color w:val="000000"/>
-                <w:sz w:val="16"/>
-                <w:szCs w:val="16"/>
-                <w:lang w:eastAsia="pt-BR"/>
-              </w:rPr>
-            </w:pPr>
-          </w:p>
-        </w:tc>
-        <w:tc>
-          <w:tcPr>
-            <w:tcW w:w="7796" w:type="dxa"/>
-            <w:tcBorders>
-              <w:top w:val="single" w:sz="4" w:space="0" w:color="auto"/>
-              <w:left w:val="nil"/>
-              <w:bottom w:val="single" w:sz="4" w:space="0" w:color="auto"/>
-              <w:right w:val="single" w:sz="4" w:space="0" w:color="auto"/>
-            </w:tcBorders>
-            <w:vAlign w:val="center"/>
-            <w:hideMark/>
-          </w:tcPr>
-          <w:p>
-            <w:pPr>
-              <w:spacing w:before="120" w:after="0" w:line="360" w:lineRule="auto"/>
-              <w:rPr>
-                <w:rFonts w:ascii="Arial" w:eastAsia="Times New Roman" w:hAnsi="Arial" w:cs="Arial"/>
-                <w:color w:val="000000"/>
-                <w:sz w:val="16"/>
-                <w:szCs w:val="16"/>
-                <w:lang w:eastAsia="pt-BR"/>
-              </w:rPr>
-            </w:pPr>
-            <w:r>
-              <w:rPr>
-                <w:rFonts w:ascii="Arial" w:eastAsia="Times New Roman" w:hAnsi="Arial" w:cs="Arial"/>
-                <w:color w:val="000000"/>
-                <w:sz w:val="16"/>
-                <w:szCs w:val="16"/>
-                <w:lang w:eastAsia="pt-BR"/>
-              </w:rPr>
-              <w:t xml:space="preserve">- </w:t>
-            </w:r>
-            <w:r>
-              <w:rPr>
-                <w:rFonts w:ascii="Arial" w:eastAsia="Times New Roman" w:hAnsi="Arial" w:cs="Arial"/>
-                <w:color w:val="000000"/>
-                <w:sz w:val="16"/>
-                <w:szCs w:val="16"/>
-                <w:lang w:eastAsia="pt-BR"/>
-              </w:rPr>
-              <w:t>Responsabilidade pelo gerenciamento, transporte</w:t>
-            </w:r>
-            <w:r>
-              <w:rPr>
-                <w:rFonts w:ascii="Arial" w:eastAsia="Times New Roman" w:hAnsi="Arial" w:cs="Arial"/>
-                <w:color w:val="000000"/>
-                <w:sz w:val="16"/>
-                <w:szCs w:val="16"/>
-                <w:lang w:eastAsia="pt-BR"/>
-              </w:rPr>
-              <w:t xml:space="preserve"> </w:t>
-            </w:r>
-            <w:r>
-              <w:rPr>
-                <w:rFonts w:ascii="Arial" w:eastAsia="Times New Roman" w:hAnsi="Arial" w:cs="Arial"/>
-                <w:color w:val="000000"/>
-                <w:sz w:val="16"/>
-                <w:szCs w:val="16"/>
-                <w:lang w:eastAsia="pt-BR"/>
-              </w:rPr>
-              <w:t>e destinação final</w:t>
-            </w:r>
-            <w:r>
-              <w:rPr>
-                <w:rFonts w:ascii="Arial" w:eastAsia="Times New Roman" w:hAnsi="Arial" w:cs="Arial"/>
-                <w:color w:val="000000"/>
-                <w:sz w:val="16"/>
-                <w:szCs w:val="16"/>
-                <w:lang w:eastAsia="pt-BR"/>
-              </w:rPr>
-              <w:t xml:space="preserve"> adequada </w:t>
-            </w:r>
-            <w:r>
-              <w:rPr>
-                <w:rFonts w:ascii="Arial" w:eastAsia="Times New Roman" w:hAnsi="Arial" w:cs="Arial"/>
-                <w:color w:val="000000"/>
-                <w:sz w:val="16"/>
-                <w:szCs w:val="16"/>
-                <w:lang w:eastAsia="pt-BR"/>
-              </w:rPr>
-              <w:t>dos efluentes e demais resíduos gerados durante a execução dos serviços</w:t>
-            </w:r>
-            <w:r>
-              <w:rPr>
-                <w:rFonts w:ascii="Arial" w:eastAsia="Times New Roman" w:hAnsi="Arial" w:cs="Arial"/>
-                <w:color w:val="000000"/>
-                <w:sz w:val="16"/>
-                <w:szCs w:val="16"/>
-                <w:lang w:eastAsia="pt-BR"/>
-              </w:rPr>
-              <w:t>.</w:t>
-            </w:r>
-          </w:p>
-        </w:tc>
-        <w:tc>
-          <w:tcPr>
-            <w:tcW w:w="2576" w:type="dxa"/>
-            <w:tcBorders>
-              <w:top w:val="single" w:sz="4" w:space="0" w:color="auto"/>
-              <w:left w:val="single" w:sz="4" w:space="0" w:color="auto"/>
-              <w:bottom w:val="single" w:sz="4" w:space="0" w:color="auto"/>
-              <w:right w:val="single" w:sz="4" w:space="0" w:color="auto"/>
-            </w:tcBorders>
-            <w:noWrap/>
-            <w:vAlign w:val="bottom"/>
-          </w:tcPr>
-          <w:p>
-            <w:pPr>
-              <w:spacing w:before="120" w:after="0" w:line="240" w:lineRule="auto"/>
-              <w:jc w:val="both"/>
-              <w:rPr>
-                <w:rFonts w:ascii="Arial" w:eastAsia="Times New Roman" w:hAnsi="Arial" w:cs="Arial"/>
-                <w:color w:val="000000"/>
-                <w:sz w:val="16"/>
-                <w:szCs w:val="16"/>
-                <w:lang w:eastAsia="pt-BR"/>
-              </w:rPr>
-            </w:pPr>
           </w:p>
         </w:tc>
       </w:tr>

--- a/Modelos/definitivos/Comercial/modelos/Proposta técnica.docx
+++ b/Modelos/definitivos/Comercial/modelos/Proposta técnica.docx
@@ -3827,7 +3827,7 @@
           <w:sz w:val="20"/>
           <w:szCs w:val="20"/>
         </w:rPr>
-        <w:t>Serviço especializado em mão de obra e execução técnica na manutenção e visita técnica.</w:t>
+        <w:t xml:space="preserve">{{servico}}</w:t>
       </w:r>
     </w:p>
     <w:p>
@@ -3841,25 +3841,6 @@
     <w:p>
       <w:pPr>
         <w:pStyle w:val="PargrafodaLista"/>
-        <w:numPr>
-          <w:ilvl w:val="1"/>
-          <w:numId w:val="2"/>
-        </w:numPr>
-        <w:spacing w:after="0" w:line="240" w:lineRule="auto"/>
-        <w:jc w:val="both"/>
-      </w:pPr>
-      <w:r>
-        <w:rPr>
-          <w:rFonts w:ascii="Arial" w:hAnsi="Arial" w:cs="Arial"/>
-          <w:sz w:val="20"/>
-          <w:szCs w:val="20"/>
-        </w:rPr>
-        <w:t>Serviço especializado em mão de obra e execução técnica na manutenção, limpeza química em regime pressurizado e flushing primário em tubulações de sistemas hidráulico e lubrificante, com as respectivas medidas</w:t>
-      </w:r>
-    </w:p>
-    <w:p>
-      <w:pPr>
-        <w:pStyle w:val="PargrafodaLista"/>
         <w:spacing w:after="0" w:line="240" w:lineRule="auto"/>
         <w:ind w:left="1068"/>
         <w:jc w:val="both"/>
@@ -3868,358 +3849,77 @@
     <w:p>
       <w:pPr>
         <w:pStyle w:val="PargrafodaLista"/>
-        <w:numPr>
-          <w:ilvl w:val="1"/>
-          <w:numId w:val="2"/>
-        </w:numPr>
-        <w:spacing w:after="0" w:line="240" w:lineRule="auto"/>
-        <w:jc w:val="both"/>
-      </w:pPr>
-      <w:r>
-        <w:rPr>
-          <w:rFonts w:ascii="Arial" w:hAnsi="Arial" w:cs="Arial"/>
-          <w:sz w:val="20"/>
-          <w:szCs w:val="20"/>
-        </w:rPr>
-        <w:t>Serviço especializado em mão de obra e execução técnica na manutenção e flushing secundário em aproximadamente litros de óleo;</w:t>
-      </w:r>
-    </w:p>
-    <w:p>
-      <w:pPr>
-        <w:pStyle w:val="PargrafodaLista"/>
-        <w:rPr>
-          <w:rFonts w:ascii="Arial" w:hAnsi="Arial" w:cs="Arial"/>
-          <w:sz w:val="20"/>
-          <w:szCs w:val="20"/>
-        </w:rPr>
-      </w:pPr>
-    </w:p>
-    <w:p>
-      <w:pPr>
-        <w:pStyle w:val="PargrafodaLista"/>
-        <w:numPr>
-          <w:ilvl w:val="1"/>
-          <w:numId w:val="2"/>
-        </w:numPr>
-        <w:spacing w:after="0" w:line="240" w:lineRule="auto"/>
-        <w:jc w:val="both"/>
-      </w:pPr>
-      <w:r>
-        <w:rPr>
-          <w:rFonts w:ascii="Arial" w:hAnsi="Arial" w:cs="Arial"/>
-          <w:sz w:val="20"/>
-          <w:szCs w:val="20"/>
-        </w:rPr>
-        <w:t xml:space="preserve"> Serviço especializado em mão de obra e execução técnica na manutenção e filtragem absoluta em aproximadamente litros de óleo;</w:t>
-      </w:r>
-    </w:p>
-    <w:p>
-      <w:pPr>
-        <w:pStyle w:val="PargrafodaLista"/>
-        <w:rPr>
-          <w:rFonts w:ascii="Arial" w:hAnsi="Arial" w:cs="Arial"/>
-          <w:sz w:val="20"/>
-          <w:szCs w:val="20"/>
-        </w:rPr>
-      </w:pPr>
-    </w:p>
-    <w:p>
-      <w:pPr>
-        <w:pStyle w:val="PargrafodaLista"/>
-        <w:numPr>
-          <w:ilvl w:val="1"/>
-          <w:numId w:val="2"/>
-        </w:numPr>
-        <w:spacing w:after="0" w:line="240" w:lineRule="auto"/>
-        <w:jc w:val="both"/>
-      </w:pPr>
-      <w:r>
-        <w:rPr>
-          <w:rFonts w:ascii="Arial" w:hAnsi="Arial" w:cs="Arial"/>
-          <w:sz w:val="20"/>
-          <w:szCs w:val="20"/>
-        </w:rPr>
-        <w:t>Serviço especializado em mão de obra e execução técnica na manutenção e desidratação em aproximadamente litros de óleo;</w:t>
-      </w:r>
-    </w:p>
-    <w:p>
-      <w:pPr>
-        <w:pStyle w:val="PargrafodaLista"/>
-        <w:rPr>
-          <w:rFonts w:ascii="Arial" w:hAnsi="Arial" w:cs="Arial"/>
-          <w:sz w:val="20"/>
-          <w:szCs w:val="20"/>
-        </w:rPr>
-      </w:pPr>
-    </w:p>
-    <w:p>
-      <w:pPr>
-        <w:pStyle w:val="PargrafodaLista"/>
-        <w:numPr>
-          <w:ilvl w:val="1"/>
-          <w:numId w:val="2"/>
-        </w:numPr>
-        <w:spacing w:after="0" w:line="240" w:lineRule="auto"/>
-        <w:jc w:val="both"/>
-      </w:pPr>
-      <w:r>
-        <w:rPr>
-          <w:rFonts w:ascii="Arial" w:hAnsi="Arial" w:cs="Arial"/>
-          <w:sz w:val="20"/>
-          <w:szCs w:val="20"/>
-        </w:rPr>
-        <w:t>Serviço especializado em mão de obra e execução técnica na manutenção e teste hidrostático;</w:t>
-      </w:r>
-    </w:p>
-    <w:p>
-      <w:pPr>
-        <w:pStyle w:val="PargrafodaLista"/>
-        <w:rPr>
-          <w:rFonts w:ascii="Arial" w:hAnsi="Arial" w:cs="Arial"/>
-          <w:sz w:val="20"/>
-          <w:szCs w:val="20"/>
-        </w:rPr>
-      </w:pPr>
-    </w:p>
-    <w:p>
-      <w:pPr>
-        <w:pStyle w:val="PargrafodaLista"/>
-        <w:numPr>
-          <w:ilvl w:val="1"/>
-          <w:numId w:val="2"/>
-        </w:numPr>
-        <w:spacing w:after="0" w:line="240" w:lineRule="auto"/>
-        <w:jc w:val="both"/>
-      </w:pPr>
-      <w:r>
-        <w:rPr>
-          <w:rFonts w:ascii="Arial" w:hAnsi="Arial" w:cs="Arial"/>
-          <w:sz w:val="20"/>
-          <w:szCs w:val="20"/>
-        </w:rPr>
-        <w:t>Serviço especializado em mão de obra e execução técnica na manutenção e limpeza interna de reservatório;</w:t>
-      </w:r>
-    </w:p>
-    <w:p>
-      <w:pPr>
-        <w:pStyle w:val="PargrafodaLista"/>
-        <w:rPr>
-          <w:rFonts w:ascii="Arial" w:hAnsi="Arial" w:cs="Arial"/>
-          <w:sz w:val="20"/>
-          <w:szCs w:val="20"/>
-        </w:rPr>
-      </w:pPr>
-    </w:p>
-    <w:p>
-      <w:pPr>
-        <w:pStyle w:val="PargrafodaLista"/>
-        <w:numPr>
-          <w:ilvl w:val="1"/>
-          <w:numId w:val="2"/>
-        </w:numPr>
-        <w:spacing w:after="0" w:line="240" w:lineRule="auto"/>
-        <w:jc w:val="both"/>
-      </w:pPr>
-      <w:r>
-        <w:rPr>
-          <w:rFonts w:ascii="Arial" w:hAnsi="Arial" w:cs="Arial"/>
-          <w:sz w:val="20"/>
-          <w:szCs w:val="20"/>
-        </w:rPr>
-        <w:t>Serviço especializado em mão de obra e execução técnica na manutenção, drenagem e abastecimento de óleo;</w:t>
-      </w:r>
-    </w:p>
-    <w:p>
-      <w:pPr>
-        <w:pStyle w:val="PargrafodaLista"/>
-        <w:rPr>
-          <w:rFonts w:ascii="Arial" w:hAnsi="Arial" w:cs="Arial"/>
-          <w:sz w:val="20"/>
-          <w:szCs w:val="20"/>
-        </w:rPr>
-      </w:pPr>
-    </w:p>
-    <w:p>
-      <w:pPr>
-        <w:pStyle w:val="PargrafodaLista"/>
-        <w:numPr>
-          <w:ilvl w:val="1"/>
-          <w:numId w:val="2"/>
-        </w:numPr>
-        <w:spacing w:after="0" w:line="240" w:lineRule="auto"/>
-        <w:jc w:val="both"/>
-      </w:pPr>
-      <w:r>
-        <w:rPr>
-          <w:rFonts w:ascii="Arial" w:hAnsi="Arial" w:cs="Arial"/>
-          <w:sz w:val="20"/>
-          <w:szCs w:val="20"/>
-        </w:rPr>
-        <w:t>Serviço especializado em mão de obra e execução técnica na manutenção</w:t>
-      </w:r>
-      <w:r>
-        <w:rPr>
-          <w:rFonts w:ascii="Arial" w:hAnsi="Arial" w:cs="Arial"/>
-          <w:sz w:val="20"/>
-          <w:szCs w:val="20"/>
-        </w:rPr>
-        <w:t xml:space="preserve"> e desgaseificação em...</w:t>
-      </w:r>
-    </w:p>
-    <w:p>
-      <w:pPr>
-        <w:pStyle w:val="PargrafodaLista"/>
-        <w:rPr>
-          <w:rFonts w:ascii="Arial" w:hAnsi="Arial" w:cs="Arial"/>
-          <w:sz w:val="20"/>
-          <w:szCs w:val="20"/>
-        </w:rPr>
-      </w:pPr>
-    </w:p>
-    <w:p>
-      <w:pPr>
-        <w:pStyle w:val="PargrafodaLista"/>
-        <w:numPr>
-          <w:ilvl w:val="1"/>
-          <w:numId w:val="2"/>
-        </w:numPr>
-        <w:spacing w:after="0" w:line="240" w:lineRule="auto"/>
-        <w:jc w:val="both"/>
-      </w:pPr>
-      <w:r>
-        <w:rPr>
-          <w:rFonts w:ascii="Arial" w:hAnsi="Arial" w:cs="Arial"/>
-          <w:sz w:val="20"/>
-          <w:szCs w:val="20"/>
-        </w:rPr>
-        <w:t>Serviço especializado em mão de obra e execução técnica na manutenção e serviço de pré engenharia – Estudo detalhado antes da execução:</w:t>
-      </w:r>
-    </w:p>
-    <w:p>
-      <w:pPr>
-        <w:pStyle w:val="PargrafodaLista"/>
-      </w:pPr>
-    </w:p>
-    <w:p>
-      <w:pPr>
-        <w:pStyle w:val="PargrafodaLista"/>
-        <w:numPr>
-          <w:ilvl w:val="2"/>
-          <w:numId w:val="2"/>
-        </w:numPr>
-        <w:spacing w:after="0" w:line="360" w:lineRule="auto"/>
-        <w:jc w:val="both"/>
-        <w:rPr>
-          <w:rFonts w:ascii="Arial" w:hAnsi="Arial" w:cs="Arial"/>
-          <w:sz w:val="20"/>
-          <w:szCs w:val="20"/>
-        </w:rPr>
-      </w:pPr>
-      <w:r>
-        <w:rPr>
-          <w:rFonts w:ascii="Arial" w:hAnsi="Arial" w:cs="Arial"/>
-          <w:sz w:val="20"/>
-          <w:szCs w:val="20"/>
-        </w:rPr>
-        <w:lastRenderedPageBreak/>
-        <w:t>Levantamento de dados e necessidade do cliente;</w:t>
-      </w:r>
-    </w:p>
-    <w:p>
-      <w:pPr>
-        <w:pStyle w:val="PargrafodaLista"/>
-        <w:numPr>
-          <w:ilvl w:val="2"/>
-          <w:numId w:val="2"/>
-        </w:numPr>
-        <w:spacing w:after="0" w:line="360" w:lineRule="auto"/>
-        <w:jc w:val="both"/>
-        <w:rPr>
-          <w:rFonts w:ascii="Arial" w:hAnsi="Arial" w:cs="Arial"/>
-          <w:sz w:val="20"/>
-          <w:szCs w:val="20"/>
-        </w:rPr>
-      </w:pPr>
-      <w:r>
-        <w:rPr>
-          <w:rFonts w:ascii="Arial" w:hAnsi="Arial" w:cs="Arial"/>
-          <w:sz w:val="20"/>
-          <w:szCs w:val="20"/>
-        </w:rPr>
-        <w:t>Levantamento de desenhos e elaboração de fluxogramas do processo a ser realizado;</w:t>
-      </w:r>
-    </w:p>
-    <w:p>
-      <w:pPr>
-        <w:pStyle w:val="PargrafodaLista"/>
-        <w:numPr>
-          <w:ilvl w:val="2"/>
-          <w:numId w:val="2"/>
-        </w:numPr>
-        <w:spacing w:after="0" w:line="360" w:lineRule="auto"/>
-        <w:jc w:val="both"/>
-        <w:rPr>
-          <w:rFonts w:ascii="Arial" w:hAnsi="Arial" w:cs="Arial"/>
-          <w:sz w:val="20"/>
-          <w:szCs w:val="20"/>
-        </w:rPr>
-      </w:pPr>
-      <w:r>
-        <w:rPr>
-          <w:rFonts w:ascii="Arial" w:hAnsi="Arial" w:cs="Arial"/>
-          <w:sz w:val="20"/>
-          <w:szCs w:val="20"/>
-        </w:rPr>
-        <w:t>Levantamento e identificação de utilidades necessárias;</w:t>
-      </w:r>
-    </w:p>
-    <w:p>
-      <w:pPr>
-        <w:pStyle w:val="PargrafodaLista"/>
-        <w:numPr>
-          <w:ilvl w:val="2"/>
-          <w:numId w:val="2"/>
-        </w:numPr>
-        <w:spacing w:after="0" w:line="360" w:lineRule="auto"/>
-        <w:jc w:val="both"/>
-        <w:rPr>
-          <w:rFonts w:ascii="Arial" w:hAnsi="Arial" w:cs="Arial"/>
-          <w:sz w:val="20"/>
-          <w:szCs w:val="20"/>
-        </w:rPr>
-      </w:pPr>
-      <w:r>
-        <w:rPr>
-          <w:rFonts w:ascii="Arial" w:hAnsi="Arial" w:cs="Arial"/>
-          <w:sz w:val="20"/>
-          <w:szCs w:val="20"/>
-        </w:rPr>
-        <w:t>Se necessário, definição de fabricação de provisórios necessários com antecedência;</w:t>
-      </w:r>
-    </w:p>
-    <w:p>
-      <w:pPr>
-        <w:pStyle w:val="PargrafodaLista"/>
-        <w:numPr>
-          <w:ilvl w:val="2"/>
-          <w:numId w:val="2"/>
-        </w:numPr>
-        <w:spacing w:after="0" w:line="360" w:lineRule="auto"/>
-        <w:jc w:val="both"/>
-        <w:rPr>
-          <w:rFonts w:ascii="Arial" w:hAnsi="Arial" w:cs="Arial"/>
-          <w:sz w:val="20"/>
-          <w:szCs w:val="20"/>
-        </w:rPr>
-      </w:pPr>
-      <w:r>
-        <w:rPr>
-          <w:rFonts w:ascii="Arial" w:hAnsi="Arial" w:cs="Arial"/>
-          <w:sz w:val="20"/>
-          <w:szCs w:val="20"/>
-        </w:rPr>
-        <w:t>Identificação e preparação quanto aos processos internos e as documentações, ambientais, segurança, meio ambiente e qualidade.</w:t>
-      </w:r>
+        <w:rPr>
+          <w:rFonts w:ascii="Arial" w:hAnsi="Arial" w:cs="Arial"/>
+          <w:sz w:val="20"/>
+          <w:szCs w:val="20"/>
+        </w:rPr>
+      </w:pPr>
+    </w:p>
+    <w:p>
+      <w:pPr>
+        <w:pStyle w:val="PargrafodaLista"/>
+        <w:rPr>
+          <w:rFonts w:ascii="Arial" w:hAnsi="Arial" w:cs="Arial"/>
+          <w:sz w:val="20"/>
+          <w:szCs w:val="20"/>
+        </w:rPr>
+      </w:pPr>
+    </w:p>
+    <w:p>
+      <w:pPr>
+        <w:pStyle w:val="PargrafodaLista"/>
+        <w:rPr>
+          <w:rFonts w:ascii="Arial" w:hAnsi="Arial" w:cs="Arial"/>
+          <w:sz w:val="20"/>
+          <w:szCs w:val="20"/>
+        </w:rPr>
+      </w:pPr>
+    </w:p>
+    <w:p>
+      <w:pPr>
+        <w:pStyle w:val="PargrafodaLista"/>
+        <w:rPr>
+          <w:rFonts w:ascii="Arial" w:hAnsi="Arial" w:cs="Arial"/>
+          <w:sz w:val="20"/>
+          <w:szCs w:val="20"/>
+        </w:rPr>
+      </w:pPr>
+    </w:p>
+    <w:p>
+      <w:pPr>
+        <w:pStyle w:val="PargrafodaLista"/>
+        <w:rPr>
+          <w:rFonts w:ascii="Arial" w:hAnsi="Arial" w:cs="Arial"/>
+          <w:sz w:val="20"/>
+          <w:szCs w:val="20"/>
+        </w:rPr>
+      </w:pPr>
+    </w:p>
+    <w:p>
+      <w:pPr>
+        <w:pStyle w:val="PargrafodaLista"/>
+        <w:rPr>
+          <w:rFonts w:ascii="Arial" w:hAnsi="Arial" w:cs="Arial"/>
+          <w:sz w:val="20"/>
+          <w:szCs w:val="20"/>
+        </w:rPr>
+      </w:pPr>
+    </w:p>
+    <w:p>
+      <w:pPr>
+        <w:pStyle w:val="PargrafodaLista"/>
+        <w:rPr>
+          <w:rFonts w:ascii="Arial" w:hAnsi="Arial" w:cs="Arial"/>
+          <w:sz w:val="20"/>
+          <w:szCs w:val="20"/>
+        </w:rPr>
+      </w:pPr>
+    </w:p>
+    <w:p>
+      <w:pPr>
+        <w:pStyle w:val="PargrafodaLista"/>
+      </w:pPr>
     </w:p>
     <w:p>
       <w:pPr>

--- a/Modelos/definitivos/Comercial/modelos/Proposta técnica.docx
+++ b/Modelos/definitivos/Comercial/modelos/Proposta técnica.docx
@@ -4389,6 +4389,13 @@
               </w:rPr>
             </w:pPr>
             <w:r>
+              <w:rPr>
+                <w:rFonts w:ascii="Arial" w:eastAsia="Times New Roman" w:hAnsi="Arial" w:cs="Arial"/>
+                <w:color w:val="000000"/>
+                <w:sz w:val="16"/>
+                <w:szCs w:val="16"/>
+                <w:lang w:eastAsia="pt-BR"/>
+              </w:rPr>
               <w:t xml:space="preserve">{{nota_filtrovali}}</w:t>
             </w:r>
           </w:p>
@@ -4739,6 +4746,13 @@
               </w:rPr>
             </w:pPr>
             <w:r>
+              <w:rPr>
+                <w:rFonts w:ascii="Arial" w:eastAsia="Times New Roman" w:hAnsi="Arial" w:cs="Arial"/>
+                <w:color w:val="000000"/>
+                <w:sz w:val="16"/>
+                <w:szCs w:val="16"/>
+                <w:lang w:eastAsia="pt-BR"/>
+              </w:rPr>
               <w:t xml:space="preserve">{{nota_contratante}}</w:t>
             </w:r>
           </w:p>
@@ -11664,88 +11678,14 @@
       <w:autoSpaceDN w:val="0"/>
       <w:adjustRightInd w:val="0"/>
       <w:spacing w:after="0" w:line="240" w:lineRule="auto"/>
-      <w:jc w:val="center"/>
       <w:rPr>
         <w:rFonts w:ascii="Arial" w:hAnsi="Arial" w:cs="Arial"/>
         <w:b/>
         <w:sz w:val="26"/>
         <w:szCs w:val="26"/>
       </w:rPr>
+      <w:jc w:val="right"/>
     </w:pPr>
-    <w:r>
-      <w:rPr>
-        <w:rFonts w:ascii="Arial" w:hAnsi="Arial" w:cs="Arial"/>
-        <w:b/>
-        <w:noProof/>
-        <w:sz w:val="26"/>
-        <w:szCs w:val="26"/>
-        <w:lang w:eastAsia="pt-BR"/>
-      </w:rPr>
-      <w:drawing>
-        <wp:anchor distT="0" distB="0" distL="114300" distR="114300" simplePos="0" relativeHeight="251669504" behindDoc="1" locked="0" layoutInCell="1" allowOverlap="1" wp14:anchorId="629A2877" wp14:editId="29574DD0">
-          <wp:simplePos x="0" y="0"/>
-          <wp:positionH relativeFrom="page">
-            <wp:align>left</wp:align>
-          </wp:positionH>
-          <wp:positionV relativeFrom="paragraph">
-            <wp:posOffset>-467995</wp:posOffset>
-          </wp:positionV>
-          <wp:extent cx="7568026" cy="10704421"/>
-          <wp:effectExtent l="0" t="0" r="0" b="1905"/>
-          <wp:wrapNone/>
-          <wp:docPr id="6" name="Imagem 9"/>
-          <wp:cNvGraphicFramePr>
-            <a:graphicFrameLocks xmlns:a="http://schemas.openxmlformats.org/drawingml/2006/main" noChangeAspect="1"/>
-          </wp:cNvGraphicFramePr>
-          <a:graphic xmlns:a="http://schemas.openxmlformats.org/drawingml/2006/main">
-            <a:graphicData uri="http://schemas.openxmlformats.org/drawingml/2006/picture">
-              <pic:pic xmlns:pic="http://schemas.openxmlformats.org/drawingml/2006/picture">
-                <pic:nvPicPr>
-                  <pic:cNvPr id="6" name="Imagem 9"/>
-                  <pic:cNvPicPr/>
-                </pic:nvPicPr>
-                <pic:blipFill>
-                  <a:blip r:embed="rId1">
-                    <a:extLst>
-                      <a:ext uri="{28A0092B-C50C-407E-A947-70E740481C1C}">
-                        <a14:useLocalDpi xmlns:a14="http://schemas.microsoft.com/office/drawing/2010/main" val="0"/>
-                      </a:ext>
-                    </a:extLst>
-                  </a:blip>
-                  <a:stretch>
-                    <a:fillRect/>
-                  </a:stretch>
-                </pic:blipFill>
-                <pic:spPr>
-                  <a:xfrm>
-                    <a:off x="0" y="0"/>
-                    <a:ext cx="7568026" cy="10704421"/>
-                  </a:xfrm>
-                  <a:prstGeom prst="rect">
-                    <a:avLst/>
-                  </a:prstGeom>
-                </pic:spPr>
-              </pic:pic>
-            </a:graphicData>
-          </a:graphic>
-          <wp14:sizeRelH relativeFrom="page">
-            <wp14:pctWidth>0</wp14:pctWidth>
-          </wp14:sizeRelH>
-          <wp14:sizeRelV relativeFrom="page">
-            <wp14:pctHeight>0</wp14:pctHeight>
-          </wp14:sizeRelV>
-        </wp:anchor>
-      </w:drawing>
-    </w:r>
-    <w:r>
-      <w:rPr>
-        <w:rFonts w:ascii="Arial" w:hAnsi="Arial" w:cs="Arial"/>
-        <w:b/>
-        <w:sz w:val="26"/>
-        <w:szCs w:val="26"/>
-      </w:rPr>
-      <w:t xml:space="preserve">                                                                                                </w:t>
-    </w:r>
     <w:r>
       <w:rPr>
         <w:rFonts w:ascii="Arial" w:hAnsi="Arial" w:cs="Arial"/>

--- a/Modelos/definitivos/Comercial/modelos/Proposta técnica.docx
+++ b/Modelos/definitivos/Comercial/modelos/Proposta técnica.docx
@@ -11686,6 +11686,71 @@
       </w:rPr>
       <w:jc w:val="right"/>
     </w:pPr>
+    <w:r>
+      <w:rPr>
+        <w:rFonts w:ascii="Arial" w:hAnsi="Arial" w:cs="Arial"/>
+        <w:b/>
+        <w:noProof/>
+        <w:sz w:val="26"/>
+        <w:szCs w:val="26"/>
+        <w:lang w:eastAsia="pt-BR"/>
+      </w:rPr>
+      <w:drawing>
+        <wp:anchor distT="0" distB="0" distL="114300" distR="114300" simplePos="0" relativeHeight="251669504" behindDoc="1" locked="0" layoutInCell="1" allowOverlap="1" wp14:anchorId="629A2877" wp14:editId="29574DD0">
+          <wp:simplePos x="0" y="0"/>
+          <wp:positionH relativeFrom="page">
+            <wp:align>left</wp:align>
+          </wp:positionH>
+          <wp:positionV relativeFrom="paragraph">
+            <wp:posOffset>-467995</wp:posOffset>
+          </wp:positionV>
+          <wp:extent cx="7568026" cy="10704421"/>
+          <wp:effectExtent l="0" t="0" r="0" b="1905"/>
+          <wp:wrapNone/>
+          <wp:docPr id="6" name="Imagem 9"/>
+          <wp:cNvGraphicFramePr>
+            <a:graphicFrameLocks xmlns:a="http://schemas.openxmlformats.org/drawingml/2006/main" noChangeAspect="1"/>
+          </wp:cNvGraphicFramePr>
+          <a:graphic xmlns:a="http://schemas.openxmlformats.org/drawingml/2006/main">
+            <a:graphicData uri="http://schemas.openxmlformats.org/drawingml/2006/picture">
+              <pic:pic xmlns:pic="http://schemas.openxmlformats.org/drawingml/2006/picture">
+                <pic:nvPicPr>
+                  <pic:cNvPr id="6" name="Imagem 9"/>
+                  <pic:cNvPicPr/>
+                </pic:nvPicPr>
+                <pic:blipFill>
+                  <a:blip r:embed="rId1">
+                    <a:extLst>
+                      <a:ext uri="{28A0092B-C50C-407E-A947-70E740481C1C}">
+                        <a14:useLocalDpi xmlns:a14="http://schemas.microsoft.com/office/drawing/2010/main" val="0"/>
+                      </a:ext>
+                    </a:extLst>
+                  </a:blip>
+                  <a:stretch>
+                    <a:fillRect/>
+                  </a:stretch>
+                </pic:blipFill>
+                <pic:spPr>
+                  <a:xfrm>
+                    <a:off x="0" y="0"/>
+                    <a:ext cx="7568026" cy="10704421"/>
+                  </a:xfrm>
+                  <a:prstGeom prst="rect">
+                    <a:avLst/>
+                  </a:prstGeom>
+                </pic:spPr>
+              </pic:pic>
+            </a:graphicData>
+          </a:graphic>
+          <wp14:sizeRelH relativeFrom="page">
+            <wp14:pctWidth>0</wp14:pctWidth>
+          </wp14:sizeRelH>
+          <wp14:sizeRelV relativeFrom="page">
+            <wp14:pctHeight>0</wp14:pctHeight>
+          </wp14:sizeRelV>
+        </wp:anchor>
+      </w:drawing>
+    </w:r>
     <w:r>
       <w:rPr>
         <w:rFonts w:ascii="Arial" w:hAnsi="Arial" w:cs="Arial"/>

--- a/Modelos/definitivos/Comercial/modelos/Proposta técnica.docx
+++ b/Modelos/definitivos/Comercial/modelos/Proposta técnica.docx
@@ -3927,7 +3927,7 @@
         <w:ind w:firstLine="708"/>
         <w:jc w:val="both"/>
         <w:rPr>
-          <w:rFonts w:ascii="Calibri" w:eastAsia="Calibri" w:hAnsi="Calibri"/>
+          <w:rFonts w:ascii="Arial" w:eastAsia="Arial" w:hAnsi="Arial"/>
           <w:sz w:val="20"/>
           <w:szCs w:val="20"/>
         </w:rPr>
@@ -4117,23 +4117,23 @@
               <w:spacing w:after="0" w:line="240" w:lineRule="auto"/>
               <w:jc w:val="center"/>
               <w:rPr>
-                <w:rFonts w:ascii="Calibri" w:eastAsia="Times New Roman" w:hAnsi="Calibri" w:cs="Calibri"/>
+                <w:rFonts w:ascii="Arial" w:eastAsia="Arial" w:hAnsi="Arial" w:cs="Arial"/>
                 <w:b/>
                 <w:bCs/>
                 <w:color w:val="FFFFFF" w:themeColor="background1"/>
-                <w:sz w:val="16"/>
-                <w:szCs w:val="16"/>
+                <w:sz w:val="20"/>
+                <w:szCs w:val="20"/>
                 <w:lang w:eastAsia="pt-BR"/>
               </w:rPr>
             </w:pPr>
             <w:r>
               <w:rPr>
-                <w:rFonts w:ascii="Calibri" w:eastAsia="Times New Roman" w:hAnsi="Calibri" w:cs="Calibri"/>
+                <w:rFonts w:ascii="Arial" w:eastAsia="Arial" w:hAnsi="Arial" w:cs="Arial"/>
                 <w:b/>
                 <w:bCs/>
                 <w:color w:val="FFFFFF" w:themeColor="background1"/>
-                <w:sz w:val="16"/>
-                <w:szCs w:val="16"/>
+                <w:sz w:val="20"/>
+                <w:szCs w:val="20"/>
                 <w:lang w:eastAsia="pt-BR"/>
               </w:rPr>
               <w:t>Item</w:t>
@@ -4159,23 +4159,23 @@
               <w:spacing w:after="0" w:line="240" w:lineRule="auto"/>
               <w:jc w:val="center"/>
               <w:rPr>
-                <w:rFonts w:ascii="Calibri" w:eastAsia="Times New Roman" w:hAnsi="Calibri" w:cs="Calibri"/>
+                <w:rFonts w:ascii="Arial" w:eastAsia="Arial" w:hAnsi="Arial" w:cs="Arial"/>
                 <w:b/>
                 <w:bCs/>
                 <w:color w:val="FFFFFF" w:themeColor="background1"/>
-                <w:sz w:val="18"/>
-                <w:szCs w:val="18"/>
+                <w:sz w:val="20"/>
+                <w:szCs w:val="20"/>
                 <w:lang w:eastAsia="pt-BR"/>
               </w:rPr>
             </w:pPr>
             <w:r>
               <w:rPr>
-                <w:rFonts w:ascii="Calibri" w:eastAsia="Times New Roman" w:hAnsi="Calibri" w:cs="Calibri"/>
+                <w:rFonts w:ascii="Arial" w:eastAsia="Arial" w:hAnsi="Arial" w:cs="Arial"/>
                 <w:b/>
                 <w:bCs/>
                 <w:color w:val="FFFFFF" w:themeColor="background1"/>
-                <w:sz w:val="18"/>
-                <w:szCs w:val="18"/>
+                <w:sz w:val="20"/>
+                <w:szCs w:val="20"/>
                 <w:lang w:eastAsia="pt-BR"/>
               </w:rPr>
               <w:t>ESCOPO</w:t>
@@ -4201,23 +4201,23 @@
               <w:spacing w:after="0" w:line="240" w:lineRule="auto"/>
               <w:jc w:val="center"/>
               <w:rPr>
-                <w:rFonts w:ascii="Calibri" w:eastAsia="Times New Roman" w:hAnsi="Calibri" w:cs="Calibri"/>
+                <w:rFonts w:ascii="Arial" w:eastAsia="Arial" w:hAnsi="Arial" w:cs="Arial"/>
                 <w:b/>
                 <w:bCs/>
                 <w:color w:val="FFFFFF" w:themeColor="background1"/>
-                <w:sz w:val="16"/>
-                <w:szCs w:val="16"/>
+                <w:sz w:val="20"/>
+                <w:szCs w:val="20"/>
                 <w:lang w:eastAsia="pt-BR"/>
               </w:rPr>
             </w:pPr>
             <w:r>
               <w:rPr>
-                <w:rFonts w:ascii="Calibri" w:eastAsia="Times New Roman" w:hAnsi="Calibri" w:cs="Calibri"/>
+                <w:rFonts w:ascii="Arial" w:eastAsia="Arial" w:hAnsi="Arial" w:cs="Arial"/>
                 <w:b/>
                 <w:bCs/>
                 <w:color w:val="FFFFFF" w:themeColor="background1"/>
-                <w:sz w:val="16"/>
-                <w:szCs w:val="16"/>
+                <w:sz w:val="20"/>
+                <w:szCs w:val="20"/>
                 <w:lang w:eastAsia="pt-BR"/>
               </w:rPr>
               <w:t>NOTA</w:t>
@@ -4248,7 +4248,7 @@
             <w:pPr>
               <w:spacing w:before="120" w:after="0" w:line="240" w:lineRule="auto"/>
               <w:rPr>
-                <w:rFonts w:ascii="Arial" w:eastAsia="Times New Roman" w:hAnsi="Arial" w:cs="Arial"/>
+                <w:rFonts w:ascii="Arial" w:eastAsia="Arial" w:hAnsi="Arial" w:cs="Arial"/>
                 <w:b/>
                 <w:bCs/>
                 <w:color w:val="000000"/>
@@ -4259,7 +4259,7 @@
             </w:pPr>
             <w:r>
               <w:rPr>
-                <w:rFonts w:ascii="Arial" w:eastAsia="Times New Roman" w:hAnsi="Arial" w:cs="Arial"/>
+                <w:rFonts w:ascii="Arial" w:eastAsia="Arial" w:hAnsi="Arial" w:cs="Arial"/>
                 <w:b/>
                 <w:bCs/>
                 <w:color w:val="000000"/>
@@ -4300,7 +4300,7 @@
               <w:spacing w:before="120" w:after="0" w:line="240" w:lineRule="auto"/>
               <w:jc w:val="center"/>
               <w:rPr>
-                <w:rFonts w:ascii="Arial" w:eastAsia="Times New Roman" w:hAnsi="Arial" w:cs="Arial"/>
+                <w:rFonts w:ascii="Arial" w:eastAsia="Arial" w:hAnsi="Arial" w:cs="Arial"/>
                 <w:color w:val="000000"/>
                 <w:sz w:val="16"/>
                 <w:szCs w:val="16"/>
@@ -4325,7 +4325,7 @@
             <w:pPr>
               <w:spacing w:before="120" w:after="0" w:line="360" w:lineRule="auto"/>
               <w:rPr>
-                <w:rFonts w:ascii="Arial" w:eastAsia="Times New Roman" w:hAnsi="Arial" w:cs="Arial"/>
+                <w:rFonts w:ascii="Arial" w:eastAsia="Arial" w:hAnsi="Arial" w:cs="Arial"/>
                 <w:color w:val="000000"/>
                 <w:sz w:val="16"/>
                 <w:szCs w:val="16"/>
@@ -4334,7 +4334,7 @@
             </w:pPr>
             <w:r>
               <w:rPr>
-                <w:rFonts w:ascii="Arial" w:eastAsia="Times New Roman" w:hAnsi="Arial" w:cs="Arial"/>
+                <w:rFonts w:ascii="Arial" w:eastAsia="Arial" w:hAnsi="Arial" w:cs="Arial"/>
                 <w:color w:val="000000"/>
                 <w:sz w:val="16"/>
                 <w:szCs w:val="16"/>
@@ -4344,7 +4344,7 @@
             </w:r>
             <w:r>
               <w:rPr>
-                <w:rFonts w:ascii="Arial" w:eastAsia="Times New Roman" w:hAnsi="Arial" w:cs="Arial"/>
+                <w:rFonts w:ascii="Arial" w:eastAsia="Arial" w:hAnsi="Arial" w:cs="Arial"/>
                 <w:color w:val="000000"/>
                 <w:sz w:val="16"/>
                 <w:szCs w:val="16"/>
@@ -4354,7 +4354,7 @@
             </w:r>
             <w:r>
               <w:rPr>
-                <w:rFonts w:ascii="Arial" w:eastAsia="Times New Roman" w:hAnsi="Arial" w:cs="Arial"/>
+                <w:rFonts w:ascii="Arial" w:eastAsia="Arial" w:hAnsi="Arial" w:cs="Arial"/>
                 <w:color w:val="000000"/>
                 <w:sz w:val="16"/>
                 <w:szCs w:val="16"/>
@@ -4381,7 +4381,7 @@
               <w:spacing w:before="120" w:after="0" w:line="240" w:lineRule="auto"/>
               <w:jc w:val="both"/>
               <w:rPr>
-                <w:rFonts w:ascii="Arial" w:eastAsia="Times New Roman" w:hAnsi="Arial" w:cs="Arial"/>
+                <w:rFonts w:ascii="Arial" w:eastAsia="Arial" w:hAnsi="Arial" w:cs="Arial"/>
                 <w:color w:val="000000"/>
                 <w:sz w:val="16"/>
                 <w:szCs w:val="16"/>
@@ -4390,7 +4390,7 @@
             </w:pPr>
             <w:r>
               <w:rPr>
-                <w:rFonts w:ascii="Arial" w:eastAsia="Times New Roman" w:hAnsi="Arial" w:cs="Arial"/>
+                <w:rFonts w:ascii="Arial" w:eastAsia="Arial" w:hAnsi="Arial" w:cs="Arial"/>
                 <w:color w:val="000000"/>
                 <w:sz w:val="16"/>
                 <w:szCs w:val="16"/>
@@ -4489,23 +4489,23 @@
               <w:spacing w:after="0" w:line="240" w:lineRule="auto"/>
               <w:jc w:val="center"/>
               <w:rPr>
-                <w:rFonts w:ascii="Calibri" w:eastAsia="Times New Roman" w:hAnsi="Calibri" w:cs="Calibri"/>
+                <w:rFonts w:ascii="Arial" w:eastAsia="Arial" w:hAnsi="Arial" w:cs="Arial"/>
                 <w:b/>
                 <w:bCs/>
                 <w:color w:val="FFFFFF" w:themeColor="background1"/>
-                <w:sz w:val="16"/>
-                <w:szCs w:val="16"/>
+                <w:sz w:val="20"/>
+                <w:szCs w:val="20"/>
                 <w:lang w:eastAsia="pt-BR"/>
               </w:rPr>
             </w:pPr>
             <w:r>
               <w:rPr>
-                <w:rFonts w:ascii="Calibri" w:eastAsia="Times New Roman" w:hAnsi="Calibri" w:cs="Calibri"/>
+                <w:rFonts w:ascii="Arial" w:eastAsia="Arial" w:hAnsi="Arial" w:cs="Arial"/>
                 <w:b/>
                 <w:bCs/>
                 <w:color w:val="FFFFFF" w:themeColor="background1"/>
-                <w:sz w:val="16"/>
-                <w:szCs w:val="16"/>
+                <w:sz w:val="20"/>
+                <w:szCs w:val="20"/>
                 <w:lang w:eastAsia="pt-BR"/>
               </w:rPr>
               <w:t>Item</w:t>
@@ -4531,23 +4531,23 @@
               <w:spacing w:after="0" w:line="240" w:lineRule="auto"/>
               <w:jc w:val="center"/>
               <w:rPr>
-                <w:rFonts w:ascii="Calibri" w:eastAsia="Times New Roman" w:hAnsi="Calibri" w:cs="Calibri"/>
+                <w:rFonts w:ascii="Arial" w:eastAsia="Arial" w:hAnsi="Arial" w:cs="Arial"/>
                 <w:b/>
                 <w:bCs/>
                 <w:color w:val="FFFFFF" w:themeColor="background1"/>
-                <w:sz w:val="18"/>
-                <w:szCs w:val="18"/>
+                <w:sz w:val="20"/>
+                <w:szCs w:val="20"/>
                 <w:lang w:eastAsia="pt-BR"/>
               </w:rPr>
             </w:pPr>
             <w:r>
               <w:rPr>
-                <w:rFonts w:ascii="Calibri" w:eastAsia="Times New Roman" w:hAnsi="Calibri" w:cs="Calibri"/>
+                <w:rFonts w:ascii="Arial" w:eastAsia="Arial" w:hAnsi="Arial" w:cs="Arial"/>
                 <w:b/>
                 <w:bCs/>
                 <w:color w:val="FFFFFF" w:themeColor="background1"/>
-                <w:sz w:val="18"/>
-                <w:szCs w:val="18"/>
+                <w:sz w:val="20"/>
+                <w:szCs w:val="20"/>
                 <w:lang w:eastAsia="pt-BR"/>
               </w:rPr>
               <w:t>ESCOPO</w:t>
@@ -4573,23 +4573,23 @@
               <w:spacing w:after="0" w:line="240" w:lineRule="auto"/>
               <w:jc w:val="center"/>
               <w:rPr>
-                <w:rFonts w:ascii="Calibri" w:eastAsia="Times New Roman" w:hAnsi="Calibri" w:cs="Calibri"/>
+                <w:rFonts w:ascii="Arial" w:eastAsia="Arial" w:hAnsi="Arial" w:cs="Arial"/>
                 <w:b/>
                 <w:bCs/>
                 <w:color w:val="FFFFFF" w:themeColor="background1"/>
-                <w:sz w:val="16"/>
-                <w:szCs w:val="16"/>
+                <w:sz w:val="20"/>
+                <w:szCs w:val="20"/>
                 <w:lang w:eastAsia="pt-BR"/>
               </w:rPr>
             </w:pPr>
             <w:r>
               <w:rPr>
-                <w:rFonts w:ascii="Calibri" w:eastAsia="Times New Roman" w:hAnsi="Calibri" w:cs="Calibri"/>
+                <w:rFonts w:ascii="Arial" w:eastAsia="Arial" w:hAnsi="Arial" w:cs="Arial"/>
                 <w:b/>
                 <w:bCs/>
                 <w:color w:val="FFFFFF" w:themeColor="background1"/>
-                <w:sz w:val="16"/>
-                <w:szCs w:val="16"/>
+                <w:sz w:val="20"/>
+                <w:szCs w:val="20"/>
                 <w:lang w:eastAsia="pt-BR"/>
               </w:rPr>
               <w:t>NOTA</w:t>
@@ -4621,7 +4621,7 @@
               <w:spacing w:before="120" w:after="0" w:line="240" w:lineRule="auto"/>
               <w:jc w:val="both"/>
               <w:rPr>
-                <w:rFonts w:ascii="Arial" w:eastAsia="Times New Roman" w:hAnsi="Arial" w:cs="Arial"/>
+                <w:rFonts w:ascii="Arial" w:eastAsia="Arial" w:hAnsi="Arial" w:cs="Arial"/>
                 <w:color w:val="000000"/>
                 <w:sz w:val="16"/>
                 <w:szCs w:val="16"/>
@@ -4630,7 +4630,7 @@
             </w:pPr>
             <w:r>
               <w:rPr>
-                <w:rFonts w:ascii="Arial" w:eastAsia="Times New Roman" w:hAnsi="Arial" w:cs="Arial"/>
+                <w:rFonts w:ascii="Arial" w:eastAsia="Arial" w:hAnsi="Arial" w:cs="Arial"/>
                 <w:b/>
                 <w:color w:val="000000"/>
                 <w:sz w:val="16"/>
@@ -4670,7 +4670,7 @@
               <w:spacing w:before="120" w:after="0" w:line="240" w:lineRule="auto"/>
               <w:jc w:val="center"/>
               <w:rPr>
-                <w:rFonts w:ascii="Arial" w:eastAsia="Times New Roman" w:hAnsi="Arial" w:cs="Arial"/>
+                <w:rFonts w:ascii="Arial" w:eastAsia="Arial" w:hAnsi="Arial" w:cs="Arial"/>
                 <w:color w:val="000000"/>
                 <w:sz w:val="16"/>
                 <w:szCs w:val="16"/>
@@ -4695,7 +4695,7 @@
             <w:pPr>
               <w:spacing w:before="120" w:after="0" w:line="360" w:lineRule="auto"/>
               <w:rPr>
-                <w:rFonts w:ascii="Arial" w:eastAsia="Times New Roman" w:hAnsi="Arial" w:cs="Arial"/>
+                <w:rFonts w:ascii="Arial" w:eastAsia="Arial" w:hAnsi="Arial" w:cs="Arial"/>
                 <w:sz w:val="16"/>
                 <w:szCs w:val="16"/>
                 <w:lang w:eastAsia="pt-BR"/>
@@ -4738,7 +4738,7 @@
               <w:spacing w:before="120" w:after="0" w:line="240" w:lineRule="auto"/>
               <w:jc w:val="both"/>
               <w:rPr>
-                <w:rFonts w:ascii="Arial" w:eastAsia="Times New Roman" w:hAnsi="Arial" w:cs="Arial"/>
+                <w:rFonts w:ascii="Arial" w:eastAsia="Arial" w:hAnsi="Arial" w:cs="Arial"/>
                 <w:color w:val="000000"/>
                 <w:sz w:val="16"/>
                 <w:szCs w:val="16"/>
@@ -4747,7 +4747,7 @@
             </w:pPr>
             <w:r>
               <w:rPr>
-                <w:rFonts w:ascii="Arial" w:eastAsia="Times New Roman" w:hAnsi="Arial" w:cs="Arial"/>
+                <w:rFonts w:ascii="Arial" w:eastAsia="Arial" w:hAnsi="Arial" w:cs="Arial"/>
                 <w:color w:val="000000"/>
                 <w:sz w:val="16"/>
                 <w:szCs w:val="16"/>
@@ -4776,62 +4776,62 @@
         <w:spacing w:after="0" w:line="240" w:lineRule="auto"/>
         <w:jc w:val="both"/>
         <w:rPr>
-          <w:rFonts w:ascii="Calibri" w:eastAsia="Calibri" w:hAnsi="Calibri"/>
-          <w:sz w:val="20"/>
-          <w:szCs w:val="20"/>
-        </w:rPr>
-      </w:pPr>
-    </w:p>
-    <w:p>
-      <w:pPr>
-        <w:spacing w:after="0" w:line="240" w:lineRule="auto"/>
-        <w:jc w:val="both"/>
-        <w:rPr>
-          <w:rFonts w:ascii="Calibri" w:eastAsia="Calibri" w:hAnsi="Calibri"/>
-          <w:sz w:val="20"/>
-          <w:szCs w:val="20"/>
-        </w:rPr>
-      </w:pPr>
-    </w:p>
-    <w:p>
-      <w:pPr>
-        <w:spacing w:after="0" w:line="240" w:lineRule="auto"/>
-        <w:jc w:val="both"/>
-        <w:rPr>
-          <w:rFonts w:ascii="Calibri" w:eastAsia="Calibri" w:hAnsi="Calibri"/>
-          <w:sz w:val="20"/>
-          <w:szCs w:val="20"/>
-        </w:rPr>
-      </w:pPr>
-    </w:p>
-    <w:p>
-      <w:pPr>
-        <w:spacing w:after="0" w:line="240" w:lineRule="auto"/>
-        <w:jc w:val="both"/>
-        <w:rPr>
-          <w:rFonts w:ascii="Calibri" w:eastAsia="Calibri" w:hAnsi="Calibri"/>
-          <w:sz w:val="20"/>
-          <w:szCs w:val="20"/>
-        </w:rPr>
-      </w:pPr>
-    </w:p>
-    <w:p>
-      <w:pPr>
-        <w:spacing w:after="0" w:line="240" w:lineRule="auto"/>
-        <w:jc w:val="both"/>
-        <w:rPr>
-          <w:rFonts w:ascii="Calibri" w:eastAsia="Calibri" w:hAnsi="Calibri"/>
-          <w:sz w:val="20"/>
-          <w:szCs w:val="20"/>
-        </w:rPr>
-      </w:pPr>
-    </w:p>
-    <w:p>
-      <w:pPr>
-        <w:spacing w:after="0" w:line="240" w:lineRule="auto"/>
-        <w:jc w:val="both"/>
-        <w:rPr>
-          <w:rFonts w:ascii="Calibri" w:eastAsia="Calibri" w:hAnsi="Calibri"/>
+          <w:rFonts w:ascii="Arial" w:eastAsia="Arial" w:hAnsi="Arial"/>
+          <w:sz w:val="20"/>
+          <w:szCs w:val="20"/>
+        </w:rPr>
+      </w:pPr>
+    </w:p>
+    <w:p>
+      <w:pPr>
+        <w:spacing w:after="0" w:line="240" w:lineRule="auto"/>
+        <w:jc w:val="both"/>
+        <w:rPr>
+          <w:rFonts w:ascii="Arial" w:eastAsia="Arial" w:hAnsi="Arial"/>
+          <w:sz w:val="20"/>
+          <w:szCs w:val="20"/>
+        </w:rPr>
+      </w:pPr>
+    </w:p>
+    <w:p>
+      <w:pPr>
+        <w:spacing w:after="0" w:line="240" w:lineRule="auto"/>
+        <w:jc w:val="both"/>
+        <w:rPr>
+          <w:rFonts w:ascii="Arial" w:eastAsia="Arial" w:hAnsi="Arial"/>
+          <w:sz w:val="20"/>
+          <w:szCs w:val="20"/>
+        </w:rPr>
+      </w:pPr>
+    </w:p>
+    <w:p>
+      <w:pPr>
+        <w:spacing w:after="0" w:line="240" w:lineRule="auto"/>
+        <w:jc w:val="both"/>
+        <w:rPr>
+          <w:rFonts w:ascii="Arial" w:eastAsia="Arial" w:hAnsi="Arial"/>
+          <w:sz w:val="20"/>
+          <w:szCs w:val="20"/>
+        </w:rPr>
+      </w:pPr>
+    </w:p>
+    <w:p>
+      <w:pPr>
+        <w:spacing w:after="0" w:line="240" w:lineRule="auto"/>
+        <w:jc w:val="both"/>
+        <w:rPr>
+          <w:rFonts w:ascii="Arial" w:eastAsia="Arial" w:hAnsi="Arial"/>
+          <w:sz w:val="20"/>
+          <w:szCs w:val="20"/>
+        </w:rPr>
+      </w:pPr>
+    </w:p>
+    <w:p>
+      <w:pPr>
+        <w:spacing w:after="0" w:line="240" w:lineRule="auto"/>
+        <w:jc w:val="both"/>
+        <w:rPr>
+          <w:rFonts w:ascii="Arial" w:eastAsia="Arial" w:hAnsi="Arial"/>
           <w:sz w:val="20"/>
           <w:szCs w:val="20"/>
         </w:rPr>
@@ -4991,7 +4991,7 @@
         <w:spacing w:after="0" w:line="240" w:lineRule="auto"/>
         <w:jc w:val="both"/>
         <w:rPr>
-          <w:rFonts w:ascii="Calibri" w:eastAsia="Calibri" w:hAnsi="Calibri"/>
+          <w:rFonts w:ascii="Arial" w:eastAsia="Arial" w:hAnsi="Arial"/>
         </w:rPr>
       </w:pPr>
       <w:r>
@@ -5418,7 +5418,7 @@
         <w:spacing w:after="0" w:line="240" w:lineRule="auto"/>
         <w:jc w:val="both"/>
         <w:rPr>
-          <w:rFonts w:ascii="Calibri" w:eastAsia="Calibri" w:hAnsi="Calibri"/>
+          <w:rFonts w:ascii="Arial" w:eastAsia="Arial" w:hAnsi="Arial"/>
         </w:rPr>
       </w:pPr>
       <w:r>
@@ -6091,7 +6091,7 @@
         <w:ind w:left="708" w:firstLine="708"/>
         <w:jc w:val="both"/>
         <w:rPr>
-          <w:rFonts w:cs="Calibri"/>
+          <w:rFonts w:cs="Arial"/>
           <w:noProof/>
           <w:color w:val="000000"/>
           <w:sz w:val="20"/>
@@ -6140,7 +6140,7 @@
       </w:r>
       <w:r>
         <w:rPr>
-          <w:rFonts w:cs="Calibri"/>
+          <w:rFonts w:cs="Arial"/>
           <w:noProof/>
           <w:color w:val="000000"/>
           <w:sz w:val="20"/>
@@ -7254,7 +7254,7 @@
       </w:r>
       <w:r>
         <w:rPr>
-          <w:rFonts w:cs="Calibri"/>
+          <w:rFonts w:cs="Arial"/>
           <w:noProof/>
           <w:color w:val="000000"/>
           <w:sz w:val="20"/>
@@ -7641,7 +7641,7 @@
       </w:r>
       <w:r>
         <w:rPr>
-          <w:rFonts w:cs="Calibri"/>
+          <w:rFonts w:cs="Arial"/>
           <w:noProof/>
           <w:color w:val="000000"/>
           <w:sz w:val="20"/>
@@ -8282,7 +8282,7 @@
       </w:r>
       <w:r>
         <w:rPr>
-          <w:rFonts w:cs="Calibri"/>
+          <w:rFonts w:cs="Arial"/>
           <w:noProof/>
           <w:color w:val="000000"/>
           <w:sz w:val="20"/>
@@ -9021,7 +9021,7 @@
       <w:pPr>
         <w:spacing w:after="0" w:line="240" w:lineRule="auto"/>
         <w:rPr>
-          <w:rFonts w:ascii="Arial" w:eastAsia="Calibri" w:hAnsi="Arial" w:cs="Arial"/>
+          <w:rFonts w:ascii="Arial" w:eastAsia="Arial" w:hAnsi="Arial" w:cs="Arial"/>
           <w:sz w:val="20"/>
           <w:szCs w:val="20"/>
         </w:rPr>
@@ -9046,7 +9046,7 @@
       </w:r>
       <w:r>
         <w:rPr>
-          <w:rFonts w:ascii="Arial" w:eastAsia="Calibri" w:hAnsi="Arial" w:cs="Arial"/>
+          <w:rFonts w:ascii="Arial" w:eastAsia="Arial" w:hAnsi="Arial" w:cs="Arial"/>
           <w:sz w:val="20"/>
           <w:szCs w:val="20"/>
         </w:rPr>
@@ -9054,7 +9054,7 @@
       </w:r>
       <w:r>
         <w:rPr>
-          <w:rFonts w:ascii="Arial" w:eastAsia="Calibri" w:hAnsi="Arial" w:cs="Arial"/>
+          <w:rFonts w:ascii="Arial" w:eastAsia="Arial" w:hAnsi="Arial" w:cs="Arial"/>
           <w:sz w:val="20"/>
           <w:szCs w:val="20"/>
         </w:rPr>
@@ -9065,7 +9065,7 @@
       <w:pPr>
         <w:spacing w:after="0" w:line="240" w:lineRule="auto"/>
         <w:rPr>
-          <w:rFonts w:ascii="Arial" w:eastAsia="Calibri" w:hAnsi="Arial" w:cs="Arial"/>
+          <w:rFonts w:ascii="Arial" w:eastAsia="Arial" w:hAnsi="Arial" w:cs="Arial"/>
           <w:sz w:val="20"/>
           <w:szCs w:val="20"/>
         </w:rPr>
@@ -9165,16 +9165,16 @@
         </w:numPr>
         <w:spacing w:line="240" w:lineRule="auto"/>
         <w:rPr>
-          <w:rFonts w:ascii="Arial" w:eastAsia="Calibri" w:hAnsi="Arial" w:cs="Arial"/>
-          <w:b/>
-          <w:bCs/>
-          <w:sz w:val="20"/>
-          <w:szCs w:val="20"/>
-        </w:rPr>
-      </w:pPr>
-      <w:r>
-        <w:rPr>
-          <w:rFonts w:ascii="Arial" w:eastAsia="Calibri" w:hAnsi="Arial" w:cs="Arial"/>
+          <w:rFonts w:ascii="Arial" w:eastAsia="Arial" w:hAnsi="Arial" w:cs="Arial"/>
+          <w:b/>
+          <w:bCs/>
+          <w:sz w:val="20"/>
+          <w:szCs w:val="20"/>
+        </w:rPr>
+      </w:pPr>
+      <w:r>
+        <w:rPr>
+          <w:rFonts w:ascii="Arial" w:eastAsia="Arial" w:hAnsi="Arial" w:cs="Arial"/>
           <w:b/>
           <w:bCs/>
           <w:sz w:val="20"/>
@@ -9188,7 +9188,7 @@
         <w:spacing w:after="0" w:line="240" w:lineRule="auto"/>
         <w:ind w:firstLine="708"/>
         <w:rPr>
-          <w:rFonts w:ascii="Arial" w:eastAsia="Calibri" w:hAnsi="Arial" w:cs="Arial"/>
+          <w:rFonts w:ascii="Arial" w:eastAsia="Arial" w:hAnsi="Arial" w:cs="Arial"/>
           <w:b/>
           <w:bCs/>
           <w:sz w:val="20"/>
@@ -13099,7 +13099,7 @@
       <w:spacing w:after="0" w:line="240" w:lineRule="auto"/>
     </w:pPr>
     <w:rPr>
-      <w:rFonts w:ascii="Calibri" w:hAnsi="Calibri" w:cs="Calibri"/>
+      <w:rFonts w:ascii="Arial" w:hAnsi="Arial" w:cs="Arial"/>
       <w:color w:val="000000"/>
       <w:sz w:val="24"/>
       <w:szCs w:val="24"/>
@@ -13126,7 +13126,7 @@
       <w:spacing w:before="100" w:beforeAutospacing="1" w:after="100" w:afterAutospacing="1" w:line="240" w:lineRule="auto"/>
     </w:pPr>
     <w:rPr>
-      <w:rFonts w:ascii="Times New Roman" w:eastAsia="Times New Roman" w:hAnsi="Times New Roman" w:cs="Times New Roman"/>
+      <w:rFonts w:ascii="Arial" w:eastAsia="Arial" w:hAnsi="Arial" w:cs="Arial"/>
       <w:sz w:val="24"/>
       <w:szCs w:val="24"/>
       <w:lang w:eastAsia="pt-BR"/>
@@ -13264,7 +13264,7 @@
     </a:clrScheme>
     <a:fontScheme name="Escritório">
       <a:majorFont>
-        <a:latin typeface="Calibri Light"/>
+        <a:latin typeface="Arial"/>
         <a:ea typeface=""/>
         <a:cs typeface=""/>
         <a:font script="Jpan" typeface="ＭＳ ゴシック"/>
@@ -13299,7 +13299,7 @@
         <a:font script="Geor" typeface="Sylfaen"/>
       </a:majorFont>
       <a:minorFont>
-        <a:latin typeface="Calibri"/>
+        <a:latin typeface="Arial"/>
         <a:ea typeface=""/>
         <a:cs typeface=""/>
         <a:font script="Jpan" typeface="ＭＳ 明朝"/>

--- a/Modelos/definitivos/Comercial/modelos/Proposta técnica.docx
+++ b/Modelos/definitivos/Comercial/modelos/Proposta técnica.docx
@@ -3828,6 +3828,20 @@
           <w:szCs w:val="20"/>
         </w:rPr>
         <w:t xml:space="preserve">{{servico}}</w:t>
+      </w:r>
+    </w:p>
+    <w:p>
+      <w:pPr>
+        <w:pStyle w:val="PargrafodaLista"/>
+        <w:numPr>
+          <w:ilvl w:val="1"/>
+          <w:numId w:val="2"/>
+        </w:numPr>
+        <w:spacing w:after="0" w:line="240" w:lineRule="auto"/>
+        <w:jc w:val="both"/>
+      </w:pPr>
+      <w:r>
+        <w:t>{{escopo_blocos}}</w:t>
       </w:r>
     </w:p>
     <w:p>

--- a/Modelos/definitivos/Comercial/modelos/Proposta técnica.docx
+++ b/Modelos/definitivos/Comercial/modelos/Proposta técnica.docx
@@ -10854,7 +10854,7 @@
           <w:sz w:val="20"/>
           <w:szCs w:val="20"/>
         </w:rPr>
-        <w:t>hidrojatemento</w:t>
+        <w:t>hidrojateamento</w:t>
       </w:r>
       <w:r>
         <w:rPr>
@@ -10934,153 +10934,6 @@
     <w:p>
       <w:pPr>
         <w:pStyle w:val="PargrafodaLista"/>
-        <w:rPr>
-          <w:rFonts w:ascii="Arial" w:hAnsi="Arial" w:cs="Arial"/>
-          <w:sz w:val="20"/>
-          <w:szCs w:val="20"/>
-        </w:rPr>
-      </w:pPr>
-    </w:p>
-    <w:p>
-      <w:pPr>
-        <w:pStyle w:val="PargrafodaLista"/>
-        <w:numPr>
-          <w:ilvl w:val="1"/>
-          <w:numId w:val="2"/>
-        </w:numPr>
-        <w:autoSpaceDE w:val="0"/>
-        <w:autoSpaceDN w:val="0"/>
-        <w:adjustRightInd w:val="0"/>
-        <w:spacing w:after="0" w:line="240" w:lineRule="auto"/>
-        <w:jc w:val="both"/>
-        <w:rPr>
-          <w:rFonts w:ascii="Arial" w:hAnsi="Arial" w:cs="Arial"/>
-          <w:sz w:val="20"/>
-          <w:szCs w:val="20"/>
-        </w:rPr>
-      </w:pPr>
-      <w:r>
-        <w:rPr>
-          <w:rFonts w:ascii="Arial" w:hAnsi="Arial" w:cs="Arial"/>
-          <w:sz w:val="20"/>
-          <w:szCs w:val="20"/>
-        </w:rPr>
-        <w:t>Após a conclusão do</w:t>
-      </w:r>
-      <w:r>
-        <w:rPr>
-          <w:rFonts w:ascii="Arial" w:hAnsi="Arial" w:cs="Arial"/>
-          <w:sz w:val="20"/>
-          <w:szCs w:val="20"/>
-        </w:rPr>
-        <w:t>s</w:t>
-      </w:r>
-      <w:r>
-        <w:rPr>
-          <w:rFonts w:ascii="Arial" w:hAnsi="Arial" w:cs="Arial"/>
-          <w:sz w:val="20"/>
-          <w:szCs w:val="20"/>
-        </w:rPr>
-        <w:t xml:space="preserve"> </w:t>
-      </w:r>
-      <w:r>
-        <w:rPr>
-          <w:rFonts w:ascii="Arial" w:hAnsi="Arial" w:cs="Arial"/>
-          <w:sz w:val="20"/>
-          <w:szCs w:val="20"/>
-        </w:rPr>
-        <w:t>serviços de flushing</w:t>
-      </w:r>
-      <w:r>
-        <w:rPr>
-          <w:rFonts w:ascii="Arial" w:hAnsi="Arial" w:cs="Arial"/>
-          <w:sz w:val="20"/>
-          <w:szCs w:val="20"/>
-        </w:rPr>
-        <w:t xml:space="preserve"> será emitido um </w:t>
-      </w:r>
-      <w:r>
-        <w:rPr>
-          <w:rFonts w:ascii="Arial" w:hAnsi="Arial" w:cs="Arial"/>
-          <w:b/>
-          <w:bCs/>
-          <w:sz w:val="20"/>
-          <w:szCs w:val="20"/>
-        </w:rPr>
-        <w:t>RFA</w:t>
-      </w:r>
-      <w:r>
-        <w:rPr>
-          <w:rFonts w:ascii="Arial" w:hAnsi="Arial" w:cs="Arial"/>
-          <w:sz w:val="20"/>
-          <w:szCs w:val="20"/>
-        </w:rPr>
-        <w:t xml:space="preserve"> (relatório </w:t>
-      </w:r>
-      <w:r>
-        <w:rPr>
-          <w:rFonts w:ascii="Arial" w:hAnsi="Arial" w:cs="Arial"/>
-          <w:sz w:val="20"/>
-          <w:szCs w:val="20"/>
-        </w:rPr>
-        <w:t xml:space="preserve">de </w:t>
-      </w:r>
-      <w:r>
-        <w:rPr>
-          <w:rFonts w:ascii="Arial" w:hAnsi="Arial" w:cs="Arial"/>
-          <w:sz w:val="20"/>
-          <w:szCs w:val="20"/>
-        </w:rPr>
-        <w:t>flushing com água</w:t>
-      </w:r>
-      <w:r>
-        <w:rPr>
-          <w:rFonts w:ascii="Arial" w:hAnsi="Arial" w:cs="Arial"/>
-          <w:sz w:val="20"/>
-          <w:szCs w:val="20"/>
-        </w:rPr>
-        <w:t>)</w:t>
-      </w:r>
-      <w:r>
-        <w:rPr>
-          <w:rFonts w:ascii="Arial" w:hAnsi="Arial" w:cs="Arial"/>
-          <w:sz w:val="20"/>
-          <w:szCs w:val="20"/>
-        </w:rPr>
-        <w:t xml:space="preserve"> </w:t>
-      </w:r>
-      <w:r>
-        <w:rPr>
-          <w:rFonts w:ascii="Arial" w:hAnsi="Arial" w:cs="Arial"/>
-          <w:sz w:val="20"/>
-          <w:szCs w:val="20"/>
-        </w:rPr>
-        <w:t xml:space="preserve">descrevendo as informações </w:t>
-      </w:r>
-      <w:r>
-        <w:rPr>
-          <w:rFonts w:ascii="Arial" w:hAnsi="Arial" w:cs="Arial"/>
-          <w:sz w:val="20"/>
-          <w:szCs w:val="20"/>
-        </w:rPr>
-        <w:t>específicas das atividades, bem como, as imagens do antes e depois de alguns pontos da estrutura</w:t>
-      </w:r>
-      <w:r>
-        <w:rPr>
-          <w:rFonts w:ascii="Arial" w:hAnsi="Arial" w:cs="Arial"/>
-          <w:sz w:val="20"/>
-          <w:szCs w:val="20"/>
-        </w:rPr>
-        <w:t>;</w:t>
-      </w:r>
-    </w:p>
-    <w:p>
-      <w:pPr>
-        <w:autoSpaceDE w:val="0"/>
-        <w:autoSpaceDN w:val="0"/>
-        <w:adjustRightInd w:val="0"/>
-        <w:spacing w:after="0" w:line="240" w:lineRule="auto"/>
-        <w:jc w:val="both"/>
         <w:rPr>
           <w:rFonts w:ascii="Arial" w:hAnsi="Arial" w:cs="Arial"/>
           <w:sz w:val="20"/>

--- a/Modelos/definitivos/Comercial/modelos/Proposta técnica.docx
+++ b/Modelos/definitivos/Comercial/modelos/Proposta técnica.docx
@@ -10696,6 +10696,26 @@
     <w:p>
       <w:pPr>
         <w:pStyle w:val="PargrafodaLista"/>
+        <w:rPr>
+          <w:rFonts w:ascii="Arial" w:hAnsi="Arial" w:cs="Arial"/>
+          <w:sz w:val="20"/>
+          <w:szCs w:val="20"/>
+        </w:rPr>
+      </w:pPr>
+    </w:p>
+    <w:p>
+      <w:pPr>
+        <w:pStyle w:val="PargrafodaLista"/>
+        <w:rPr>
+          <w:rFonts w:ascii="Arial" w:hAnsi="Arial" w:cs="Arial"/>
+          <w:sz w:val="20"/>
+          <w:szCs w:val="20"/>
+        </w:rPr>
+      </w:pPr>
+    </w:p>
+    <w:p>
+      <w:pPr>
+        <w:pStyle w:val="PargrafodaLista"/>
         <w:numPr>
           <w:ilvl w:val="1"/>
           <w:numId w:val="2"/>
@@ -10717,27 +10737,49 @@
           <w:sz w:val="20"/>
           <w:szCs w:val="20"/>
         </w:rPr>
-        <w:t xml:space="preserve">Após a conclusão dos serviços de passagem de PIG será emitido um </w:t>
-      </w:r>
-      <w:r>
-        <w:rPr>
-          <w:rFonts w:ascii="Arial" w:hAnsi="Arial" w:cs="Arial"/>
-          <w:b/>
-          <w:bCs/>
-          <w:sz w:val="20"/>
-          <w:szCs w:val="20"/>
-        </w:rPr>
-        <w:t>RT</w:t>
-      </w:r>
-      <w:r>
-        <w:rPr>
-          <w:rFonts w:ascii="Arial" w:hAnsi="Arial" w:cs="Arial"/>
-          <w:b/>
-          <w:bCs/>
-          <w:sz w:val="20"/>
-          <w:szCs w:val="20"/>
-        </w:rPr>
-        <w:t>PP</w:t>
+        <w:t>Após a conclusão do</w:t>
+      </w:r>
+      <w:r>
+        <w:rPr>
+          <w:rFonts w:ascii="Arial" w:hAnsi="Arial" w:cs="Arial"/>
+          <w:sz w:val="20"/>
+          <w:szCs w:val="20"/>
+        </w:rPr>
+        <w:t>s</w:t>
+      </w:r>
+      <w:r>
+        <w:rPr>
+          <w:rFonts w:ascii="Arial" w:hAnsi="Arial" w:cs="Arial"/>
+          <w:sz w:val="20"/>
+          <w:szCs w:val="20"/>
+        </w:rPr>
+        <w:t xml:space="preserve"> </w:t>
+      </w:r>
+      <w:r>
+        <w:rPr>
+          <w:rFonts w:ascii="Arial" w:hAnsi="Arial" w:cs="Arial"/>
+          <w:sz w:val="20"/>
+          <w:szCs w:val="20"/>
+        </w:rPr>
+        <w:t>serviços de flushing</w:t>
+      </w:r>
+      <w:r>
+        <w:rPr>
+          <w:rFonts w:ascii="Arial" w:hAnsi="Arial" w:cs="Arial"/>
+          <w:sz w:val="20"/>
+          <w:szCs w:val="20"/>
+        </w:rPr>
+        <w:t xml:space="preserve"> será emitido um </w:t>
+      </w:r>
+      <w:r>
+        <w:rPr>
+          <w:rFonts w:ascii="Arial" w:hAnsi="Arial" w:cs="Arial"/>
+          <w:b/>
+          <w:bCs/>
+          <w:sz w:val="20"/>
+          <w:szCs w:val="20"/>
+        </w:rPr>
+        <w:t>RLF</w:t>
       </w:r>
       <w:r>
         <w:rPr>
@@ -10753,277 +10795,7 @@
           <w:sz w:val="20"/>
           <w:szCs w:val="20"/>
         </w:rPr>
-        <w:t>de passagem de PIG</w:t>
-      </w:r>
-      <w:r>
-        <w:rPr>
-          <w:rFonts w:ascii="Arial" w:hAnsi="Arial" w:cs="Arial"/>
-          <w:sz w:val="20"/>
-          <w:szCs w:val="20"/>
-        </w:rPr>
-        <w:t xml:space="preserve">) </w:t>
-      </w:r>
-      <w:r>
-        <w:rPr>
-          <w:rFonts w:ascii="Arial" w:hAnsi="Arial" w:cs="Arial"/>
-          <w:sz w:val="20"/>
-          <w:szCs w:val="20"/>
-        </w:rPr>
-        <w:t>este relatório será encaminhado ao responsável pela fiscalização para aceitação dos serviços</w:t>
-      </w:r>
-      <w:r>
-        <w:rPr>
-          <w:rFonts w:ascii="Arial" w:hAnsi="Arial" w:cs="Arial"/>
-          <w:sz w:val="20"/>
-          <w:szCs w:val="20"/>
-        </w:rPr>
-        <w:t>;</w:t>
-      </w:r>
-    </w:p>
-    <w:p>
-      <w:pPr>
-        <w:pStyle w:val="PargrafodaLista"/>
-        <w:rPr>
-          <w:rFonts w:ascii="Arial" w:hAnsi="Arial" w:cs="Arial"/>
-          <w:sz w:val="20"/>
-          <w:szCs w:val="20"/>
-        </w:rPr>
-      </w:pPr>
-    </w:p>
-    <w:p>
-      <w:pPr>
-        <w:pStyle w:val="PargrafodaLista"/>
-        <w:numPr>
-          <w:ilvl w:val="1"/>
-          <w:numId w:val="2"/>
-        </w:numPr>
-        <w:autoSpaceDE w:val="0"/>
-        <w:autoSpaceDN w:val="0"/>
-        <w:adjustRightInd w:val="0"/>
-        <w:spacing w:after="0" w:line="240" w:lineRule="auto"/>
-        <w:jc w:val="both"/>
-        <w:rPr>
-          <w:rFonts w:ascii="Arial" w:hAnsi="Arial" w:cs="Arial"/>
-          <w:sz w:val="20"/>
-          <w:szCs w:val="20"/>
-        </w:rPr>
-      </w:pPr>
-      <w:r>
-        <w:rPr>
-          <w:rFonts w:ascii="Arial" w:hAnsi="Arial" w:cs="Arial"/>
-          <w:sz w:val="20"/>
-          <w:szCs w:val="20"/>
-        </w:rPr>
-        <w:t xml:space="preserve">Após a conclusão </w:t>
-      </w:r>
-      <w:r>
-        <w:rPr>
-          <w:rFonts w:ascii="Arial" w:hAnsi="Arial" w:cs="Arial"/>
-          <w:sz w:val="20"/>
-          <w:szCs w:val="20"/>
-        </w:rPr>
-        <w:t xml:space="preserve">dos serviços </w:t>
-      </w:r>
-      <w:r>
-        <w:rPr>
-          <w:rFonts w:ascii="Arial" w:hAnsi="Arial" w:cs="Arial"/>
-          <w:sz w:val="20"/>
-          <w:szCs w:val="20"/>
-        </w:rPr>
-        <w:t>d</w:t>
-      </w:r>
-      <w:r>
-        <w:rPr>
-          <w:rFonts w:ascii="Arial" w:hAnsi="Arial" w:cs="Arial"/>
-          <w:sz w:val="20"/>
-          <w:szCs w:val="20"/>
-        </w:rPr>
-        <w:t>e</w:t>
-      </w:r>
-      <w:r>
-        <w:rPr>
-          <w:rFonts w:ascii="Arial" w:hAnsi="Arial" w:cs="Arial"/>
-          <w:sz w:val="20"/>
-          <w:szCs w:val="20"/>
-        </w:rPr>
-        <w:t xml:space="preserve"> </w:t>
-      </w:r>
-      <w:r>
-        <w:rPr>
-          <w:rFonts w:ascii="Arial" w:hAnsi="Arial" w:cs="Arial"/>
-          <w:sz w:val="20"/>
-          <w:szCs w:val="20"/>
-        </w:rPr>
-        <w:t>hidrojateamento</w:t>
-      </w:r>
-      <w:r>
-        <w:rPr>
-          <w:rFonts w:ascii="Arial" w:hAnsi="Arial" w:cs="Arial"/>
-          <w:sz w:val="20"/>
-          <w:szCs w:val="20"/>
-        </w:rPr>
-        <w:t xml:space="preserve"> será emitido um </w:t>
-      </w:r>
-      <w:r>
-        <w:rPr>
-          <w:rFonts w:ascii="Arial" w:hAnsi="Arial" w:cs="Arial"/>
-          <w:b/>
-          <w:bCs/>
-          <w:sz w:val="20"/>
-          <w:szCs w:val="20"/>
-        </w:rPr>
-        <w:t>RH</w:t>
-      </w:r>
-      <w:r>
-        <w:rPr>
-          <w:rFonts w:ascii="Arial" w:hAnsi="Arial" w:cs="Arial"/>
-          <w:sz w:val="20"/>
-          <w:szCs w:val="20"/>
-        </w:rPr>
-        <w:t xml:space="preserve"> (relatório </w:t>
-      </w:r>
-      <w:r>
-        <w:rPr>
-          <w:rFonts w:ascii="Arial" w:hAnsi="Arial" w:cs="Arial"/>
-          <w:sz w:val="20"/>
-          <w:szCs w:val="20"/>
-        </w:rPr>
-        <w:t>de hidrojateamento</w:t>
-      </w:r>
-      <w:r>
-        <w:rPr>
-          <w:rFonts w:ascii="Arial" w:hAnsi="Arial" w:cs="Arial"/>
-          <w:sz w:val="20"/>
-          <w:szCs w:val="20"/>
-        </w:rPr>
-        <w:t>)</w:t>
-      </w:r>
-      <w:r>
-        <w:rPr>
-          <w:rFonts w:ascii="Arial" w:hAnsi="Arial" w:cs="Arial"/>
-          <w:sz w:val="20"/>
-          <w:szCs w:val="20"/>
-        </w:rPr>
-        <w:t xml:space="preserve"> </w:t>
-      </w:r>
-      <w:r>
-        <w:rPr>
-          <w:rFonts w:ascii="Arial" w:hAnsi="Arial" w:cs="Arial"/>
-          <w:sz w:val="20"/>
-          <w:szCs w:val="20"/>
-        </w:rPr>
-        <w:t xml:space="preserve">descrevendo as informações </w:t>
-      </w:r>
-      <w:r>
-        <w:rPr>
-          <w:rFonts w:ascii="Arial" w:hAnsi="Arial" w:cs="Arial"/>
-          <w:sz w:val="20"/>
-          <w:szCs w:val="20"/>
-        </w:rPr>
-        <w:t>específicas das atividades, bem como, as imagens do antes e depois de alguns pontos da estrutura</w:t>
-      </w:r>
-      <w:r>
-        <w:rPr>
-          <w:rFonts w:ascii="Arial" w:hAnsi="Arial" w:cs="Arial"/>
-          <w:sz w:val="20"/>
-          <w:szCs w:val="20"/>
-        </w:rPr>
-        <w:t>;</w:t>
-      </w:r>
-    </w:p>
-    <w:p>
-      <w:pPr>
-        <w:pStyle w:val="PargrafodaLista"/>
-        <w:rPr>
-          <w:rFonts w:ascii="Arial" w:hAnsi="Arial" w:cs="Arial"/>
-          <w:sz w:val="20"/>
-          <w:szCs w:val="20"/>
-        </w:rPr>
-      </w:pPr>
-    </w:p>
-    <w:p>
-      <w:pPr>
-        <w:pStyle w:val="PargrafodaLista"/>
-        <w:numPr>
-          <w:ilvl w:val="1"/>
-          <w:numId w:val="2"/>
-        </w:numPr>
-        <w:autoSpaceDE w:val="0"/>
-        <w:autoSpaceDN w:val="0"/>
-        <w:adjustRightInd w:val="0"/>
-        <w:spacing w:after="0" w:line="240" w:lineRule="auto"/>
-        <w:jc w:val="both"/>
-        <w:rPr>
-          <w:rFonts w:ascii="Arial" w:hAnsi="Arial" w:cs="Arial"/>
-          <w:sz w:val="20"/>
-          <w:szCs w:val="20"/>
-        </w:rPr>
-      </w:pPr>
-      <w:r>
-        <w:rPr>
-          <w:rFonts w:ascii="Arial" w:hAnsi="Arial" w:cs="Arial"/>
-          <w:sz w:val="20"/>
-          <w:szCs w:val="20"/>
-        </w:rPr>
-        <w:t>Após a conclusão do</w:t>
-      </w:r>
-      <w:r>
-        <w:rPr>
-          <w:rFonts w:ascii="Arial" w:hAnsi="Arial" w:cs="Arial"/>
-          <w:sz w:val="20"/>
-          <w:szCs w:val="20"/>
-        </w:rPr>
-        <w:t>s</w:t>
-      </w:r>
-      <w:r>
-        <w:rPr>
-          <w:rFonts w:ascii="Arial" w:hAnsi="Arial" w:cs="Arial"/>
-          <w:sz w:val="20"/>
-          <w:szCs w:val="20"/>
-        </w:rPr>
-        <w:t xml:space="preserve"> </w:t>
-      </w:r>
-      <w:r>
-        <w:rPr>
-          <w:rFonts w:ascii="Arial" w:hAnsi="Arial" w:cs="Arial"/>
-          <w:sz w:val="20"/>
-          <w:szCs w:val="20"/>
-        </w:rPr>
-        <w:t>serviços de flushing</w:t>
-      </w:r>
-      <w:r>
-        <w:rPr>
-          <w:rFonts w:ascii="Arial" w:hAnsi="Arial" w:cs="Arial"/>
-          <w:sz w:val="20"/>
-          <w:szCs w:val="20"/>
-        </w:rPr>
-        <w:t xml:space="preserve"> será emitido um </w:t>
-      </w:r>
-      <w:r>
-        <w:rPr>
-          <w:rFonts w:ascii="Arial" w:hAnsi="Arial" w:cs="Arial"/>
-          <w:b/>
-          <w:bCs/>
-          <w:sz w:val="20"/>
-          <w:szCs w:val="20"/>
-        </w:rPr>
-        <w:t>RFA</w:t>
-      </w:r>
-      <w:r>
-        <w:rPr>
-          <w:rFonts w:ascii="Arial" w:hAnsi="Arial" w:cs="Arial"/>
-          <w:sz w:val="20"/>
-          <w:szCs w:val="20"/>
-        </w:rPr>
-        <w:t xml:space="preserve"> (relatório </w:t>
-      </w:r>
-      <w:r>
-        <w:rPr>
-          <w:rFonts w:ascii="Arial" w:hAnsi="Arial" w:cs="Arial"/>
-          <w:sz w:val="20"/>
-          <w:szCs w:val="20"/>
-        </w:rPr>
-        <w:t>de flushing com água</w:t>
+        <w:t>de flushing</w:t>
       </w:r>
       <w:r>
         <w:rPr>

--- a/Modelos/definitivos/Comercial/modelos/Proposta técnica.docx
+++ b/Modelos/definitivos/Comercial/modelos/Proposta técnica.docx
@@ -10629,59 +10629,6 @@
           <w:szCs w:val="20"/>
         </w:rPr>
       </w:pPr>
-    </w:p>
-    <w:p>
-      <w:pPr>
-        <w:pStyle w:val="PargrafodaLista"/>
-        <w:numPr>
-          <w:ilvl w:val="1"/>
-          <w:numId w:val="2"/>
-        </w:numPr>
-        <w:autoSpaceDE w:val="0"/>
-        <w:autoSpaceDN w:val="0"/>
-        <w:adjustRightInd w:val="0"/>
-        <w:spacing w:after="0" w:line="240" w:lineRule="auto"/>
-        <w:jc w:val="both"/>
-        <w:rPr>
-          <w:rFonts w:ascii="Arial" w:hAnsi="Arial" w:cs="Arial"/>
-          <w:sz w:val="20"/>
-          <w:szCs w:val="20"/>
-        </w:rPr>
-      </w:pPr>
-      <w:r>
-        <w:rPr>
-          <w:rFonts w:ascii="Arial" w:hAnsi="Arial" w:cs="Arial"/>
-          <w:sz w:val="20"/>
-          <w:szCs w:val="20"/>
-        </w:rPr>
-        <w:t xml:space="preserve">Após a conclusão dos serviços de boroscopia será emitido um </w:t>
-      </w:r>
-      <w:r>
-        <w:rPr>
-          <w:rFonts w:ascii="Arial" w:hAnsi="Arial" w:cs="Arial"/>
-          <w:b/>
-          <w:bCs/>
-          <w:sz w:val="20"/>
-          <w:szCs w:val="20"/>
-        </w:rPr>
-        <w:t>RIB</w:t>
-      </w:r>
-      <w:r>
-        <w:rPr>
-          <w:rFonts w:ascii="Arial" w:hAnsi="Arial" w:cs="Arial"/>
-          <w:sz w:val="20"/>
-          <w:szCs w:val="20"/>
-        </w:rPr>
-        <w:t xml:space="preserve"> (relatório de inspeção por boroscopia) com os registros fotográficos, observações e sugestões. Este relatório será encaminhado ao responsável pela fiscalização para aceitação dos serviços</w:t>
-      </w:r>
-      <w:r>
-        <w:rPr>
-          <w:rFonts w:ascii="Arial" w:hAnsi="Arial" w:cs="Arial"/>
-          <w:sz w:val="20"/>
-          <w:szCs w:val="20"/>
-        </w:rPr>
-        <w:t>;</w:t>
-      </w:r>
     </w:p>
     <w:p>
       <w:pPr>

--- a/Modelos/definitivos/Comercial/modelos/Proposta técnica.docx
+++ b/Modelos/definitivos/Comercial/modelos/Proposta técnica.docx
@@ -1,6 +1,6 @@
 
 <file path=word/document.xml><?xml version="1.0" encoding="utf-8"?>
-<w:document xmlns:wpc="http://schemas.microsoft.com/office/word/2010/wordprocessingCanvas" xmlns:cx="http://schemas.microsoft.com/office/drawing/2014/chartex" xmlns:cx1="http://schemas.microsoft.com/office/drawing/2015/9/8/chartex" xmlns:cx2="http://schemas.microsoft.com/office/drawing/2015/10/21/chartex" xmlns:cx3="http://schemas.microsoft.com/office/drawing/2016/5/9/chartex" xmlns:cx4="http://schemas.microsoft.com/office/drawing/2016/5/10/chartex" xmlns:cx5="http://schemas.microsoft.com/office/drawing/2016/5/11/chartex" xmlns:cx6="http://schemas.microsoft.com/office/drawing/2016/5/12/chartex" xmlns:cx7="http://schemas.microsoft.com/office/drawing/2016/5/13/chartex" xmlns:cx8="http://schemas.microsoft.com/office/drawing/2016/5/14/chartex" xmlns:mc="http://schemas.openxmlformats.org/markup-compatibility/2006" xmlns:aink="http://schemas.microsoft.com/office/drawing/2016/ink" xmlns:am3d="http://schemas.microsoft.com/office/drawing/2017/model3d" xmlns:o="urn:schemas-microsoft-com:office:office" xmlns:oel="http://schemas.microsoft.com/office/2019/extlst" xmlns:r="http://schemas.openxmlformats.org/officeDocument/2006/relationships" xmlns:m="http://schemas.openxmlformats.org/officeDocument/2006/math" xmlns:v="urn:schemas-microsoft-com:vml" xmlns:wp14="http://schemas.microsoft.com/office/word/2010/wordprocessingDrawing" xmlns:wp="http://schemas.openxmlformats.org/drawingml/2006/wordprocessingDrawing" xmlns:w10="urn:schemas-microsoft-com:office:word" xmlns:w="http://schemas.openxmlformats.org/wordprocessingml/2006/main" xmlns:w14="http://schemas.microsoft.com/office/word/2010/wordml" xmlns:w15="http://schemas.microsoft.com/office/word/2012/wordml" xmlns:w16cei="http://schemas.microsoft.com/office/word/2026/wordml/cei" xmlns:w16cex="http://schemas.microsoft.com/office/word/2018/wordml/cex" xmlns:w16cid="http://schemas.microsoft.com/office/word/2016/wordml/cid" xmlns:w16="http://schemas.microsoft.com/office/word/2018/wordml" xmlns:w16du="http://schemas.microsoft.com/office/word/2023/wordml/word16du" xmlns:w16sdtdh="http://schemas.microsoft.com/office/word/2020/wordml/sdtdatahash" xmlns:w16sdtfl="http://schemas.microsoft.com/office/word/2024/wordml/sdtformatlock" xmlns:w16se="http://schemas.microsoft.com/office/word/2015/wordml/symex" xmlns:wpg="http://schemas.microsoft.com/office/word/2010/wordprocessingGroup" xmlns:wpi="http://schemas.microsoft.com/office/word/2010/wordprocessingInk" xmlns:wne="http://schemas.microsoft.com/office/word/2006/wordml" xmlns:wps="http://schemas.microsoft.com/office/word/2010/wordprocessingShape" mc:Ignorable="w14 w15 w16se w16cid w16 w16cex w16sdtdh w16sdtfl w16du wp14">
+<w:document xmlns:wpc="http://schemas.microsoft.com/office/word/2010/wordprocessingCanvas" xmlns:cx="http://schemas.microsoft.com/office/drawing/2014/chartex" xmlns:cx1="http://schemas.microsoft.com/office/drawing/2015/9/8/chartex" xmlns:cx2="http://schemas.microsoft.com/office/drawing/2015/10/21/chartex" xmlns:cx3="http://schemas.microsoft.com/office/drawing/2016/5/9/chartex" xmlns:cx4="http://schemas.microsoft.com/office/drawing/2016/5/10/chartex" xmlns:cx5="http://schemas.microsoft.com/office/drawing/2016/5/11/chartex" xmlns:cx6="http://schemas.microsoft.com/office/drawing/2016/5/12/chartex" xmlns:cx7="http://schemas.microsoft.com/office/drawing/2016/5/13/chartex" xmlns:cx8="http://schemas.microsoft.com/office/drawing/2016/5/14/chartex" xmlns:mc="http://schemas.openxmlformats.org/markup-compatibility/2006" xmlns:aink="http://schemas.microsoft.com/office/drawing/2016/ink" xmlns:am3d="http://schemas.microsoft.com/office/drawing/2017/model3d" xmlns:o="urn:schemas-microsoft-com:office:office" xmlns:oel="http://schemas.microsoft.com/office/2019/extlst" xmlns:r="http://schemas.openxmlformats.org/officeDocument/2006/relationships" xmlns:m="http://schemas.openxmlformats.org/officeDocument/2006/math" xmlns:v="urn:schemas-microsoft-com:vml" xmlns:wp14="http://schemas.microsoft.com/office/word/2010/wordprocessingDrawing" xmlns:wp="http://schemas.openxmlformats.org/drawingml/2006/wordprocessingDrawing" xmlns:w10="urn:schemas-microsoft-com:office:word" xmlns:w="http://schemas.openxmlformats.org/wordprocessingml/2006/main" xmlns:w14="http://schemas.microsoft.com/office/word/2010/wordml" xmlns:w15="http://schemas.microsoft.com/office/word/2012/wordml" xmlns:w16cex="http://schemas.microsoft.com/office/word/2018/wordml/cex" xmlns:w16cid="http://schemas.microsoft.com/office/word/2016/wordml/cid" xmlns:w16="http://schemas.microsoft.com/office/word/2018/wordml" xmlns:w16du="http://schemas.microsoft.com/office/word/2023/wordml/word16du" xmlns:w16sdtdh="http://schemas.microsoft.com/office/word/2020/wordml/sdtdatahash" xmlns:w16sdtfl="http://schemas.microsoft.com/office/word/2024/wordml/sdtformatlock" xmlns:w16se="http://schemas.microsoft.com/office/word/2015/wordml/symex" xmlns:wpg="http://schemas.microsoft.com/office/word/2010/wordprocessingGroup" xmlns:wpi="http://schemas.microsoft.com/office/word/2010/wordprocessingInk" xmlns:wne="http://schemas.microsoft.com/office/word/2006/wordml" xmlns:wps="http://schemas.microsoft.com/office/word/2010/wordprocessingShape" mc:Ignorable="w14 w15 w16se w16cid w16 w16cex w16sdtdh w16sdtfl w16du wp14">
   <w:body>
     <w:p>
       <w:pPr>
@@ -149,7 +149,7 @@
               </wp:anchor>
             </w:drawing>
           </mc:Choice>
-          <mc:Fallback>
+          <mc:Fallback xmlns:w16cei="http://schemas.microsoft.com/office/word/2026/wordml/cei">
             <w:pict>
               <v:shapetype w14:anchorId="579A0571" id="_x0000_t202" coordsize="21600,21600" o:spt="202" path="m,l,21600r21600,l21600,xe">
                 <v:stroke joinstyle="miter"/>
@@ -772,7 +772,7 @@
           <w:sz w:val="24"/>
           <w:szCs w:val="24"/>
         </w:rPr>
-        <w:t xml:space="preserve">{{nome_vendedor}}</w:t>
+        <w:t>{{nome_vendedor}}</w:t>
       </w:r>
     </w:p>
     <w:p>
@@ -805,7 +805,7 @@
           <w:sz w:val="24"/>
           <w:szCs w:val="24"/>
         </w:rPr>
-        <w:t xml:space="preserve">{{elaborador_proposta}}</w:t>
+        <w:t>{{elaborador_proposta}}</w:t>
       </w:r>
     </w:p>
     <w:p>
@@ -855,7 +855,7 @@
           <w:sz w:val="24"/>
           <w:szCs w:val="24"/>
         </w:rPr>
-        <w:t xml:space="preserve">{{cod_prop}}</w:t>
+        <w:t>{{cod_prop}}</w:t>
       </w:r>
       <w:r>
         <w:rPr>
@@ -884,7 +884,7 @@
           <w:sz w:val="20"/>
           <w:szCs w:val="20"/>
         </w:rPr>
-        <w:t xml:space="preserve">{{n_rev}}</w:t>
+        <w:t>{{n_rev}}</w:t>
       </w:r>
     </w:p>
     <w:p>
@@ -920,7 +920,7 @@
           <w:sz w:val="24"/>
           <w:szCs w:val="24"/>
         </w:rPr>
-        <w:t xml:space="preserve">{{nome_cliente}}</w:t>
+        <w:t>{{nome_cliente}}</w:t>
       </w:r>
     </w:p>
     <w:p>
@@ -950,7 +950,7 @@
           <w:sz w:val="24"/>
           <w:szCs w:val="24"/>
         </w:rPr>
-        <w:t xml:space="preserve">{{contato_cliente}}</w:t>
+        <w:t>{{contato_cliente}}</w:t>
       </w:r>
     </w:p>
     <w:p>
@@ -980,7 +980,7 @@
           <w:sz w:val="24"/>
           <w:szCs w:val="24"/>
         </w:rPr>
-        <w:t xml:space="preserve">{{email_cliente}}</w:t>
+        <w:t>{{email_cliente}}</w:t>
       </w:r>
     </w:p>
     <w:p>
@@ -1010,7 +1010,7 @@
           <w:sz w:val="24"/>
           <w:szCs w:val="24"/>
         </w:rPr>
-        <w:t xml:space="preserve">{{dpto_solicitante}}</w:t>
+        <w:t>{{dpto_solicitante}}</w:t>
       </w:r>
     </w:p>
     <w:p>
@@ -1066,7 +1066,7 @@
           <w:sz w:val="24"/>
           <w:szCs w:val="24"/>
         </w:rPr>
-        <w:t xml:space="preserve">{{local_obra}}</w:t>
+        <w:t>{{local_obra}}</w:t>
       </w:r>
     </w:p>
     <w:p>
@@ -1115,7 +1115,7 @@
           <w:sz w:val="24"/>
           <w:szCs w:val="24"/>
         </w:rPr>
-        <w:t xml:space="preserve">{{cnpj_texto}}</w:t>
+        <w:t>{{cnpj_texto}}</w:t>
       </w:r>
     </w:p>
     <w:bookmarkEnd w:id="0"/>
@@ -1811,6 +1811,7 @@
           <w:sz w:val="20"/>
           <w:szCs w:val="20"/>
         </w:rPr>
+        <w:lastRenderedPageBreak/>
         <w:t>Filtrovali é a escolha certa</w:t>
       </w:r>
       <w:r>
@@ -1936,7 +1937,7 @@
               </wp:anchor>
             </w:drawing>
           </mc:Choice>
-          <mc:Fallback>
+          <mc:Fallback xmlns:w16cei="http://schemas.microsoft.com/office/word/2026/wordml/cei">
             <w:pict>
               <v:shape w14:anchorId="0DC6BF25" id="_x0000_s1027" type="#_x0000_t202" style="position:absolute;left:0;text-align:left;margin-left:409.65pt;margin-top:87.95pt;width:102.6pt;height:54.6pt;z-index:-251630592;visibility:visible;mso-wrap-style:square;mso-width-percent:0;mso-height-percent:0;mso-wrap-distance-left:9pt;mso-wrap-distance-top:3.6pt;mso-wrap-distance-right:9pt;mso-wrap-distance-bottom:3.6pt;mso-position-horizontal:absolute;mso-position-horizontal-relative:text;mso-position-vertical:absolute;mso-position-vertical-relative:text;mso-width-percent:0;mso-height-percent:0;mso-width-relative:margin;mso-height-relative:margin;v-text-anchor:top" o:gfxdata="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" filled="f" stroked="f">
                 <v:textbox>
@@ -2066,7 +2067,7 @@
               </wp:anchor>
             </w:drawing>
           </mc:Choice>
-          <mc:Fallback>
+          <mc:Fallback xmlns:w16cei="http://schemas.microsoft.com/office/word/2026/wordml/cei">
             <w:pict>
               <v:shape w14:anchorId="319DD6DB" id="_x0000_s1028" type="#_x0000_t202" style="position:absolute;left:0;text-align:left;margin-left:317.25pt;margin-top:87.95pt;width:102.6pt;height:54.6pt;z-index:-251631616;visibility:visible;mso-wrap-style:square;mso-width-percent:0;mso-height-percent:0;mso-wrap-distance-left:9pt;mso-wrap-distance-top:3.6pt;mso-wrap-distance-right:9pt;mso-wrap-distance-bottom:3.6pt;mso-position-horizontal:absolute;mso-position-horizontal-relative:text;mso-position-vertical:absolute;mso-position-vertical-relative:text;mso-width-percent:0;mso-height-percent:0;mso-width-relative:margin;mso-height-relative:margin;v-text-anchor:top" o:gfxdata="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" filled="f" stroked="f">
                 <v:textbox>
@@ -2196,7 +2197,7 @@
               </wp:anchor>
             </w:drawing>
           </mc:Choice>
-          <mc:Fallback>
+          <mc:Fallback xmlns:w16cei="http://schemas.microsoft.com/office/word/2026/wordml/cei">
             <w:pict>
               <v:shape w14:anchorId="67BB42D4" id="_x0000_s1029" type="#_x0000_t202" style="position:absolute;left:0;text-align:left;margin-left:223.05pt;margin-top:87.95pt;width:102.6pt;height:54.6pt;z-index:-251632640;visibility:visible;mso-wrap-style:square;mso-width-percent:0;mso-height-percent:0;mso-wrap-distance-left:9pt;mso-wrap-distance-top:3.6pt;mso-wrap-distance-right:9pt;mso-wrap-distance-bottom:3.6pt;mso-position-horizontal:absolute;mso-position-horizontal-relative:text;mso-position-vertical:absolute;mso-position-vertical-relative:text;mso-width-percent:0;mso-height-percent:0;mso-width-relative:margin;mso-height-relative:margin;v-text-anchor:top" o:gfxdata="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" filled="f" stroked="f">
                 <v:textbox>
@@ -2310,7 +2311,7 @@
               </wp:anchor>
             </w:drawing>
           </mc:Choice>
-          <mc:Fallback>
+          <mc:Fallback xmlns:w16cei="http://schemas.microsoft.com/office/word/2026/wordml/cei">
             <w:pict>
               <v:shape w14:anchorId="0CD975BB" id="_x0000_s1030" type="#_x0000_t202" style="position:absolute;left:0;text-align:left;margin-left:117.45pt;margin-top:87.95pt;width:102.6pt;height:54.6pt;z-index:-251633664;visibility:visible;mso-wrap-style:square;mso-width-percent:0;mso-height-percent:0;mso-wrap-distance-left:9pt;mso-wrap-distance-top:3.6pt;mso-wrap-distance-right:9pt;mso-wrap-distance-bottom:3.6pt;mso-position-horizontal:absolute;mso-position-horizontal-relative:text;mso-position-vertical:absolute;mso-position-vertical-relative:text;mso-width-percent:0;mso-height-percent:0;mso-width-relative:margin;mso-height-relative:margin;v-text-anchor:top" o:gfxdata="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" filled="f" stroked="f">
                 <v:textbox>
@@ -2504,7 +2505,7 @@
               </wp:anchor>
             </w:drawing>
           </mc:Choice>
-          <mc:Fallback>
+          <mc:Fallback xmlns:w16cei="http://schemas.microsoft.com/office/word/2026/wordml/cei">
             <w:pict>
               <v:shape w14:anchorId="708A2AAD" id="_x0000_s1031" type="#_x0000_t202" style="position:absolute;left:0;text-align:left;margin-left:29.85pt;margin-top:76.45pt;width:76.8pt;height:34.8pt;z-index:-251634688;visibility:visible;mso-wrap-style:square;mso-width-percent:0;mso-height-percent:0;mso-wrap-distance-left:9pt;mso-wrap-distance-top:3.6pt;mso-wrap-distance-right:9pt;mso-wrap-distance-bottom:3.6pt;mso-position-horizontal:absolute;mso-position-horizontal-relative:text;mso-position-vertical:absolute;mso-position-vertical-relative:text;mso-width-percent:0;mso-height-percent:0;mso-width-relative:margin;mso-height-relative:margin;v-text-anchor:top" o:gfxdata="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" filled="f" stroked="f">
                 <v:textbox>
@@ -3827,7 +3828,7 @@
           <w:sz w:val="20"/>
           <w:szCs w:val="20"/>
         </w:rPr>
-        <w:t xml:space="preserve">{{servico}}</w:t>
+        <w:t>{{servico}}</w:t>
       </w:r>
     </w:p>
     <w:p>
@@ -3843,97 +3844,6 @@
       <w:r>
         <w:t>{{escopo_blocos}}</w:t>
       </w:r>
-    </w:p>
-    <w:p>
-      <w:pPr>
-        <w:pStyle w:val="PargrafodaLista"/>
-        <w:spacing w:after="0" w:line="240" w:lineRule="auto"/>
-        <w:ind w:left="1068"/>
-        <w:jc w:val="both"/>
-      </w:pPr>
-    </w:p>
-    <w:p>
-      <w:pPr>
-        <w:pStyle w:val="PargrafodaLista"/>
-        <w:spacing w:after="0" w:line="240" w:lineRule="auto"/>
-        <w:ind w:left="1068"/>
-        <w:jc w:val="both"/>
-      </w:pPr>
-    </w:p>
-    <w:p>
-      <w:pPr>
-        <w:pStyle w:val="PargrafodaLista"/>
-        <w:rPr>
-          <w:rFonts w:ascii="Arial" w:hAnsi="Arial" w:cs="Arial"/>
-          <w:sz w:val="20"/>
-          <w:szCs w:val="20"/>
-        </w:rPr>
-      </w:pPr>
-    </w:p>
-    <w:p>
-      <w:pPr>
-        <w:pStyle w:val="PargrafodaLista"/>
-        <w:rPr>
-          <w:rFonts w:ascii="Arial" w:hAnsi="Arial" w:cs="Arial"/>
-          <w:sz w:val="20"/>
-          <w:szCs w:val="20"/>
-        </w:rPr>
-      </w:pPr>
-    </w:p>
-    <w:p>
-      <w:pPr>
-        <w:pStyle w:val="PargrafodaLista"/>
-        <w:rPr>
-          <w:rFonts w:ascii="Arial" w:hAnsi="Arial" w:cs="Arial"/>
-          <w:sz w:val="20"/>
-          <w:szCs w:val="20"/>
-        </w:rPr>
-      </w:pPr>
-    </w:p>
-    <w:p>
-      <w:pPr>
-        <w:pStyle w:val="PargrafodaLista"/>
-        <w:rPr>
-          <w:rFonts w:ascii="Arial" w:hAnsi="Arial" w:cs="Arial"/>
-          <w:sz w:val="20"/>
-          <w:szCs w:val="20"/>
-        </w:rPr>
-      </w:pPr>
-    </w:p>
-    <w:p>
-      <w:pPr>
-        <w:pStyle w:val="PargrafodaLista"/>
-        <w:rPr>
-          <w:rFonts w:ascii="Arial" w:hAnsi="Arial" w:cs="Arial"/>
-          <w:sz w:val="20"/>
-          <w:szCs w:val="20"/>
-        </w:rPr>
-      </w:pPr>
-    </w:p>
-    <w:p>
-      <w:pPr>
-        <w:pStyle w:val="PargrafodaLista"/>
-        <w:rPr>
-          <w:rFonts w:ascii="Arial" w:hAnsi="Arial" w:cs="Arial"/>
-          <w:sz w:val="20"/>
-          <w:szCs w:val="20"/>
-        </w:rPr>
-      </w:pPr>
-    </w:p>
-    <w:p>
-      <w:pPr>
-        <w:pStyle w:val="PargrafodaLista"/>
-        <w:rPr>
-          <w:rFonts w:ascii="Arial" w:hAnsi="Arial" w:cs="Arial"/>
-          <w:sz w:val="20"/>
-          <w:szCs w:val="20"/>
-        </w:rPr>
-      </w:pPr>
-    </w:p>
-    <w:p>
-      <w:pPr>
-        <w:pStyle w:val="PargrafodaLista"/>
-      </w:pPr>
     </w:p>
     <w:p>
       <w:pPr>
@@ -4281,7 +4191,7 @@
                 <w:szCs w:val="16"/>
                 <w:lang w:eastAsia="pt-BR"/>
               </w:rPr>
-              <w:t xml:space="preserve">{{categoria_filtrovali}}</w:t>
+              <w:t>{{categoria_filtrovali}}</w:t>
             </w:r>
           </w:p>
         </w:tc>
@@ -4354,27 +4264,7 @@
                 <w:szCs w:val="16"/>
                 <w:lang w:eastAsia="pt-BR"/>
               </w:rPr>
-              <w:t xml:space="preserve">{{escopo_filtrovali}}</w:t>
-            </w:r>
-            <w:r>
-              <w:rPr>
-                <w:rFonts w:ascii="Arial" w:eastAsia="Arial" w:hAnsi="Arial" w:cs="Arial"/>
-                <w:color w:val="000000"/>
-                <w:sz w:val="16"/>
-                <w:szCs w:val="16"/>
-                <w:lang w:eastAsia="pt-BR"/>
-              </w:rPr>
-              <w:t/>
-            </w:r>
-            <w:r>
-              <w:rPr>
-                <w:rFonts w:ascii="Arial" w:eastAsia="Arial" w:hAnsi="Arial" w:cs="Arial"/>
-                <w:color w:val="000000"/>
-                <w:sz w:val="16"/>
-                <w:szCs w:val="16"/>
-                <w:lang w:eastAsia="pt-BR"/>
-              </w:rPr>
-              <w:t/>
+              <w:t>{{escopo_filtrovali}}</w:t>
             </w:r>
           </w:p>
         </w:tc>
@@ -4410,7 +4300,7 @@
                 <w:szCs w:val="16"/>
                 <w:lang w:eastAsia="pt-BR"/>
               </w:rPr>
-              <w:t xml:space="preserve">{{nota_filtrovali}}</w:t>
+              <w:t>{{nota_filtrovali}}</w:t>
             </w:r>
           </w:p>
         </w:tc>
@@ -4651,7 +4541,7 @@
                 <w:szCs w:val="16"/>
                 <w:lang w:eastAsia="pt-BR"/>
               </w:rPr>
-              <w:t xml:space="preserve">{{categoria_contratante}}</w:t>
+              <w:t>{{categoria_contratante}}</w:t>
             </w:r>
           </w:p>
         </w:tc>
@@ -4722,16 +4612,7 @@
                 <w:szCs w:val="16"/>
                 <w:lang w:eastAsia="pt-BR"/>
               </w:rPr>
-              <w:t xml:space="preserve">{{escopo_contratante}}</w:t>
-            </w:r>
-            <w:r>
-              <w:rPr>
-                <w:rFonts w:ascii="Arial" w:hAnsi="Arial" w:cs="Arial"/>
-                <w:sz w:val="16"/>
-                <w:szCs w:val="16"/>
-                <w:lang w:eastAsia="pt-BR"/>
-              </w:rPr>
-              <w:t/>
+              <w:t>{{escopo_contratante}}</w:t>
             </w:r>
           </w:p>
         </w:tc>
@@ -4767,7 +4648,7 @@
                 <w:szCs w:val="16"/>
                 <w:lang w:eastAsia="pt-BR"/>
               </w:rPr>
-              <w:t xml:space="preserve">{{nota_contratante}}</w:t>
+              <w:t>{{nota_contratante}}</w:t>
             </w:r>
           </w:p>
         </w:tc>
@@ -4917,7 +4798,7 @@
           <w:sz w:val="20"/>
           <w:szCs w:val="20"/>
         </w:rPr>
-        <w:t xml:space="preserve">{{prev_atende}}</w:t>
+        <w:t>{{prev_atende}}</w:t>
       </w:r>
       <w:r>
         <w:rPr>
@@ -5117,7 +4998,7 @@
           <w:sz w:val="20"/>
           <w:szCs w:val="20"/>
         </w:rPr>
-        <w:t xml:space="preserve">{{n_dias}}</w:t>
+        <w:t>{{n_dias}}</w:t>
       </w:r>
       <w:r>
         <w:rPr>
@@ -5161,7 +5042,7 @@
           <w:sz w:val="20"/>
           <w:szCs w:val="20"/>
         </w:rPr>
-        <w:t xml:space="preserve">{{dias_treinamento}}</w:t>
+        <w:t>{{dias_treinamento}}</w:t>
       </w:r>
       <w:r>
         <w:rPr>
@@ -5205,7 +5086,7 @@
           <w:sz w:val="20"/>
           <w:szCs w:val="20"/>
         </w:rPr>
-        <w:t xml:space="preserve">{{n_dias_trabalhados}}</w:t>
+        <w:t>{{n_dias_trabalhados}}</w:t>
       </w:r>
       <w:r>
         <w:rPr>
@@ -5249,7 +5130,7 @@
           <w:sz w:val="20"/>
           <w:szCs w:val="20"/>
         </w:rPr>
-        <w:t xml:space="preserve">{{dias_mob}}</w:t>
+        <w:t>{{dias_mob}}</w:t>
       </w:r>
       <w:r>
         <w:rPr>
@@ -5606,31 +5487,31 @@
           <w:sz w:val="20"/>
           <w:szCs w:val="20"/>
         </w:rPr>
+        <w:t>Objetivo;</w:t>
+      </w:r>
+    </w:p>
+    <w:p>
+      <w:pPr>
+        <w:pStyle w:val="PargrafodaLista"/>
+        <w:autoSpaceDE w:val="0"/>
+        <w:autoSpaceDN w:val="0"/>
+        <w:adjustRightInd w:val="0"/>
+        <w:spacing w:after="0" w:line="240" w:lineRule="auto"/>
+        <w:ind w:left="708" w:firstLine="348"/>
+        <w:jc w:val="both"/>
+        <w:rPr>
+          <w:rFonts w:ascii="Arial" w:hAnsi="Arial" w:cs="Arial"/>
+          <w:sz w:val="20"/>
+          <w:szCs w:val="20"/>
+        </w:rPr>
+      </w:pPr>
+      <w:r>
+        <w:rPr>
+          <w:rFonts w:ascii="Arial" w:hAnsi="Arial" w:cs="Arial"/>
+          <w:sz w:val="20"/>
+          <w:szCs w:val="20"/>
+        </w:rPr>
         <w:lastRenderedPageBreak/>
-        <w:t>Objetivo;</w:t>
-      </w:r>
-    </w:p>
-    <w:p>
-      <w:pPr>
-        <w:pStyle w:val="PargrafodaLista"/>
-        <w:autoSpaceDE w:val="0"/>
-        <w:autoSpaceDN w:val="0"/>
-        <w:adjustRightInd w:val="0"/>
-        <w:spacing w:after="0" w:line="240" w:lineRule="auto"/>
-        <w:ind w:left="708" w:firstLine="348"/>
-        <w:jc w:val="both"/>
-        <w:rPr>
-          <w:rFonts w:ascii="Arial" w:hAnsi="Arial" w:cs="Arial"/>
-          <w:sz w:val="20"/>
-          <w:szCs w:val="20"/>
-        </w:rPr>
-      </w:pPr>
-      <w:r>
-        <w:rPr>
-          <w:rFonts w:ascii="Arial" w:hAnsi="Arial" w:cs="Arial"/>
-          <w:sz w:val="20"/>
-          <w:szCs w:val="20"/>
-        </w:rPr>
         <w:t xml:space="preserve">Garantir a partida dos equipamentos hidráulicos e de lubrificação dentro das normas NAS ou ISO, através da eliminação de contaminantes a base de óleo, graxas, óxidos de ferro, carepas de laminação e borras de soldas livres do interior das tubulações, com o emprego de soluções químicas inibidas e compatíveis com aços carbono e inoxidável.   </w:t>
       </w:r>
     </w:p>
@@ -6741,39 +6622,15 @@
           <w:sz w:val="20"/>
           <w:szCs w:val="20"/>
         </w:rPr>
-        <w:t xml:space="preserve">O flushing com água consiste em injetar água em uma tubulação através do método circulação pressurizada com pressão e vazão adequada para atingir o </w:t>
-      </w:r>
-      <w:r>
-        <w:rPr>
-          <w:rFonts w:ascii="Arial" w:hAnsi="Arial" w:cs="Arial"/>
-          <w:sz w:val="20"/>
-          <w:szCs w:val="20"/>
-        </w:rPr>
-        <w:t>regime turbulento</w:t>
-      </w:r>
-      <w:r>
-        <w:rPr>
-          <w:rFonts w:ascii="Arial" w:hAnsi="Arial" w:cs="Arial"/>
-          <w:sz w:val="20"/>
-          <w:szCs w:val="20"/>
-        </w:rPr>
-        <w:t xml:space="preserve"> gerando arraste. O objetivo é deixar o sistema adequado para uso removendo os particulados sólidos livres no interior da tubulação. </w:t>
-      </w:r>
-      <w:r>
-        <w:rPr>
-          <w:rFonts w:ascii="Arial" w:hAnsi="Arial" w:cs="Arial"/>
-          <w:sz w:val="20"/>
-          <w:szCs w:val="20"/>
-        </w:rPr>
-        <w:t>Para a retenção do particulado sólido serão utilizados filtros absolutos</w:t>
-      </w:r>
-      <w:r>
-        <w:rPr>
-          <w:rFonts w:ascii="Arial" w:hAnsi="Arial" w:cs="Arial"/>
-          <w:sz w:val="20"/>
-          <w:szCs w:val="20"/>
-        </w:rPr>
-        <w:t xml:space="preserve"> bag no retorno da linha ou em um sistema de filtragem acoplado no reservatório do equipamento de flushing.</w:t>
+        <w:t xml:space="preserve">O flushing com água consiste em injetar água em uma tubulação através do método circulação pressurizada com pressão e vazão adequada para atingir o regime turbulento gerando arraste. O objetivo é deixar o sistema adequado para uso removendo os particulados sólidos livres no interior da tubulação. </w:t>
+      </w:r>
+      <w:r>
+        <w:rPr>
+          <w:rFonts w:ascii="Arial" w:hAnsi="Arial" w:cs="Arial"/>
+          <w:sz w:val="20"/>
+          <w:szCs w:val="20"/>
+        </w:rPr>
+        <w:t>Para a retenção do particulado sólido serão utilizados filtros absolutos bag no retorno da linha ou em um sistema de filtragem acoplado no reservatório do equipamento de flushing.</w:t>
       </w:r>
     </w:p>
     <w:p>
@@ -6866,15 +6723,7 @@
           <w:sz w:val="20"/>
           <w:szCs w:val="20"/>
         </w:rPr>
-        <w:t xml:space="preserve">Critério de aceitação: </w:t>
-      </w:r>
-      <w:r>
-        <w:rPr>
-          <w:rFonts w:ascii="Arial" w:hAnsi="Arial" w:cs="Arial"/>
-          <w:sz w:val="20"/>
-          <w:szCs w:val="20"/>
-        </w:rPr>
-        <w:t xml:space="preserve">interior da tubulação isenta de resíduos sólidos </w:t>
+        <w:t xml:space="preserve">Critério de aceitação: interior da tubulação isenta de resíduos sólidos </w:t>
       </w:r>
     </w:p>
     <w:p>
@@ -8343,25 +8192,7 @@
           <w:sz w:val="20"/>
           <w:szCs w:val="20"/>
         </w:rPr>
-        <w:t xml:space="preserve">Nota: Quando aplicado o processo em óleos usados e ou com coloração escura no qual impeça a leitura através do contador de partículas a laser, neste caso </w:t>
-      </w:r>
-      <w:proofErr w:type="gramStart"/>
-      <w:r>
-        <w:rPr>
-          <w:rFonts w:ascii="Arial" w:hAnsi="Arial" w:cs="Arial"/>
-          <w:sz w:val="20"/>
-          <w:szCs w:val="20"/>
-        </w:rPr>
-        <w:t>o mesmo</w:t>
-      </w:r>
-      <w:proofErr w:type="gramEnd"/>
-      <w:r>
-        <w:rPr>
-          <w:rFonts w:ascii="Arial" w:hAnsi="Arial" w:cs="Arial"/>
-          <w:sz w:val="20"/>
-          <w:szCs w:val="20"/>
-        </w:rPr>
-        <w:t xml:space="preserve"> circulará por pelo menos 2 horas a depender do volume do óleo e não havendo a saturação do elemento filtrante será considerado como liberado.</w:t>
+        <w:t>Nota: Quando aplicado o processo em óleos usados e ou com coloração escura no qual impeça a leitura através do contador de partículas a laser, neste caso o mesmo circulará por pelo menos 2 horas a depender do volume do óleo e não havendo a saturação do elemento filtrante será considerado como liberado.</w:t>
       </w:r>
     </w:p>
     <w:p>
@@ -10774,15 +10605,7 @@
           <w:sz w:val="20"/>
           <w:szCs w:val="20"/>
         </w:rPr>
-        <w:t>específicas das atividades, bem como, as imagens do antes e depois de alguns pontos da estrutura</w:t>
-      </w:r>
-      <w:r>
-        <w:rPr>
-          <w:rFonts w:ascii="Arial" w:hAnsi="Arial" w:cs="Arial"/>
-          <w:sz w:val="20"/>
-          <w:szCs w:val="20"/>
-        </w:rPr>
-        <w:t>.</w:t>
+        <w:t>específicas das atividades, bem como, as imagens do antes e depois de alguns pontos da estrutura.</w:t>
       </w:r>
     </w:p>
     <w:p>
@@ -10888,7 +10711,7 @@
           <w:sz w:val="20"/>
           <w:szCs w:val="20"/>
         </w:rPr>
-        <w:t xml:space="preserve">{{validadeProp}}</w:t>
+        <w:t>{{validadeProp}}</w:t>
       </w:r>
       <w:r>
         <w:rPr>
@@ -11001,7 +10824,6 @@
           <w:sz w:val="20"/>
           <w:szCs w:val="20"/>
         </w:rPr>
-        <w:lastRenderedPageBreak/>
         <w:t xml:space="preserve">No caso de prorrogação de prazo conforme item </w:t>
       </w:r>
       <w:r>
@@ -11152,7 +10974,7 @@
 </file>
 
 <file path=word/endnotes.xml><?xml version="1.0" encoding="utf-8"?>
-<w:endnotes xmlns:wpc="http://schemas.microsoft.com/office/word/2010/wordprocessingCanvas" xmlns:cx="http://schemas.microsoft.com/office/drawing/2014/chartex" xmlns:cx1="http://schemas.microsoft.com/office/drawing/2015/9/8/chartex" xmlns:cx2="http://schemas.microsoft.com/office/drawing/2015/10/21/chartex" xmlns:cx3="http://schemas.microsoft.com/office/drawing/2016/5/9/chartex" xmlns:cx4="http://schemas.microsoft.com/office/drawing/2016/5/10/chartex" xmlns:cx5="http://schemas.microsoft.com/office/drawing/2016/5/11/chartex" xmlns:cx6="http://schemas.microsoft.com/office/drawing/2016/5/12/chartex" xmlns:cx7="http://schemas.microsoft.com/office/drawing/2016/5/13/chartex" xmlns:cx8="http://schemas.microsoft.com/office/drawing/2016/5/14/chartex" xmlns:mc="http://schemas.openxmlformats.org/markup-compatibility/2006" xmlns:aink="http://schemas.microsoft.com/office/drawing/2016/ink" xmlns:am3d="http://schemas.microsoft.com/office/drawing/2017/model3d" xmlns:o="urn:schemas-microsoft-com:office:office" xmlns:oel="http://schemas.microsoft.com/office/2019/extlst" xmlns:r="http://schemas.openxmlformats.org/officeDocument/2006/relationships" xmlns:m="http://schemas.openxmlformats.org/officeDocument/2006/math" xmlns:v="urn:schemas-microsoft-com:vml" xmlns:wp14="http://schemas.microsoft.com/office/word/2010/wordprocessingDrawing" xmlns:wp="http://schemas.openxmlformats.org/drawingml/2006/wordprocessingDrawing" xmlns:w10="urn:schemas-microsoft-com:office:word" xmlns:w="http://schemas.openxmlformats.org/wordprocessingml/2006/main" xmlns:w14="http://schemas.microsoft.com/office/word/2010/wordml" xmlns:w15="http://schemas.microsoft.com/office/word/2012/wordml" xmlns:w16cei="http://schemas.microsoft.com/office/word/2026/wordml/cei" xmlns:w16cex="http://schemas.microsoft.com/office/word/2018/wordml/cex" xmlns:w16cid="http://schemas.microsoft.com/office/word/2016/wordml/cid" xmlns:w16="http://schemas.microsoft.com/office/word/2018/wordml" xmlns:w16du="http://schemas.microsoft.com/office/word/2023/wordml/word16du" xmlns:w16sdtdh="http://schemas.microsoft.com/office/word/2020/wordml/sdtdatahash" xmlns:w16sdtfl="http://schemas.microsoft.com/office/word/2024/wordml/sdtformatlock" xmlns:w16se="http://schemas.microsoft.com/office/word/2015/wordml/symex" xmlns:wpg="http://schemas.microsoft.com/office/word/2010/wordprocessingGroup" xmlns:wpi="http://schemas.microsoft.com/office/word/2010/wordprocessingInk" xmlns:wne="http://schemas.microsoft.com/office/word/2006/wordml" xmlns:wps="http://schemas.microsoft.com/office/word/2010/wordprocessingShape" mc:Ignorable="w14 w15 w16se w16cid w16 w16cex w16sdtdh w16sdtfl w16du wp14">
+<w:endnotes xmlns:wpc="http://schemas.microsoft.com/office/word/2010/wordprocessingCanvas" xmlns:cx="http://schemas.microsoft.com/office/drawing/2014/chartex" xmlns:cx1="http://schemas.microsoft.com/office/drawing/2015/9/8/chartex" xmlns:cx2="http://schemas.microsoft.com/office/drawing/2015/10/21/chartex" xmlns:cx3="http://schemas.microsoft.com/office/drawing/2016/5/9/chartex" xmlns:cx4="http://schemas.microsoft.com/office/drawing/2016/5/10/chartex" xmlns:cx5="http://schemas.microsoft.com/office/drawing/2016/5/11/chartex" xmlns:cx6="http://schemas.microsoft.com/office/drawing/2016/5/12/chartex" xmlns:cx7="http://schemas.microsoft.com/office/drawing/2016/5/13/chartex" xmlns:cx8="http://schemas.microsoft.com/office/drawing/2016/5/14/chartex" xmlns:mc="http://schemas.openxmlformats.org/markup-compatibility/2006" xmlns:aink="http://schemas.microsoft.com/office/drawing/2016/ink" xmlns:am3d="http://schemas.microsoft.com/office/drawing/2017/model3d" xmlns:o="urn:schemas-microsoft-com:office:office" xmlns:oel="http://schemas.microsoft.com/office/2019/extlst" xmlns:r="http://schemas.openxmlformats.org/officeDocument/2006/relationships" xmlns:m="http://schemas.openxmlformats.org/officeDocument/2006/math" xmlns:v="urn:schemas-microsoft-com:vml" xmlns:wp14="http://schemas.microsoft.com/office/word/2010/wordprocessingDrawing" xmlns:wp="http://schemas.openxmlformats.org/drawingml/2006/wordprocessingDrawing" xmlns:w10="urn:schemas-microsoft-com:office:word" xmlns:w="http://schemas.openxmlformats.org/wordprocessingml/2006/main" xmlns:w14="http://schemas.microsoft.com/office/word/2010/wordml" xmlns:w15="http://schemas.microsoft.com/office/word/2012/wordml" xmlns:w16cex="http://schemas.microsoft.com/office/word/2018/wordml/cex" xmlns:w16cid="http://schemas.microsoft.com/office/word/2016/wordml/cid" xmlns:w16="http://schemas.microsoft.com/office/word/2018/wordml" xmlns:w16du="http://schemas.microsoft.com/office/word/2023/wordml/word16du" xmlns:w16sdtdh="http://schemas.microsoft.com/office/word/2020/wordml/sdtdatahash" xmlns:w16sdtfl="http://schemas.microsoft.com/office/word/2024/wordml/sdtformatlock" xmlns:w16se="http://schemas.microsoft.com/office/word/2015/wordml/symex" xmlns:wpg="http://schemas.microsoft.com/office/word/2010/wordprocessingGroup" xmlns:wpi="http://schemas.microsoft.com/office/word/2010/wordprocessingInk" xmlns:wne="http://schemas.microsoft.com/office/word/2006/wordml" xmlns:wps="http://schemas.microsoft.com/office/word/2010/wordprocessingShape" mc:Ignorable="w14 w15 w16se w16cid w16 w16cex w16sdtdh w16sdtfl w16du wp14">
   <w:endnote w:type="separator" w:id="-1">
     <w:p>
       <w:pPr>
@@ -11177,7 +10999,7 @@
 </file>
 
 <file path=word/footer1.xml><?xml version="1.0" encoding="utf-8"?>
-<w:ftr xmlns:wpc="http://schemas.microsoft.com/office/word/2010/wordprocessingCanvas" xmlns:cx="http://schemas.microsoft.com/office/drawing/2014/chartex" xmlns:cx1="http://schemas.microsoft.com/office/drawing/2015/9/8/chartex" xmlns:cx2="http://schemas.microsoft.com/office/drawing/2015/10/21/chartex" xmlns:cx3="http://schemas.microsoft.com/office/drawing/2016/5/9/chartex" xmlns:cx4="http://schemas.microsoft.com/office/drawing/2016/5/10/chartex" xmlns:cx5="http://schemas.microsoft.com/office/drawing/2016/5/11/chartex" xmlns:cx6="http://schemas.microsoft.com/office/drawing/2016/5/12/chartex" xmlns:cx7="http://schemas.microsoft.com/office/drawing/2016/5/13/chartex" xmlns:cx8="http://schemas.microsoft.com/office/drawing/2016/5/14/chartex" xmlns:mc="http://schemas.openxmlformats.org/markup-compatibility/2006" xmlns:aink="http://schemas.microsoft.com/office/drawing/2016/ink" xmlns:am3d="http://schemas.microsoft.com/office/drawing/2017/model3d" xmlns:o="urn:schemas-microsoft-com:office:office" xmlns:oel="http://schemas.microsoft.com/office/2019/extlst" xmlns:r="http://schemas.openxmlformats.org/officeDocument/2006/relationships" xmlns:m="http://schemas.openxmlformats.org/officeDocument/2006/math" xmlns:v="urn:schemas-microsoft-com:vml" xmlns:wp14="http://schemas.microsoft.com/office/word/2010/wordprocessingDrawing" xmlns:wp="http://schemas.openxmlformats.org/drawingml/2006/wordprocessingDrawing" xmlns:w10="urn:schemas-microsoft-com:office:word" xmlns:w="http://schemas.openxmlformats.org/wordprocessingml/2006/main" xmlns:w14="http://schemas.microsoft.com/office/word/2010/wordml" xmlns:w15="http://schemas.microsoft.com/office/word/2012/wordml" xmlns:w16cei="http://schemas.microsoft.com/office/word/2026/wordml/cei" xmlns:w16cex="http://schemas.microsoft.com/office/word/2018/wordml/cex" xmlns:w16cid="http://schemas.microsoft.com/office/word/2016/wordml/cid" xmlns:w16="http://schemas.microsoft.com/office/word/2018/wordml" xmlns:w16du="http://schemas.microsoft.com/office/word/2023/wordml/word16du" xmlns:w16sdtdh="http://schemas.microsoft.com/office/word/2020/wordml/sdtdatahash" xmlns:w16sdtfl="http://schemas.microsoft.com/office/word/2024/wordml/sdtformatlock" xmlns:w16se="http://schemas.microsoft.com/office/word/2015/wordml/symex" xmlns:wpg="http://schemas.microsoft.com/office/word/2010/wordprocessingGroup" xmlns:wpi="http://schemas.microsoft.com/office/word/2010/wordprocessingInk" xmlns:wne="http://schemas.microsoft.com/office/word/2006/wordml" xmlns:wps="http://schemas.microsoft.com/office/word/2010/wordprocessingShape" mc:Ignorable="w14 w15 w16se w16cid w16 w16cex w16sdtdh w16sdtfl w16du wp14">
+<w:ftr xmlns:wpc="http://schemas.microsoft.com/office/word/2010/wordprocessingCanvas" xmlns:cx="http://schemas.microsoft.com/office/drawing/2014/chartex" xmlns:cx1="http://schemas.microsoft.com/office/drawing/2015/9/8/chartex" xmlns:cx2="http://schemas.microsoft.com/office/drawing/2015/10/21/chartex" xmlns:cx3="http://schemas.microsoft.com/office/drawing/2016/5/9/chartex" xmlns:cx4="http://schemas.microsoft.com/office/drawing/2016/5/10/chartex" xmlns:cx5="http://schemas.microsoft.com/office/drawing/2016/5/11/chartex" xmlns:cx6="http://schemas.microsoft.com/office/drawing/2016/5/12/chartex" xmlns:cx7="http://schemas.microsoft.com/office/drawing/2016/5/13/chartex" xmlns:cx8="http://schemas.microsoft.com/office/drawing/2016/5/14/chartex" xmlns:mc="http://schemas.openxmlformats.org/markup-compatibility/2006" xmlns:aink="http://schemas.microsoft.com/office/drawing/2016/ink" xmlns:am3d="http://schemas.microsoft.com/office/drawing/2017/model3d" xmlns:o="urn:schemas-microsoft-com:office:office" xmlns:oel="http://schemas.microsoft.com/office/2019/extlst" xmlns:r="http://schemas.openxmlformats.org/officeDocument/2006/relationships" xmlns:m="http://schemas.openxmlformats.org/officeDocument/2006/math" xmlns:v="urn:schemas-microsoft-com:vml" xmlns:wp14="http://schemas.microsoft.com/office/word/2010/wordprocessingDrawing" xmlns:wp="http://schemas.openxmlformats.org/drawingml/2006/wordprocessingDrawing" xmlns:w10="urn:schemas-microsoft-com:office:word" xmlns:w="http://schemas.openxmlformats.org/wordprocessingml/2006/main" xmlns:w14="http://schemas.microsoft.com/office/word/2010/wordml" xmlns:w15="http://schemas.microsoft.com/office/word/2012/wordml" xmlns:w16cex="http://schemas.microsoft.com/office/word/2018/wordml/cex" xmlns:w16cid="http://schemas.microsoft.com/office/word/2016/wordml/cid" xmlns:w16="http://schemas.microsoft.com/office/word/2018/wordml" xmlns:w16du="http://schemas.microsoft.com/office/word/2023/wordml/word16du" xmlns:w16sdtdh="http://schemas.microsoft.com/office/word/2020/wordml/sdtdatahash" xmlns:w16sdtfl="http://schemas.microsoft.com/office/word/2024/wordml/sdtformatlock" xmlns:w16se="http://schemas.microsoft.com/office/word/2015/wordml/symex" xmlns:wpg="http://schemas.microsoft.com/office/word/2010/wordprocessingGroup" xmlns:wpi="http://schemas.microsoft.com/office/word/2010/wordprocessingInk" xmlns:wne="http://schemas.microsoft.com/office/word/2006/wordml" xmlns:wps="http://schemas.microsoft.com/office/word/2010/wordprocessingShape" mc:Ignorable="w14 w15 w16se w16cid w16 w16cex w16sdtdh w16sdtfl w16du wp14">
   <w:sdt>
     <w:sdtPr>
       <w:id w:val="-1433276875"/>
@@ -11232,7 +11054,7 @@
 </file>
 
 <file path=word/footnotes.xml><?xml version="1.0" encoding="utf-8"?>
-<w:footnotes xmlns:wpc="http://schemas.microsoft.com/office/word/2010/wordprocessingCanvas" xmlns:cx="http://schemas.microsoft.com/office/drawing/2014/chartex" xmlns:cx1="http://schemas.microsoft.com/office/drawing/2015/9/8/chartex" xmlns:cx2="http://schemas.microsoft.com/office/drawing/2015/10/21/chartex" xmlns:cx3="http://schemas.microsoft.com/office/drawing/2016/5/9/chartex" xmlns:cx4="http://schemas.microsoft.com/office/drawing/2016/5/10/chartex" xmlns:cx5="http://schemas.microsoft.com/office/drawing/2016/5/11/chartex" xmlns:cx6="http://schemas.microsoft.com/office/drawing/2016/5/12/chartex" xmlns:cx7="http://schemas.microsoft.com/office/drawing/2016/5/13/chartex" xmlns:cx8="http://schemas.microsoft.com/office/drawing/2016/5/14/chartex" xmlns:mc="http://schemas.openxmlformats.org/markup-compatibility/2006" xmlns:aink="http://schemas.microsoft.com/office/drawing/2016/ink" xmlns:am3d="http://schemas.microsoft.com/office/drawing/2017/model3d" xmlns:o="urn:schemas-microsoft-com:office:office" xmlns:oel="http://schemas.microsoft.com/office/2019/extlst" xmlns:r="http://schemas.openxmlformats.org/officeDocument/2006/relationships" xmlns:m="http://schemas.openxmlformats.org/officeDocument/2006/math" xmlns:v="urn:schemas-microsoft-com:vml" xmlns:wp14="http://schemas.microsoft.com/office/word/2010/wordprocessingDrawing" xmlns:wp="http://schemas.openxmlformats.org/drawingml/2006/wordprocessingDrawing" xmlns:w10="urn:schemas-microsoft-com:office:word" xmlns:w="http://schemas.openxmlformats.org/wordprocessingml/2006/main" xmlns:w14="http://schemas.microsoft.com/office/word/2010/wordml" xmlns:w15="http://schemas.microsoft.com/office/word/2012/wordml" xmlns:w16cei="http://schemas.microsoft.com/office/word/2026/wordml/cei" xmlns:w16cex="http://schemas.microsoft.com/office/word/2018/wordml/cex" xmlns:w16cid="http://schemas.microsoft.com/office/word/2016/wordml/cid" xmlns:w16="http://schemas.microsoft.com/office/word/2018/wordml" xmlns:w16du="http://schemas.microsoft.com/office/word/2023/wordml/word16du" xmlns:w16sdtdh="http://schemas.microsoft.com/office/word/2020/wordml/sdtdatahash" xmlns:w16sdtfl="http://schemas.microsoft.com/office/word/2024/wordml/sdtformatlock" xmlns:w16se="http://schemas.microsoft.com/office/word/2015/wordml/symex" xmlns:wpg="http://schemas.microsoft.com/office/word/2010/wordprocessingGroup" xmlns:wpi="http://schemas.microsoft.com/office/word/2010/wordprocessingInk" xmlns:wne="http://schemas.microsoft.com/office/word/2006/wordml" xmlns:wps="http://schemas.microsoft.com/office/word/2010/wordprocessingShape" mc:Ignorable="w14 w15 w16se w16cid w16 w16cex w16sdtdh w16sdtfl w16du wp14">
+<w:footnotes xmlns:wpc="http://schemas.microsoft.com/office/word/2010/wordprocessingCanvas" xmlns:cx="http://schemas.microsoft.com/office/drawing/2014/chartex" xmlns:cx1="http://schemas.microsoft.com/office/drawing/2015/9/8/chartex" xmlns:cx2="http://schemas.microsoft.com/office/drawing/2015/10/21/chartex" xmlns:cx3="http://schemas.microsoft.com/office/drawing/2016/5/9/chartex" xmlns:cx4="http://schemas.microsoft.com/office/drawing/2016/5/10/chartex" xmlns:cx5="http://schemas.microsoft.com/office/drawing/2016/5/11/chartex" xmlns:cx6="http://schemas.microsoft.com/office/drawing/2016/5/12/chartex" xmlns:cx7="http://schemas.microsoft.com/office/drawing/2016/5/13/chartex" xmlns:cx8="http://schemas.microsoft.com/office/drawing/2016/5/14/chartex" xmlns:mc="http://schemas.openxmlformats.org/markup-compatibility/2006" xmlns:aink="http://schemas.microsoft.com/office/drawing/2016/ink" xmlns:am3d="http://schemas.microsoft.com/office/drawing/2017/model3d" xmlns:o="urn:schemas-microsoft-com:office:office" xmlns:oel="http://schemas.microsoft.com/office/2019/extlst" xmlns:r="http://schemas.openxmlformats.org/officeDocument/2006/relationships" xmlns:m="http://schemas.openxmlformats.org/officeDocument/2006/math" xmlns:v="urn:schemas-microsoft-com:vml" xmlns:wp14="http://schemas.microsoft.com/office/word/2010/wordprocessingDrawing" xmlns:wp="http://schemas.openxmlformats.org/drawingml/2006/wordprocessingDrawing" xmlns:w10="urn:schemas-microsoft-com:office:word" xmlns:w="http://schemas.openxmlformats.org/wordprocessingml/2006/main" xmlns:w14="http://schemas.microsoft.com/office/word/2010/wordml" xmlns:w15="http://schemas.microsoft.com/office/word/2012/wordml" xmlns:w16cex="http://schemas.microsoft.com/office/word/2018/wordml/cex" xmlns:w16cid="http://schemas.microsoft.com/office/word/2016/wordml/cid" xmlns:w16="http://schemas.microsoft.com/office/word/2018/wordml" xmlns:w16du="http://schemas.microsoft.com/office/word/2023/wordml/word16du" xmlns:w16sdtdh="http://schemas.microsoft.com/office/word/2020/wordml/sdtdatahash" xmlns:w16sdtfl="http://schemas.microsoft.com/office/word/2024/wordml/sdtformatlock" xmlns:w16se="http://schemas.microsoft.com/office/word/2015/wordml/symex" xmlns:wpg="http://schemas.microsoft.com/office/word/2010/wordprocessingGroup" xmlns:wpi="http://schemas.microsoft.com/office/word/2010/wordprocessingInk" xmlns:wne="http://schemas.microsoft.com/office/word/2006/wordml" xmlns:wps="http://schemas.microsoft.com/office/word/2010/wordprocessingShape" mc:Ignorable="w14 w15 w16se w16cid w16 w16cex w16sdtdh w16sdtfl w16du wp14">
   <w:footnote w:type="separator" w:id="-1">
     <w:p>
       <w:pPr>
@@ -11257,20 +11079,20 @@
 </file>
 
 <file path=word/header1.xml><?xml version="1.0" encoding="utf-8"?>
-<w:hdr xmlns:wpc="http://schemas.microsoft.com/office/word/2010/wordprocessingCanvas" xmlns:cx="http://schemas.microsoft.com/office/drawing/2014/chartex" xmlns:cx1="http://schemas.microsoft.com/office/drawing/2015/9/8/chartex" xmlns:cx2="http://schemas.microsoft.com/office/drawing/2015/10/21/chartex" xmlns:cx3="http://schemas.microsoft.com/office/drawing/2016/5/9/chartex" xmlns:cx4="http://schemas.microsoft.com/office/drawing/2016/5/10/chartex" xmlns:cx5="http://schemas.microsoft.com/office/drawing/2016/5/11/chartex" xmlns:cx6="http://schemas.microsoft.com/office/drawing/2016/5/12/chartex" xmlns:cx7="http://schemas.microsoft.com/office/drawing/2016/5/13/chartex" xmlns:cx8="http://schemas.microsoft.com/office/drawing/2016/5/14/chartex" xmlns:mc="http://schemas.openxmlformats.org/markup-compatibility/2006" xmlns:aink="http://schemas.microsoft.com/office/drawing/2016/ink" xmlns:am3d="http://schemas.microsoft.com/office/drawing/2017/model3d" xmlns:o="urn:schemas-microsoft-com:office:office" xmlns:oel="http://schemas.microsoft.com/office/2019/extlst" xmlns:r="http://schemas.openxmlformats.org/officeDocument/2006/relationships" xmlns:m="http://schemas.openxmlformats.org/officeDocument/2006/math" xmlns:v="urn:schemas-microsoft-com:vml" xmlns:wp14="http://schemas.microsoft.com/office/word/2010/wordprocessingDrawing" xmlns:wp="http://schemas.openxmlformats.org/drawingml/2006/wordprocessingDrawing" xmlns:w10="urn:schemas-microsoft-com:office:word" xmlns:w="http://schemas.openxmlformats.org/wordprocessingml/2006/main" xmlns:w14="http://schemas.microsoft.com/office/word/2010/wordml" xmlns:w15="http://schemas.microsoft.com/office/word/2012/wordml" xmlns:w16cei="http://schemas.microsoft.com/office/word/2026/wordml/cei" xmlns:w16cex="http://schemas.microsoft.com/office/word/2018/wordml/cex" xmlns:w16cid="http://schemas.microsoft.com/office/word/2016/wordml/cid" xmlns:w16="http://schemas.microsoft.com/office/word/2018/wordml" xmlns:w16du="http://schemas.microsoft.com/office/word/2023/wordml/word16du" xmlns:w16sdtdh="http://schemas.microsoft.com/office/word/2020/wordml/sdtdatahash" xmlns:w16sdtfl="http://schemas.microsoft.com/office/word/2024/wordml/sdtformatlock" xmlns:w16se="http://schemas.microsoft.com/office/word/2015/wordml/symex" xmlns:wpg="http://schemas.microsoft.com/office/word/2010/wordprocessingGroup" xmlns:wpi="http://schemas.microsoft.com/office/word/2010/wordprocessingInk" xmlns:wne="http://schemas.microsoft.com/office/word/2006/wordml" xmlns:wps="http://schemas.microsoft.com/office/word/2010/wordprocessingShape" mc:Ignorable="w14 w15 w16se w16cid w16 w16cex w16sdtdh w16sdtfl w16du wp14">
+<w:hdr xmlns:wpc="http://schemas.microsoft.com/office/word/2010/wordprocessingCanvas" xmlns:cx="http://schemas.microsoft.com/office/drawing/2014/chartex" xmlns:cx1="http://schemas.microsoft.com/office/drawing/2015/9/8/chartex" xmlns:cx2="http://schemas.microsoft.com/office/drawing/2015/10/21/chartex" xmlns:cx3="http://schemas.microsoft.com/office/drawing/2016/5/9/chartex" xmlns:cx4="http://schemas.microsoft.com/office/drawing/2016/5/10/chartex" xmlns:cx5="http://schemas.microsoft.com/office/drawing/2016/5/11/chartex" xmlns:cx6="http://schemas.microsoft.com/office/drawing/2016/5/12/chartex" xmlns:cx7="http://schemas.microsoft.com/office/drawing/2016/5/13/chartex" xmlns:cx8="http://schemas.microsoft.com/office/drawing/2016/5/14/chartex" xmlns:mc="http://schemas.openxmlformats.org/markup-compatibility/2006" xmlns:aink="http://schemas.microsoft.com/office/drawing/2016/ink" xmlns:am3d="http://schemas.microsoft.com/office/drawing/2017/model3d" xmlns:o="urn:schemas-microsoft-com:office:office" xmlns:oel="http://schemas.microsoft.com/office/2019/extlst" xmlns:r="http://schemas.openxmlformats.org/officeDocument/2006/relationships" xmlns:m="http://schemas.openxmlformats.org/officeDocument/2006/math" xmlns:v="urn:schemas-microsoft-com:vml" xmlns:wp14="http://schemas.microsoft.com/office/word/2010/wordprocessingDrawing" xmlns:wp="http://schemas.openxmlformats.org/drawingml/2006/wordprocessingDrawing" xmlns:w10="urn:schemas-microsoft-com:office:word" xmlns:w="http://schemas.openxmlformats.org/wordprocessingml/2006/main" xmlns:w14="http://schemas.microsoft.com/office/word/2010/wordml" xmlns:w15="http://schemas.microsoft.com/office/word/2012/wordml" xmlns:w16cex="http://schemas.microsoft.com/office/word/2018/wordml/cex" xmlns:w16cid="http://schemas.microsoft.com/office/word/2016/wordml/cid" xmlns:w16="http://schemas.microsoft.com/office/word/2018/wordml" xmlns:w16du="http://schemas.microsoft.com/office/word/2023/wordml/word16du" xmlns:w16sdtdh="http://schemas.microsoft.com/office/word/2020/wordml/sdtdatahash" xmlns:w16sdtfl="http://schemas.microsoft.com/office/word/2024/wordml/sdtformatlock" xmlns:w16se="http://schemas.microsoft.com/office/word/2015/wordml/symex" xmlns:wpg="http://schemas.microsoft.com/office/word/2010/wordprocessingGroup" xmlns:wpi="http://schemas.microsoft.com/office/word/2010/wordprocessingInk" xmlns:wne="http://schemas.microsoft.com/office/word/2006/wordml" xmlns:wps="http://schemas.microsoft.com/office/word/2010/wordprocessingShape" mc:Ignorable="w14 w15 w16se w16cid w16 w16cex w16sdtdh w16sdtfl w16du wp14">
   <w:p>
     <w:pPr>
       <w:autoSpaceDE w:val="0"/>
       <w:autoSpaceDN w:val="0"/>
       <w:adjustRightInd w:val="0"/>
       <w:spacing w:after="0" w:line="240" w:lineRule="auto"/>
+      <w:jc w:val="right"/>
       <w:rPr>
         <w:rFonts w:ascii="Arial" w:hAnsi="Arial" w:cs="Arial"/>
         <w:b/>
         <w:sz w:val="26"/>
         <w:szCs w:val="26"/>
       </w:rPr>
-      <w:jc w:val="right"/>
     </w:pPr>
     <w:r>
       <w:rPr>
@@ -11345,7 +11167,7 @@
         <w:sz w:val="20"/>
         <w:szCs w:val="20"/>
       </w:rPr>
-      <w:t xml:space="preserve">{{data_texto}}</w:t>
+      <w:t>{{data_texto}}</w:t>
     </w:r>
   </w:p>
   <w:p>
@@ -11373,7 +11195,7 @@
 </file>
 
 <file path=word/numbering.xml><?xml version="1.0" encoding="utf-8"?>
-<w:numbering xmlns:wpc="http://schemas.microsoft.com/office/word/2010/wordprocessingCanvas" xmlns:cx="http://schemas.microsoft.com/office/drawing/2014/chartex" xmlns:cx1="http://schemas.microsoft.com/office/drawing/2015/9/8/chartex" xmlns:cx2="http://schemas.microsoft.com/office/drawing/2015/10/21/chartex" xmlns:cx3="http://schemas.microsoft.com/office/drawing/2016/5/9/chartex" xmlns:cx4="http://schemas.microsoft.com/office/drawing/2016/5/10/chartex" xmlns:cx5="http://schemas.microsoft.com/office/drawing/2016/5/11/chartex" xmlns:cx6="http://schemas.microsoft.com/office/drawing/2016/5/12/chartex" xmlns:cx7="http://schemas.microsoft.com/office/drawing/2016/5/13/chartex" xmlns:cx8="http://schemas.microsoft.com/office/drawing/2016/5/14/chartex" xmlns:mc="http://schemas.openxmlformats.org/markup-compatibility/2006" xmlns:aink="http://schemas.microsoft.com/office/drawing/2016/ink" xmlns:am3d="http://schemas.microsoft.com/office/drawing/2017/model3d" xmlns:o="urn:schemas-microsoft-com:office:office" xmlns:oel="http://schemas.microsoft.com/office/2019/extlst" xmlns:r="http://schemas.openxmlformats.org/officeDocument/2006/relationships" xmlns:m="http://schemas.openxmlformats.org/officeDocument/2006/math" xmlns:v="urn:schemas-microsoft-com:vml" xmlns:wp14="http://schemas.microsoft.com/office/word/2010/wordprocessingDrawing" xmlns:wp="http://schemas.openxmlformats.org/drawingml/2006/wordprocessingDrawing" xmlns:w10="urn:schemas-microsoft-com:office:word" xmlns:w="http://schemas.openxmlformats.org/wordprocessingml/2006/main" xmlns:w14="http://schemas.microsoft.com/office/word/2010/wordml" xmlns:w15="http://schemas.microsoft.com/office/word/2012/wordml" xmlns:w16cei="http://schemas.microsoft.com/office/word/2026/wordml/cei" xmlns:w16cex="http://schemas.microsoft.com/office/word/2018/wordml/cex" xmlns:w16cid="http://schemas.microsoft.com/office/word/2016/wordml/cid" xmlns:w16="http://schemas.microsoft.com/office/word/2018/wordml" xmlns:w16du="http://schemas.microsoft.com/office/word/2023/wordml/word16du" xmlns:w16sdtdh="http://schemas.microsoft.com/office/word/2020/wordml/sdtdatahash" xmlns:w16sdtfl="http://schemas.microsoft.com/office/word/2024/wordml/sdtformatlock" xmlns:w16se="http://schemas.microsoft.com/office/word/2015/wordml/symex" xmlns:wpg="http://schemas.microsoft.com/office/word/2010/wordprocessingGroup" xmlns:wpi="http://schemas.microsoft.com/office/word/2010/wordprocessingInk" xmlns:wne="http://schemas.microsoft.com/office/word/2006/wordml" xmlns:wps="http://schemas.microsoft.com/office/word/2010/wordprocessingShape" mc:Ignorable="w14 w15 w16se w16cid w16 w16cex w16sdtdh w16sdtfl w16du wp14">
+<w:numbering xmlns:wpc="http://schemas.microsoft.com/office/word/2010/wordprocessingCanvas" xmlns:cx="http://schemas.microsoft.com/office/drawing/2014/chartex" xmlns:cx1="http://schemas.microsoft.com/office/drawing/2015/9/8/chartex" xmlns:cx2="http://schemas.microsoft.com/office/drawing/2015/10/21/chartex" xmlns:cx3="http://schemas.microsoft.com/office/drawing/2016/5/9/chartex" xmlns:cx4="http://schemas.microsoft.com/office/drawing/2016/5/10/chartex" xmlns:cx5="http://schemas.microsoft.com/office/drawing/2016/5/11/chartex" xmlns:cx6="http://schemas.microsoft.com/office/drawing/2016/5/12/chartex" xmlns:cx7="http://schemas.microsoft.com/office/drawing/2016/5/13/chartex" xmlns:cx8="http://schemas.microsoft.com/office/drawing/2016/5/14/chartex" xmlns:mc="http://schemas.openxmlformats.org/markup-compatibility/2006" xmlns:aink="http://schemas.microsoft.com/office/drawing/2016/ink" xmlns:am3d="http://schemas.microsoft.com/office/drawing/2017/model3d" xmlns:o="urn:schemas-microsoft-com:office:office" xmlns:oel="http://schemas.microsoft.com/office/2019/extlst" xmlns:r="http://schemas.openxmlformats.org/officeDocument/2006/relationships" xmlns:m="http://schemas.openxmlformats.org/officeDocument/2006/math" xmlns:v="urn:schemas-microsoft-com:vml" xmlns:wp14="http://schemas.microsoft.com/office/word/2010/wordprocessingDrawing" xmlns:wp="http://schemas.openxmlformats.org/drawingml/2006/wordprocessingDrawing" xmlns:w10="urn:schemas-microsoft-com:office:word" xmlns:w="http://schemas.openxmlformats.org/wordprocessingml/2006/main" xmlns:w14="http://schemas.microsoft.com/office/word/2010/wordml" xmlns:w15="http://schemas.microsoft.com/office/word/2012/wordml" xmlns:w16cex="http://schemas.microsoft.com/office/word/2018/wordml/cex" xmlns:w16cid="http://schemas.microsoft.com/office/word/2016/wordml/cid" xmlns:w16="http://schemas.microsoft.com/office/word/2018/wordml" xmlns:w16du="http://schemas.microsoft.com/office/word/2023/wordml/word16du" xmlns:w16sdtdh="http://schemas.microsoft.com/office/word/2020/wordml/sdtdatahash" xmlns:w16sdtfl="http://schemas.microsoft.com/office/word/2024/wordml/sdtformatlock" xmlns:w16se="http://schemas.microsoft.com/office/word/2015/wordml/symex" xmlns:wpg="http://schemas.microsoft.com/office/word/2010/wordprocessingGroup" xmlns:wpi="http://schemas.microsoft.com/office/word/2010/wordprocessingInk" xmlns:wne="http://schemas.microsoft.com/office/word/2006/wordml" xmlns:wps="http://schemas.microsoft.com/office/word/2010/wordprocessingShape" mc:Ignorable="w14 w15 w16se w16cid w16 w16cex w16sdtdh w16sdtfl w16du wp14">
   <w:abstractNum w:abstractNumId="0" w15:restartNumberingAfterBreak="0">
     <w:nsid w:val="067270B8"/>
     <w:multiLevelType w:val="hybridMultilevel"/>
@@ -13069,10 +12891,6 @@
 </file>
 
 <file path=customXml/item1.xml><?xml version="1.0" encoding="utf-8"?>
-<b:Sources xmlns:b="http://schemas.openxmlformats.org/officeDocument/2006/bibliography" xmlns="http://schemas.openxmlformats.org/officeDocument/2006/bibliography" SelectedStyle="\APASixthEditionOfficeOnline.xsl" StyleName="APA" Version="6"/>
-</file>
-
-<file path=customXml/item2.xml><?xml version="1.0" encoding="utf-8"?>
 <ct:contentTypeSchema xmlns:ct="http://schemas.microsoft.com/office/2006/metadata/contentType" xmlns:ma="http://schemas.microsoft.com/office/2006/metadata/properties/metaAttributes" ct:_="" ma:_="" ma:contentTypeName="Documento" ma:contentTypeID="0x01010050D375E88928F94091E6FD7AA4E06D15" ma:contentTypeVersion="13" ma:contentTypeDescription="Crie um novo documento." ma:contentTypeScope="" ma:versionID="7df79d7f540b57f8739ecf349a4839bc">
   <xsd:schema xmlns:xsd="http://www.w3.org/2001/XMLSchema" xmlns:xs="http://www.w3.org/2001/XMLSchema" xmlns:p="http://schemas.microsoft.com/office/2006/metadata/properties" xmlns:ns2="5ebac46c-3801-4f50-8d40-ff19a3d08a31" xmlns:ns3="04f7cffc-3ea8-4655-aac6-2c812ca3e62f" targetNamespace="http://schemas.microsoft.com/office/2006/metadata/properties" ma:root="true" ma:fieldsID="096b32e32a0a7c12d0d47f4c83d7cab2" ns2:_="" ns3:_="">
     <xsd:import namespace="5ebac46c-3801-4f50-8d40-ff19a3d08a31"/>
@@ -13281,16 +13099,11 @@
 </ct:contentTypeSchema>
 </file>
 
-<file path=customXml/item3.xml><?xml version="1.0" encoding="utf-8"?>
-<?mso-contentType ?>
-<FormTemplates xmlns="http://schemas.microsoft.com/sharepoint/v3/contenttype/forms">
-  <Display>DocumentLibraryForm</Display>
-  <Edit>DocumentLibraryForm</Edit>
-  <New>DocumentLibraryForm</New>
-</FormTemplates>
+<file path=customXml/item2.xml><?xml version="1.0" encoding="utf-8"?>
+<b:Sources xmlns:b="http://schemas.openxmlformats.org/officeDocument/2006/bibliography" xmlns="http://schemas.openxmlformats.org/officeDocument/2006/bibliography" SelectedStyle="\APASixthEditionOfficeOnline.xsl" StyleName="APA" Version="6"/>
 </file>
 
-<file path=customXml/item4.xml><?xml version="1.0" encoding="utf-8"?>
+<file path=customXml/item3.xml><?xml version="1.0" encoding="utf-8"?>
 <p:properties xmlns:p="http://schemas.microsoft.com/office/2006/metadata/properties" xmlns:xsi="http://www.w3.org/2001/XMLSchema-instance" xmlns:pc="http://schemas.microsoft.com/office/infopath/2007/PartnerControls">
   <documentManagement>
     <lcf76f155ced4ddcb4097134ff3c332f xmlns="5ebac46c-3801-4f50-8d40-ff19a3d08a31">
@@ -13302,15 +13115,16 @@
 </p:properties>
 </file>
 
-<file path=customXml/itemProps1.xml><?xml version="1.0" encoding="utf-8"?>
-<ds:datastoreItem xmlns:ds="http://schemas.openxmlformats.org/officeDocument/2006/customXml" ds:itemID="{AB0B6225-2C28-4B59-AC07-D3905D9EBCC2}">
-  <ds:schemaRefs>
-    <ds:schemaRef ds:uri="http://schemas.openxmlformats.org/officeDocument/2006/bibliography"/>
-  </ds:schemaRefs>
-</ds:datastoreItem>
+<file path=customXml/item4.xml><?xml version="1.0" encoding="utf-8"?>
+<?mso-contentType ?>
+<FormTemplates xmlns="http://schemas.microsoft.com/sharepoint/v3/contenttype/forms">
+  <Display>DocumentLibraryForm</Display>
+  <Edit>DocumentLibraryForm</Edit>
+  <New>DocumentLibraryForm</New>
+</FormTemplates>
 </file>
 
-<file path=customXml/itemProps2.xml><?xml version="1.0" encoding="utf-8"?>
+<file path=customXml/itemProps1.xml><?xml version="1.0" encoding="utf-8"?>
 <ds:datastoreItem xmlns:ds="http://schemas.openxmlformats.org/officeDocument/2006/customXml" ds:itemID="{94A65DC0-273F-470F-8FFD-06309A34330A}">
   <ds:schemaRefs>
     <ds:schemaRef ds:uri="http://schemas.microsoft.com/office/2006/metadata/contentType"/>
@@ -13329,15 +13143,15 @@
 </ds:datastoreItem>
 </file>
 
-<file path=customXml/itemProps3.xml><?xml version="1.0" encoding="utf-8"?>
-<ds:datastoreItem xmlns:ds="http://schemas.openxmlformats.org/officeDocument/2006/customXml" ds:itemID="{A5E54D8B-0784-4B0D-BAB7-E874556CC73D}">
+<file path=customXml/itemProps2.xml><?xml version="1.0" encoding="utf-8"?>
+<ds:datastoreItem xmlns:ds="http://schemas.openxmlformats.org/officeDocument/2006/customXml" ds:itemID="{AB0B6225-2C28-4B59-AC07-D3905D9EBCC2}">
   <ds:schemaRefs>
-    <ds:schemaRef ds:uri="http://schemas.microsoft.com/sharepoint/v3/contenttype/forms"/>
+    <ds:schemaRef ds:uri="http://schemas.openxmlformats.org/officeDocument/2006/bibliography"/>
   </ds:schemaRefs>
 </ds:datastoreItem>
 </file>
 
-<file path=customXml/itemProps4.xml><?xml version="1.0" encoding="utf-8"?>
+<file path=customXml/itemProps3.xml><?xml version="1.0" encoding="utf-8"?>
 <ds:datastoreItem xmlns:ds="http://schemas.openxmlformats.org/officeDocument/2006/customXml" ds:itemID="{BDD202C9-EE0D-44AA-BA2D-EDA98CFA438C}">
   <ds:schemaRefs>
     <ds:schemaRef ds:uri="http://schemas.microsoft.com/office/2006/metadata/properties"/>
@@ -13346,4 +13160,12 @@
     <ds:schemaRef ds:uri="04f7cffc-3ea8-4655-aac6-2c812ca3e62f"/>
   </ds:schemaRefs>
 </ds:datastoreItem>
+</file>
+
+<file path=customXml/itemProps4.xml><?xml version="1.0" encoding="utf-8"?>
+<ds:datastoreItem xmlns:ds="http://schemas.openxmlformats.org/officeDocument/2006/customXml" ds:itemID="{A5E54D8B-0784-4B0D-BAB7-E874556CC73D}">
+  <ds:schemaRefs>
+    <ds:schemaRef ds:uri="http://schemas.microsoft.com/sharepoint/v3/contenttype/forms"/>
+  </ds:schemaRefs>
+</ds:datastoreItem>
 </file>
--- a/Modelos/definitivos/Comercial/modelos/Proposta técnica.docx
+++ b/Modelos/definitivos/Comercial/modelos/Proposta técnica.docx
@@ -1,6 +1,6 @@
 
 <file path=word/document.xml><?xml version="1.0" encoding="utf-8"?>
-<w:document xmlns:wpc="http://schemas.microsoft.com/office/word/2010/wordprocessingCanvas" xmlns:cx="http://schemas.microsoft.com/office/drawing/2014/chartex" xmlns:cx1="http://schemas.microsoft.com/office/drawing/2015/9/8/chartex" xmlns:cx2="http://schemas.microsoft.com/office/drawing/2015/10/21/chartex" xmlns:cx3="http://schemas.microsoft.com/office/drawing/2016/5/9/chartex" xmlns:cx4="http://schemas.microsoft.com/office/drawing/2016/5/10/chartex" xmlns:cx5="http://schemas.microsoft.com/office/drawing/2016/5/11/chartex" xmlns:cx6="http://schemas.microsoft.com/office/drawing/2016/5/12/chartex" xmlns:cx7="http://schemas.microsoft.com/office/drawing/2016/5/13/chartex" xmlns:cx8="http://schemas.microsoft.com/office/drawing/2016/5/14/chartex" xmlns:mc="http://schemas.openxmlformats.org/markup-compatibility/2006" xmlns:aink="http://schemas.microsoft.com/office/drawing/2016/ink" xmlns:am3d="http://schemas.microsoft.com/office/drawing/2017/model3d" xmlns:o="urn:schemas-microsoft-com:office:office" xmlns:oel="http://schemas.microsoft.com/office/2019/extlst" xmlns:r="http://schemas.openxmlformats.org/officeDocument/2006/relationships" xmlns:m="http://schemas.openxmlformats.org/officeDocument/2006/math" xmlns:v="urn:schemas-microsoft-com:vml" xmlns:wp14="http://schemas.microsoft.com/office/word/2010/wordprocessingDrawing" xmlns:wp="http://schemas.openxmlformats.org/drawingml/2006/wordprocessingDrawing" xmlns:w10="urn:schemas-microsoft-com:office:word" xmlns:w="http://schemas.openxmlformats.org/wordprocessingml/2006/main" xmlns:w14="http://schemas.microsoft.com/office/word/2010/wordml" xmlns:w15="http://schemas.microsoft.com/office/word/2012/wordml" xmlns:w16cex="http://schemas.microsoft.com/office/word/2018/wordml/cex" xmlns:w16cid="http://schemas.microsoft.com/office/word/2016/wordml/cid" xmlns:w16="http://schemas.microsoft.com/office/word/2018/wordml" xmlns:w16du="http://schemas.microsoft.com/office/word/2023/wordml/word16du" xmlns:w16sdtdh="http://schemas.microsoft.com/office/word/2020/wordml/sdtdatahash" xmlns:w16sdtfl="http://schemas.microsoft.com/office/word/2024/wordml/sdtformatlock" xmlns:w16se="http://schemas.microsoft.com/office/word/2015/wordml/symex" xmlns:wpg="http://schemas.microsoft.com/office/word/2010/wordprocessingGroup" xmlns:wpi="http://schemas.microsoft.com/office/word/2010/wordprocessingInk" xmlns:wne="http://schemas.microsoft.com/office/word/2006/wordml" xmlns:wps="http://schemas.microsoft.com/office/word/2010/wordprocessingShape" mc:Ignorable="w14 w15 w16se w16cid w16 w16cex w16sdtdh w16sdtfl w16du wp14">
+<w:document xmlns:wpc="http://schemas.microsoft.com/office/word/2010/wordprocessingCanvas" xmlns:cx="http://schemas.microsoft.com/office/drawing/2014/chartex" xmlns:cx1="http://schemas.microsoft.com/office/drawing/2015/9/8/chartex" xmlns:cx2="http://schemas.microsoft.com/office/drawing/2015/10/21/chartex" xmlns:cx3="http://schemas.microsoft.com/office/drawing/2016/5/9/chartex" xmlns:cx4="http://schemas.microsoft.com/office/drawing/2016/5/10/chartex" xmlns:cx5="http://schemas.microsoft.com/office/drawing/2016/5/11/chartex" xmlns:cx6="http://schemas.microsoft.com/office/drawing/2016/5/12/chartex" xmlns:cx7="http://schemas.microsoft.com/office/drawing/2016/5/13/chartex" xmlns:cx8="http://schemas.microsoft.com/office/drawing/2016/5/14/chartex" xmlns:mc="http://schemas.openxmlformats.org/markup-compatibility/2006" xmlns:aink="http://schemas.microsoft.com/office/drawing/2016/ink" xmlns:am3d="http://schemas.microsoft.com/office/drawing/2017/model3d" xmlns:o="urn:schemas-microsoft-com:office:office" xmlns:oel="http://schemas.microsoft.com/office/2019/extlst" xmlns:r="http://schemas.openxmlformats.org/officeDocument/2006/relationships" xmlns:m="http://schemas.openxmlformats.org/officeDocument/2006/math" xmlns:v="urn:schemas-microsoft-com:vml" xmlns:wp14="http://schemas.microsoft.com/office/word/2010/wordprocessingDrawing" xmlns:wp="http://schemas.openxmlformats.org/drawingml/2006/wordprocessingDrawing" xmlns:w10="urn:schemas-microsoft-com:office:word" xmlns:w="http://schemas.openxmlformats.org/wordprocessingml/2006/main" xmlns:w14="http://schemas.microsoft.com/office/word/2010/wordml" xmlns:w15="http://schemas.microsoft.com/office/word/2012/wordml" xmlns:w16cei="http://schemas.microsoft.com/office/word/2026/wordml/cei" xmlns:w16cex="http://schemas.microsoft.com/office/word/2018/wordml/cex" xmlns:w16cid="http://schemas.microsoft.com/office/word/2016/wordml/cid" xmlns:w16="http://schemas.microsoft.com/office/word/2018/wordml" xmlns:w16du="http://schemas.microsoft.com/office/word/2023/wordml/word16du" xmlns:w16sdtdh="http://schemas.microsoft.com/office/word/2020/wordml/sdtdatahash" xmlns:w16sdtfl="http://schemas.microsoft.com/office/word/2024/wordml/sdtformatlock" xmlns:w16se="http://schemas.microsoft.com/office/word/2015/wordml/symex" xmlns:wpg="http://schemas.microsoft.com/office/word/2010/wordprocessingGroup" xmlns:wpi="http://schemas.microsoft.com/office/word/2010/wordprocessingInk" xmlns:wne="http://schemas.microsoft.com/office/word/2006/wordml" xmlns:wps="http://schemas.microsoft.com/office/word/2010/wordprocessingShape" mc:Ignorable="w14 w15 w16se w16cid w16 w16cex w16sdtdh w16sdtfl w16du wp14">
   <w:body>
     <w:p>
       <w:pPr>
@@ -149,7 +149,7 @@
               </wp:anchor>
             </w:drawing>
           </mc:Choice>
-          <mc:Fallback xmlns:w16cei="http://schemas.microsoft.com/office/word/2026/wordml/cei">
+          <mc:Fallback>
             <w:pict>
               <v:shapetype w14:anchorId="579A0571" id="_x0000_t202" coordsize="21600,21600" o:spt="202" path="m,l,21600r21600,l21600,xe">
                 <v:stroke joinstyle="miter"/>
@@ -772,7 +772,7 @@
           <w:sz w:val="24"/>
           <w:szCs w:val="24"/>
         </w:rPr>
-        <w:t>{{nome_vendedor}}</w:t>
+        <w:t xml:space="preserve">{{nome_vendedor}}</w:t>
       </w:r>
     </w:p>
     <w:p>
@@ -805,7 +805,7 @@
           <w:sz w:val="24"/>
           <w:szCs w:val="24"/>
         </w:rPr>
-        <w:t>{{elaborador_proposta}}</w:t>
+        <w:t xml:space="preserve">{{elaborador_proposta}}</w:t>
       </w:r>
     </w:p>
     <w:p>
@@ -855,7 +855,7 @@
           <w:sz w:val="24"/>
           <w:szCs w:val="24"/>
         </w:rPr>
-        <w:t>{{cod_prop}}</w:t>
+        <w:t xml:space="preserve">{{cod_prop}}</w:t>
       </w:r>
       <w:r>
         <w:rPr>
@@ -884,7 +884,7 @@
           <w:sz w:val="20"/>
           <w:szCs w:val="20"/>
         </w:rPr>
-        <w:t>{{n_rev}}</w:t>
+        <w:t xml:space="preserve">{{n_rev}}</w:t>
       </w:r>
     </w:p>
     <w:p>
@@ -920,7 +920,7 @@
           <w:sz w:val="24"/>
           <w:szCs w:val="24"/>
         </w:rPr>
-        <w:t>{{nome_cliente}}</w:t>
+        <w:t xml:space="preserve">{{nome_cliente}}</w:t>
       </w:r>
     </w:p>
     <w:p>
@@ -950,7 +950,7 @@
           <w:sz w:val="24"/>
           <w:szCs w:val="24"/>
         </w:rPr>
-        <w:t>{{contato_cliente}}</w:t>
+        <w:t xml:space="preserve">{{contato_cliente}}</w:t>
       </w:r>
     </w:p>
     <w:p>
@@ -980,7 +980,7 @@
           <w:sz w:val="24"/>
           <w:szCs w:val="24"/>
         </w:rPr>
-        <w:t>{{email_cliente}}</w:t>
+        <w:t xml:space="preserve">{{email_cliente}}</w:t>
       </w:r>
     </w:p>
     <w:p>
@@ -1010,7 +1010,7 @@
           <w:sz w:val="24"/>
           <w:szCs w:val="24"/>
         </w:rPr>
-        <w:t>{{dpto_solicitante}}</w:t>
+        <w:t xml:space="preserve">{{dpto_solicitante}}</w:t>
       </w:r>
     </w:p>
     <w:p>
@@ -1066,7 +1066,7 @@
           <w:sz w:val="24"/>
           <w:szCs w:val="24"/>
         </w:rPr>
-        <w:t>{{local_obra}}</w:t>
+        <w:t xml:space="preserve">{{local_obra}}</w:t>
       </w:r>
     </w:p>
     <w:p>
@@ -1115,7 +1115,7 @@
           <w:sz w:val="24"/>
           <w:szCs w:val="24"/>
         </w:rPr>
-        <w:t>{{cnpj_texto}}</w:t>
+        <w:t xml:space="preserve">{{cnpj_texto}}</w:t>
       </w:r>
     </w:p>
     <w:bookmarkEnd w:id="0"/>
@@ -1811,7 +1811,6 @@
           <w:sz w:val="20"/>
           <w:szCs w:val="20"/>
         </w:rPr>
-        <w:lastRenderedPageBreak/>
         <w:t>Filtrovali é a escolha certa</w:t>
       </w:r>
       <w:r>
@@ -1937,7 +1936,7 @@
               </wp:anchor>
             </w:drawing>
           </mc:Choice>
-          <mc:Fallback xmlns:w16cei="http://schemas.microsoft.com/office/word/2026/wordml/cei">
+          <mc:Fallback>
             <w:pict>
               <v:shape w14:anchorId="0DC6BF25" id="_x0000_s1027" type="#_x0000_t202" style="position:absolute;left:0;text-align:left;margin-left:409.65pt;margin-top:87.95pt;width:102.6pt;height:54.6pt;z-index:-251630592;visibility:visible;mso-wrap-style:square;mso-width-percent:0;mso-height-percent:0;mso-wrap-distance-left:9pt;mso-wrap-distance-top:3.6pt;mso-wrap-distance-right:9pt;mso-wrap-distance-bottom:3.6pt;mso-position-horizontal:absolute;mso-position-horizontal-relative:text;mso-position-vertical:absolute;mso-position-vertical-relative:text;mso-width-percent:0;mso-height-percent:0;mso-width-relative:margin;mso-height-relative:margin;v-text-anchor:top" o:gfxdata="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" filled="f" stroked="f">
                 <v:textbox>
@@ -2067,7 +2066,7 @@
               </wp:anchor>
             </w:drawing>
           </mc:Choice>
-          <mc:Fallback xmlns:w16cei="http://schemas.microsoft.com/office/word/2026/wordml/cei">
+          <mc:Fallback>
             <w:pict>
               <v:shape w14:anchorId="319DD6DB" id="_x0000_s1028" type="#_x0000_t202" style="position:absolute;left:0;text-align:left;margin-left:317.25pt;margin-top:87.95pt;width:102.6pt;height:54.6pt;z-index:-251631616;visibility:visible;mso-wrap-style:square;mso-width-percent:0;mso-height-percent:0;mso-wrap-distance-left:9pt;mso-wrap-distance-top:3.6pt;mso-wrap-distance-right:9pt;mso-wrap-distance-bottom:3.6pt;mso-position-horizontal:absolute;mso-position-horizontal-relative:text;mso-position-vertical:absolute;mso-position-vertical-relative:text;mso-width-percent:0;mso-height-percent:0;mso-width-relative:margin;mso-height-relative:margin;v-text-anchor:top" o:gfxdata="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" filled="f" stroked="f">
                 <v:textbox>
@@ -2197,7 +2196,7 @@
               </wp:anchor>
             </w:drawing>
           </mc:Choice>
-          <mc:Fallback xmlns:w16cei="http://schemas.microsoft.com/office/word/2026/wordml/cei">
+          <mc:Fallback>
             <w:pict>
               <v:shape w14:anchorId="67BB42D4" id="_x0000_s1029" type="#_x0000_t202" style="position:absolute;left:0;text-align:left;margin-left:223.05pt;margin-top:87.95pt;width:102.6pt;height:54.6pt;z-index:-251632640;visibility:visible;mso-wrap-style:square;mso-width-percent:0;mso-height-percent:0;mso-wrap-distance-left:9pt;mso-wrap-distance-top:3.6pt;mso-wrap-distance-right:9pt;mso-wrap-distance-bottom:3.6pt;mso-position-horizontal:absolute;mso-position-horizontal-relative:text;mso-position-vertical:absolute;mso-position-vertical-relative:text;mso-width-percent:0;mso-height-percent:0;mso-width-relative:margin;mso-height-relative:margin;v-text-anchor:top" o:gfxdata="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" filled="f" stroked="f">
                 <v:textbox>
@@ -2311,7 +2310,7 @@
               </wp:anchor>
             </w:drawing>
           </mc:Choice>
-          <mc:Fallback xmlns:w16cei="http://schemas.microsoft.com/office/word/2026/wordml/cei">
+          <mc:Fallback>
             <w:pict>
               <v:shape w14:anchorId="0CD975BB" id="_x0000_s1030" type="#_x0000_t202" style="position:absolute;left:0;text-align:left;margin-left:117.45pt;margin-top:87.95pt;width:102.6pt;height:54.6pt;z-index:-251633664;visibility:visible;mso-wrap-style:square;mso-width-percent:0;mso-height-percent:0;mso-wrap-distance-left:9pt;mso-wrap-distance-top:3.6pt;mso-wrap-distance-right:9pt;mso-wrap-distance-bottom:3.6pt;mso-position-horizontal:absolute;mso-position-horizontal-relative:text;mso-position-vertical:absolute;mso-position-vertical-relative:text;mso-width-percent:0;mso-height-percent:0;mso-width-relative:margin;mso-height-relative:margin;v-text-anchor:top" o:gfxdata="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" filled="f" stroked="f">
                 <v:textbox>
@@ -2505,7 +2504,7 @@
               </wp:anchor>
             </w:drawing>
           </mc:Choice>
-          <mc:Fallback xmlns:w16cei="http://schemas.microsoft.com/office/word/2026/wordml/cei">
+          <mc:Fallback>
             <w:pict>
               <v:shape w14:anchorId="708A2AAD" id="_x0000_s1031" type="#_x0000_t202" style="position:absolute;left:0;text-align:left;margin-left:29.85pt;margin-top:76.45pt;width:76.8pt;height:34.8pt;z-index:-251634688;visibility:visible;mso-wrap-style:square;mso-width-percent:0;mso-height-percent:0;mso-wrap-distance-left:9pt;mso-wrap-distance-top:3.6pt;mso-wrap-distance-right:9pt;mso-wrap-distance-bottom:3.6pt;mso-position-horizontal:absolute;mso-position-horizontal-relative:text;mso-position-vertical:absolute;mso-position-vertical-relative:text;mso-width-percent:0;mso-height-percent:0;mso-width-relative:margin;mso-height-relative:margin;v-text-anchor:top" o:gfxdata="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" filled="f" stroked="f">
                 <v:textbox>
@@ -3828,7 +3827,7 @@
           <w:sz w:val="20"/>
           <w:szCs w:val="20"/>
         </w:rPr>
-        <w:t>{{servico}}</w:t>
+        <w:t xml:space="preserve">{{servico}}</w:t>
       </w:r>
     </w:p>
     <w:p>
@@ -3844,6 +3843,97 @@
       <w:r>
         <w:t>{{escopo_blocos}}</w:t>
       </w:r>
+    </w:p>
+    <w:p>
+      <w:pPr>
+        <w:pStyle w:val="PargrafodaLista"/>
+        <w:spacing w:after="0" w:line="240" w:lineRule="auto"/>
+        <w:ind w:left="1068"/>
+        <w:jc w:val="both"/>
+      </w:pPr>
+    </w:p>
+    <w:p>
+      <w:pPr>
+        <w:pStyle w:val="PargrafodaLista"/>
+        <w:spacing w:after="0" w:line="240" w:lineRule="auto"/>
+        <w:ind w:left="1068"/>
+        <w:jc w:val="both"/>
+      </w:pPr>
+    </w:p>
+    <w:p>
+      <w:pPr>
+        <w:pStyle w:val="PargrafodaLista"/>
+        <w:rPr>
+          <w:rFonts w:ascii="Arial" w:hAnsi="Arial" w:cs="Arial"/>
+          <w:sz w:val="20"/>
+          <w:szCs w:val="20"/>
+        </w:rPr>
+      </w:pPr>
+    </w:p>
+    <w:p>
+      <w:pPr>
+        <w:pStyle w:val="PargrafodaLista"/>
+        <w:rPr>
+          <w:rFonts w:ascii="Arial" w:hAnsi="Arial" w:cs="Arial"/>
+          <w:sz w:val="20"/>
+          <w:szCs w:val="20"/>
+        </w:rPr>
+      </w:pPr>
+    </w:p>
+    <w:p>
+      <w:pPr>
+        <w:pStyle w:val="PargrafodaLista"/>
+        <w:rPr>
+          <w:rFonts w:ascii="Arial" w:hAnsi="Arial" w:cs="Arial"/>
+          <w:sz w:val="20"/>
+          <w:szCs w:val="20"/>
+        </w:rPr>
+      </w:pPr>
+    </w:p>
+    <w:p>
+      <w:pPr>
+        <w:pStyle w:val="PargrafodaLista"/>
+        <w:rPr>
+          <w:rFonts w:ascii="Arial" w:hAnsi="Arial" w:cs="Arial"/>
+          <w:sz w:val="20"/>
+          <w:szCs w:val="20"/>
+        </w:rPr>
+      </w:pPr>
+    </w:p>
+    <w:p>
+      <w:pPr>
+        <w:pStyle w:val="PargrafodaLista"/>
+        <w:rPr>
+          <w:rFonts w:ascii="Arial" w:hAnsi="Arial" w:cs="Arial"/>
+          <w:sz w:val="20"/>
+          <w:szCs w:val="20"/>
+        </w:rPr>
+      </w:pPr>
+    </w:p>
+    <w:p>
+      <w:pPr>
+        <w:pStyle w:val="PargrafodaLista"/>
+        <w:rPr>
+          <w:rFonts w:ascii="Arial" w:hAnsi="Arial" w:cs="Arial"/>
+          <w:sz w:val="20"/>
+          <w:szCs w:val="20"/>
+        </w:rPr>
+      </w:pPr>
+    </w:p>
+    <w:p>
+      <w:pPr>
+        <w:pStyle w:val="PargrafodaLista"/>
+        <w:rPr>
+          <w:rFonts w:ascii="Arial" w:hAnsi="Arial" w:cs="Arial"/>
+          <w:sz w:val="20"/>
+          <w:szCs w:val="20"/>
+        </w:rPr>
+      </w:pPr>
+    </w:p>
+    <w:p>
+      <w:pPr>
+        <w:pStyle w:val="PargrafodaLista"/>
+      </w:pPr>
     </w:p>
     <w:p>
       <w:pPr>
@@ -4191,7 +4281,7 @@
                 <w:szCs w:val="16"/>
                 <w:lang w:eastAsia="pt-BR"/>
               </w:rPr>
-              <w:t>{{categoria_filtrovali}}</w:t>
+              <w:t xml:space="preserve">{{categoria_filtrovali}}</w:t>
             </w:r>
           </w:p>
         </w:tc>
@@ -4264,7 +4354,27 @@
                 <w:szCs w:val="16"/>
                 <w:lang w:eastAsia="pt-BR"/>
               </w:rPr>
-              <w:t>{{escopo_filtrovali}}</w:t>
+              <w:t xml:space="preserve">{{escopo_filtrovali}}</w:t>
+            </w:r>
+            <w:r>
+              <w:rPr>
+                <w:rFonts w:ascii="Arial" w:eastAsia="Arial" w:hAnsi="Arial" w:cs="Arial"/>
+                <w:color w:val="000000"/>
+                <w:sz w:val="16"/>
+                <w:szCs w:val="16"/>
+                <w:lang w:eastAsia="pt-BR"/>
+              </w:rPr>
+              <w:t/>
+            </w:r>
+            <w:r>
+              <w:rPr>
+                <w:rFonts w:ascii="Arial" w:eastAsia="Arial" w:hAnsi="Arial" w:cs="Arial"/>
+                <w:color w:val="000000"/>
+                <w:sz w:val="16"/>
+                <w:szCs w:val="16"/>
+                <w:lang w:eastAsia="pt-BR"/>
+              </w:rPr>
+              <w:t/>
             </w:r>
           </w:p>
         </w:tc>
@@ -4300,7 +4410,7 @@
                 <w:szCs w:val="16"/>
                 <w:lang w:eastAsia="pt-BR"/>
               </w:rPr>
-              <w:t>{{nota_filtrovali}}</w:t>
+              <w:t xml:space="preserve">{{nota_filtrovali}}</w:t>
             </w:r>
           </w:p>
         </w:tc>
@@ -4541,7 +4651,7 @@
                 <w:szCs w:val="16"/>
                 <w:lang w:eastAsia="pt-BR"/>
               </w:rPr>
-              <w:t>{{categoria_contratante}}</w:t>
+              <w:t xml:space="preserve">{{categoria_contratante}}</w:t>
             </w:r>
           </w:p>
         </w:tc>
@@ -4612,7 +4722,16 @@
                 <w:szCs w:val="16"/>
                 <w:lang w:eastAsia="pt-BR"/>
               </w:rPr>
-              <w:t>{{escopo_contratante}}</w:t>
+              <w:t xml:space="preserve">{{escopo_contratante}}</w:t>
+            </w:r>
+            <w:r>
+              <w:rPr>
+                <w:rFonts w:ascii="Arial" w:hAnsi="Arial" w:cs="Arial"/>
+                <w:sz w:val="16"/>
+                <w:szCs w:val="16"/>
+                <w:lang w:eastAsia="pt-BR"/>
+              </w:rPr>
+              <w:t/>
             </w:r>
           </w:p>
         </w:tc>
@@ -4648,7 +4767,7 @@
                 <w:szCs w:val="16"/>
                 <w:lang w:eastAsia="pt-BR"/>
               </w:rPr>
-              <w:t>{{nota_contratante}}</w:t>
+              <w:t xml:space="preserve">{{nota_contratante}}</w:t>
             </w:r>
           </w:p>
         </w:tc>
@@ -4798,7 +4917,7 @@
           <w:sz w:val="20"/>
           <w:szCs w:val="20"/>
         </w:rPr>
-        <w:t>{{prev_atende}}</w:t>
+        <w:t xml:space="preserve">{{prev_atende}}</w:t>
       </w:r>
       <w:r>
         <w:rPr>
@@ -4998,7 +5117,7 @@
           <w:sz w:val="20"/>
           <w:szCs w:val="20"/>
         </w:rPr>
-        <w:t>{{n_dias}}</w:t>
+        <w:t xml:space="preserve">{{n_dias}}</w:t>
       </w:r>
       <w:r>
         <w:rPr>
@@ -5042,7 +5161,7 @@
           <w:sz w:val="20"/>
           <w:szCs w:val="20"/>
         </w:rPr>
-        <w:t>{{dias_treinamento}}</w:t>
+        <w:t xml:space="preserve">{{dias_treinamento}}</w:t>
       </w:r>
       <w:r>
         <w:rPr>
@@ -5086,7 +5205,7 @@
           <w:sz w:val="20"/>
           <w:szCs w:val="20"/>
         </w:rPr>
-        <w:t>{{n_dias_trabalhados}}</w:t>
+        <w:t xml:space="preserve">{{n_dias_trabalhados}}</w:t>
       </w:r>
       <w:r>
         <w:rPr>
@@ -5130,7 +5249,7 @@
           <w:sz w:val="20"/>
           <w:szCs w:val="20"/>
         </w:rPr>
-        <w:t>{{dias_mob}}</w:t>
+        <w:t xml:space="preserve">{{dias_mob}}</w:t>
       </w:r>
       <w:r>
         <w:rPr>
@@ -5406,11 +5525,38 @@
     <w:p>
       <w:pPr>
         <w:pStyle w:val="PargrafodaLista"/>
+        <w:numPr>
+          <w:ilvl w:val="0"/>
+          <w:numId w:val="2"/>
+        </w:numPr>
         <w:autoSpaceDE w:val="0"/>
         <w:autoSpaceDN w:val="0"/>
         <w:adjustRightInd w:val="0"/>
         <w:spacing w:after="0" w:line="240" w:lineRule="auto"/>
-        <w:ind w:left="360"/>
+        <w:jc w:val="both"/>
+        <w:rPr>
+          <w:rFonts w:ascii="Arial" w:hAnsi="Arial" w:cs="Arial"/>
+          <w:b/>
+          <w:sz w:val="20"/>
+          <w:szCs w:val="20"/>
+        </w:rPr>
+      </w:pPr>
+      <w:r>
+        <w:rPr>
+          <w:rFonts w:ascii="Arial" w:hAnsi="Arial" w:cs="Arial"/>
+          <w:b/>
+          <w:sz w:val="20"/>
+          <w:szCs w:val="20"/>
+        </w:rPr>
+        <w:t>- Relatórios:</w:t>
+      </w:r>
+    </w:p>
+    <w:p>
+      <w:pPr>
+        <w:autoSpaceDE w:val="0"/>
+        <w:autoSpaceDN w:val="0"/>
+        <w:adjustRightInd w:val="0"/>
+        <w:spacing w:after="0" w:line="240" w:lineRule="auto"/>
         <w:jc w:val="both"/>
         <w:rPr>
           <w:rFonts w:ascii="Arial" w:hAnsi="Arial" w:cs="Arial"/>
@@ -5440,1116 +5586,74 @@
       <w:r>
         <w:rPr>
           <w:rFonts w:ascii="Arial" w:hAnsi="Arial" w:cs="Arial"/>
-          <w:b/>
-          <w:sz w:val="20"/>
-          <w:szCs w:val="20"/>
-        </w:rPr>
-        <w:t>Limpeza química</w:t>
-      </w:r>
-    </w:p>
-    <w:p>
-      <w:pPr>
-        <w:pStyle w:val="PargrafodaLista"/>
+          <w:sz w:val="20"/>
+          <w:szCs w:val="20"/>
+        </w:rPr>
+        <w:t xml:space="preserve">Será entregue diariamente o </w:t>
+      </w:r>
+      <w:r>
+        <w:rPr>
+          <w:rFonts w:ascii="Arial" w:hAnsi="Arial" w:cs="Arial"/>
+          <w:b/>
+          <w:bCs/>
+          <w:sz w:val="20"/>
+          <w:szCs w:val="20"/>
+        </w:rPr>
+        <w:t xml:space="preserve">RDO </w:t>
+      </w:r>
+      <w:r>
+        <w:rPr>
+          <w:rFonts w:ascii="Arial" w:hAnsi="Arial" w:cs="Arial"/>
+          <w:sz w:val="20"/>
+          <w:szCs w:val="20"/>
+        </w:rPr>
+        <w:t>(relatório diário de obra) descrevendo quais serviços foram executados referente ao dia de trabalho;</w:t>
+      </w:r>
+    </w:p>
+    <w:p>
+      <w:pPr>
         <w:autoSpaceDE w:val="0"/>
         <w:autoSpaceDN w:val="0"/>
         <w:adjustRightInd w:val="0"/>
         <w:spacing w:after="0" w:line="240" w:lineRule="auto"/>
-        <w:ind w:left="1068"/>
-        <w:jc w:val="both"/>
-        <w:rPr>
-          <w:rFonts w:ascii="Arial" w:hAnsi="Arial" w:cs="Arial"/>
-          <w:sz w:val="20"/>
-          <w:szCs w:val="20"/>
-        </w:rPr>
-      </w:pPr>
-    </w:p>
-    <w:p>
-      <w:pPr>
-        <w:pStyle w:val="PargrafodaLista"/>
-        <w:numPr>
-          <w:ilvl w:val="2"/>
-          <w:numId w:val="2"/>
-        </w:numPr>
+        <w:jc w:val="both"/>
+        <w:rPr>
+          <w:rFonts w:ascii="Arial" w:hAnsi="Arial" w:cs="Arial"/>
+          <w:sz w:val="20"/>
+          <w:szCs w:val="20"/>
+        </w:rPr>
+      </w:pPr>
+    </w:p>
+    <w:p>
+      <w:pPr>
         <w:autoSpaceDE w:val="0"/>
         <w:autoSpaceDN w:val="0"/>
         <w:adjustRightInd w:val="0"/>
         <w:spacing w:after="0" w:line="240" w:lineRule="auto"/>
-        <w:jc w:val="both"/>
-        <w:rPr>
-          <w:rFonts w:ascii="Arial" w:hAnsi="Arial" w:cs="Arial"/>
-          <w:sz w:val="20"/>
-          <w:szCs w:val="20"/>
-        </w:rPr>
-      </w:pPr>
-      <w:r>
-        <w:rPr>
-          <w:rFonts w:ascii="Arial" w:hAnsi="Arial" w:cs="Arial"/>
-          <w:sz w:val="20"/>
-          <w:szCs w:val="20"/>
-        </w:rPr>
-        <w:t>Objetivo;</w:t>
-      </w:r>
-    </w:p>
-    <w:p>
-      <w:pPr>
-        <w:pStyle w:val="PargrafodaLista"/>
+        <w:ind w:firstLine="708"/>
+        <w:jc w:val="both"/>
+        <w:rPr>
+          <w:rFonts w:ascii="Arial" w:hAnsi="Arial" w:cs="Arial"/>
+          <w:sz w:val="20"/>
+          <w:szCs w:val="20"/>
+        </w:rPr>
+      </w:pPr>
+      <w:r>
+        <w:rPr>
+          <w:rFonts w:ascii="Arial" w:hAnsi="Arial" w:cs="Arial"/>
+          <w:sz w:val="20"/>
+          <w:szCs w:val="20"/>
+        </w:rPr>
+        <w:t>Obs: Visando a redução de tempo e retrabalho com manutenção de relatórios, os relatórios abaixo só serão elaborados e entregues após a regularização e aprovação dos RDOs.</w:t>
+      </w:r>
+    </w:p>
+    <w:p>
+      <w:pPr>
         <w:autoSpaceDE w:val="0"/>
         <w:autoSpaceDN w:val="0"/>
         <w:adjustRightInd w:val="0"/>
         <w:spacing w:after="0" w:line="240" w:lineRule="auto"/>
-        <w:ind w:left="708" w:firstLine="348"/>
-        <w:jc w:val="both"/>
-        <w:rPr>
-          <w:rFonts w:ascii="Arial" w:hAnsi="Arial" w:cs="Arial"/>
-          <w:sz w:val="20"/>
-          <w:szCs w:val="20"/>
-        </w:rPr>
-      </w:pPr>
-      <w:r>
-        <w:rPr>
-          <w:rFonts w:ascii="Arial" w:hAnsi="Arial" w:cs="Arial"/>
-          <w:sz w:val="20"/>
-          <w:szCs w:val="20"/>
-        </w:rPr>
-        <w:lastRenderedPageBreak/>
-        <w:t xml:space="preserve">Garantir a partida dos equipamentos hidráulicos e de lubrificação dentro das normas NAS ou ISO, através da eliminação de contaminantes a base de óleo, graxas, óxidos de ferro, carepas de laminação e borras de soldas livres do interior das tubulações, com o emprego de soluções químicas inibidas e compatíveis com aços carbono e inoxidável.   </w:t>
-      </w:r>
-    </w:p>
-    <w:p>
-      <w:pPr>
-        <w:pStyle w:val="PargrafodaLista"/>
-        <w:autoSpaceDE w:val="0"/>
-        <w:autoSpaceDN w:val="0"/>
-        <w:adjustRightInd w:val="0"/>
-        <w:spacing w:after="0" w:line="240" w:lineRule="auto"/>
-        <w:ind w:left="360"/>
-        <w:jc w:val="both"/>
-        <w:rPr>
-          <w:rFonts w:ascii="Arial" w:hAnsi="Arial" w:cs="Arial"/>
-          <w:sz w:val="20"/>
-          <w:szCs w:val="20"/>
-        </w:rPr>
-      </w:pPr>
-    </w:p>
-    <w:p>
-      <w:pPr>
-        <w:pStyle w:val="PargrafodaLista"/>
-        <w:autoSpaceDE w:val="0"/>
-        <w:autoSpaceDN w:val="0"/>
-        <w:adjustRightInd w:val="0"/>
-        <w:spacing w:after="0" w:line="240" w:lineRule="auto"/>
-        <w:ind w:left="708" w:firstLine="708"/>
-        <w:jc w:val="both"/>
-        <w:rPr>
-          <w:rFonts w:ascii="Arial" w:hAnsi="Arial" w:cs="Arial"/>
-          <w:sz w:val="20"/>
-          <w:szCs w:val="20"/>
-          <w:highlight w:val="yellow"/>
-        </w:rPr>
-      </w:pPr>
-      <w:r>
-        <w:rPr>
-          <w:rFonts w:ascii="Arial" w:hAnsi="Arial" w:cs="Arial"/>
-          <w:sz w:val="20"/>
-          <w:szCs w:val="20"/>
-          <w:highlight w:val="yellow"/>
-        </w:rPr>
-        <w:t>O objetivo da limpeza química é realizar a desobstrução interna das tubulações industriais afetadas por acúmulo de incrustações, corrosão, biofilmes, depósitos orgânicos ou contaminantes aderidos ao longo do tempo. Esse processo é especialmente indicado para sistemas de água industrial, água de resfriamento e linhas de gás que apresentem redução de vazão, aumento de pressão ou perda de eficiência térmica e operacional.</w:t>
-      </w:r>
-    </w:p>
-    <w:p>
-      <w:pPr>
-        <w:pStyle w:val="PargrafodaLista"/>
-        <w:autoSpaceDE w:val="0"/>
-        <w:autoSpaceDN w:val="0"/>
-        <w:adjustRightInd w:val="0"/>
-        <w:spacing w:after="0" w:line="240" w:lineRule="auto"/>
-        <w:ind w:left="708" w:firstLine="708"/>
-        <w:jc w:val="both"/>
-        <w:rPr>
-          <w:rFonts w:ascii="Arial" w:hAnsi="Arial" w:cs="Arial"/>
-          <w:sz w:val="20"/>
-          <w:szCs w:val="20"/>
-          <w:highlight w:val="yellow"/>
-        </w:rPr>
-      </w:pPr>
-    </w:p>
-    <w:p>
-      <w:pPr>
-        <w:pStyle w:val="PargrafodaLista"/>
-        <w:autoSpaceDE w:val="0"/>
-        <w:autoSpaceDN w:val="0"/>
-        <w:adjustRightInd w:val="0"/>
-        <w:spacing w:after="0" w:line="240" w:lineRule="auto"/>
-        <w:ind w:left="708" w:firstLine="348"/>
-        <w:jc w:val="both"/>
-        <w:rPr>
-          <w:rFonts w:ascii="Arial" w:hAnsi="Arial" w:cs="Arial"/>
-          <w:sz w:val="20"/>
-          <w:szCs w:val="20"/>
-          <w:highlight w:val="yellow"/>
-        </w:rPr>
-      </w:pPr>
-      <w:r>
-        <w:rPr>
-          <w:rFonts w:ascii="Arial" w:hAnsi="Arial" w:cs="Arial"/>
-          <w:sz w:val="20"/>
-          <w:szCs w:val="20"/>
-          <w:highlight w:val="yellow"/>
-        </w:rPr>
-        <w:t>Através da circulação controlada de soluções químicas específicas, a limpeza visa dissolver e remover incrustações inorgânicas (como carbonatos, óxidos metálicos e sílica), bem como materiais orgânicos, resíduos de processos ou produtos de corrosão, sem a necessidade de desmontagem das linhas. O procedimento permite restaurar o diâmetro interno original das tubulações, melhorar a eficiência do sistema e evitar falhas provocadas por restrições de fluxo.</w:t>
-      </w:r>
-    </w:p>
-    <w:p>
-      <w:pPr>
-        <w:pStyle w:val="PargrafodaLista"/>
-        <w:autoSpaceDE w:val="0"/>
-        <w:autoSpaceDN w:val="0"/>
-        <w:adjustRightInd w:val="0"/>
-        <w:spacing w:after="0" w:line="240" w:lineRule="auto"/>
-        <w:ind w:left="708" w:firstLine="348"/>
-        <w:jc w:val="both"/>
-        <w:rPr>
-          <w:rFonts w:ascii="Arial" w:hAnsi="Arial" w:cs="Arial"/>
-          <w:sz w:val="20"/>
-          <w:szCs w:val="20"/>
-          <w:highlight w:val="yellow"/>
-        </w:rPr>
-      </w:pPr>
-    </w:p>
-    <w:p>
-      <w:pPr>
-        <w:pStyle w:val="PargrafodaLista"/>
-        <w:autoSpaceDE w:val="0"/>
-        <w:autoSpaceDN w:val="0"/>
-        <w:adjustRightInd w:val="0"/>
-        <w:spacing w:after="0" w:line="240" w:lineRule="auto"/>
-        <w:ind w:left="708" w:firstLine="348"/>
-        <w:jc w:val="both"/>
-        <w:rPr>
-          <w:rFonts w:ascii="Arial" w:hAnsi="Arial" w:cs="Arial"/>
-          <w:sz w:val="20"/>
-          <w:szCs w:val="20"/>
-        </w:rPr>
-      </w:pPr>
-      <w:r>
-        <w:rPr>
-          <w:rFonts w:ascii="Arial" w:hAnsi="Arial" w:cs="Arial"/>
-          <w:sz w:val="20"/>
-          <w:szCs w:val="20"/>
-          <w:highlight w:val="yellow"/>
-        </w:rPr>
-        <w:t>Além de recuperar a performance do sistema, a limpeza química contribui para o aumento da vida útil dos componentes, redução de paradas não programadas e adequação das linhas às condições operacionais exigidas para continuidade segura do processo produtivo.</w:t>
-      </w:r>
-    </w:p>
-    <w:p>
-      <w:pPr>
-        <w:pStyle w:val="PargrafodaLista"/>
-        <w:autoSpaceDE w:val="0"/>
-        <w:autoSpaceDN w:val="0"/>
-        <w:adjustRightInd w:val="0"/>
-        <w:spacing w:after="0" w:line="240" w:lineRule="auto"/>
-        <w:ind w:left="360"/>
-        <w:jc w:val="both"/>
-        <w:rPr>
-          <w:rFonts w:ascii="Arial" w:hAnsi="Arial" w:cs="Arial"/>
-          <w:sz w:val="20"/>
-          <w:szCs w:val="20"/>
-        </w:rPr>
-      </w:pPr>
-    </w:p>
-    <w:p>
-      <w:pPr>
-        <w:pStyle w:val="PargrafodaLista"/>
-        <w:autoSpaceDE w:val="0"/>
-        <w:autoSpaceDN w:val="0"/>
-        <w:adjustRightInd w:val="0"/>
-        <w:spacing w:after="0" w:line="240" w:lineRule="auto"/>
-        <w:ind w:left="708" w:firstLine="348"/>
-        <w:jc w:val="both"/>
-        <w:rPr>
-          <w:rFonts w:ascii="Arial" w:hAnsi="Arial" w:cs="Arial"/>
-          <w:sz w:val="20"/>
-          <w:szCs w:val="20"/>
-        </w:rPr>
-      </w:pPr>
-      <w:r>
-        <w:rPr>
-          <w:rFonts w:ascii="Arial" w:hAnsi="Arial" w:cs="Arial"/>
-          <w:sz w:val="20"/>
-          <w:szCs w:val="20"/>
-          <w:highlight w:val="red"/>
-        </w:rPr>
-        <w:t>Garantir a segurança operacional, a integridade mecânica e a condição adequada de comissionamento das tubulações destinadas ao transporte de oxigênio, através da remoção completa de resíduos carbonáceos provenientes da combustão, hidrocarbonetos remanescentes, óxidos metálicos, partículas aderidas e demais contaminantes que possam atuar como iniciadores ou aceleradores de ignição. A limpeza química tem como finalidade eliminar qualquer fonte de instabilidade térmica ou reatividade superficial, restabelecendo a pureza exigida para atmosferas oxidantes concentradas e reduzindo drasticamente o risco de combustão espontânea, reações exotérmicas ou falhas durante a partida do sistema.</w:t>
-      </w:r>
-      <w:r>
-        <w:rPr>
-          <w:rFonts w:ascii="Arial" w:hAnsi="Arial" w:cs="Arial"/>
-          <w:sz w:val="20"/>
-          <w:szCs w:val="20"/>
-        </w:rPr>
-        <w:t xml:space="preserve"> </w:t>
-      </w:r>
-    </w:p>
-    <w:p>
-      <w:pPr>
-        <w:pStyle w:val="PargrafodaLista"/>
-        <w:autoSpaceDE w:val="0"/>
-        <w:autoSpaceDN w:val="0"/>
-        <w:adjustRightInd w:val="0"/>
-        <w:spacing w:after="0" w:line="240" w:lineRule="auto"/>
-        <w:ind w:left="360"/>
-        <w:jc w:val="both"/>
-        <w:rPr>
-          <w:rFonts w:ascii="Arial" w:hAnsi="Arial" w:cs="Arial"/>
-          <w:sz w:val="20"/>
-          <w:szCs w:val="20"/>
-        </w:rPr>
-      </w:pPr>
-    </w:p>
-    <w:p>
-      <w:pPr>
-        <w:pStyle w:val="PargrafodaLista"/>
-        <w:autoSpaceDE w:val="0"/>
-        <w:autoSpaceDN w:val="0"/>
-        <w:adjustRightInd w:val="0"/>
-        <w:spacing w:after="0" w:line="240" w:lineRule="auto"/>
-        <w:ind w:left="360"/>
-        <w:jc w:val="both"/>
-        <w:rPr>
-          <w:rFonts w:ascii="Arial" w:hAnsi="Arial" w:cs="Arial"/>
-          <w:sz w:val="20"/>
-          <w:szCs w:val="20"/>
-        </w:rPr>
-      </w:pPr>
-      <w:r>
-        <w:rPr>
-          <w:rFonts w:ascii="Arial" w:hAnsi="Arial" w:cs="Arial"/>
-          <w:sz w:val="20"/>
-          <w:szCs w:val="20"/>
-        </w:rPr>
-        <w:t>Nota: Preservativos a base de tintas e vernizes existentes nas pontas de tubos, curvas e demais conexões, deverão ser removidos mecanicamente pela Contratante antes da montagem das tubulações.</w:t>
-      </w:r>
-    </w:p>
-    <w:p>
-      <w:pPr>
-        <w:pStyle w:val="PargrafodaLista"/>
-        <w:autoSpaceDE w:val="0"/>
-        <w:autoSpaceDN w:val="0"/>
-        <w:adjustRightInd w:val="0"/>
-        <w:spacing w:after="0" w:line="240" w:lineRule="auto"/>
-        <w:ind w:left="2136"/>
-        <w:jc w:val="both"/>
-        <w:rPr>
-          <w:rFonts w:ascii="Arial" w:hAnsi="Arial" w:cs="Arial"/>
-          <w:sz w:val="20"/>
-          <w:szCs w:val="20"/>
-        </w:rPr>
-      </w:pPr>
-    </w:p>
-    <w:p>
-      <w:pPr>
-        <w:pStyle w:val="PargrafodaLista"/>
-        <w:numPr>
-          <w:ilvl w:val="2"/>
-          <w:numId w:val="2"/>
-        </w:numPr>
-        <w:autoSpaceDE w:val="0"/>
-        <w:autoSpaceDN w:val="0"/>
-        <w:adjustRightInd w:val="0"/>
-        <w:spacing w:after="0" w:line="240" w:lineRule="auto"/>
-        <w:jc w:val="both"/>
-        <w:rPr>
-          <w:rFonts w:ascii="Arial" w:hAnsi="Arial" w:cs="Arial"/>
-          <w:sz w:val="20"/>
-          <w:szCs w:val="20"/>
-        </w:rPr>
-      </w:pPr>
-      <w:r>
-        <w:rPr>
-          <w:rFonts w:ascii="Arial" w:hAnsi="Arial" w:cs="Arial"/>
-          <w:sz w:val="20"/>
-          <w:szCs w:val="20"/>
-        </w:rPr>
-        <w:t>Métodos;</w:t>
-      </w:r>
-    </w:p>
-    <w:p>
-      <w:pPr>
-        <w:pStyle w:val="PargrafodaLista"/>
-        <w:autoSpaceDE w:val="0"/>
-        <w:autoSpaceDN w:val="0"/>
-        <w:adjustRightInd w:val="0"/>
-        <w:spacing w:after="0" w:line="240" w:lineRule="auto"/>
-        <w:ind w:left="2136"/>
-        <w:jc w:val="both"/>
-        <w:rPr>
-          <w:rFonts w:ascii="Arial" w:hAnsi="Arial" w:cs="Arial"/>
-          <w:sz w:val="20"/>
-          <w:szCs w:val="20"/>
-        </w:rPr>
-      </w:pPr>
-    </w:p>
-    <w:p>
-      <w:pPr>
-        <w:pStyle w:val="PargrafodaLista"/>
-        <w:autoSpaceDE w:val="0"/>
-        <w:autoSpaceDN w:val="0"/>
-        <w:adjustRightInd w:val="0"/>
-        <w:spacing w:after="0" w:line="240" w:lineRule="auto"/>
-        <w:ind w:left="1416" w:firstLine="708"/>
-        <w:jc w:val="both"/>
-        <w:rPr>
-          <w:rFonts w:ascii="Arial" w:hAnsi="Arial" w:cs="Arial"/>
-          <w:sz w:val="20"/>
-          <w:szCs w:val="20"/>
-        </w:rPr>
-      </w:pPr>
-      <w:r>
-        <w:rPr>
-          <w:rFonts w:ascii="Arial" w:hAnsi="Arial" w:cs="Arial"/>
-          <w:sz w:val="20"/>
-          <w:szCs w:val="20"/>
-        </w:rPr>
-        <w:t xml:space="preserve">Será empregado o método de ''CIRCULAÇÃO PRESSURIZADA'' ou "ENCHIMENTO" ou "PULVERIZAÇÂO" obedecendo às etapas descritas a seguir. A pressão do fluído irá variar de acordo do equipamento utilizado na atividade, partindo de 3 bar e podendo atingir até 10 bar. </w:t>
-      </w:r>
-    </w:p>
-    <w:p>
-      <w:pPr>
-        <w:autoSpaceDE w:val="0"/>
-        <w:autoSpaceDN w:val="0"/>
-        <w:adjustRightInd w:val="0"/>
-        <w:spacing w:after="0" w:line="240" w:lineRule="auto"/>
-        <w:jc w:val="both"/>
-        <w:rPr>
-          <w:rFonts w:ascii="Arial" w:hAnsi="Arial" w:cs="Arial"/>
-          <w:sz w:val="20"/>
-          <w:szCs w:val="20"/>
-        </w:rPr>
-      </w:pPr>
-    </w:p>
-    <w:p>
-      <w:pPr>
-        <w:pStyle w:val="PargrafodaLista"/>
-        <w:numPr>
-          <w:ilvl w:val="2"/>
-          <w:numId w:val="2"/>
-        </w:numPr>
-        <w:autoSpaceDE w:val="0"/>
-        <w:autoSpaceDN w:val="0"/>
-        <w:adjustRightInd w:val="0"/>
-        <w:spacing w:after="0" w:line="240" w:lineRule="auto"/>
-        <w:jc w:val="both"/>
-        <w:rPr>
-          <w:rFonts w:ascii="Arial" w:hAnsi="Arial" w:cs="Arial"/>
-          <w:sz w:val="20"/>
-          <w:szCs w:val="20"/>
-        </w:rPr>
-      </w:pPr>
-      <w:r>
-        <w:rPr>
-          <w:rFonts w:ascii="Arial" w:hAnsi="Arial" w:cs="Arial"/>
-          <w:sz w:val="20"/>
-          <w:szCs w:val="20"/>
-        </w:rPr>
-        <w:t>Enxague prévio</w:t>
-      </w:r>
-      <w:r>
-        <w:rPr>
-          <w:rFonts w:ascii="Arial" w:hAnsi="Arial" w:cs="Arial"/>
-          <w:sz w:val="20"/>
-          <w:szCs w:val="20"/>
-        </w:rPr>
-        <w:t>;</w:t>
-      </w:r>
-    </w:p>
-    <w:p>
-      <w:pPr>
-        <w:pStyle w:val="PargrafodaLista"/>
-        <w:autoSpaceDE w:val="0"/>
-        <w:autoSpaceDN w:val="0"/>
-        <w:adjustRightInd w:val="0"/>
-        <w:spacing w:after="0" w:line="240" w:lineRule="auto"/>
-        <w:ind w:left="2136"/>
-        <w:jc w:val="both"/>
-        <w:rPr>
-          <w:rFonts w:ascii="Arial" w:hAnsi="Arial" w:cs="Arial"/>
-          <w:sz w:val="20"/>
-          <w:szCs w:val="20"/>
-        </w:rPr>
-      </w:pPr>
-    </w:p>
-    <w:p>
-      <w:pPr>
-        <w:pStyle w:val="PargrafodaLista"/>
-        <w:autoSpaceDE w:val="0"/>
-        <w:autoSpaceDN w:val="0"/>
-        <w:adjustRightInd w:val="0"/>
-        <w:spacing w:after="0" w:line="240" w:lineRule="auto"/>
-        <w:ind w:left="1416" w:firstLine="708"/>
-        <w:jc w:val="both"/>
-        <w:rPr>
-          <w:rFonts w:ascii="Arial" w:hAnsi="Arial" w:cs="Arial"/>
-          <w:sz w:val="20"/>
-          <w:szCs w:val="20"/>
-        </w:rPr>
-      </w:pPr>
-      <w:r>
-        <w:rPr>
-          <w:rFonts w:ascii="Arial" w:hAnsi="Arial" w:cs="Arial"/>
-          <w:sz w:val="20"/>
-          <w:szCs w:val="20"/>
-        </w:rPr>
-        <w:t xml:space="preserve">Será realizado o descarte da primeira carga de água para remoção de partículas soltas no interior do sistema e, posterior realizar o teste de estanqueidade do circuito fechando todos os retornos e correndo a linha em busca de pequenos vazamentos.    </w:t>
-      </w:r>
-    </w:p>
-    <w:p>
-      <w:pPr>
-        <w:pStyle w:val="PargrafodaLista"/>
-        <w:autoSpaceDE w:val="0"/>
-        <w:autoSpaceDN w:val="0"/>
-        <w:adjustRightInd w:val="0"/>
-        <w:spacing w:after="0" w:line="240" w:lineRule="auto"/>
-        <w:ind w:left="2136"/>
-        <w:jc w:val="both"/>
-        <w:rPr>
-          <w:rFonts w:ascii="Arial" w:hAnsi="Arial" w:cs="Arial"/>
-          <w:sz w:val="20"/>
-          <w:szCs w:val="20"/>
-        </w:rPr>
-      </w:pPr>
-    </w:p>
-    <w:p>
-      <w:pPr>
-        <w:pStyle w:val="PargrafodaLista"/>
-        <w:numPr>
-          <w:ilvl w:val="2"/>
-          <w:numId w:val="2"/>
-        </w:numPr>
-        <w:autoSpaceDE w:val="0"/>
-        <w:autoSpaceDN w:val="0"/>
-        <w:adjustRightInd w:val="0"/>
-        <w:spacing w:after="0" w:line="240" w:lineRule="auto"/>
-        <w:jc w:val="both"/>
-        <w:rPr>
-          <w:rFonts w:ascii="Arial" w:hAnsi="Arial" w:cs="Arial"/>
-          <w:sz w:val="20"/>
-          <w:szCs w:val="20"/>
-        </w:rPr>
-      </w:pPr>
-      <w:r>
-        <w:rPr>
-          <w:rFonts w:ascii="Arial" w:hAnsi="Arial" w:cs="Arial"/>
-          <w:sz w:val="20"/>
-          <w:szCs w:val="20"/>
-        </w:rPr>
-        <w:t>Desengraxe (caso se faça necessário)</w:t>
-      </w:r>
-      <w:r>
-        <w:rPr>
-          <w:rFonts w:ascii="Arial" w:hAnsi="Arial" w:cs="Arial"/>
-          <w:sz w:val="20"/>
-          <w:szCs w:val="20"/>
-        </w:rPr>
-        <w:t>;</w:t>
-      </w:r>
-      <w:r>
-        <w:rPr>
-          <w:rFonts w:ascii="Arial" w:hAnsi="Arial" w:cs="Arial"/>
-          <w:sz w:val="20"/>
-          <w:szCs w:val="20"/>
-        </w:rPr>
-        <w:t xml:space="preserve"> </w:t>
-      </w:r>
-    </w:p>
-    <w:p>
-      <w:pPr>
-        <w:autoSpaceDE w:val="0"/>
-        <w:autoSpaceDN w:val="0"/>
-        <w:adjustRightInd w:val="0"/>
-        <w:spacing w:after="0" w:line="240" w:lineRule="auto"/>
         <w:ind w:firstLine="708"/>
-        <w:jc w:val="both"/>
-        <w:rPr>
-          <w:rFonts w:ascii="Arial" w:hAnsi="Arial" w:cs="Arial"/>
-          <w:sz w:val="20"/>
-          <w:szCs w:val="20"/>
-        </w:rPr>
-      </w:pPr>
-    </w:p>
-    <w:p>
-      <w:pPr>
-        <w:autoSpaceDE w:val="0"/>
-        <w:autoSpaceDN w:val="0"/>
-        <w:adjustRightInd w:val="0"/>
-        <w:spacing w:after="0" w:line="240" w:lineRule="auto"/>
-        <w:ind w:left="708" w:firstLine="708"/>
-        <w:jc w:val="both"/>
-        <w:rPr>
-          <w:rFonts w:cs="Arial"/>
-          <w:noProof/>
-          <w:color w:val="000000"/>
-          <w:sz w:val="20"/>
-          <w:szCs w:val="20"/>
-        </w:rPr>
-      </w:pPr>
-      <w:r>
-        <w:rPr>
-          <w:rFonts w:ascii="Arial" w:hAnsi="Arial" w:cs="Arial"/>
-          <w:sz w:val="20"/>
-          <w:szCs w:val="20"/>
-        </w:rPr>
-        <w:t xml:space="preserve">Destinado a eliminar contaminantes à base de óleos e graxas, através da utilização de um solvente alcalino de baixa toxidade e boa biodegradação, para emulsificar as camadas orgânicas. Findo o desengraxe, o sistema será enxaguado até </w:t>
-      </w:r>
-      <w:r>
-        <w:rPr>
-          <w:rFonts w:ascii="Arial" w:hAnsi="Arial" w:cs="Arial"/>
-          <w:sz w:val="20"/>
-          <w:szCs w:val="20"/>
-        </w:rPr>
-        <w:t xml:space="preserve">que </w:t>
-      </w:r>
-      <w:r>
-        <w:rPr>
-          <w:rFonts w:ascii="Arial" w:hAnsi="Arial" w:cs="Arial"/>
-          <w:sz w:val="20"/>
-          <w:szCs w:val="20"/>
-        </w:rPr>
-        <w:t xml:space="preserve">o pH </w:t>
-      </w:r>
-      <w:r>
-        <w:rPr>
-          <w:rFonts w:ascii="Arial" w:hAnsi="Arial" w:cs="Arial"/>
-          <w:sz w:val="20"/>
-          <w:szCs w:val="20"/>
-        </w:rPr>
-        <w:t>fique entre 6 e 7</w:t>
-      </w:r>
-      <w:r>
-        <w:rPr>
-          <w:rFonts w:ascii="Arial" w:hAnsi="Arial" w:cs="Arial"/>
-          <w:sz w:val="20"/>
-          <w:szCs w:val="20"/>
-        </w:rPr>
-        <w:t>.</w:t>
-      </w:r>
-      <w:r>
-        <w:rPr>
-          <w:rFonts w:cs="Arial"/>
-          <w:noProof/>
-          <w:color w:val="000000"/>
-          <w:sz w:val="20"/>
-          <w:szCs w:val="20"/>
-        </w:rPr>
-        <w:t xml:space="preserve"> </w:t>
-      </w:r>
-    </w:p>
-    <w:p>
-      <w:pPr>
-        <w:autoSpaceDE w:val="0"/>
-        <w:autoSpaceDN w:val="0"/>
-        <w:adjustRightInd w:val="0"/>
-        <w:spacing w:after="0" w:line="240" w:lineRule="auto"/>
-        <w:jc w:val="both"/>
-        <w:rPr>
-          <w:rFonts w:ascii="Arial" w:hAnsi="Arial" w:cs="Arial"/>
-          <w:sz w:val="20"/>
-          <w:szCs w:val="20"/>
-        </w:rPr>
-      </w:pPr>
-    </w:p>
-    <w:p>
-      <w:pPr>
-        <w:pStyle w:val="PargrafodaLista"/>
-        <w:numPr>
-          <w:ilvl w:val="2"/>
-          <w:numId w:val="2"/>
-        </w:numPr>
-        <w:autoSpaceDE w:val="0"/>
-        <w:autoSpaceDN w:val="0"/>
-        <w:adjustRightInd w:val="0"/>
-        <w:spacing w:after="0" w:line="240" w:lineRule="auto"/>
-        <w:jc w:val="both"/>
-        <w:rPr>
-          <w:rFonts w:ascii="Arial" w:hAnsi="Arial" w:cs="Arial"/>
-          <w:sz w:val="20"/>
-          <w:szCs w:val="20"/>
-        </w:rPr>
-      </w:pPr>
-      <w:r>
-        <w:rPr>
-          <w:rFonts w:ascii="Arial" w:hAnsi="Arial" w:cs="Arial"/>
-          <w:sz w:val="20"/>
-          <w:szCs w:val="20"/>
-        </w:rPr>
-        <w:t>Fase ácida</w:t>
-      </w:r>
-      <w:r>
-        <w:rPr>
-          <w:rFonts w:ascii="Arial" w:hAnsi="Arial" w:cs="Arial"/>
-          <w:sz w:val="20"/>
-          <w:szCs w:val="20"/>
-        </w:rPr>
-        <w:t>;</w:t>
-      </w:r>
-      <w:r>
-        <w:rPr>
-          <w:rFonts w:ascii="Arial" w:hAnsi="Arial" w:cs="Arial"/>
-          <w:sz w:val="20"/>
-          <w:szCs w:val="20"/>
-        </w:rPr>
-        <w:t xml:space="preserve"> </w:t>
-      </w:r>
-    </w:p>
-    <w:p>
-      <w:pPr>
-        <w:autoSpaceDE w:val="0"/>
-        <w:autoSpaceDN w:val="0"/>
-        <w:adjustRightInd w:val="0"/>
-        <w:spacing w:after="0" w:line="240" w:lineRule="auto"/>
-        <w:ind w:firstLine="708"/>
-        <w:jc w:val="both"/>
-        <w:rPr>
-          <w:rFonts w:ascii="Arial" w:hAnsi="Arial" w:cs="Arial"/>
-          <w:sz w:val="20"/>
-          <w:szCs w:val="20"/>
-        </w:rPr>
-      </w:pPr>
-      <w:r>
-        <w:rPr>
-          <w:rFonts w:ascii="Arial" w:hAnsi="Arial" w:cs="Arial"/>
-          <w:sz w:val="20"/>
-          <w:szCs w:val="20"/>
-        </w:rPr>
-        <w:tab/>
-      </w:r>
-      <w:r>
-        <w:rPr>
-          <w:rFonts w:ascii="Arial" w:hAnsi="Arial" w:cs="Arial"/>
-          <w:sz w:val="20"/>
-          <w:szCs w:val="20"/>
-        </w:rPr>
-        <w:t xml:space="preserve"> </w:t>
-      </w:r>
-    </w:p>
-    <w:p>
-      <w:pPr>
-        <w:autoSpaceDE w:val="0"/>
-        <w:autoSpaceDN w:val="0"/>
-        <w:adjustRightInd w:val="0"/>
-        <w:spacing w:after="0" w:line="240" w:lineRule="auto"/>
-        <w:ind w:left="708" w:firstLine="708"/>
-        <w:jc w:val="both"/>
-        <w:rPr>
-          <w:rFonts w:ascii="Arial" w:hAnsi="Arial" w:cs="Arial"/>
-          <w:sz w:val="20"/>
-          <w:szCs w:val="20"/>
-        </w:rPr>
-      </w:pPr>
-      <w:r>
-        <w:rPr>
-          <w:rFonts w:ascii="Arial" w:hAnsi="Arial" w:cs="Arial"/>
-          <w:sz w:val="20"/>
-          <w:szCs w:val="20"/>
-        </w:rPr>
-        <w:t xml:space="preserve">Para remoção de óxidos e produtos de corrosão, será realizado um tratamento à base de ácidos inibidos, que assegure a retirada destes elementos sem provocar danos na superfície do metal base. </w:t>
-      </w:r>
-      <w:r>
-        <w:rPr>
-          <w:rFonts w:ascii="Arial" w:hAnsi="Arial" w:cs="Arial"/>
-          <w:sz w:val="20"/>
-          <w:szCs w:val="20"/>
-        </w:rPr>
-        <w:t xml:space="preserve">O tempo de circulação </w:t>
-      </w:r>
-      <w:r>
-        <w:rPr>
-          <w:rFonts w:ascii="Arial" w:hAnsi="Arial" w:cs="Arial"/>
-          <w:sz w:val="20"/>
-          <w:szCs w:val="20"/>
-        </w:rPr>
-        <w:lastRenderedPageBreak/>
-        <w:t xml:space="preserve">da solução irá variar de acordo com o tamanho do sistema e será definido durante a execução pelo operador ou responsável pelo projeto. </w:t>
-      </w:r>
-    </w:p>
-    <w:p>
-      <w:pPr>
-        <w:autoSpaceDE w:val="0"/>
-        <w:autoSpaceDN w:val="0"/>
-        <w:adjustRightInd w:val="0"/>
-        <w:spacing w:after="0" w:line="240" w:lineRule="auto"/>
-        <w:ind w:left="708" w:firstLine="708"/>
-        <w:jc w:val="both"/>
-        <w:rPr>
-          <w:rFonts w:ascii="Arial" w:hAnsi="Arial" w:cs="Arial"/>
-          <w:sz w:val="20"/>
-          <w:szCs w:val="20"/>
-        </w:rPr>
-      </w:pPr>
-      <w:r>
-        <w:rPr>
-          <w:rFonts w:ascii="Arial" w:hAnsi="Arial" w:cs="Arial"/>
-          <w:sz w:val="20"/>
-          <w:szCs w:val="20"/>
-        </w:rPr>
-        <w:t xml:space="preserve"> </w:t>
-      </w:r>
-    </w:p>
-    <w:p>
-      <w:pPr>
-        <w:pStyle w:val="PargrafodaLista"/>
-        <w:numPr>
-          <w:ilvl w:val="2"/>
-          <w:numId w:val="2"/>
-        </w:numPr>
-        <w:autoSpaceDE w:val="0"/>
-        <w:autoSpaceDN w:val="0"/>
-        <w:adjustRightInd w:val="0"/>
-        <w:spacing w:after="0" w:line="240" w:lineRule="auto"/>
-        <w:jc w:val="both"/>
-        <w:rPr>
-          <w:rFonts w:ascii="Arial" w:hAnsi="Arial" w:cs="Arial"/>
-          <w:sz w:val="20"/>
-          <w:szCs w:val="20"/>
-        </w:rPr>
-      </w:pPr>
-      <w:r>
-        <w:rPr>
-          <w:rFonts w:ascii="Arial" w:hAnsi="Arial" w:cs="Arial"/>
-          <w:sz w:val="20"/>
-          <w:szCs w:val="20"/>
-        </w:rPr>
-        <w:t xml:space="preserve">Neutralização; </w:t>
-      </w:r>
-    </w:p>
-    <w:p>
-      <w:pPr>
-        <w:autoSpaceDE w:val="0"/>
-        <w:autoSpaceDN w:val="0"/>
-        <w:adjustRightInd w:val="0"/>
-        <w:spacing w:after="0" w:line="240" w:lineRule="auto"/>
-        <w:jc w:val="both"/>
-        <w:rPr>
-          <w:rFonts w:ascii="Arial" w:hAnsi="Arial" w:cs="Arial"/>
-          <w:sz w:val="20"/>
-          <w:szCs w:val="20"/>
-        </w:rPr>
-      </w:pPr>
-    </w:p>
-    <w:p>
-      <w:pPr>
-        <w:autoSpaceDE w:val="0"/>
-        <w:autoSpaceDN w:val="0"/>
-        <w:adjustRightInd w:val="0"/>
-        <w:spacing w:after="0" w:line="240" w:lineRule="auto"/>
-        <w:ind w:left="708" w:firstLine="708"/>
-        <w:jc w:val="both"/>
-        <w:rPr>
-          <w:rFonts w:ascii="Arial" w:hAnsi="Arial" w:cs="Arial"/>
-          <w:sz w:val="20"/>
-          <w:szCs w:val="20"/>
-        </w:rPr>
-      </w:pPr>
-      <w:r>
-        <w:rPr>
-          <w:rFonts w:ascii="Arial" w:hAnsi="Arial" w:cs="Arial"/>
-          <w:sz w:val="20"/>
-          <w:szCs w:val="20"/>
-        </w:rPr>
-        <w:t>A fim de eliminar quaisquer resíduos ácidos do interior do circuito, é feita a injeção de água com ph entre 6 e 7 para conseguir a reação correspondente com ph entre 6 e 7 em todos os pontos de análises.</w:t>
-      </w:r>
-    </w:p>
-    <w:p>
-      <w:pPr>
-        <w:autoSpaceDE w:val="0"/>
-        <w:autoSpaceDN w:val="0"/>
-        <w:adjustRightInd w:val="0"/>
-        <w:spacing w:after="0" w:line="240" w:lineRule="auto"/>
-        <w:jc w:val="both"/>
-        <w:rPr>
-          <w:rFonts w:ascii="Arial" w:hAnsi="Arial" w:cs="Arial"/>
-          <w:sz w:val="20"/>
-          <w:szCs w:val="20"/>
-        </w:rPr>
-      </w:pPr>
-    </w:p>
-    <w:p>
-      <w:pPr>
-        <w:pStyle w:val="PargrafodaLista"/>
-        <w:numPr>
-          <w:ilvl w:val="2"/>
-          <w:numId w:val="2"/>
-        </w:numPr>
-        <w:autoSpaceDE w:val="0"/>
-        <w:autoSpaceDN w:val="0"/>
-        <w:adjustRightInd w:val="0"/>
-        <w:spacing w:after="0" w:line="240" w:lineRule="auto"/>
-        <w:ind w:left="1985" w:hanging="567"/>
-        <w:jc w:val="both"/>
-        <w:rPr>
-          <w:rFonts w:ascii="Arial" w:hAnsi="Arial" w:cs="Arial"/>
-          <w:sz w:val="20"/>
-          <w:szCs w:val="20"/>
-        </w:rPr>
-      </w:pPr>
-      <w:r>
-        <w:rPr>
-          <w:rFonts w:ascii="Arial" w:hAnsi="Arial" w:cs="Arial"/>
-          <w:sz w:val="20"/>
-          <w:szCs w:val="20"/>
-        </w:rPr>
-        <w:t xml:space="preserve">  </w:t>
-      </w:r>
-      <w:r>
-        <w:rPr>
-          <w:rFonts w:ascii="Arial" w:hAnsi="Arial" w:cs="Arial"/>
-          <w:sz w:val="20"/>
-          <w:szCs w:val="20"/>
-        </w:rPr>
-        <w:t>Passivação</w:t>
-      </w:r>
-      <w:r>
-        <w:rPr>
-          <w:rFonts w:ascii="Arial" w:hAnsi="Arial" w:cs="Arial"/>
-          <w:sz w:val="20"/>
-          <w:szCs w:val="20"/>
-        </w:rPr>
-        <w:t>;</w:t>
-      </w:r>
-      <w:r>
-        <w:rPr>
-          <w:rFonts w:ascii="Arial" w:hAnsi="Arial" w:cs="Arial"/>
-          <w:sz w:val="20"/>
-          <w:szCs w:val="20"/>
-        </w:rPr>
-        <w:t xml:space="preserve"> </w:t>
-      </w:r>
-    </w:p>
-    <w:p>
-      <w:pPr>
-        <w:autoSpaceDE w:val="0"/>
-        <w:autoSpaceDN w:val="0"/>
-        <w:adjustRightInd w:val="0"/>
-        <w:spacing w:after="0" w:line="240" w:lineRule="auto"/>
-        <w:jc w:val="both"/>
-        <w:rPr>
-          <w:rFonts w:ascii="Arial" w:hAnsi="Arial" w:cs="Arial"/>
-          <w:sz w:val="20"/>
-          <w:szCs w:val="20"/>
-        </w:rPr>
-      </w:pPr>
-    </w:p>
-    <w:p>
-      <w:pPr>
-        <w:autoSpaceDE w:val="0"/>
-        <w:autoSpaceDN w:val="0"/>
-        <w:adjustRightInd w:val="0"/>
-        <w:spacing w:after="0" w:line="240" w:lineRule="auto"/>
-        <w:ind w:left="708" w:firstLine="708"/>
-        <w:jc w:val="both"/>
-        <w:rPr>
-          <w:rFonts w:ascii="Arial" w:hAnsi="Arial" w:cs="Arial"/>
-          <w:sz w:val="20"/>
-          <w:szCs w:val="20"/>
-        </w:rPr>
-      </w:pPr>
-      <w:r>
-        <w:rPr>
-          <w:rFonts w:ascii="Arial" w:hAnsi="Arial" w:cs="Arial"/>
-          <w:sz w:val="20"/>
-          <w:szCs w:val="20"/>
-        </w:rPr>
-        <w:t>Para proteger a superfície recém-limpa de posterior oxidação será circulada uma solução oxidante apassivante, que formará junto ao metal base, uma película protetora, inerte e estável de magnetita. Finda esta etapa, o sistema será drenado com ar seco e limpo, se necessário, condicionado com uma pressão positiva de nitrogênio.</w:t>
-      </w:r>
-    </w:p>
-    <w:p>
-      <w:pPr>
-        <w:autoSpaceDE w:val="0"/>
-        <w:autoSpaceDN w:val="0"/>
-        <w:adjustRightInd w:val="0"/>
-        <w:spacing w:after="0" w:line="240" w:lineRule="auto"/>
-        <w:jc w:val="both"/>
-        <w:rPr>
-          <w:rFonts w:ascii="Arial" w:hAnsi="Arial" w:cs="Arial"/>
-          <w:sz w:val="20"/>
-          <w:szCs w:val="20"/>
-        </w:rPr>
-      </w:pPr>
-    </w:p>
-    <w:p>
-      <w:pPr>
-        <w:pStyle w:val="PargrafodaLista"/>
-        <w:numPr>
-          <w:ilvl w:val="2"/>
-          <w:numId w:val="2"/>
-        </w:numPr>
-        <w:autoSpaceDE w:val="0"/>
-        <w:autoSpaceDN w:val="0"/>
-        <w:adjustRightInd w:val="0"/>
-        <w:spacing w:after="0" w:line="240" w:lineRule="auto"/>
-        <w:ind w:left="1985" w:hanging="567"/>
-        <w:jc w:val="both"/>
-        <w:rPr>
-          <w:rFonts w:ascii="Arial" w:hAnsi="Arial" w:cs="Arial"/>
-          <w:sz w:val="20"/>
-          <w:szCs w:val="20"/>
-        </w:rPr>
-      </w:pPr>
-      <w:r>
-        <w:rPr>
-          <w:rFonts w:ascii="Arial" w:hAnsi="Arial" w:cs="Arial"/>
-          <w:sz w:val="20"/>
-          <w:szCs w:val="20"/>
-        </w:rPr>
-        <w:t>Secagem</w:t>
-      </w:r>
-      <w:r>
-        <w:rPr>
-          <w:rFonts w:ascii="Arial" w:hAnsi="Arial" w:cs="Arial"/>
-          <w:sz w:val="20"/>
-          <w:szCs w:val="20"/>
-        </w:rPr>
-        <w:t>;</w:t>
-      </w:r>
-      <w:r>
-        <w:rPr>
-          <w:rFonts w:ascii="Arial" w:hAnsi="Arial" w:cs="Arial"/>
-          <w:sz w:val="20"/>
-          <w:szCs w:val="20"/>
-        </w:rPr>
-        <w:t xml:space="preserve"> </w:t>
-      </w:r>
-    </w:p>
-    <w:p>
-      <w:pPr>
-        <w:autoSpaceDE w:val="0"/>
-        <w:autoSpaceDN w:val="0"/>
-        <w:adjustRightInd w:val="0"/>
-        <w:spacing w:after="0" w:line="240" w:lineRule="auto"/>
-        <w:jc w:val="both"/>
-        <w:rPr>
-          <w:rFonts w:ascii="Arial" w:hAnsi="Arial" w:cs="Arial"/>
-          <w:sz w:val="20"/>
-          <w:szCs w:val="20"/>
-        </w:rPr>
-      </w:pPr>
-    </w:p>
-    <w:p>
-      <w:pPr>
-        <w:autoSpaceDE w:val="0"/>
-        <w:autoSpaceDN w:val="0"/>
-        <w:adjustRightInd w:val="0"/>
-        <w:spacing w:after="0" w:line="240" w:lineRule="auto"/>
-        <w:ind w:left="708" w:firstLine="708"/>
-        <w:jc w:val="both"/>
-        <w:rPr>
-          <w:rFonts w:ascii="Arial" w:hAnsi="Arial" w:cs="Arial"/>
-          <w:sz w:val="20"/>
-          <w:szCs w:val="20"/>
-        </w:rPr>
-      </w:pPr>
-      <w:r>
-        <w:rPr>
-          <w:rFonts w:ascii="Arial" w:hAnsi="Arial" w:cs="Arial"/>
-          <w:sz w:val="20"/>
-          <w:szCs w:val="20"/>
-        </w:rPr>
-        <w:t>A fim de manter a tubulação com níveis de umidade e atmosfera compatíveis com sua proteção, será injetado nitrogênio ou ar seco limpo até a sua saturação e imediato fechamento do circuito.</w:t>
-      </w:r>
-    </w:p>
-    <w:p>
-      <w:pPr>
-        <w:autoSpaceDE w:val="0"/>
-        <w:autoSpaceDN w:val="0"/>
-        <w:adjustRightInd w:val="0"/>
-        <w:spacing w:after="0" w:line="240" w:lineRule="auto"/>
-        <w:jc w:val="both"/>
-        <w:rPr>
-          <w:rFonts w:ascii="Arial" w:hAnsi="Arial" w:cs="Arial"/>
-          <w:sz w:val="20"/>
-          <w:szCs w:val="20"/>
-        </w:rPr>
-      </w:pPr>
-    </w:p>
-    <w:p>
-      <w:pPr>
-        <w:pStyle w:val="PargrafodaLista"/>
-        <w:numPr>
-          <w:ilvl w:val="2"/>
-          <w:numId w:val="2"/>
-        </w:numPr>
-        <w:autoSpaceDE w:val="0"/>
-        <w:autoSpaceDN w:val="0"/>
-        <w:adjustRightInd w:val="0"/>
-        <w:spacing w:after="0" w:line="240" w:lineRule="auto"/>
-        <w:ind w:left="1985" w:hanging="567"/>
-        <w:jc w:val="both"/>
-        <w:rPr>
-          <w:rFonts w:ascii="Arial" w:hAnsi="Arial" w:cs="Arial"/>
-          <w:sz w:val="20"/>
-          <w:szCs w:val="20"/>
-        </w:rPr>
-      </w:pPr>
-      <w:r>
-        <w:rPr>
-          <w:rFonts w:ascii="Arial" w:hAnsi="Arial" w:cs="Arial"/>
-          <w:sz w:val="20"/>
-          <w:szCs w:val="20"/>
-        </w:rPr>
-        <w:t>Inspeção</w:t>
-      </w:r>
-      <w:r>
-        <w:rPr>
-          <w:rFonts w:ascii="Arial" w:hAnsi="Arial" w:cs="Arial"/>
-          <w:sz w:val="20"/>
-          <w:szCs w:val="20"/>
-        </w:rPr>
-        <w:t>.</w:t>
-      </w:r>
-    </w:p>
-    <w:p>
-      <w:pPr>
-        <w:autoSpaceDE w:val="0"/>
-        <w:autoSpaceDN w:val="0"/>
-        <w:adjustRightInd w:val="0"/>
-        <w:spacing w:after="0" w:line="240" w:lineRule="auto"/>
-        <w:jc w:val="both"/>
-        <w:rPr>
-          <w:rFonts w:ascii="Arial" w:hAnsi="Arial" w:cs="Arial"/>
-          <w:sz w:val="20"/>
-          <w:szCs w:val="20"/>
-        </w:rPr>
-      </w:pPr>
-    </w:p>
-    <w:p>
-      <w:pPr>
-        <w:autoSpaceDE w:val="0"/>
-        <w:autoSpaceDN w:val="0"/>
-        <w:adjustRightInd w:val="0"/>
-        <w:spacing w:after="0" w:line="240" w:lineRule="auto"/>
-        <w:ind w:left="1416" w:firstLine="708"/>
-        <w:jc w:val="both"/>
-        <w:rPr>
-          <w:rFonts w:ascii="Arial" w:hAnsi="Arial" w:cs="Arial"/>
-          <w:sz w:val="20"/>
-          <w:szCs w:val="20"/>
-        </w:rPr>
-      </w:pPr>
-      <w:r>
-        <w:rPr>
-          <w:rFonts w:ascii="Arial" w:hAnsi="Arial" w:cs="Arial"/>
-          <w:sz w:val="20"/>
-          <w:szCs w:val="20"/>
-        </w:rPr>
-        <w:t>A inspeção será visual para os serviços de decapagem e através de corpo de prova.</w:t>
-      </w:r>
-    </w:p>
-    <w:p>
-      <w:pPr>
-        <w:autoSpaceDE w:val="0"/>
-        <w:autoSpaceDN w:val="0"/>
-        <w:adjustRightInd w:val="0"/>
-        <w:spacing w:after="0" w:line="240" w:lineRule="auto"/>
         <w:jc w:val="both"/>
         <w:rPr>
           <w:rFonts w:ascii="Arial" w:hAnsi="Arial" w:cs="Arial"/>
@@ -6572,19 +5676,35 @@
         <w:jc w:val="both"/>
         <w:rPr>
           <w:rFonts w:ascii="Arial" w:hAnsi="Arial" w:cs="Arial"/>
-          <w:b/>
-          <w:sz w:val="20"/>
-          <w:szCs w:val="20"/>
-        </w:rPr>
-      </w:pPr>
-      <w:r>
-        <w:rPr>
-          <w:rFonts w:ascii="Arial" w:hAnsi="Arial" w:cs="Arial"/>
-          <w:b/>
-          <w:sz w:val="20"/>
-          <w:szCs w:val="20"/>
-        </w:rPr>
-        <w:t>Flushing com água</w:t>
+          <w:sz w:val="20"/>
+          <w:szCs w:val="20"/>
+        </w:rPr>
+      </w:pPr>
+      <w:r>
+        <w:rPr>
+          <w:rFonts w:ascii="Arial" w:hAnsi="Arial" w:cs="Arial"/>
+          <w:sz w:val="20"/>
+          <w:szCs w:val="20"/>
+        </w:rPr>
+        <w:t xml:space="preserve">Após a conclusão dos serviços de limpeza química será emitido um </w:t>
+      </w:r>
+      <w:r>
+        <w:rPr>
+          <w:rFonts w:ascii="Arial" w:hAnsi="Arial" w:cs="Arial"/>
+          <w:b/>
+          <w:bCs/>
+          <w:sz w:val="20"/>
+          <w:szCs w:val="20"/>
+        </w:rPr>
+        <w:t>RLQ</w:t>
+      </w:r>
+      <w:r>
+        <w:rPr>
+          <w:rFonts w:ascii="Arial" w:hAnsi="Arial" w:cs="Arial"/>
+          <w:sz w:val="20"/>
+          <w:szCs w:val="20"/>
+        </w:rPr>
+        <w:t xml:space="preserve"> (relatório de limpeza química) com os registros fotográficos da tubulação, este relatório será encaminhado ao responsável pela fiscalização para aceitação dos serviços;</w:t>
       </w:r>
     </w:p>
     <w:p>
@@ -6596,161 +5716,10 @@
         <w:jc w:val="both"/>
         <w:rPr>
           <w:rFonts w:ascii="Arial" w:hAnsi="Arial" w:cs="Arial"/>
-          <w:b/>
-          <w:sz w:val="20"/>
-          <w:szCs w:val="20"/>
-        </w:rPr>
-      </w:pPr>
-    </w:p>
-    <w:p>
-      <w:pPr>
-        <w:autoSpaceDE w:val="0"/>
-        <w:autoSpaceDN w:val="0"/>
-        <w:adjustRightInd w:val="0"/>
-        <w:spacing w:after="0" w:line="240" w:lineRule="auto"/>
-        <w:ind w:left="708" w:firstLine="708"/>
-        <w:jc w:val="both"/>
-        <w:rPr>
-          <w:rFonts w:ascii="Arial" w:hAnsi="Arial" w:cs="Arial"/>
-          <w:sz w:val="20"/>
-          <w:szCs w:val="20"/>
-        </w:rPr>
-      </w:pPr>
-      <w:r>
-        <w:rPr>
-          <w:rFonts w:ascii="Arial" w:hAnsi="Arial" w:cs="Arial"/>
-          <w:sz w:val="20"/>
-          <w:szCs w:val="20"/>
-        </w:rPr>
-        <w:t xml:space="preserve">O flushing com água consiste em injetar água em uma tubulação através do método circulação pressurizada com pressão e vazão adequada para atingir o regime turbulento gerando arraste. O objetivo é deixar o sistema adequado para uso removendo os particulados sólidos livres no interior da tubulação. </w:t>
-      </w:r>
-      <w:r>
-        <w:rPr>
-          <w:rFonts w:ascii="Arial" w:hAnsi="Arial" w:cs="Arial"/>
-          <w:sz w:val="20"/>
-          <w:szCs w:val="20"/>
-        </w:rPr>
-        <w:t>Para a retenção do particulado sólido serão utilizados filtros absolutos bag no retorno da linha ou em um sistema de filtragem acoplado no reservatório do equipamento de flushing.</w:t>
-      </w:r>
-    </w:p>
-    <w:p>
-      <w:pPr>
-        <w:autoSpaceDE w:val="0"/>
-        <w:autoSpaceDN w:val="0"/>
-        <w:adjustRightInd w:val="0"/>
-        <w:spacing w:after="0" w:line="240" w:lineRule="auto"/>
-        <w:ind w:left="708" w:firstLine="708"/>
-        <w:jc w:val="both"/>
-        <w:rPr>
-          <w:rFonts w:ascii="Arial" w:hAnsi="Arial" w:cs="Arial"/>
-          <w:sz w:val="20"/>
-          <w:szCs w:val="20"/>
-        </w:rPr>
-      </w:pPr>
-    </w:p>
-    <w:p>
-      <w:pPr>
-        <w:pStyle w:val="PargrafodaLista"/>
-        <w:numPr>
-          <w:ilvl w:val="2"/>
-          <w:numId w:val="2"/>
-        </w:numPr>
-        <w:autoSpaceDE w:val="0"/>
-        <w:autoSpaceDN w:val="0"/>
-        <w:adjustRightInd w:val="0"/>
-        <w:spacing w:after="0" w:line="240" w:lineRule="auto"/>
-        <w:jc w:val="both"/>
-        <w:rPr>
-          <w:rFonts w:ascii="Arial" w:hAnsi="Arial" w:cs="Arial"/>
-          <w:sz w:val="20"/>
-          <w:szCs w:val="20"/>
-        </w:rPr>
-      </w:pPr>
-      <w:r>
-        <w:rPr>
-          <w:rFonts w:ascii="Arial" w:hAnsi="Arial" w:cs="Arial"/>
-          <w:sz w:val="20"/>
-          <w:szCs w:val="20"/>
-        </w:rPr>
-        <w:t xml:space="preserve">Monitoramento: </w:t>
-      </w:r>
-      <w:r>
-        <w:rPr>
-          <w:rFonts w:ascii="Arial" w:hAnsi="Arial" w:cs="Arial"/>
-          <w:sz w:val="20"/>
-          <w:szCs w:val="20"/>
-        </w:rPr>
-        <w:t xml:space="preserve">Inspeção visual de tubulações e filtros </w:t>
-      </w:r>
-    </w:p>
-    <w:p>
-      <w:pPr>
-        <w:pStyle w:val="PargrafodaLista"/>
-        <w:autoSpaceDE w:val="0"/>
-        <w:autoSpaceDN w:val="0"/>
-        <w:adjustRightInd w:val="0"/>
-        <w:spacing w:after="0" w:line="240" w:lineRule="auto"/>
-        <w:ind w:left="2136"/>
-        <w:jc w:val="both"/>
-        <w:rPr>
-          <w:rFonts w:ascii="Arial" w:hAnsi="Arial" w:cs="Arial"/>
-          <w:sz w:val="20"/>
-          <w:szCs w:val="20"/>
-        </w:rPr>
-      </w:pPr>
-    </w:p>
-    <w:p>
-      <w:pPr>
-        <w:pStyle w:val="PargrafodaLista"/>
-        <w:numPr>
-          <w:ilvl w:val="2"/>
-          <w:numId w:val="2"/>
-        </w:numPr>
-        <w:autoSpaceDE w:val="0"/>
-        <w:autoSpaceDN w:val="0"/>
-        <w:adjustRightInd w:val="0"/>
-        <w:spacing w:after="0" w:line="240" w:lineRule="auto"/>
-        <w:jc w:val="both"/>
-        <w:rPr>
-          <w:rFonts w:ascii="Arial" w:hAnsi="Arial" w:cs="Arial"/>
-          <w:sz w:val="20"/>
-          <w:szCs w:val="20"/>
-        </w:rPr>
-      </w:pPr>
-      <w:r>
-        <w:rPr>
-          <w:rFonts w:ascii="Arial" w:hAnsi="Arial" w:cs="Arial"/>
-          <w:sz w:val="20"/>
-          <w:szCs w:val="20"/>
-        </w:rPr>
-        <w:t xml:space="preserve">Critério de aceitação: interior da tubulação isenta de resíduos sólidos </w:t>
-      </w:r>
-    </w:p>
-    <w:p>
-      <w:pPr>
-        <w:pStyle w:val="PargrafodaLista"/>
-        <w:autoSpaceDE w:val="0"/>
-        <w:autoSpaceDN w:val="0"/>
-        <w:adjustRightInd w:val="0"/>
-        <w:spacing w:after="0" w:line="240" w:lineRule="auto"/>
-        <w:ind w:left="1068"/>
-        <w:jc w:val="both"/>
-        <w:rPr>
-          <w:rFonts w:ascii="Arial" w:hAnsi="Arial" w:cs="Arial"/>
-          <w:b/>
-          <w:sz w:val="20"/>
-          <w:szCs w:val="20"/>
-        </w:rPr>
-      </w:pPr>
-      <w:r>
-        <w:rPr>
-          <w:rFonts w:ascii="Arial" w:hAnsi="Arial" w:cs="Arial"/>
-          <w:b/>
-          <w:sz w:val="20"/>
-          <w:szCs w:val="20"/>
-        </w:rPr>
-        <w:t xml:space="preserve"> </w:t>
-      </w:r>
+          <w:sz w:val="20"/>
+          <w:szCs w:val="20"/>
+        </w:rPr>
+      </w:pPr>
     </w:p>
     <w:p>
       <w:pPr>
@@ -6766,19 +5735,35 @@
         <w:jc w:val="both"/>
         <w:rPr>
           <w:rFonts w:ascii="Arial" w:hAnsi="Arial" w:cs="Arial"/>
-          <w:b/>
-          <w:sz w:val="20"/>
-          <w:szCs w:val="20"/>
-        </w:rPr>
-      </w:pPr>
-      <w:r>
-        <w:rPr>
-          <w:rFonts w:ascii="Arial" w:hAnsi="Arial" w:cs="Arial"/>
-          <w:b/>
-          <w:sz w:val="20"/>
-          <w:szCs w:val="20"/>
-        </w:rPr>
-        <w:t xml:space="preserve">Flushing primário </w:t>
+          <w:sz w:val="20"/>
+          <w:szCs w:val="20"/>
+        </w:rPr>
+      </w:pPr>
+      <w:r>
+        <w:rPr>
+          <w:rFonts w:ascii="Arial" w:hAnsi="Arial" w:cs="Arial"/>
+          <w:sz w:val="20"/>
+          <w:szCs w:val="20"/>
+        </w:rPr>
+        <w:t xml:space="preserve">Após a conclusão dos serviços de flushing e/ou filtragem absoluta, será emitido </w:t>
+      </w:r>
+      <w:r>
+        <w:rPr>
+          <w:rFonts w:ascii="Arial" w:hAnsi="Arial" w:cs="Arial"/>
+          <w:b/>
+          <w:bCs/>
+          <w:sz w:val="20"/>
+          <w:szCs w:val="20"/>
+        </w:rPr>
+        <w:t>RCPU</w:t>
+      </w:r>
+      <w:r>
+        <w:rPr>
+          <w:rFonts w:ascii="Arial" w:hAnsi="Arial" w:cs="Arial"/>
+          <w:sz w:val="20"/>
+          <w:szCs w:val="20"/>
+        </w:rPr>
+        <w:t xml:space="preserve"> (relatório de contagem de partículas e umidade) com os registros de contagem de partículas inicial e final, este será encaminhado ao responsável pela fiscalização para aceitação dos serviços;</w:t>
       </w:r>
     </w:p>
     <w:p>
@@ -6790,365 +5775,6 @@
         <w:jc w:val="both"/>
         <w:rPr>
           <w:rFonts w:ascii="Arial" w:hAnsi="Arial" w:cs="Arial"/>
-          <w:sz w:val="20"/>
-          <w:szCs w:val="20"/>
-        </w:rPr>
-      </w:pPr>
-    </w:p>
-    <w:p>
-      <w:pPr>
-        <w:autoSpaceDE w:val="0"/>
-        <w:autoSpaceDN w:val="0"/>
-        <w:adjustRightInd w:val="0"/>
-        <w:spacing w:after="0" w:line="240" w:lineRule="auto"/>
-        <w:ind w:left="708" w:firstLine="708"/>
-        <w:jc w:val="both"/>
-        <w:rPr>
-          <w:rFonts w:ascii="Arial" w:hAnsi="Arial" w:cs="Arial"/>
-          <w:sz w:val="20"/>
-          <w:szCs w:val="20"/>
-        </w:rPr>
-      </w:pPr>
-      <w:r>
-        <w:rPr>
-          <w:rFonts w:ascii="Arial" w:hAnsi="Arial" w:cs="Arial"/>
-          <w:sz w:val="20"/>
-          <w:szCs w:val="20"/>
-        </w:rPr>
-        <w:t>Em circuito fechado, s</w:t>
-      </w:r>
-      <w:r>
-        <w:rPr>
-          <w:rFonts w:ascii="Arial" w:hAnsi="Arial" w:cs="Arial"/>
-          <w:sz w:val="20"/>
-          <w:szCs w:val="20"/>
-        </w:rPr>
-        <w:t xml:space="preserve">erão </w:t>
-      </w:r>
-      <w:r>
-        <w:rPr>
-          <w:rFonts w:ascii="Arial" w:hAnsi="Arial" w:cs="Arial"/>
-          <w:sz w:val="20"/>
-          <w:szCs w:val="20"/>
-        </w:rPr>
-        <w:t>utilizadas</w:t>
-      </w:r>
-      <w:r>
-        <w:rPr>
-          <w:rFonts w:ascii="Arial" w:hAnsi="Arial" w:cs="Arial"/>
-          <w:sz w:val="20"/>
-          <w:szCs w:val="20"/>
-        </w:rPr>
-        <w:t xml:space="preserve"> </w:t>
-      </w:r>
-      <w:r>
-        <w:rPr>
-          <w:rFonts w:ascii="Arial" w:hAnsi="Arial" w:cs="Arial"/>
-          <w:sz w:val="20"/>
-          <w:szCs w:val="20"/>
-        </w:rPr>
-        <w:t xml:space="preserve">unidades hidráulicas que garantam pressão, temperatura e vazão necessária para atingir o mínimo de 4000 Reynolds, definidas através de cálculos Reynolds. </w:t>
-      </w:r>
-      <w:r>
-        <w:rPr>
-          <w:rFonts w:ascii="Arial" w:hAnsi="Arial" w:cs="Arial"/>
-          <w:sz w:val="20"/>
-          <w:szCs w:val="20"/>
-        </w:rPr>
-        <w:t xml:space="preserve">Para a retenção do particulado sólido serão utilizados </w:t>
-      </w:r>
-      <w:r>
-        <w:rPr>
-          <w:rFonts w:ascii="Arial" w:hAnsi="Arial" w:cs="Arial"/>
-          <w:sz w:val="20"/>
-          <w:szCs w:val="20"/>
-        </w:rPr>
-        <w:t>filtros absolutos de 03 micra, meio filtrante em fibra de vidro (Beta 1000), com eficiência de 99,9%</w:t>
-      </w:r>
-      <w:r>
-        <w:rPr>
-          <w:rFonts w:ascii="Arial" w:hAnsi="Arial" w:cs="Arial"/>
-          <w:sz w:val="20"/>
-          <w:szCs w:val="20"/>
-        </w:rPr>
-        <w:t>, no retorno do sistema.</w:t>
-      </w:r>
-    </w:p>
-    <w:p>
-      <w:pPr>
-        <w:autoSpaceDE w:val="0"/>
-        <w:autoSpaceDN w:val="0"/>
-        <w:adjustRightInd w:val="0"/>
-        <w:spacing w:after="0" w:line="240" w:lineRule="auto"/>
-        <w:jc w:val="both"/>
-        <w:rPr>
-          <w:rFonts w:ascii="Arial" w:hAnsi="Arial" w:cs="Arial"/>
-          <w:sz w:val="20"/>
-          <w:szCs w:val="20"/>
-        </w:rPr>
-      </w:pPr>
-    </w:p>
-    <w:p>
-      <w:pPr>
-        <w:pStyle w:val="PargrafodaLista"/>
-        <w:numPr>
-          <w:ilvl w:val="2"/>
-          <w:numId w:val="2"/>
-        </w:numPr>
-        <w:autoSpaceDE w:val="0"/>
-        <w:autoSpaceDN w:val="0"/>
-        <w:adjustRightInd w:val="0"/>
-        <w:spacing w:after="0" w:line="240" w:lineRule="auto"/>
-        <w:jc w:val="both"/>
-        <w:rPr>
-          <w:rFonts w:ascii="Arial" w:hAnsi="Arial" w:cs="Arial"/>
-          <w:sz w:val="20"/>
-          <w:szCs w:val="20"/>
-        </w:rPr>
-      </w:pPr>
-      <w:r>
-        <w:rPr>
-          <w:rFonts w:ascii="Arial" w:hAnsi="Arial" w:cs="Arial"/>
-          <w:sz w:val="20"/>
-          <w:szCs w:val="20"/>
-        </w:rPr>
-        <w:t>Análises, controle e monitoramento do sistema;</w:t>
-      </w:r>
-    </w:p>
-    <w:p>
-      <w:pPr>
-        <w:autoSpaceDE w:val="0"/>
-        <w:autoSpaceDN w:val="0"/>
-        <w:adjustRightInd w:val="0"/>
-        <w:spacing w:after="0" w:line="240" w:lineRule="auto"/>
-        <w:jc w:val="both"/>
-        <w:rPr>
-          <w:rFonts w:ascii="Arial" w:hAnsi="Arial" w:cs="Arial"/>
-          <w:sz w:val="20"/>
-          <w:szCs w:val="20"/>
-        </w:rPr>
-      </w:pPr>
-    </w:p>
-    <w:p>
-      <w:pPr>
-        <w:autoSpaceDE w:val="0"/>
-        <w:autoSpaceDN w:val="0"/>
-        <w:adjustRightInd w:val="0"/>
-        <w:spacing w:after="0" w:line="240" w:lineRule="auto"/>
-        <w:ind w:left="708" w:firstLine="708"/>
-        <w:jc w:val="both"/>
-        <w:rPr>
-          <w:rFonts w:ascii="Arial" w:hAnsi="Arial" w:cs="Arial"/>
-          <w:sz w:val="20"/>
-          <w:szCs w:val="20"/>
-        </w:rPr>
-      </w:pPr>
-      <w:r>
-        <w:rPr>
-          <w:rFonts w:ascii="Arial" w:hAnsi="Arial" w:cs="Arial"/>
-          <w:sz w:val="20"/>
-          <w:szCs w:val="20"/>
-        </w:rPr>
-        <w:t xml:space="preserve">Os trabalhos de flushing </w:t>
-      </w:r>
-      <w:r>
-        <w:rPr>
-          <w:rFonts w:ascii="Arial" w:hAnsi="Arial" w:cs="Arial"/>
-          <w:sz w:val="20"/>
-          <w:szCs w:val="20"/>
-        </w:rPr>
-        <w:t xml:space="preserve">e/ou filtragem absoluta </w:t>
-      </w:r>
-      <w:r>
-        <w:rPr>
-          <w:rFonts w:ascii="Arial" w:hAnsi="Arial" w:cs="Arial"/>
-          <w:sz w:val="20"/>
-          <w:szCs w:val="20"/>
-        </w:rPr>
-        <w:t>serão monitorados com contador eletrônico de partículas a laser. Serão realizadas análises periódicas na unidade de flushing</w:t>
-      </w:r>
-      <w:r>
-        <w:rPr>
-          <w:rFonts w:ascii="Arial" w:hAnsi="Arial" w:cs="Arial"/>
-          <w:sz w:val="20"/>
-          <w:szCs w:val="20"/>
-        </w:rPr>
-        <w:t>/filtragem p</w:t>
-      </w:r>
-      <w:r>
-        <w:rPr>
-          <w:rFonts w:ascii="Arial" w:hAnsi="Arial" w:cs="Arial"/>
-          <w:sz w:val="20"/>
-          <w:szCs w:val="20"/>
-        </w:rPr>
-        <w:t xml:space="preserve">ara verificar o índice de contaminação até que o grau de limpeza esteja em conformidade com a exigência solicitada pela </w:t>
-      </w:r>
-      <w:r>
-        <w:rPr>
-          <w:rFonts w:ascii="Arial" w:hAnsi="Arial" w:cs="Arial"/>
-          <w:sz w:val="20"/>
-          <w:szCs w:val="20"/>
-        </w:rPr>
-        <w:t>C</w:t>
-      </w:r>
-      <w:r>
-        <w:rPr>
-          <w:rFonts w:ascii="Arial" w:hAnsi="Arial" w:cs="Arial"/>
-          <w:sz w:val="20"/>
-          <w:szCs w:val="20"/>
-        </w:rPr>
-        <w:t>ontrata</w:t>
-      </w:r>
-      <w:r>
-        <w:rPr>
-          <w:rFonts w:ascii="Arial" w:hAnsi="Arial" w:cs="Arial"/>
-          <w:sz w:val="20"/>
-          <w:szCs w:val="20"/>
-        </w:rPr>
-        <w:t>nte</w:t>
-      </w:r>
-      <w:r>
-        <w:rPr>
-          <w:rFonts w:ascii="Arial" w:hAnsi="Arial" w:cs="Arial"/>
-          <w:sz w:val="20"/>
-          <w:szCs w:val="20"/>
-        </w:rPr>
-        <w:t>.</w:t>
-      </w:r>
-    </w:p>
-    <w:p>
-      <w:pPr>
-        <w:autoSpaceDE w:val="0"/>
-        <w:autoSpaceDN w:val="0"/>
-        <w:adjustRightInd w:val="0"/>
-        <w:spacing w:after="0" w:line="240" w:lineRule="auto"/>
-        <w:jc w:val="both"/>
-        <w:rPr>
-          <w:rFonts w:ascii="Arial" w:hAnsi="Arial" w:cs="Arial"/>
-          <w:sz w:val="20"/>
-          <w:szCs w:val="20"/>
-        </w:rPr>
-      </w:pPr>
-    </w:p>
-    <w:p>
-      <w:pPr>
-        <w:pStyle w:val="PargrafodaLista"/>
-        <w:numPr>
-          <w:ilvl w:val="2"/>
-          <w:numId w:val="2"/>
-        </w:numPr>
-        <w:autoSpaceDE w:val="0"/>
-        <w:autoSpaceDN w:val="0"/>
-        <w:adjustRightInd w:val="0"/>
-        <w:spacing w:after="0" w:line="240" w:lineRule="auto"/>
-        <w:jc w:val="both"/>
-        <w:rPr>
-          <w:rFonts w:ascii="Arial" w:hAnsi="Arial" w:cs="Arial"/>
-          <w:sz w:val="20"/>
-          <w:szCs w:val="20"/>
-        </w:rPr>
-      </w:pPr>
-      <w:r>
-        <w:rPr>
-          <w:rFonts w:ascii="Arial" w:hAnsi="Arial" w:cs="Arial"/>
-          <w:sz w:val="20"/>
-          <w:szCs w:val="20"/>
-        </w:rPr>
-        <w:t>Critério de liberação: NAS 7</w:t>
-      </w:r>
-    </w:p>
-    <w:p>
-      <w:pPr>
-        <w:pStyle w:val="PargrafodaLista"/>
-        <w:autoSpaceDE w:val="0"/>
-        <w:autoSpaceDN w:val="0"/>
-        <w:adjustRightInd w:val="0"/>
-        <w:spacing w:after="0" w:line="240" w:lineRule="auto"/>
-        <w:ind w:left="2136"/>
-        <w:jc w:val="both"/>
-        <w:rPr>
-          <w:rFonts w:ascii="Arial" w:hAnsi="Arial" w:cs="Arial"/>
-          <w:sz w:val="20"/>
-          <w:szCs w:val="20"/>
-        </w:rPr>
-      </w:pPr>
-    </w:p>
-    <w:p>
-      <w:pPr>
-        <w:pStyle w:val="PargrafodaLista"/>
-        <w:numPr>
-          <w:ilvl w:val="2"/>
-          <w:numId w:val="2"/>
-        </w:numPr>
-        <w:autoSpaceDE w:val="0"/>
-        <w:autoSpaceDN w:val="0"/>
-        <w:adjustRightInd w:val="0"/>
-        <w:spacing w:after="0" w:line="240" w:lineRule="auto"/>
-        <w:jc w:val="both"/>
-        <w:rPr>
-          <w:rFonts w:ascii="Arial" w:hAnsi="Arial" w:cs="Arial"/>
-          <w:sz w:val="20"/>
-          <w:szCs w:val="20"/>
-        </w:rPr>
-      </w:pPr>
-      <w:r>
-        <w:rPr>
-          <w:rFonts w:ascii="Arial" w:hAnsi="Arial" w:cs="Arial"/>
-          <w:sz w:val="20"/>
-          <w:szCs w:val="20"/>
-        </w:rPr>
-        <w:t>Normas aplicadas</w:t>
-      </w:r>
-      <w:r>
-        <w:rPr>
-          <w:rFonts w:ascii="Arial" w:hAnsi="Arial" w:cs="Arial"/>
-          <w:sz w:val="20"/>
-          <w:szCs w:val="20"/>
-        </w:rPr>
-        <w:t xml:space="preserve">: </w:t>
-      </w:r>
-      <w:r>
-        <w:rPr>
-          <w:rFonts w:ascii="Arial" w:hAnsi="Arial" w:cs="Arial"/>
-          <w:sz w:val="20"/>
-          <w:szCs w:val="20"/>
-        </w:rPr>
-        <w:t>Classe ISO-4406 ou NAS 1638.</w:t>
-      </w:r>
-      <w:r>
-        <w:rPr>
-          <w:rFonts w:cs="Arial"/>
-          <w:noProof/>
-          <w:color w:val="000000"/>
-          <w:sz w:val="20"/>
-          <w:szCs w:val="20"/>
-        </w:rPr>
-        <w:t xml:space="preserve"> </w:t>
-      </w:r>
-    </w:p>
-    <w:p>
-      <w:pPr>
-        <w:autoSpaceDE w:val="0"/>
-        <w:autoSpaceDN w:val="0"/>
-        <w:adjustRightInd w:val="0"/>
-        <w:spacing w:after="0" w:line="240" w:lineRule="auto"/>
-        <w:rPr>
-          <w:rFonts w:ascii="Arial" w:hAnsi="Arial" w:cs="Arial"/>
-          <w:b/>
-          <w:sz w:val="20"/>
-          <w:szCs w:val="20"/>
-        </w:rPr>
-      </w:pPr>
-    </w:p>
-    <w:p>
-      <w:pPr>
-        <w:autoSpaceDE w:val="0"/>
-        <w:autoSpaceDN w:val="0"/>
-        <w:adjustRightInd w:val="0"/>
-        <w:spacing w:after="0" w:line="240" w:lineRule="auto"/>
-        <w:rPr>
-          <w:rFonts w:ascii="Arial" w:hAnsi="Arial" w:cs="Arial"/>
-          <w:b/>
           <w:sz w:val="20"/>
           <w:szCs w:val="20"/>
         </w:rPr>
@@ -7165,22 +5791,38 @@
         <w:autoSpaceDN w:val="0"/>
         <w:adjustRightInd w:val="0"/>
         <w:spacing w:after="0" w:line="240" w:lineRule="auto"/>
-        <w:rPr>
-          <w:rFonts w:ascii="Arial" w:hAnsi="Arial" w:cs="Arial"/>
-          <w:b/>
-          <w:sz w:val="20"/>
-          <w:szCs w:val="20"/>
-        </w:rPr>
-      </w:pPr>
-      <w:r>
-        <w:rPr>
-          <w:rFonts w:ascii="Arial" w:hAnsi="Arial" w:cs="Arial"/>
-          <w:b/>
-          <w:sz w:val="20"/>
-          <w:szCs w:val="20"/>
-        </w:rPr>
-        <w:lastRenderedPageBreak/>
-        <w:t>- Flushing secundário</w:t>
+        <w:jc w:val="both"/>
+        <w:rPr>
+          <w:rFonts w:ascii="Arial" w:hAnsi="Arial" w:cs="Arial"/>
+          <w:sz w:val="20"/>
+          <w:szCs w:val="20"/>
+        </w:rPr>
+      </w:pPr>
+      <w:r>
+        <w:rPr>
+          <w:rFonts w:ascii="Arial" w:hAnsi="Arial" w:cs="Arial"/>
+          <w:sz w:val="20"/>
+          <w:szCs w:val="20"/>
+        </w:rPr>
+        <w:t xml:space="preserve">Após a conclusão do teste hidrostático será emitido um </w:t>
+      </w:r>
+      <w:r>
+        <w:rPr>
+          <w:rFonts w:ascii="Arial" w:hAnsi="Arial" w:cs="Arial"/>
+          <w:b/>
+          <w:bCs/>
+          <w:sz w:val="20"/>
+          <w:szCs w:val="20"/>
+        </w:rPr>
+        <w:t>RTP</w:t>
+      </w:r>
+      <w:r>
+        <w:rPr>
+          <w:rFonts w:ascii="Arial" w:hAnsi="Arial" w:cs="Arial"/>
+          <w:sz w:val="20"/>
+          <w:szCs w:val="20"/>
+        </w:rPr>
+        <w:t xml:space="preserve"> (relatório de teste hidrostático) para cada sistema descrevendo as informações dos manômetros utilizados, pressão de projeto e teste, tempo de teste e fotos dos manômetros e sistema;</w:t>
       </w:r>
     </w:p>
     <w:p>
@@ -7189,340 +5831,9 @@
         <w:autoSpaceDN w:val="0"/>
         <w:adjustRightInd w:val="0"/>
         <w:spacing w:after="0" w:line="240" w:lineRule="auto"/>
-        <w:ind w:firstLine="708"/>
-        <w:rPr>
-          <w:rFonts w:ascii="Arial" w:hAnsi="Arial" w:cs="Arial"/>
-          <w:b/>
-          <w:sz w:val="20"/>
-          <w:szCs w:val="20"/>
-        </w:rPr>
-      </w:pPr>
-    </w:p>
-    <w:p>
-      <w:pPr>
-        <w:autoSpaceDE w:val="0"/>
-        <w:autoSpaceDN w:val="0"/>
-        <w:adjustRightInd w:val="0"/>
-        <w:spacing w:after="0" w:line="240" w:lineRule="auto"/>
-        <w:ind w:left="708" w:firstLine="708"/>
-        <w:jc w:val="both"/>
-        <w:rPr>
-          <w:rFonts w:ascii="Arial" w:hAnsi="Arial" w:cs="Arial"/>
-          <w:sz w:val="20"/>
-          <w:szCs w:val="20"/>
-        </w:rPr>
-      </w:pPr>
-      <w:r>
-        <w:rPr>
-          <w:rFonts w:ascii="Arial" w:hAnsi="Arial" w:cs="Arial"/>
-          <w:sz w:val="20"/>
-          <w:szCs w:val="20"/>
-        </w:rPr>
-        <w:t xml:space="preserve">O bombeamento do óleo para a tubulação e componente é feito pela própria bomba do sistema em regime laminar e para a retenção do particulado sólido será utilizado um sistema de filtragem utilizando </w:t>
-      </w:r>
-      <w:r>
-        <w:rPr>
-          <w:rFonts w:ascii="Arial" w:hAnsi="Arial" w:cs="Arial"/>
-          <w:sz w:val="20"/>
-          <w:szCs w:val="20"/>
-        </w:rPr>
-        <w:t>filtros absolutos de 03 micra, meio filtrante em fibra de vidro (Beta 1000), com eficiência de 99,9%</w:t>
-      </w:r>
-      <w:r>
-        <w:rPr>
-          <w:rFonts w:ascii="Arial" w:hAnsi="Arial" w:cs="Arial"/>
-          <w:sz w:val="20"/>
-          <w:szCs w:val="20"/>
-        </w:rPr>
-        <w:t>, no retorno do sistema.</w:t>
-      </w:r>
-    </w:p>
-    <w:p>
-      <w:pPr>
-        <w:autoSpaceDE w:val="0"/>
-        <w:autoSpaceDN w:val="0"/>
-        <w:adjustRightInd w:val="0"/>
-        <w:spacing w:after="0" w:line="240" w:lineRule="auto"/>
-        <w:jc w:val="both"/>
-        <w:rPr>
-          <w:rFonts w:ascii="Arial" w:hAnsi="Arial" w:cs="Arial"/>
-          <w:sz w:val="20"/>
-          <w:szCs w:val="20"/>
-        </w:rPr>
-      </w:pPr>
-    </w:p>
-    <w:p>
-      <w:pPr>
-        <w:pStyle w:val="PargrafodaLista"/>
-        <w:numPr>
-          <w:ilvl w:val="2"/>
-          <w:numId w:val="2"/>
-        </w:numPr>
-        <w:autoSpaceDE w:val="0"/>
-        <w:autoSpaceDN w:val="0"/>
-        <w:adjustRightInd w:val="0"/>
-        <w:spacing w:after="0" w:line="240" w:lineRule="auto"/>
-        <w:jc w:val="both"/>
-        <w:rPr>
-          <w:rFonts w:ascii="Arial" w:hAnsi="Arial" w:cs="Arial"/>
-          <w:sz w:val="20"/>
-          <w:szCs w:val="20"/>
-        </w:rPr>
-      </w:pPr>
-      <w:r>
-        <w:rPr>
-          <w:rFonts w:ascii="Arial" w:hAnsi="Arial" w:cs="Arial"/>
-          <w:sz w:val="20"/>
-          <w:szCs w:val="20"/>
-        </w:rPr>
-        <w:t>Análises, controle e monitoramento do sistema;</w:t>
-      </w:r>
-    </w:p>
-    <w:p>
-      <w:pPr>
-        <w:autoSpaceDE w:val="0"/>
-        <w:autoSpaceDN w:val="0"/>
-        <w:adjustRightInd w:val="0"/>
-        <w:spacing w:after="0" w:line="240" w:lineRule="auto"/>
-        <w:jc w:val="both"/>
-        <w:rPr>
-          <w:rFonts w:ascii="Arial" w:hAnsi="Arial" w:cs="Arial"/>
-          <w:sz w:val="20"/>
-          <w:szCs w:val="20"/>
-        </w:rPr>
-      </w:pPr>
-    </w:p>
-    <w:p>
-      <w:pPr>
-        <w:autoSpaceDE w:val="0"/>
-        <w:autoSpaceDN w:val="0"/>
-        <w:adjustRightInd w:val="0"/>
-        <w:spacing w:after="0" w:line="240" w:lineRule="auto"/>
-        <w:ind w:left="708" w:firstLine="708"/>
-        <w:jc w:val="both"/>
-        <w:rPr>
-          <w:rFonts w:ascii="Arial" w:hAnsi="Arial" w:cs="Arial"/>
-          <w:sz w:val="20"/>
-          <w:szCs w:val="20"/>
-        </w:rPr>
-      </w:pPr>
-      <w:r>
-        <w:rPr>
-          <w:rFonts w:ascii="Arial" w:hAnsi="Arial" w:cs="Arial"/>
-          <w:sz w:val="20"/>
-          <w:szCs w:val="20"/>
-        </w:rPr>
-        <w:t>O</w:t>
-      </w:r>
-      <w:r>
-        <w:rPr>
-          <w:rFonts w:ascii="Arial" w:hAnsi="Arial" w:cs="Arial"/>
-          <w:sz w:val="20"/>
-          <w:szCs w:val="20"/>
-        </w:rPr>
-        <w:t xml:space="preserve"> flushing ser</w:t>
-      </w:r>
-      <w:r>
-        <w:rPr>
-          <w:rFonts w:ascii="Arial" w:hAnsi="Arial" w:cs="Arial"/>
-          <w:sz w:val="20"/>
-          <w:szCs w:val="20"/>
-        </w:rPr>
-        <w:t>á</w:t>
-      </w:r>
-      <w:r>
-        <w:rPr>
-          <w:rFonts w:ascii="Arial" w:hAnsi="Arial" w:cs="Arial"/>
-          <w:sz w:val="20"/>
-          <w:szCs w:val="20"/>
-        </w:rPr>
-        <w:t xml:space="preserve"> monitorado com contador eletrônico de partículas a laser. Serão realizadas análises periódicas na unidade de flushing</w:t>
-      </w:r>
-      <w:r>
-        <w:rPr>
-          <w:rFonts w:ascii="Arial" w:hAnsi="Arial" w:cs="Arial"/>
-          <w:sz w:val="20"/>
-          <w:szCs w:val="20"/>
-        </w:rPr>
-        <w:t>/filtragem p</w:t>
-      </w:r>
-      <w:r>
-        <w:rPr>
-          <w:rFonts w:ascii="Arial" w:hAnsi="Arial" w:cs="Arial"/>
-          <w:sz w:val="20"/>
-          <w:szCs w:val="20"/>
-        </w:rPr>
-        <w:t xml:space="preserve">ara verificar o índice de contaminação até que o grau de limpeza esteja em conformidade com a exigência solicitada pela </w:t>
-      </w:r>
-      <w:r>
-        <w:rPr>
-          <w:rFonts w:ascii="Arial" w:hAnsi="Arial" w:cs="Arial"/>
-          <w:sz w:val="20"/>
-          <w:szCs w:val="20"/>
-        </w:rPr>
-        <w:t>C</w:t>
-      </w:r>
-      <w:r>
-        <w:rPr>
-          <w:rFonts w:ascii="Arial" w:hAnsi="Arial" w:cs="Arial"/>
-          <w:sz w:val="20"/>
-          <w:szCs w:val="20"/>
-        </w:rPr>
-        <w:t>ontrata</w:t>
-      </w:r>
-      <w:r>
-        <w:rPr>
-          <w:rFonts w:ascii="Arial" w:hAnsi="Arial" w:cs="Arial"/>
-          <w:sz w:val="20"/>
-          <w:szCs w:val="20"/>
-        </w:rPr>
-        <w:t>nte</w:t>
-      </w:r>
-      <w:r>
-        <w:rPr>
-          <w:rFonts w:ascii="Arial" w:hAnsi="Arial" w:cs="Arial"/>
-          <w:sz w:val="20"/>
-          <w:szCs w:val="20"/>
-        </w:rPr>
-        <w:t>.</w:t>
-      </w:r>
-    </w:p>
-    <w:p>
-      <w:pPr>
-        <w:autoSpaceDE w:val="0"/>
-        <w:autoSpaceDN w:val="0"/>
-        <w:adjustRightInd w:val="0"/>
-        <w:spacing w:after="0" w:line="240" w:lineRule="auto"/>
-        <w:jc w:val="both"/>
-        <w:rPr>
-          <w:rFonts w:ascii="Arial" w:hAnsi="Arial" w:cs="Arial"/>
-          <w:sz w:val="20"/>
-          <w:szCs w:val="20"/>
-        </w:rPr>
-      </w:pPr>
-    </w:p>
-    <w:p>
-      <w:pPr>
-        <w:pStyle w:val="PargrafodaLista"/>
-        <w:numPr>
-          <w:ilvl w:val="2"/>
-          <w:numId w:val="2"/>
-        </w:numPr>
-        <w:autoSpaceDE w:val="0"/>
-        <w:autoSpaceDN w:val="0"/>
-        <w:adjustRightInd w:val="0"/>
-        <w:spacing w:after="0" w:line="240" w:lineRule="auto"/>
-        <w:jc w:val="both"/>
-        <w:rPr>
-          <w:rFonts w:ascii="Arial" w:hAnsi="Arial" w:cs="Arial"/>
-          <w:sz w:val="20"/>
-          <w:szCs w:val="20"/>
-        </w:rPr>
-      </w:pPr>
-      <w:r>
-        <w:rPr>
-          <w:rFonts w:ascii="Arial" w:hAnsi="Arial" w:cs="Arial"/>
-          <w:sz w:val="20"/>
-          <w:szCs w:val="20"/>
-        </w:rPr>
-        <w:t>Critério de liberação</w:t>
-      </w:r>
-      <w:r>
-        <w:rPr>
-          <w:rFonts w:ascii="Arial" w:hAnsi="Arial" w:cs="Arial"/>
-          <w:sz w:val="20"/>
-          <w:szCs w:val="20"/>
-        </w:rPr>
-        <w:t xml:space="preserve">: </w:t>
-      </w:r>
-      <w:r>
-        <w:rPr>
-          <w:rFonts w:ascii="Arial" w:hAnsi="Arial" w:cs="Arial"/>
-          <w:sz w:val="20"/>
-          <w:szCs w:val="20"/>
-        </w:rPr>
-        <w:t>NAS 7</w:t>
-      </w:r>
-    </w:p>
-    <w:p>
-      <w:pPr>
-        <w:pStyle w:val="PargrafodaLista"/>
-        <w:autoSpaceDE w:val="0"/>
-        <w:autoSpaceDN w:val="0"/>
-        <w:adjustRightInd w:val="0"/>
-        <w:spacing w:after="0" w:line="240" w:lineRule="auto"/>
-        <w:ind w:left="2136"/>
-        <w:jc w:val="both"/>
-        <w:rPr>
-          <w:rFonts w:ascii="Arial" w:hAnsi="Arial" w:cs="Arial"/>
-          <w:sz w:val="20"/>
-          <w:szCs w:val="20"/>
-        </w:rPr>
-      </w:pPr>
-    </w:p>
-    <w:p>
-      <w:pPr>
-        <w:pStyle w:val="PargrafodaLista"/>
-        <w:numPr>
-          <w:ilvl w:val="2"/>
-          <w:numId w:val="2"/>
-        </w:numPr>
-        <w:autoSpaceDE w:val="0"/>
-        <w:autoSpaceDN w:val="0"/>
-        <w:adjustRightInd w:val="0"/>
-        <w:spacing w:after="0" w:line="240" w:lineRule="auto"/>
-        <w:jc w:val="both"/>
-        <w:rPr>
-          <w:rFonts w:ascii="Arial" w:hAnsi="Arial" w:cs="Arial"/>
-          <w:sz w:val="20"/>
-          <w:szCs w:val="20"/>
-        </w:rPr>
-      </w:pPr>
-      <w:r>
-        <w:rPr>
-          <w:rFonts w:ascii="Arial" w:hAnsi="Arial" w:cs="Arial"/>
-          <w:sz w:val="20"/>
-          <w:szCs w:val="20"/>
-        </w:rPr>
-        <w:t>Normas aplicadas</w:t>
-      </w:r>
-      <w:r>
-        <w:rPr>
-          <w:rFonts w:ascii="Arial" w:hAnsi="Arial" w:cs="Arial"/>
-          <w:sz w:val="20"/>
-          <w:szCs w:val="20"/>
-        </w:rPr>
-        <w:t xml:space="preserve">: </w:t>
-      </w:r>
-      <w:r>
-        <w:rPr>
-          <w:rFonts w:ascii="Arial" w:hAnsi="Arial" w:cs="Arial"/>
-          <w:sz w:val="20"/>
-          <w:szCs w:val="20"/>
-        </w:rPr>
-        <w:t>Classe ISO-4406 ou NAS 1638.</w:t>
-      </w:r>
-      <w:r>
-        <w:rPr>
-          <w:rFonts w:cs="Arial"/>
-          <w:noProof/>
-          <w:color w:val="000000"/>
-          <w:sz w:val="20"/>
-          <w:szCs w:val="20"/>
-        </w:rPr>
-        <w:t xml:space="preserve"> </w:t>
-      </w:r>
-    </w:p>
-    <w:p>
-      <w:pPr>
-        <w:autoSpaceDE w:val="0"/>
-        <w:autoSpaceDN w:val="0"/>
-        <w:adjustRightInd w:val="0"/>
-        <w:spacing w:after="0" w:line="240" w:lineRule="auto"/>
-        <w:jc w:val="both"/>
-        <w:rPr>
-          <w:rFonts w:ascii="Arial" w:hAnsi="Arial" w:cs="Arial"/>
-          <w:b/>
+        <w:jc w:val="both"/>
+        <w:rPr>
+          <w:rFonts w:ascii="Arial" w:hAnsi="Arial" w:cs="Arial"/>
           <w:sz w:val="20"/>
           <w:szCs w:val="20"/>
         </w:rPr>
@@ -7542,33 +5853,47 @@
         <w:jc w:val="both"/>
         <w:rPr>
           <w:rFonts w:ascii="Arial" w:hAnsi="Arial" w:cs="Arial"/>
-          <w:b/>
-          <w:sz w:val="20"/>
-          <w:szCs w:val="20"/>
-        </w:rPr>
-      </w:pPr>
-      <w:r>
-        <w:rPr>
-          <w:rFonts w:ascii="Arial" w:hAnsi="Arial" w:cs="Arial"/>
-          <w:b/>
-          <w:sz w:val="20"/>
-          <w:szCs w:val="20"/>
-        </w:rPr>
-        <w:t xml:space="preserve"> Remoção de verniz</w:t>
-      </w:r>
-    </w:p>
-    <w:p>
-      <w:pPr>
-        <w:pStyle w:val="PargrafodaLista"/>
+          <w:sz w:val="20"/>
+          <w:szCs w:val="20"/>
+        </w:rPr>
+      </w:pPr>
+      <w:r>
+        <w:rPr>
+          <w:rFonts w:ascii="Arial" w:hAnsi="Arial" w:cs="Arial"/>
+          <w:sz w:val="20"/>
+          <w:szCs w:val="20"/>
+        </w:rPr>
+        <w:t xml:space="preserve">Após a conclusão dos serviços de limpeza de reservatório será emitido um </w:t>
+      </w:r>
+      <w:r>
+        <w:rPr>
+          <w:rFonts w:ascii="Arial" w:hAnsi="Arial" w:cs="Arial"/>
+          <w:b/>
+          <w:bCs/>
+          <w:sz w:val="20"/>
+          <w:szCs w:val="20"/>
+        </w:rPr>
+        <w:t>RLR</w:t>
+      </w:r>
+      <w:r>
+        <w:rPr>
+          <w:rFonts w:ascii="Arial" w:hAnsi="Arial" w:cs="Arial"/>
+          <w:sz w:val="20"/>
+          <w:szCs w:val="20"/>
+        </w:rPr>
+        <w:t xml:space="preserve"> (relatório de limpeza de reservatório) com registros fotográficos antes e após os serviços;</w:t>
+      </w:r>
+    </w:p>
+    <w:p>
+      <w:pPr>
         <w:autoSpaceDE w:val="0"/>
         <w:autoSpaceDN w:val="0"/>
         <w:adjustRightInd w:val="0"/>
         <w:spacing w:after="0" w:line="240" w:lineRule="auto"/>
-        <w:ind w:left="1068"/>
-        <w:jc w:val="both"/>
-        <w:rPr>
-          <w:rFonts w:ascii="Arial" w:hAnsi="Arial" w:cs="Arial"/>
-          <w:b/>
+        <w:ind w:firstLine="708"/>
+        <w:jc w:val="both"/>
+        <w:rPr>
+          <w:rFonts w:ascii="Arial" w:hAnsi="Arial" w:cs="Arial"/>
           <w:sz w:val="20"/>
           <w:szCs w:val="20"/>
         </w:rPr>
@@ -7577,76 +5902,18 @@
     <w:p>
       <w:pPr>
         <w:pStyle w:val="PargrafodaLista"/>
-        <w:numPr>
-          <w:ilvl w:val="2"/>
-          <w:numId w:val="2"/>
-        </w:numPr>
-        <w:autoSpaceDE w:val="0"/>
-        <w:autoSpaceDN w:val="0"/>
-        <w:adjustRightInd w:val="0"/>
-        <w:spacing w:after="0" w:line="240" w:lineRule="auto"/>
-        <w:jc w:val="both"/>
-        <w:rPr>
-          <w:rFonts w:ascii="Arial" w:hAnsi="Arial" w:cs="Arial"/>
-          <w:bCs/>
-          <w:sz w:val="20"/>
-          <w:szCs w:val="20"/>
-        </w:rPr>
-      </w:pPr>
-      <w:r>
-        <w:rPr>
-          <w:rFonts w:ascii="Arial" w:hAnsi="Arial" w:cs="Arial"/>
-          <w:bCs/>
-          <w:sz w:val="20"/>
-          <w:szCs w:val="20"/>
-        </w:rPr>
-        <w:t xml:space="preserve"> </w:t>
-      </w:r>
-      <w:r>
-        <w:rPr>
-          <w:rFonts w:ascii="Arial" w:hAnsi="Arial" w:cs="Arial"/>
-          <w:sz w:val="20"/>
-          <w:szCs w:val="20"/>
-        </w:rPr>
-        <w:t>Para a re</w:t>
-      </w:r>
-      <w:r>
-        <w:rPr>
-          <w:rFonts w:ascii="Arial" w:hAnsi="Arial" w:cs="Arial"/>
-          <w:sz w:val="20"/>
-          <w:szCs w:val="20"/>
-        </w:rPr>
-        <w:t>moção do verniz,</w:t>
-      </w:r>
-      <w:r>
-        <w:rPr>
-          <w:rFonts w:ascii="Arial" w:hAnsi="Arial" w:cs="Arial"/>
-          <w:sz w:val="20"/>
-          <w:szCs w:val="20"/>
-        </w:rPr>
-        <w:t xml:space="preserve"> será utilizado </w:t>
-      </w:r>
-      <w:r>
-        <w:rPr>
-          <w:rFonts w:ascii="Arial" w:hAnsi="Arial" w:cs="Arial"/>
-          <w:sz w:val="20"/>
-          <w:szCs w:val="20"/>
-        </w:rPr>
-        <w:t>elementos filtrantes de forma online</w:t>
-      </w:r>
+        <w:rPr>
+          <w:rFonts w:ascii="Arial" w:hAnsi="Arial" w:cs="Arial"/>
+          <w:sz w:val="20"/>
+          <w:szCs w:val="20"/>
+        </w:rPr>
+      </w:pPr>
     </w:p>
     <w:p>
       <w:pPr>
         <w:pStyle w:val="PargrafodaLista"/>
-        <w:autoSpaceDE w:val="0"/>
-        <w:autoSpaceDN w:val="0"/>
-        <w:adjustRightInd w:val="0"/>
-        <w:spacing w:after="0" w:line="240" w:lineRule="auto"/>
-        <w:ind w:left="2136"/>
-        <w:jc w:val="both"/>
-        <w:rPr>
-          <w:rFonts w:ascii="Arial" w:hAnsi="Arial" w:cs="Arial"/>
-          <w:bCs/>
+        <w:rPr>
+          <w:rFonts w:ascii="Arial" w:hAnsi="Arial" w:cs="Arial"/>
           <w:sz w:val="20"/>
           <w:szCs w:val="20"/>
         </w:rPr>
@@ -7655,113 +5922,8 @@
     <w:p>
       <w:pPr>
         <w:pStyle w:val="PargrafodaLista"/>
-        <w:numPr>
-          <w:ilvl w:val="3"/>
-          <w:numId w:val="2"/>
-        </w:numPr>
-        <w:autoSpaceDE w:val="0"/>
-        <w:autoSpaceDN w:val="0"/>
-        <w:adjustRightInd w:val="0"/>
-        <w:spacing w:after="0" w:line="240" w:lineRule="auto"/>
-        <w:jc w:val="both"/>
-        <w:rPr>
-          <w:rFonts w:ascii="Arial" w:hAnsi="Arial" w:cs="Arial"/>
-          <w:bCs/>
-          <w:sz w:val="20"/>
-          <w:szCs w:val="20"/>
-        </w:rPr>
-      </w:pPr>
-      <w:r>
-        <w:rPr>
-          <w:rFonts w:ascii="Arial" w:hAnsi="Arial" w:cs="Arial"/>
-          <w:bCs/>
-          <w:sz w:val="20"/>
-          <w:szCs w:val="20"/>
-        </w:rPr>
-        <w:t>O monitoramento será feito através de análises laboratoriais</w:t>
-      </w:r>
-    </w:p>
-    <w:p>
-      <w:pPr>
-        <w:pStyle w:val="PargrafodaLista"/>
-        <w:autoSpaceDE w:val="0"/>
-        <w:autoSpaceDN w:val="0"/>
-        <w:adjustRightInd w:val="0"/>
-        <w:spacing w:after="0" w:line="240" w:lineRule="auto"/>
-        <w:ind w:left="2844"/>
-        <w:jc w:val="both"/>
-        <w:rPr>
-          <w:rFonts w:ascii="Arial" w:hAnsi="Arial" w:cs="Arial"/>
-          <w:bCs/>
-          <w:sz w:val="20"/>
-          <w:szCs w:val="20"/>
-        </w:rPr>
-      </w:pPr>
-    </w:p>
-    <w:p>
-      <w:pPr>
-        <w:pStyle w:val="PargrafodaLista"/>
-        <w:numPr>
-          <w:ilvl w:val="3"/>
-          <w:numId w:val="2"/>
-        </w:numPr>
-        <w:autoSpaceDE w:val="0"/>
-        <w:autoSpaceDN w:val="0"/>
-        <w:adjustRightInd w:val="0"/>
-        <w:spacing w:after="0" w:line="240" w:lineRule="auto"/>
-        <w:jc w:val="both"/>
-        <w:rPr>
-          <w:rFonts w:ascii="Arial" w:hAnsi="Arial" w:cs="Arial"/>
-          <w:bCs/>
-          <w:sz w:val="20"/>
-          <w:szCs w:val="20"/>
-        </w:rPr>
-      </w:pPr>
-      <w:r>
-        <w:rPr>
-          <w:rFonts w:ascii="Arial" w:hAnsi="Arial" w:cs="Arial"/>
-          <w:bCs/>
-          <w:sz w:val="20"/>
-          <w:szCs w:val="20"/>
-        </w:rPr>
-        <w:t xml:space="preserve">Critério de aceitação: </w:t>
-      </w:r>
-      <w:r>
-        <w:rPr>
-          <w:rFonts w:ascii="Arial" w:hAnsi="Arial" w:cs="Arial"/>
-          <w:sz w:val="20"/>
-          <w:szCs w:val="20"/>
-        </w:rPr>
-        <w:t>igual ou abaixo de &lt;15 MCP</w:t>
-      </w:r>
-    </w:p>
-    <w:p>
-      <w:pPr>
-        <w:pStyle w:val="PargrafodaLista"/>
-        <w:autoSpaceDE w:val="0"/>
-        <w:autoSpaceDN w:val="0"/>
-        <w:adjustRightInd w:val="0"/>
-        <w:spacing w:after="0" w:line="240" w:lineRule="auto"/>
-        <w:ind w:left="2844"/>
-        <w:jc w:val="both"/>
-        <w:rPr>
-          <w:rFonts w:ascii="Arial" w:hAnsi="Arial" w:cs="Arial"/>
-          <w:bCs/>
-          <w:sz w:val="20"/>
-          <w:szCs w:val="20"/>
-        </w:rPr>
-      </w:pPr>
-    </w:p>
-    <w:p>
-      <w:pPr>
-        <w:autoSpaceDE w:val="0"/>
-        <w:autoSpaceDN w:val="0"/>
-        <w:adjustRightInd w:val="0"/>
-        <w:spacing w:after="0" w:line="240" w:lineRule="auto"/>
-        <w:jc w:val="both"/>
-        <w:rPr>
-          <w:rFonts w:ascii="Arial" w:hAnsi="Arial" w:cs="Arial"/>
-          <w:b/>
+        <w:rPr>
+          <w:rFonts w:ascii="Arial" w:hAnsi="Arial" w:cs="Arial"/>
           <w:sz w:val="20"/>
           <w:szCs w:val="20"/>
         </w:rPr>
@@ -7781,37 +5943,115 @@
         <w:jc w:val="both"/>
         <w:rPr>
           <w:rFonts w:ascii="Arial" w:hAnsi="Arial" w:cs="Arial"/>
-          <w:b/>
-          <w:sz w:val="20"/>
-          <w:szCs w:val="20"/>
-        </w:rPr>
-      </w:pPr>
-      <w:r>
-        <w:rPr>
-          <w:rFonts w:ascii="Arial" w:hAnsi="Arial" w:cs="Arial"/>
-          <w:b/>
-          <w:sz w:val="20"/>
-          <w:szCs w:val="20"/>
-        </w:rPr>
-        <w:t xml:space="preserve">Filtragem </w:t>
-      </w:r>
-      <w:r>
-        <w:rPr>
-          <w:rFonts w:ascii="Arial" w:hAnsi="Arial" w:cs="Arial"/>
-          <w:b/>
-          <w:sz w:val="20"/>
-          <w:szCs w:val="20"/>
-        </w:rPr>
-        <w:t xml:space="preserve">absoluta </w:t>
-      </w:r>
-      <w:r>
-        <w:rPr>
-          <w:rFonts w:ascii="Arial" w:hAnsi="Arial" w:cs="Arial"/>
-          <w:b/>
-          <w:sz w:val="20"/>
-          <w:szCs w:val="20"/>
-        </w:rPr>
-        <w:t>de óleo</w:t>
+          <w:sz w:val="20"/>
+          <w:szCs w:val="20"/>
+        </w:rPr>
+      </w:pPr>
+      <w:r>
+        <w:rPr>
+          <w:rFonts w:ascii="Arial" w:hAnsi="Arial" w:cs="Arial"/>
+          <w:sz w:val="20"/>
+          <w:szCs w:val="20"/>
+        </w:rPr>
+        <w:t>Após a conclusão do</w:t>
+      </w:r>
+      <w:r>
+        <w:rPr>
+          <w:rFonts w:ascii="Arial" w:hAnsi="Arial" w:cs="Arial"/>
+          <w:sz w:val="20"/>
+          <w:szCs w:val="20"/>
+        </w:rPr>
+        <w:t>s</w:t>
+      </w:r>
+      <w:r>
+        <w:rPr>
+          <w:rFonts w:ascii="Arial" w:hAnsi="Arial" w:cs="Arial"/>
+          <w:sz w:val="20"/>
+          <w:szCs w:val="20"/>
+        </w:rPr>
+        <w:t xml:space="preserve"> </w:t>
+      </w:r>
+      <w:r>
+        <w:rPr>
+          <w:rFonts w:ascii="Arial" w:hAnsi="Arial" w:cs="Arial"/>
+          <w:sz w:val="20"/>
+          <w:szCs w:val="20"/>
+        </w:rPr>
+        <w:t>serviços de flushing</w:t>
+      </w:r>
+      <w:r>
+        <w:rPr>
+          <w:rFonts w:ascii="Arial" w:hAnsi="Arial" w:cs="Arial"/>
+          <w:sz w:val="20"/>
+          <w:szCs w:val="20"/>
+        </w:rPr>
+        <w:t xml:space="preserve"> será emitido um </w:t>
+      </w:r>
+      <w:r>
+        <w:rPr>
+          <w:rFonts w:ascii="Arial" w:hAnsi="Arial" w:cs="Arial"/>
+          <w:b/>
+          <w:bCs/>
+          <w:sz w:val="20"/>
+          <w:szCs w:val="20"/>
+        </w:rPr>
+        <w:t>RLF</w:t>
+      </w:r>
+      <w:r>
+        <w:rPr>
+          <w:rFonts w:ascii="Arial" w:hAnsi="Arial" w:cs="Arial"/>
+          <w:sz w:val="20"/>
+          <w:szCs w:val="20"/>
+        </w:rPr>
+        <w:t xml:space="preserve"> (relatório </w:t>
+      </w:r>
+      <w:r>
+        <w:rPr>
+          <w:rFonts w:ascii="Arial" w:hAnsi="Arial" w:cs="Arial"/>
+          <w:sz w:val="20"/>
+          <w:szCs w:val="20"/>
+        </w:rPr>
+        <w:t>de flushing</w:t>
+      </w:r>
+      <w:r>
+        <w:rPr>
+          <w:rFonts w:ascii="Arial" w:hAnsi="Arial" w:cs="Arial"/>
+          <w:sz w:val="20"/>
+          <w:szCs w:val="20"/>
+        </w:rPr>
+        <w:t>)</w:t>
+      </w:r>
+      <w:r>
+        <w:rPr>
+          <w:rFonts w:ascii="Arial" w:hAnsi="Arial" w:cs="Arial"/>
+          <w:sz w:val="20"/>
+          <w:szCs w:val="20"/>
+        </w:rPr>
+        <w:t xml:space="preserve"> </w:t>
+      </w:r>
+      <w:r>
+        <w:rPr>
+          <w:rFonts w:ascii="Arial" w:hAnsi="Arial" w:cs="Arial"/>
+          <w:sz w:val="20"/>
+          <w:szCs w:val="20"/>
+        </w:rPr>
+        <w:t xml:space="preserve">descrevendo as informações </w:t>
+      </w:r>
+      <w:r>
+        <w:rPr>
+          <w:rFonts w:ascii="Arial" w:hAnsi="Arial" w:cs="Arial"/>
+          <w:sz w:val="20"/>
+          <w:szCs w:val="20"/>
+        </w:rPr>
+        <w:t>específicas das atividades, bem como, as imagens do antes e depois de alguns pontos da estrutura</w:t>
+      </w:r>
+      <w:r>
+        <w:rPr>
+          <w:rFonts w:ascii="Arial" w:hAnsi="Arial" w:cs="Arial"/>
+          <w:sz w:val="20"/>
+          <w:szCs w:val="20"/>
+        </w:rPr>
+        <w:t>.</w:t>
       </w:r>
     </w:p>
     <w:p>
@@ -7820,11 +6060,9 @@
         <w:autoSpaceDN w:val="0"/>
         <w:adjustRightInd w:val="0"/>
         <w:spacing w:after="0" w:line="240" w:lineRule="auto"/>
-        <w:ind w:firstLine="708"/>
-        <w:jc w:val="both"/>
-        <w:rPr>
-          <w:rFonts w:ascii="Arial" w:hAnsi="Arial" w:cs="Arial"/>
-          <w:b/>
+        <w:jc w:val="both"/>
+        <w:rPr>
+          <w:rFonts w:ascii="Arial" w:hAnsi="Arial" w:cs="Arial"/>
           <w:sz w:val="20"/>
           <w:szCs w:val="20"/>
         </w:rPr>
@@ -7836,56 +6074,11 @@
         <w:autoSpaceDN w:val="0"/>
         <w:adjustRightInd w:val="0"/>
         <w:spacing w:after="0" w:line="240" w:lineRule="auto"/>
-        <w:ind w:left="708" w:firstLine="708"/>
-        <w:jc w:val="both"/>
-        <w:rPr>
-          <w:rFonts w:ascii="Arial" w:hAnsi="Arial" w:cs="Arial"/>
-          <w:sz w:val="20"/>
-          <w:szCs w:val="20"/>
-        </w:rPr>
-      </w:pPr>
-      <w:r>
-        <w:rPr>
-          <w:rFonts w:ascii="Arial" w:hAnsi="Arial" w:cs="Arial"/>
-          <w:sz w:val="20"/>
-          <w:szCs w:val="20"/>
-        </w:rPr>
-        <w:t>P</w:t>
-      </w:r>
-      <w:r>
-        <w:rPr>
-          <w:rFonts w:ascii="Arial" w:hAnsi="Arial" w:cs="Arial"/>
-          <w:sz w:val="20"/>
-          <w:szCs w:val="20"/>
-        </w:rPr>
-        <w:t xml:space="preserve">ara a retenção do particulado sólido será utilizado um sistema de filtragem utilizando </w:t>
-      </w:r>
-      <w:r>
-        <w:rPr>
-          <w:rFonts w:ascii="Arial" w:hAnsi="Arial" w:cs="Arial"/>
-          <w:sz w:val="20"/>
-          <w:szCs w:val="20"/>
-        </w:rPr>
-        <w:t>filtros absolutos de 03 micra, meio filtrante em fibra de vidro (Beta 1000), com eficiência de 99,9%</w:t>
-      </w:r>
-      <w:r>
-        <w:rPr>
-          <w:rFonts w:ascii="Arial" w:hAnsi="Arial" w:cs="Arial"/>
-          <w:sz w:val="20"/>
-          <w:szCs w:val="20"/>
-        </w:rPr>
-        <w:t>, no retorno do sistema.</w:t>
-      </w:r>
-    </w:p>
-    <w:p>
-      <w:pPr>
-        <w:autoSpaceDE w:val="0"/>
-        <w:autoSpaceDN w:val="0"/>
-        <w:adjustRightInd w:val="0"/>
-        <w:spacing w:after="0" w:line="240" w:lineRule="auto"/>
-        <w:jc w:val="both"/>
-        <w:rPr>
-          <w:rFonts w:ascii="Arial" w:hAnsi="Arial" w:cs="Arial"/>
+        <w:jc w:val="both"/>
+        <w:rPr>
+          <w:rFonts w:ascii="Arial" w:hAnsi="Arial" w:cs="Arial"/>
+          <w:b/>
+          <w:bCs/>
           <w:sz w:val="20"/>
           <w:szCs w:val="20"/>
         </w:rPr>
@@ -7895,7 +6088,7 @@
       <w:pPr>
         <w:pStyle w:val="PargrafodaLista"/>
         <w:numPr>
-          <w:ilvl w:val="2"/>
+          <w:ilvl w:val="0"/>
           <w:numId w:val="2"/>
         </w:numPr>
         <w:autoSpaceDE w:val="0"/>
@@ -7905,135 +6098,27 @@
         <w:jc w:val="both"/>
         <w:rPr>
           <w:rFonts w:ascii="Arial" w:hAnsi="Arial" w:cs="Arial"/>
-          <w:sz w:val="20"/>
-          <w:szCs w:val="20"/>
-        </w:rPr>
-      </w:pPr>
-      <w:r>
-        <w:rPr>
-          <w:rFonts w:ascii="Arial" w:hAnsi="Arial" w:cs="Arial"/>
-          <w:sz w:val="20"/>
-          <w:szCs w:val="20"/>
-        </w:rPr>
-        <w:t>Análises, controle e monitoramento do sistema;</w:t>
-      </w:r>
-    </w:p>
-    <w:p>
-      <w:pPr>
-        <w:autoSpaceDE w:val="0"/>
-        <w:autoSpaceDN w:val="0"/>
-        <w:adjustRightInd w:val="0"/>
-        <w:spacing w:after="0" w:line="240" w:lineRule="auto"/>
-        <w:jc w:val="both"/>
-        <w:rPr>
-          <w:rFonts w:ascii="Arial" w:hAnsi="Arial" w:cs="Arial"/>
-          <w:sz w:val="20"/>
-          <w:szCs w:val="20"/>
-        </w:rPr>
-      </w:pPr>
-    </w:p>
-    <w:p>
-      <w:pPr>
-        <w:autoSpaceDE w:val="0"/>
-        <w:autoSpaceDN w:val="0"/>
-        <w:adjustRightInd w:val="0"/>
-        <w:spacing w:after="0" w:line="240" w:lineRule="auto"/>
-        <w:ind w:left="708" w:firstLine="708"/>
-        <w:jc w:val="both"/>
-        <w:rPr>
-          <w:rFonts w:ascii="Arial" w:hAnsi="Arial" w:cs="Arial"/>
-          <w:sz w:val="20"/>
-          <w:szCs w:val="20"/>
-        </w:rPr>
-      </w:pPr>
-      <w:r>
-        <w:rPr>
-          <w:rFonts w:ascii="Arial" w:hAnsi="Arial" w:cs="Arial"/>
-          <w:sz w:val="20"/>
-          <w:szCs w:val="20"/>
-        </w:rPr>
-        <w:t>A</w:t>
-      </w:r>
-      <w:r>
-        <w:rPr>
-          <w:rFonts w:ascii="Arial" w:hAnsi="Arial" w:cs="Arial"/>
-          <w:sz w:val="20"/>
-          <w:szCs w:val="20"/>
-        </w:rPr>
-        <w:t xml:space="preserve"> filtragem absoluta </w:t>
-      </w:r>
-      <w:r>
-        <w:rPr>
-          <w:rFonts w:ascii="Arial" w:hAnsi="Arial" w:cs="Arial"/>
-          <w:sz w:val="20"/>
-          <w:szCs w:val="20"/>
-        </w:rPr>
-        <w:t>será monitorada</w:t>
-      </w:r>
-      <w:r>
-        <w:rPr>
-          <w:rFonts w:ascii="Arial" w:hAnsi="Arial" w:cs="Arial"/>
-          <w:sz w:val="20"/>
-          <w:szCs w:val="20"/>
-        </w:rPr>
-        <w:t xml:space="preserve"> com contador eletrônico de partículas a laser. Serão realizadas análises periódicas na unidade de flushing</w:t>
-      </w:r>
-      <w:r>
-        <w:rPr>
-          <w:rFonts w:ascii="Arial" w:hAnsi="Arial" w:cs="Arial"/>
-          <w:sz w:val="20"/>
-          <w:szCs w:val="20"/>
-        </w:rPr>
-        <w:t>/filtragem p</w:t>
-      </w:r>
-      <w:r>
-        <w:rPr>
-          <w:rFonts w:ascii="Arial" w:hAnsi="Arial" w:cs="Arial"/>
-          <w:sz w:val="20"/>
-          <w:szCs w:val="20"/>
-        </w:rPr>
-        <w:t xml:space="preserve">ara verificar o índice de contaminação até que o grau de limpeza esteja em conformidade com a exigência solicitada pela </w:t>
-      </w:r>
-      <w:r>
-        <w:rPr>
-          <w:rFonts w:ascii="Arial" w:hAnsi="Arial" w:cs="Arial"/>
-          <w:sz w:val="20"/>
-          <w:szCs w:val="20"/>
-        </w:rPr>
-        <w:t>C</w:t>
-      </w:r>
-      <w:r>
-        <w:rPr>
-          <w:rFonts w:ascii="Arial" w:hAnsi="Arial" w:cs="Arial"/>
-          <w:sz w:val="20"/>
-          <w:szCs w:val="20"/>
-        </w:rPr>
-        <w:t>ontrata</w:t>
-      </w:r>
-      <w:r>
-        <w:rPr>
-          <w:rFonts w:ascii="Arial" w:hAnsi="Arial" w:cs="Arial"/>
-          <w:sz w:val="20"/>
-          <w:szCs w:val="20"/>
-        </w:rPr>
-        <w:t>nte</w:t>
-      </w:r>
-      <w:r>
-        <w:rPr>
-          <w:rFonts w:ascii="Arial" w:hAnsi="Arial" w:cs="Arial"/>
-          <w:sz w:val="20"/>
-          <w:szCs w:val="20"/>
-        </w:rPr>
-        <w:t>.</w:t>
-      </w:r>
-    </w:p>
-    <w:p>
-      <w:pPr>
-        <w:autoSpaceDE w:val="0"/>
-        <w:autoSpaceDN w:val="0"/>
-        <w:adjustRightInd w:val="0"/>
-        <w:spacing w:after="0" w:line="240" w:lineRule="auto"/>
-        <w:ind w:left="708" w:firstLine="708"/>
+          <w:b/>
+          <w:bCs/>
+          <w:sz w:val="20"/>
+          <w:szCs w:val="20"/>
+        </w:rPr>
+      </w:pPr>
+      <w:r>
+        <w:rPr>
+          <w:rFonts w:ascii="Arial" w:hAnsi="Arial" w:cs="Arial"/>
+          <w:b/>
+          <w:bCs/>
+          <w:sz w:val="20"/>
+          <w:szCs w:val="20"/>
+        </w:rPr>
+        <w:t>- Validade da proposta:</w:t>
+      </w:r>
+    </w:p>
+    <w:p>
+      <w:pPr>
+        <w:spacing w:after="0" w:line="240" w:lineRule="auto"/>
+        <w:ind w:firstLine="708"/>
         <w:jc w:val="both"/>
         <w:rPr>
           <w:rFonts w:ascii="Arial" w:hAnsi="Arial" w:cs="Arial"/>
@@ -8046,7 +6131,82 @@
       <w:pPr>
         <w:pStyle w:val="PargrafodaLista"/>
         <w:numPr>
-          <w:ilvl w:val="3"/>
+          <w:ilvl w:val="1"/>
+          <w:numId w:val="2"/>
+        </w:numPr>
+        <w:spacing w:after="0" w:line="240" w:lineRule="auto"/>
+        <w:jc w:val="both"/>
+        <w:rPr>
+          <w:rFonts w:ascii="Arial" w:hAnsi="Arial" w:cs="Arial"/>
+          <w:sz w:val="20"/>
+          <w:szCs w:val="20"/>
+        </w:rPr>
+      </w:pPr>
+      <w:r>
+        <w:rPr>
+          <w:rFonts w:ascii="Arial" w:hAnsi="Arial" w:cs="Arial"/>
+          <w:sz w:val="20"/>
+          <w:szCs w:val="20"/>
+        </w:rPr>
+        <w:t xml:space="preserve">- </w:t>
+      </w:r>
+      <w:r>
+        <w:rPr>
+          <w:rFonts w:ascii="Arial" w:hAnsi="Arial" w:cs="Arial"/>
+          <w:noProof/>
+          <w:sz w:val="20"/>
+          <w:szCs w:val="20"/>
+        </w:rPr>
+        <w:t xml:space="preserve">{{validadeProp}}</w:t>
+      </w:r>
+      <w:r>
+        <w:rPr>
+          <w:rFonts w:ascii="Arial" w:hAnsi="Arial" w:cs="Arial"/>
+          <w:b/>
+          <w:bCs/>
+          <w:sz w:val="20"/>
+          <w:szCs w:val="20"/>
+        </w:rPr>
+        <w:t xml:space="preserve"> </w:t>
+      </w:r>
+      <w:r>
+        <w:rPr>
+          <w:rFonts w:ascii="Arial" w:hAnsi="Arial" w:cs="Arial"/>
+          <w:sz w:val="20"/>
+          <w:szCs w:val="20"/>
+        </w:rPr>
+        <w:t>dias após a emissão.</w:t>
+      </w:r>
+    </w:p>
+    <w:p>
+      <w:pPr>
+        <w:spacing w:after="0" w:line="240" w:lineRule="auto"/>
+        <w:ind w:firstLine="708"/>
+        <w:jc w:val="both"/>
+        <w:rPr>
+          <w:rFonts w:ascii="Arial" w:hAnsi="Arial" w:cs="Arial"/>
+          <w:sz w:val="20"/>
+          <w:szCs w:val="20"/>
+        </w:rPr>
+      </w:pPr>
+    </w:p>
+    <w:p>
+      <w:pPr>
+        <w:spacing w:after="0" w:line="240" w:lineRule="auto"/>
+        <w:ind w:firstLine="708"/>
+        <w:jc w:val="both"/>
+        <w:rPr>
+          <w:rFonts w:ascii="Arial" w:hAnsi="Arial" w:cs="Arial"/>
+          <w:sz w:val="20"/>
+          <w:szCs w:val="20"/>
+        </w:rPr>
+      </w:pPr>
+    </w:p>
+    <w:p>
+      <w:pPr>
+        <w:pStyle w:val="PargrafodaLista"/>
+        <w:numPr>
+          <w:ilvl w:val="0"/>
           <w:numId w:val="2"/>
         </w:numPr>
         <w:autoSpaceDE w:val="0"/>
@@ -8056,156 +6216,31 @@
         <w:jc w:val="both"/>
         <w:rPr>
           <w:rFonts w:ascii="Arial" w:hAnsi="Arial" w:cs="Arial"/>
-          <w:sz w:val="20"/>
-          <w:szCs w:val="20"/>
-        </w:rPr>
-      </w:pPr>
-      <w:r>
-        <w:rPr>
-          <w:rFonts w:ascii="Arial" w:hAnsi="Arial" w:cs="Arial"/>
-          <w:sz w:val="20"/>
-          <w:szCs w:val="20"/>
-        </w:rPr>
-        <w:t>Critério de liberação</w:t>
-      </w:r>
-      <w:r>
-        <w:rPr>
-          <w:rFonts w:ascii="Arial" w:hAnsi="Arial" w:cs="Arial"/>
-          <w:sz w:val="20"/>
-          <w:szCs w:val="20"/>
-        </w:rPr>
-        <w:t xml:space="preserve">: </w:t>
-      </w:r>
-      <w:r>
-        <w:rPr>
-          <w:rFonts w:ascii="Arial" w:hAnsi="Arial" w:cs="Arial"/>
-          <w:sz w:val="20"/>
-          <w:szCs w:val="20"/>
-        </w:rPr>
-        <w:t>NAS 7</w:t>
-      </w:r>
-    </w:p>
-    <w:p>
-      <w:pPr>
-        <w:pStyle w:val="PargrafodaLista"/>
+          <w:b/>
+          <w:sz w:val="20"/>
+          <w:szCs w:val="20"/>
+        </w:rPr>
+      </w:pPr>
+      <w:r>
+        <w:rPr>
+          <w:rFonts w:ascii="Arial" w:hAnsi="Arial" w:cs="Arial"/>
+          <w:b/>
+          <w:sz w:val="20"/>
+          <w:szCs w:val="20"/>
+        </w:rPr>
+        <w:t>- Observações:</w:t>
+      </w:r>
+    </w:p>
+    <w:p>
+      <w:pPr>
         <w:autoSpaceDE w:val="0"/>
         <w:autoSpaceDN w:val="0"/>
         <w:adjustRightInd w:val="0"/>
         <w:spacing w:after="0" w:line="240" w:lineRule="auto"/>
-        <w:ind w:left="2844"/>
-        <w:jc w:val="both"/>
-        <w:rPr>
-          <w:rFonts w:ascii="Arial" w:hAnsi="Arial" w:cs="Arial"/>
-          <w:sz w:val="20"/>
-          <w:szCs w:val="20"/>
-        </w:rPr>
-      </w:pPr>
-    </w:p>
-    <w:p>
-      <w:pPr>
-        <w:pStyle w:val="PargrafodaLista"/>
-        <w:numPr>
-          <w:ilvl w:val="3"/>
-          <w:numId w:val="2"/>
-        </w:numPr>
-        <w:autoSpaceDE w:val="0"/>
-        <w:autoSpaceDN w:val="0"/>
-        <w:adjustRightInd w:val="0"/>
-        <w:spacing w:after="0" w:line="240" w:lineRule="auto"/>
-        <w:jc w:val="both"/>
-        <w:rPr>
-          <w:rFonts w:ascii="Arial" w:hAnsi="Arial" w:cs="Arial"/>
-          <w:sz w:val="20"/>
-          <w:szCs w:val="20"/>
-        </w:rPr>
-      </w:pPr>
-      <w:r>
-        <w:rPr>
-          <w:rFonts w:ascii="Arial" w:hAnsi="Arial" w:cs="Arial"/>
-          <w:sz w:val="20"/>
-          <w:szCs w:val="20"/>
-        </w:rPr>
-        <w:t>Normas aplicadas</w:t>
-      </w:r>
-      <w:r>
-        <w:rPr>
-          <w:rFonts w:ascii="Arial" w:hAnsi="Arial" w:cs="Arial"/>
-          <w:sz w:val="20"/>
-          <w:szCs w:val="20"/>
-        </w:rPr>
-        <w:t xml:space="preserve">: </w:t>
-      </w:r>
-      <w:r>
-        <w:rPr>
-          <w:rFonts w:ascii="Arial" w:hAnsi="Arial" w:cs="Arial"/>
-          <w:sz w:val="20"/>
-          <w:szCs w:val="20"/>
-        </w:rPr>
-        <w:t>Classe ISO-4406 ou NAS 1638.</w:t>
-      </w:r>
-      <w:r>
-        <w:rPr>
-          <w:rFonts w:cs="Arial"/>
-          <w:noProof/>
-          <w:color w:val="000000"/>
-          <w:sz w:val="20"/>
-          <w:szCs w:val="20"/>
-        </w:rPr>
-        <w:t xml:space="preserve"> </w:t>
-      </w:r>
-    </w:p>
-    <w:p>
-      <w:pPr>
-        <w:autoSpaceDE w:val="0"/>
-        <w:autoSpaceDN w:val="0"/>
-        <w:adjustRightInd w:val="0"/>
-        <w:spacing w:after="0" w:line="240" w:lineRule="auto"/>
-        <w:jc w:val="both"/>
-        <w:rPr>
-          <w:rFonts w:ascii="Arial" w:hAnsi="Arial" w:cs="Arial"/>
-          <w:b/>
-          <w:bCs/>
-          <w:sz w:val="20"/>
-          <w:szCs w:val="20"/>
-        </w:rPr>
-      </w:pPr>
-    </w:p>
-    <w:p>
-      <w:pPr>
-        <w:autoSpaceDE w:val="0"/>
-        <w:autoSpaceDN w:val="0"/>
-        <w:adjustRightInd w:val="0"/>
-        <w:spacing w:after="0" w:line="240" w:lineRule="auto"/>
-        <w:ind w:firstLine="708"/>
-        <w:jc w:val="both"/>
-        <w:rPr>
-          <w:rFonts w:ascii="Arial" w:hAnsi="Arial" w:cs="Arial"/>
-          <w:b/>
-          <w:bCs/>
-          <w:sz w:val="20"/>
-          <w:szCs w:val="20"/>
-        </w:rPr>
-      </w:pPr>
-      <w:r>
-        <w:rPr>
-          <w:rFonts w:ascii="Arial" w:hAnsi="Arial" w:cs="Arial"/>
-          <w:sz w:val="20"/>
-          <w:szCs w:val="20"/>
-        </w:rPr>
-        <w:t>Nota: Quando aplicado o processo em óleos usados e ou com coloração escura no qual impeça a leitura através do contador de partículas a laser, neste caso o mesmo circulará por pelo menos 2 horas a depender do volume do óleo e não havendo a saturação do elemento filtrante será considerado como liberado.</w:t>
-      </w:r>
-    </w:p>
-    <w:p>
-      <w:pPr>
-        <w:autoSpaceDE w:val="0"/>
-        <w:autoSpaceDN w:val="0"/>
-        <w:adjustRightInd w:val="0"/>
-        <w:spacing w:after="0" w:line="240" w:lineRule="auto"/>
-        <w:jc w:val="both"/>
-        <w:rPr>
-          <w:rFonts w:ascii="Arial" w:hAnsi="Arial" w:cs="Arial"/>
-          <w:b/>
-          <w:bCs/>
+        <w:jc w:val="both"/>
+        <w:rPr>
+          <w:rFonts w:ascii="Arial" w:hAnsi="Arial" w:cs="Arial"/>
+          <w:b/>
           <w:sz w:val="20"/>
           <w:szCs w:val="20"/>
         </w:rPr>
@@ -8225,215 +6260,6 @@
         <w:jc w:val="both"/>
         <w:rPr>
           <w:rFonts w:ascii="Arial" w:hAnsi="Arial" w:cs="Arial"/>
-          <w:b/>
-          <w:bCs/>
-          <w:sz w:val="20"/>
-          <w:szCs w:val="20"/>
-        </w:rPr>
-      </w:pPr>
-      <w:r>
-        <w:rPr>
-          <w:rFonts w:ascii="Arial" w:hAnsi="Arial" w:cs="Arial"/>
-          <w:b/>
-          <w:bCs/>
-          <w:sz w:val="20"/>
-          <w:szCs w:val="20"/>
-        </w:rPr>
-        <w:t>- Desidratação de óleo</w:t>
-      </w:r>
-    </w:p>
-    <w:p>
-      <w:pPr>
-        <w:autoSpaceDE w:val="0"/>
-        <w:autoSpaceDN w:val="0"/>
-        <w:adjustRightInd w:val="0"/>
-        <w:spacing w:after="0" w:line="240" w:lineRule="auto"/>
-        <w:jc w:val="both"/>
-        <w:rPr>
-          <w:rFonts w:ascii="Arial" w:hAnsi="Arial" w:cs="Arial"/>
-          <w:b/>
-          <w:bCs/>
-          <w:sz w:val="20"/>
-          <w:szCs w:val="20"/>
-        </w:rPr>
-      </w:pPr>
-    </w:p>
-    <w:p>
-      <w:pPr>
-        <w:autoSpaceDE w:val="0"/>
-        <w:autoSpaceDN w:val="0"/>
-        <w:adjustRightInd w:val="0"/>
-        <w:spacing w:after="0" w:line="240" w:lineRule="auto"/>
-        <w:ind w:firstLine="709"/>
-        <w:jc w:val="both"/>
-        <w:rPr>
-          <w:rFonts w:ascii="Arial" w:hAnsi="Arial" w:cs="Arial"/>
-          <w:sz w:val="20"/>
-          <w:szCs w:val="20"/>
-        </w:rPr>
-      </w:pPr>
-      <w:r>
-        <w:rPr>
-          <w:rFonts w:ascii="Arial" w:hAnsi="Arial" w:cs="Arial"/>
-          <w:sz w:val="20"/>
-          <w:szCs w:val="20"/>
-        </w:rPr>
-        <w:tab/>
-        <w:t>Tem como o</w:t>
-      </w:r>
-      <w:r>
-        <w:rPr>
-          <w:rFonts w:ascii="Arial" w:hAnsi="Arial" w:cs="Arial"/>
-          <w:sz w:val="20"/>
-          <w:szCs w:val="20"/>
-        </w:rPr>
-        <w:t>bjetiv</w:t>
-      </w:r>
-      <w:r>
-        <w:rPr>
-          <w:rFonts w:ascii="Arial" w:hAnsi="Arial" w:cs="Arial"/>
-          <w:sz w:val="20"/>
-          <w:szCs w:val="20"/>
-        </w:rPr>
-        <w:t>o</w:t>
-      </w:r>
-      <w:r>
-        <w:rPr>
-          <w:rFonts w:ascii="Arial" w:hAnsi="Arial" w:cs="Arial"/>
-          <w:sz w:val="20"/>
-          <w:szCs w:val="20"/>
-        </w:rPr>
-        <w:t xml:space="preserve"> </w:t>
-      </w:r>
-      <w:r>
-        <w:rPr>
-          <w:rFonts w:ascii="Arial" w:hAnsi="Arial" w:cs="Arial"/>
-          <w:sz w:val="20"/>
-          <w:szCs w:val="20"/>
-        </w:rPr>
-        <w:t>r</w:t>
-      </w:r>
-      <w:r>
-        <w:rPr>
-          <w:rFonts w:ascii="Arial" w:hAnsi="Arial" w:cs="Arial"/>
-          <w:sz w:val="20"/>
-          <w:szCs w:val="20"/>
-        </w:rPr>
-        <w:t>emover contaminação com água/umidade presente no óleo que quando presente no sistema são prejudiciais tanto à saúde do fluido como a do equipamento</w:t>
-      </w:r>
-      <w:r>
-        <w:rPr>
-          <w:rFonts w:ascii="Arial" w:hAnsi="Arial" w:cs="Arial"/>
-          <w:sz w:val="20"/>
-          <w:szCs w:val="20"/>
-        </w:rPr>
-        <w:t>.</w:t>
-      </w:r>
-    </w:p>
-    <w:p>
-      <w:pPr>
-        <w:autoSpaceDE w:val="0"/>
-        <w:autoSpaceDN w:val="0"/>
-        <w:adjustRightInd w:val="0"/>
-        <w:spacing w:after="0" w:line="240" w:lineRule="auto"/>
-        <w:ind w:firstLine="709"/>
-        <w:jc w:val="both"/>
-        <w:rPr>
-          <w:rFonts w:ascii="Arial" w:hAnsi="Arial" w:cs="Arial"/>
-          <w:sz w:val="20"/>
-          <w:szCs w:val="20"/>
-        </w:rPr>
-      </w:pPr>
-    </w:p>
-    <w:p>
-      <w:pPr>
-        <w:pStyle w:val="PargrafodaLista"/>
-        <w:numPr>
-          <w:ilvl w:val="2"/>
-          <w:numId w:val="2"/>
-        </w:numPr>
-        <w:autoSpaceDE w:val="0"/>
-        <w:autoSpaceDN w:val="0"/>
-        <w:adjustRightInd w:val="0"/>
-        <w:spacing w:after="0" w:line="240" w:lineRule="auto"/>
-        <w:rPr>
-          <w:rFonts w:ascii="Arial" w:hAnsi="Arial" w:cs="Arial"/>
-          <w:sz w:val="20"/>
-          <w:szCs w:val="20"/>
-        </w:rPr>
-      </w:pPr>
-      <w:r>
-        <w:rPr>
-          <w:rFonts w:ascii="Arial" w:hAnsi="Arial" w:cs="Arial"/>
-          <w:sz w:val="20"/>
-          <w:szCs w:val="20"/>
-        </w:rPr>
-        <w:t>Termovácuo;</w:t>
-      </w:r>
-    </w:p>
-    <w:p>
-      <w:pPr>
-        <w:autoSpaceDE w:val="0"/>
-        <w:autoSpaceDN w:val="0"/>
-        <w:adjustRightInd w:val="0"/>
-        <w:spacing w:after="0" w:line="240" w:lineRule="auto"/>
-        <w:ind w:firstLine="709"/>
-        <w:jc w:val="both"/>
-        <w:rPr>
-          <w:rFonts w:ascii="Arial" w:hAnsi="Arial" w:cs="Arial"/>
-          <w:sz w:val="20"/>
-          <w:szCs w:val="20"/>
-        </w:rPr>
-      </w:pPr>
-    </w:p>
-    <w:p>
-      <w:pPr>
-        <w:autoSpaceDE w:val="0"/>
-        <w:autoSpaceDN w:val="0"/>
-        <w:adjustRightInd w:val="0"/>
-        <w:spacing w:after="0" w:line="240" w:lineRule="auto"/>
-        <w:ind w:firstLine="708"/>
-        <w:jc w:val="both"/>
-        <w:rPr>
-          <w:rFonts w:ascii="Arial" w:hAnsi="Arial" w:cs="Arial"/>
-          <w:sz w:val="20"/>
-          <w:szCs w:val="20"/>
-        </w:rPr>
-      </w:pPr>
-      <w:r>
-        <w:rPr>
-          <w:rFonts w:ascii="Arial" w:hAnsi="Arial" w:cs="Arial"/>
-          <w:sz w:val="20"/>
-          <w:szCs w:val="20"/>
-        </w:rPr>
-        <w:t xml:space="preserve">Consiste na remoção da contaminação de água dissolvida ou gases contaminantes em uma carga de óleo. </w:t>
-      </w:r>
-    </w:p>
-    <w:p>
-      <w:pPr>
-        <w:autoSpaceDE w:val="0"/>
-        <w:autoSpaceDN w:val="0"/>
-        <w:adjustRightInd w:val="0"/>
-        <w:spacing w:after="0" w:line="240" w:lineRule="auto"/>
-        <w:ind w:firstLine="708"/>
-        <w:jc w:val="both"/>
-        <w:rPr>
-          <w:rFonts w:ascii="Arial" w:hAnsi="Arial" w:cs="Arial"/>
-          <w:sz w:val="20"/>
-          <w:szCs w:val="20"/>
-        </w:rPr>
-      </w:pPr>
-    </w:p>
-    <w:p>
-      <w:pPr>
-        <w:autoSpaceDE w:val="0"/>
-        <w:autoSpaceDN w:val="0"/>
-        <w:adjustRightInd w:val="0"/>
-        <w:spacing w:after="0" w:line="240" w:lineRule="auto"/>
-        <w:ind w:firstLine="709"/>
-        <w:jc w:val="both"/>
-        <w:rPr>
-          <w:rFonts w:ascii="Arial" w:hAnsi="Arial" w:cs="Arial"/>
           <w:sz w:val="20"/>
           <w:szCs w:val="20"/>
         </w:rPr>
@@ -8445,2385 +6271,6 @@
           <w:szCs w:val="20"/>
         </w:rPr>
         <w:lastRenderedPageBreak/>
-        <w:t>O processo faz a sucção do óleo para o interior de uma câmara que estará sob vácuo controlado. No circuito de sucção de óleo, está instalado um sistema de aquecimento controlado eletronicamente que transmitirá calor ao óleo que circula na tubulação. O óleo aquecido chega à câmara de vácuo através de um chuveiro que pulveriza esse óleo e faz com que a água e o gás dissolvido e contaminante do óleo sejam eliminados através da transformação do seu estado líquido para vapor. A água ou o gás eliminado são expelidos para a atmosfera na forma de vapor através da descarga da bomba de vácuo. O processo acontece em um circuito fechado entre tanque de armazenamento (externo ou próprio do equipamento contaminado) e equipamento (termovácuo). O tempo do processo varia de acordo com o grau de contaminação e volume da carga de óleo em questão.</w:t>
-      </w:r>
-    </w:p>
-    <w:p>
-      <w:pPr>
-        <w:autoSpaceDE w:val="0"/>
-        <w:autoSpaceDN w:val="0"/>
-        <w:adjustRightInd w:val="0"/>
-        <w:spacing w:after="0" w:line="240" w:lineRule="auto"/>
-        <w:ind w:firstLine="709"/>
-        <w:jc w:val="both"/>
-        <w:rPr>
-          <w:rFonts w:ascii="Arial" w:hAnsi="Arial" w:cs="Arial"/>
-          <w:sz w:val="20"/>
-          <w:szCs w:val="20"/>
-        </w:rPr>
-      </w:pPr>
-    </w:p>
-    <w:p>
-      <w:pPr>
-        <w:pStyle w:val="PargrafodaLista"/>
-        <w:numPr>
-          <w:ilvl w:val="2"/>
-          <w:numId w:val="2"/>
-        </w:numPr>
-        <w:autoSpaceDE w:val="0"/>
-        <w:autoSpaceDN w:val="0"/>
-        <w:adjustRightInd w:val="0"/>
-        <w:spacing w:after="0" w:line="240" w:lineRule="auto"/>
-        <w:jc w:val="both"/>
-        <w:rPr>
-          <w:rFonts w:ascii="Arial" w:hAnsi="Arial" w:cs="Arial"/>
-          <w:sz w:val="20"/>
-          <w:szCs w:val="20"/>
-          <w:highlight w:val="yellow"/>
-        </w:rPr>
-      </w:pPr>
-      <w:r>
-        <w:rPr>
-          <w:rFonts w:ascii="Arial" w:hAnsi="Arial" w:cs="Arial"/>
-          <w:sz w:val="20"/>
-          <w:szCs w:val="20"/>
-          <w:highlight w:val="yellow"/>
-        </w:rPr>
-        <w:t>Centrífuga;</w:t>
-      </w:r>
-    </w:p>
-    <w:p>
-      <w:pPr>
-        <w:autoSpaceDE w:val="0"/>
-        <w:autoSpaceDN w:val="0"/>
-        <w:adjustRightInd w:val="0"/>
-        <w:spacing w:after="0" w:line="240" w:lineRule="auto"/>
-        <w:ind w:firstLine="709"/>
-        <w:jc w:val="both"/>
-        <w:rPr>
-          <w:rFonts w:ascii="Arial" w:hAnsi="Arial" w:cs="Arial"/>
-          <w:sz w:val="20"/>
-          <w:szCs w:val="20"/>
-          <w:highlight w:val="yellow"/>
-        </w:rPr>
-      </w:pPr>
-    </w:p>
-    <w:p>
-      <w:pPr>
-        <w:autoSpaceDE w:val="0"/>
-        <w:autoSpaceDN w:val="0"/>
-        <w:adjustRightInd w:val="0"/>
-        <w:spacing w:after="0" w:line="240" w:lineRule="auto"/>
-        <w:ind w:firstLine="1418"/>
-        <w:jc w:val="both"/>
-        <w:rPr>
-          <w:rFonts w:ascii="Arial" w:hAnsi="Arial" w:cs="Arial"/>
-          <w:sz w:val="20"/>
-          <w:szCs w:val="20"/>
-        </w:rPr>
-      </w:pPr>
-      <w:r>
-        <w:rPr>
-          <w:rFonts w:ascii="Arial" w:hAnsi="Arial" w:cs="Arial"/>
-          <w:sz w:val="20"/>
-          <w:szCs w:val="20"/>
-          <w:highlight w:val="yellow"/>
-        </w:rPr>
-        <w:t>A centrífuga funciona através de uma espécie de puxão rotacional de altíssima velocidade que separa as partículas mais densas e assim purifica o fluido.</w:t>
-      </w:r>
-    </w:p>
-    <w:p>
-      <w:pPr>
-        <w:autoSpaceDE w:val="0"/>
-        <w:autoSpaceDN w:val="0"/>
-        <w:adjustRightInd w:val="0"/>
-        <w:spacing w:after="0" w:line="240" w:lineRule="auto"/>
-        <w:ind w:left="708" w:firstLine="708"/>
-        <w:jc w:val="both"/>
-        <w:rPr>
-          <w:rFonts w:ascii="Arial" w:hAnsi="Arial" w:cs="Arial"/>
-          <w:sz w:val="20"/>
-          <w:szCs w:val="20"/>
-        </w:rPr>
-      </w:pPr>
-    </w:p>
-    <w:p>
-      <w:pPr>
-        <w:pStyle w:val="PargrafodaLista"/>
-        <w:numPr>
-          <w:ilvl w:val="2"/>
-          <w:numId w:val="2"/>
-        </w:numPr>
-        <w:autoSpaceDE w:val="0"/>
-        <w:autoSpaceDN w:val="0"/>
-        <w:adjustRightInd w:val="0"/>
-        <w:spacing w:after="0" w:line="240" w:lineRule="auto"/>
-        <w:jc w:val="both"/>
-        <w:rPr>
-          <w:rFonts w:ascii="Arial" w:hAnsi="Arial" w:cs="Arial"/>
-          <w:sz w:val="20"/>
-          <w:szCs w:val="20"/>
-        </w:rPr>
-      </w:pPr>
-      <w:r>
-        <w:rPr>
-          <w:rFonts w:ascii="Arial" w:hAnsi="Arial" w:cs="Arial"/>
-          <w:sz w:val="20"/>
-          <w:szCs w:val="20"/>
-        </w:rPr>
-        <w:t>Monitoramento.</w:t>
-      </w:r>
-    </w:p>
-    <w:p>
-      <w:pPr>
-        <w:autoSpaceDE w:val="0"/>
-        <w:autoSpaceDN w:val="0"/>
-        <w:adjustRightInd w:val="0"/>
-        <w:spacing w:after="0" w:line="240" w:lineRule="auto"/>
-        <w:ind w:firstLine="709"/>
-        <w:jc w:val="both"/>
-        <w:rPr>
-          <w:rFonts w:ascii="Arial" w:hAnsi="Arial" w:cs="Arial"/>
-          <w:sz w:val="20"/>
-          <w:szCs w:val="20"/>
-        </w:rPr>
-      </w:pPr>
-    </w:p>
-    <w:p>
-      <w:pPr>
-        <w:autoSpaceDE w:val="0"/>
-        <w:autoSpaceDN w:val="0"/>
-        <w:adjustRightInd w:val="0"/>
-        <w:spacing w:after="0" w:line="240" w:lineRule="auto"/>
-        <w:ind w:left="708" w:firstLine="708"/>
-        <w:jc w:val="both"/>
-        <w:rPr>
-          <w:rFonts w:ascii="Arial" w:hAnsi="Arial" w:cs="Arial"/>
-          <w:sz w:val="20"/>
-          <w:szCs w:val="20"/>
-        </w:rPr>
-      </w:pPr>
-      <w:r>
-        <w:rPr>
-          <w:rFonts w:ascii="Arial" w:hAnsi="Arial" w:cs="Arial"/>
-          <w:sz w:val="20"/>
-          <w:szCs w:val="20"/>
-        </w:rPr>
-        <w:t>O processo será monitorado através do equipamento kit Wake. Onde serão realizadas análises para verificar o índice de contaminação até que o teor de umidade esteja conforme solicitação da contratante.</w:t>
-      </w:r>
-    </w:p>
-    <w:p>
-      <w:pPr>
-        <w:autoSpaceDE w:val="0"/>
-        <w:autoSpaceDN w:val="0"/>
-        <w:adjustRightInd w:val="0"/>
-        <w:spacing w:after="0" w:line="240" w:lineRule="auto"/>
-        <w:ind w:left="708" w:firstLine="708"/>
-        <w:jc w:val="both"/>
-        <w:rPr>
-          <w:rFonts w:ascii="Arial" w:hAnsi="Arial" w:cs="Arial"/>
-          <w:sz w:val="20"/>
-          <w:szCs w:val="20"/>
-        </w:rPr>
-      </w:pPr>
-    </w:p>
-    <w:p>
-      <w:pPr>
-        <w:pStyle w:val="PargrafodaLista"/>
-        <w:numPr>
-          <w:ilvl w:val="3"/>
-          <w:numId w:val="2"/>
-        </w:numPr>
-        <w:autoSpaceDE w:val="0"/>
-        <w:autoSpaceDN w:val="0"/>
-        <w:adjustRightInd w:val="0"/>
-        <w:spacing w:after="0" w:line="240" w:lineRule="auto"/>
-        <w:jc w:val="both"/>
-        <w:rPr>
-          <w:rFonts w:ascii="Arial" w:hAnsi="Arial" w:cs="Arial"/>
-          <w:sz w:val="20"/>
-          <w:szCs w:val="20"/>
-        </w:rPr>
-      </w:pPr>
-      <w:r>
-        <w:rPr>
-          <w:rFonts w:ascii="Arial" w:hAnsi="Arial" w:cs="Arial"/>
-          <w:sz w:val="20"/>
-          <w:szCs w:val="20"/>
-        </w:rPr>
-        <w:t>Critério de liberação:</w:t>
-      </w:r>
-      <w:r>
-        <w:rPr>
-          <w:rFonts w:ascii="Arial" w:hAnsi="Arial" w:cs="Arial"/>
-          <w:sz w:val="20"/>
-          <w:szCs w:val="20"/>
-        </w:rPr>
-        <w:t xml:space="preserve"> </w:t>
-      </w:r>
-      <w:r>
-        <w:rPr>
-          <w:rFonts w:ascii="Arial" w:hAnsi="Arial" w:cs="Arial"/>
-          <w:sz w:val="20"/>
-          <w:szCs w:val="20"/>
-        </w:rPr>
-        <w:t>&lt;=200 PPM de água no óleo</w:t>
-      </w:r>
-    </w:p>
-    <w:p>
-      <w:pPr>
-        <w:autoSpaceDE w:val="0"/>
-        <w:autoSpaceDN w:val="0"/>
-        <w:adjustRightInd w:val="0"/>
-        <w:spacing w:after="0" w:line="240" w:lineRule="auto"/>
-        <w:jc w:val="both"/>
-        <w:rPr>
-          <w:rFonts w:ascii="Arial" w:hAnsi="Arial" w:cs="Arial"/>
-          <w:b/>
-          <w:sz w:val="20"/>
-          <w:szCs w:val="20"/>
-        </w:rPr>
-      </w:pPr>
-    </w:p>
-    <w:p>
-      <w:pPr>
-        <w:pStyle w:val="PargrafodaLista"/>
-        <w:numPr>
-          <w:ilvl w:val="1"/>
-          <w:numId w:val="2"/>
-        </w:numPr>
-        <w:autoSpaceDE w:val="0"/>
-        <w:autoSpaceDN w:val="0"/>
-        <w:adjustRightInd w:val="0"/>
-        <w:spacing w:after="0" w:line="240" w:lineRule="auto"/>
-        <w:jc w:val="both"/>
-        <w:rPr>
-          <w:rFonts w:ascii="Arial" w:hAnsi="Arial" w:cs="Arial"/>
-          <w:b/>
-          <w:sz w:val="20"/>
-          <w:szCs w:val="20"/>
-        </w:rPr>
-      </w:pPr>
-      <w:r>
-        <w:rPr>
-          <w:rFonts w:ascii="Arial" w:hAnsi="Arial" w:cs="Arial"/>
-          <w:b/>
-          <w:sz w:val="20"/>
-          <w:szCs w:val="20"/>
-        </w:rPr>
-        <w:t>- Teste hidrostático</w:t>
-      </w:r>
-    </w:p>
-    <w:p>
-      <w:pPr>
-        <w:autoSpaceDE w:val="0"/>
-        <w:autoSpaceDN w:val="0"/>
-        <w:adjustRightInd w:val="0"/>
-        <w:spacing w:after="0" w:line="240" w:lineRule="auto"/>
-        <w:jc w:val="both"/>
-        <w:rPr>
-          <w:rFonts w:ascii="Arial" w:hAnsi="Arial" w:cs="Arial"/>
-          <w:sz w:val="20"/>
-          <w:szCs w:val="20"/>
-        </w:rPr>
-      </w:pPr>
-    </w:p>
-    <w:p>
-      <w:pPr>
-        <w:autoSpaceDE w:val="0"/>
-        <w:autoSpaceDN w:val="0"/>
-        <w:adjustRightInd w:val="0"/>
-        <w:spacing w:after="0" w:line="240" w:lineRule="auto"/>
-        <w:ind w:firstLine="708"/>
-        <w:jc w:val="both"/>
-        <w:rPr>
-          <w:rFonts w:ascii="Arial" w:hAnsi="Arial" w:cs="Arial"/>
-          <w:sz w:val="20"/>
-          <w:szCs w:val="20"/>
-        </w:rPr>
-      </w:pPr>
-      <w:r>
-        <w:rPr>
-          <w:rFonts w:ascii="Arial" w:hAnsi="Arial" w:cs="Arial"/>
-          <w:sz w:val="20"/>
-          <w:szCs w:val="20"/>
-        </w:rPr>
-        <w:tab/>
-      </w:r>
-      <w:r>
-        <w:rPr>
-          <w:rFonts w:ascii="Arial" w:hAnsi="Arial" w:cs="Arial"/>
-          <w:sz w:val="20"/>
-          <w:szCs w:val="20"/>
-        </w:rPr>
-        <w:t>Os testes hidrostáticos serão efetuados com água, antes do processo de limpeza química. A pressão de ensaio para sistemas hidráulicos deve ser de 1,2 a mais que a pressão de trabalho e para sistemas lubrificantes 1,5 a mais que a pressão de trabalho, salvo disposição em contrário na documentação do projeto e devem ser executadas com bomba apropriada, fornecida pela contratada.</w:t>
-      </w:r>
-    </w:p>
-    <w:p>
-      <w:pPr>
-        <w:autoSpaceDE w:val="0"/>
-        <w:autoSpaceDN w:val="0"/>
-        <w:adjustRightInd w:val="0"/>
-        <w:spacing w:after="0" w:line="240" w:lineRule="auto"/>
-        <w:jc w:val="both"/>
-        <w:rPr>
-          <w:rFonts w:ascii="Arial" w:hAnsi="Arial" w:cs="Arial"/>
-          <w:sz w:val="20"/>
-          <w:szCs w:val="20"/>
-        </w:rPr>
-      </w:pPr>
-    </w:p>
-    <w:p>
-      <w:pPr>
-        <w:autoSpaceDE w:val="0"/>
-        <w:autoSpaceDN w:val="0"/>
-        <w:adjustRightInd w:val="0"/>
-        <w:spacing w:after="0" w:line="240" w:lineRule="auto"/>
-        <w:ind w:firstLine="708"/>
-        <w:jc w:val="both"/>
-        <w:rPr>
-          <w:rFonts w:ascii="Arial" w:hAnsi="Arial" w:cs="Arial"/>
-          <w:sz w:val="20"/>
-          <w:szCs w:val="20"/>
-        </w:rPr>
-      </w:pPr>
-      <w:r>
-        <w:rPr>
-          <w:rFonts w:ascii="Arial" w:hAnsi="Arial" w:cs="Arial"/>
-          <w:sz w:val="20"/>
-          <w:szCs w:val="20"/>
-        </w:rPr>
-        <w:tab/>
-      </w:r>
-      <w:r>
-        <w:rPr>
-          <w:rFonts w:ascii="Arial" w:hAnsi="Arial" w:cs="Arial"/>
-          <w:sz w:val="20"/>
-          <w:szCs w:val="20"/>
-        </w:rPr>
-        <w:t>Nota: Quando realizado o teste hidrostático com água anterior ao processo de limpeza química poderá ocorrer abertura em alguma porosidade na solda. Recomenda-se para a Contratante a realização de teste com líquido penetrante e raio x prevendo visualizar algumas possíveis porosidades ou imperfeições na solda antes do processo de limpeza química.</w:t>
-      </w:r>
-    </w:p>
-    <w:p>
-      <w:pPr>
-        <w:autoSpaceDE w:val="0"/>
-        <w:autoSpaceDN w:val="0"/>
-        <w:adjustRightInd w:val="0"/>
-        <w:spacing w:after="0" w:line="240" w:lineRule="auto"/>
-        <w:jc w:val="both"/>
-        <w:rPr>
-          <w:rFonts w:ascii="Arial" w:hAnsi="Arial" w:cs="Arial"/>
-          <w:sz w:val="20"/>
-          <w:szCs w:val="20"/>
-        </w:rPr>
-      </w:pPr>
-    </w:p>
-    <w:p>
-      <w:pPr>
-        <w:pStyle w:val="PargrafodaLista"/>
-        <w:numPr>
-          <w:ilvl w:val="1"/>
-          <w:numId w:val="2"/>
-        </w:numPr>
-        <w:autoSpaceDE w:val="0"/>
-        <w:autoSpaceDN w:val="0"/>
-        <w:adjustRightInd w:val="0"/>
-        <w:spacing w:after="0" w:line="240" w:lineRule="auto"/>
-        <w:jc w:val="both"/>
-        <w:rPr>
-          <w:rFonts w:ascii="Arial" w:hAnsi="Arial" w:cs="Arial"/>
-          <w:b/>
-          <w:sz w:val="20"/>
-          <w:szCs w:val="20"/>
-        </w:rPr>
-      </w:pPr>
-      <w:r>
-        <w:rPr>
-          <w:rFonts w:ascii="Arial" w:hAnsi="Arial" w:cs="Arial"/>
-          <w:b/>
-          <w:sz w:val="20"/>
-          <w:szCs w:val="20"/>
-        </w:rPr>
-        <w:t>- Pig de espuma</w:t>
-      </w:r>
-    </w:p>
-    <w:p>
-      <w:pPr>
-        <w:autoSpaceDE w:val="0"/>
-        <w:autoSpaceDN w:val="0"/>
-        <w:adjustRightInd w:val="0"/>
-        <w:spacing w:after="0" w:line="240" w:lineRule="auto"/>
-        <w:jc w:val="both"/>
-        <w:rPr>
-          <w:rFonts w:ascii="Arial" w:hAnsi="Arial" w:cs="Arial"/>
-          <w:b/>
-          <w:sz w:val="20"/>
-          <w:szCs w:val="20"/>
-        </w:rPr>
-      </w:pPr>
-    </w:p>
-    <w:p>
-      <w:pPr>
-        <w:spacing w:after="0" w:line="240" w:lineRule="auto"/>
-        <w:rPr>
-          <w:rFonts w:ascii="Arial" w:eastAsia="Arial" w:hAnsi="Arial" w:cs="Arial"/>
-          <w:sz w:val="20"/>
-          <w:szCs w:val="20"/>
-        </w:rPr>
-      </w:pPr>
-      <w:r>
-        <w:rPr>
-          <w:rFonts w:ascii="Arial" w:hAnsi="Arial" w:cs="Arial"/>
-          <w:b/>
-          <w:sz w:val="20"/>
-          <w:szCs w:val="20"/>
-        </w:rPr>
-        <w:tab/>
-      </w:r>
-      <w:r>
-        <w:rPr>
-          <w:rFonts w:ascii="Arial" w:hAnsi="Arial" w:cs="Arial"/>
-          <w:b/>
-          <w:sz w:val="20"/>
-          <w:szCs w:val="20"/>
-        </w:rPr>
-        <w:tab/>
-      </w:r>
-      <w:r>
-        <w:rPr>
-          <w:rFonts w:ascii="Arial" w:eastAsia="Arial" w:hAnsi="Arial" w:cs="Arial"/>
-          <w:sz w:val="20"/>
-          <w:szCs w:val="20"/>
-        </w:rPr>
-        <w:t>O objetivo principal de um PIG de espuma é realizar a limpeza e remoção de resíduos ou contaminantes que possam estar presentes no interior de tubulações industriais, como oleodutos ou gasodutos. A espuma utilizada na construção do PIG ajuda a selar o espaço entre o dispositivo e as paredes da tubulação, permitindo que a pressão gerada pela passagem do PIG mova-se ao longo do duto e remova impurezas ou depósitos</w:t>
-      </w:r>
-      <w:r>
-        <w:rPr>
-          <w:rFonts w:ascii="Arial" w:eastAsia="Arial" w:hAnsi="Arial" w:cs="Arial"/>
-          <w:sz w:val="20"/>
-          <w:szCs w:val="20"/>
-        </w:rPr>
-        <w:t>.</w:t>
-      </w:r>
-    </w:p>
-    <w:p>
-      <w:pPr>
-        <w:spacing w:after="0" w:line="240" w:lineRule="auto"/>
-        <w:rPr>
-          <w:rFonts w:ascii="Arial" w:eastAsia="Arial" w:hAnsi="Arial" w:cs="Arial"/>
-          <w:sz w:val="20"/>
-          <w:szCs w:val="20"/>
-        </w:rPr>
-      </w:pPr>
-    </w:p>
-    <w:p>
-      <w:pPr>
-        <w:pStyle w:val="PargrafodaLista"/>
-        <w:numPr>
-          <w:ilvl w:val="1"/>
-          <w:numId w:val="2"/>
-        </w:numPr>
-        <w:spacing w:line="240" w:lineRule="auto"/>
-        <w:rPr>
-          <w:rFonts w:ascii="Arial" w:hAnsi="Arial" w:cs="Arial"/>
-          <w:b/>
-          <w:sz w:val="20"/>
-          <w:szCs w:val="20"/>
-        </w:rPr>
-      </w:pPr>
-      <w:r>
-        <w:rPr>
-          <w:rFonts w:ascii="Arial" w:hAnsi="Arial" w:cs="Arial"/>
-          <w:b/>
-          <w:sz w:val="20"/>
-          <w:szCs w:val="20"/>
-        </w:rPr>
-        <w:t>- Boroscopia</w:t>
-      </w:r>
-    </w:p>
-    <w:p>
-      <w:pPr>
-        <w:spacing w:after="0" w:line="240" w:lineRule="auto"/>
-        <w:jc w:val="both"/>
-        <w:rPr>
-          <w:rFonts w:ascii="Arial" w:hAnsi="Arial" w:cs="Arial"/>
-          <w:bCs/>
-          <w:sz w:val="20"/>
-          <w:szCs w:val="20"/>
-        </w:rPr>
-      </w:pPr>
-      <w:r>
-        <w:rPr>
-          <w:rFonts w:ascii="Arial" w:hAnsi="Arial" w:cs="Arial"/>
-          <w:b/>
-          <w:sz w:val="20"/>
-          <w:szCs w:val="20"/>
-        </w:rPr>
-        <w:tab/>
-      </w:r>
-      <w:r>
-        <w:rPr>
-          <w:rFonts w:ascii="Arial" w:hAnsi="Arial" w:cs="Arial"/>
-          <w:b/>
-          <w:sz w:val="20"/>
-          <w:szCs w:val="20"/>
-        </w:rPr>
-        <w:tab/>
-        <w:t xml:space="preserve"> </w:t>
-      </w:r>
-      <w:r>
-        <w:rPr>
-          <w:rFonts w:ascii="Arial" w:hAnsi="Arial" w:cs="Arial"/>
-          <w:bCs/>
-          <w:sz w:val="20"/>
-          <w:szCs w:val="20"/>
-        </w:rPr>
-        <w:t>O objetivo principal da Boroscopia industrial é fornecer uma visão interna detalhada de componentes e estruturas industriais para auxiliar na identificação de problemas, avaliação da condição e planejamento de medidas de manutenção adequadas. Isso resulta em um melhor desempenho, maior vida útil e segurança dos equipamentos industriais</w:t>
-      </w:r>
-      <w:r>
-        <w:rPr>
-          <w:rFonts w:ascii="Arial" w:hAnsi="Arial" w:cs="Arial"/>
-          <w:bCs/>
-          <w:sz w:val="20"/>
-          <w:szCs w:val="20"/>
-        </w:rPr>
-        <w:t>.</w:t>
-      </w:r>
-    </w:p>
-    <w:p>
-      <w:pPr>
-        <w:spacing w:after="0" w:line="240" w:lineRule="auto"/>
-        <w:rPr>
-          <w:rFonts w:ascii="Arial" w:hAnsi="Arial" w:cs="Arial"/>
-          <w:bCs/>
-          <w:sz w:val="20"/>
-          <w:szCs w:val="20"/>
-        </w:rPr>
-      </w:pPr>
-    </w:p>
-    <w:p>
-      <w:pPr>
-        <w:pStyle w:val="PargrafodaLista"/>
-        <w:numPr>
-          <w:ilvl w:val="1"/>
-          <w:numId w:val="2"/>
-        </w:numPr>
-        <w:spacing w:line="240" w:lineRule="auto"/>
-        <w:rPr>
-          <w:rFonts w:ascii="Arial" w:eastAsia="Arial" w:hAnsi="Arial" w:cs="Arial"/>
-          <w:b/>
-          <w:bCs/>
-          <w:sz w:val="20"/>
-          <w:szCs w:val="20"/>
-        </w:rPr>
-      </w:pPr>
-      <w:r>
-        <w:rPr>
-          <w:rFonts w:ascii="Arial" w:eastAsia="Arial" w:hAnsi="Arial" w:cs="Arial"/>
-          <w:b/>
-          <w:bCs/>
-          <w:sz w:val="20"/>
-          <w:szCs w:val="20"/>
-        </w:rPr>
-        <w:t>- Pré-engenharia</w:t>
-      </w:r>
-    </w:p>
-    <w:p>
-      <w:pPr>
-        <w:spacing w:after="0" w:line="240" w:lineRule="auto"/>
-        <w:ind w:firstLine="708"/>
-        <w:rPr>
-          <w:rFonts w:ascii="Arial" w:eastAsia="Arial" w:hAnsi="Arial" w:cs="Arial"/>
-          <w:b/>
-          <w:bCs/>
-          <w:sz w:val="20"/>
-          <w:szCs w:val="20"/>
-        </w:rPr>
-      </w:pPr>
-      <w:r>
-        <w:rPr>
-          <w:rFonts w:ascii="Arial" w:hAnsi="Arial" w:cs="Arial"/>
-          <w:bCs/>
-          <w:sz w:val="20"/>
-          <w:szCs w:val="20"/>
-        </w:rPr>
-        <w:t xml:space="preserve">             </w:t>
-      </w:r>
-      <w:r>
-        <w:rPr>
-          <w:rFonts w:ascii="Arial" w:hAnsi="Arial" w:cs="Arial"/>
-          <w:bCs/>
-          <w:sz w:val="20"/>
-          <w:szCs w:val="20"/>
-        </w:rPr>
-        <w:t>O principal objetivo da pré-engenharia é garantir que o projeto seja eficiente, seguro e economicamente viável, reduzindo riscos e evitando retrabalhos. Ela busca antecipar desafios e definir soluções antes da execução, garantindo uma implementação mais fluida e dentro das expectativas.</w:t>
-      </w:r>
-    </w:p>
-    <w:p>
-      <w:pPr>
-        <w:spacing w:after="0" w:line="240" w:lineRule="auto"/>
-        <w:ind w:firstLine="708"/>
-        <w:jc w:val="both"/>
-        <w:rPr>
-          <w:rFonts w:ascii="Arial" w:hAnsi="Arial" w:cs="Arial"/>
-          <w:bCs/>
-          <w:sz w:val="20"/>
-          <w:szCs w:val="20"/>
-        </w:rPr>
-      </w:pPr>
-    </w:p>
-    <w:p>
-      <w:pPr>
-        <w:pStyle w:val="PargrafodaLista"/>
-        <w:numPr>
-          <w:ilvl w:val="1"/>
-          <w:numId w:val="2"/>
-        </w:numPr>
-        <w:spacing w:after="0" w:line="240" w:lineRule="auto"/>
-        <w:jc w:val="both"/>
-        <w:rPr>
-          <w:rFonts w:ascii="Arial" w:hAnsi="Arial" w:cs="Arial"/>
-          <w:b/>
-          <w:sz w:val="20"/>
-          <w:szCs w:val="20"/>
-        </w:rPr>
-      </w:pPr>
-      <w:r>
-        <w:rPr>
-          <w:rFonts w:ascii="Arial" w:hAnsi="Arial" w:cs="Arial"/>
-          <w:b/>
-          <w:sz w:val="20"/>
-          <w:szCs w:val="20"/>
-        </w:rPr>
-        <w:t>- Limpeza Interna de Reservatório</w:t>
-      </w:r>
-    </w:p>
-    <w:p>
-      <w:pPr>
-        <w:spacing w:after="0" w:line="240" w:lineRule="auto"/>
-        <w:ind w:firstLine="708"/>
-        <w:jc w:val="both"/>
-        <w:rPr>
-          <w:rFonts w:ascii="Arial" w:hAnsi="Arial" w:cs="Arial"/>
-          <w:bCs/>
-          <w:sz w:val="20"/>
-          <w:szCs w:val="20"/>
-        </w:rPr>
-      </w:pPr>
-    </w:p>
-    <w:p>
-      <w:pPr>
-        <w:spacing w:after="0" w:line="240" w:lineRule="auto"/>
-        <w:ind w:firstLine="708"/>
-        <w:jc w:val="both"/>
-        <w:rPr>
-          <w:rFonts w:ascii="Arial" w:hAnsi="Arial" w:cs="Arial"/>
-          <w:bCs/>
-          <w:sz w:val="20"/>
-          <w:szCs w:val="20"/>
-        </w:rPr>
-      </w:pPr>
-      <w:r>
-        <w:rPr>
-          <w:rFonts w:ascii="Arial" w:hAnsi="Arial" w:cs="Arial"/>
-          <w:bCs/>
-          <w:sz w:val="20"/>
-          <w:szCs w:val="20"/>
-        </w:rPr>
-        <w:tab/>
-        <w:t>A limpeza interna de reservatórios tem como objetivo a remoção de resíduos sólidos ou líquidos contaminantes presentes em seu interior, visando garantir o funcionamento adequado do equipamento e prolongar sua vida útil. Além disso, ao adotar a limpeza mecânica, evitamos a contaminação excessiva do óleo filtrado durante o abastecimento</w:t>
-      </w:r>
-      <w:r>
-        <w:rPr>
-          <w:rFonts w:ascii="Arial" w:hAnsi="Arial" w:cs="Arial"/>
-          <w:bCs/>
-          <w:sz w:val="20"/>
-          <w:szCs w:val="20"/>
-        </w:rPr>
-        <w:t>.</w:t>
-      </w:r>
-    </w:p>
-    <w:p>
-      <w:pPr>
-        <w:spacing w:after="0" w:line="240" w:lineRule="auto"/>
-        <w:ind w:firstLine="708"/>
-        <w:jc w:val="both"/>
-        <w:rPr>
-          <w:rFonts w:ascii="Arial" w:hAnsi="Arial" w:cs="Arial"/>
-          <w:bCs/>
-          <w:sz w:val="20"/>
-          <w:szCs w:val="20"/>
-        </w:rPr>
-      </w:pPr>
-    </w:p>
-    <w:p>
-      <w:pPr>
-        <w:pStyle w:val="PargrafodaLista"/>
-        <w:numPr>
-          <w:ilvl w:val="1"/>
-          <w:numId w:val="2"/>
-        </w:numPr>
-        <w:spacing w:after="0" w:line="240" w:lineRule="auto"/>
-        <w:jc w:val="both"/>
-        <w:rPr>
-          <w:rFonts w:ascii="Arial" w:hAnsi="Arial" w:cs="Arial"/>
-          <w:b/>
-          <w:sz w:val="20"/>
-          <w:szCs w:val="20"/>
-        </w:rPr>
-      </w:pPr>
-      <w:r>
-        <w:rPr>
-          <w:rFonts w:ascii="Arial" w:hAnsi="Arial" w:cs="Arial"/>
-          <w:b/>
-          <w:sz w:val="20"/>
-          <w:szCs w:val="20"/>
-        </w:rPr>
-        <w:t>-</w:t>
-      </w:r>
-      <w:r>
-        <w:rPr>
-          <w:rFonts w:ascii="Arial" w:hAnsi="Arial" w:cs="Arial"/>
-          <w:b/>
-          <w:sz w:val="20"/>
-          <w:szCs w:val="20"/>
-        </w:rPr>
-        <w:t xml:space="preserve"> Hidrojateamento</w:t>
-      </w:r>
-      <w:r>
-        <w:rPr>
-          <w:rFonts w:ascii="Arial" w:hAnsi="Arial" w:cs="Arial"/>
-          <w:b/>
-          <w:bCs/>
-          <w:sz w:val="20"/>
-          <w:szCs w:val="20"/>
-        </w:rPr>
-        <w:t xml:space="preserve"> </w:t>
-      </w:r>
-    </w:p>
-    <w:p>
-      <w:pPr>
-        <w:spacing w:after="0" w:line="240" w:lineRule="auto"/>
-        <w:ind w:firstLine="708"/>
-        <w:jc w:val="both"/>
-        <w:rPr>
-          <w:rFonts w:ascii="Arial" w:hAnsi="Arial" w:cs="Arial"/>
-          <w:b/>
-          <w:sz w:val="20"/>
-          <w:szCs w:val="20"/>
-        </w:rPr>
-      </w:pPr>
-    </w:p>
-    <w:p>
-      <w:pPr>
-        <w:spacing w:after="0" w:line="240" w:lineRule="auto"/>
-        <w:ind w:firstLine="708"/>
-        <w:jc w:val="both"/>
-        <w:rPr>
-          <w:rFonts w:ascii="Arial" w:hAnsi="Arial" w:cs="Arial"/>
-          <w:bCs/>
-          <w:sz w:val="20"/>
-          <w:szCs w:val="20"/>
-        </w:rPr>
-      </w:pPr>
-      <w:r>
-        <w:rPr>
-          <w:rFonts w:ascii="Arial" w:hAnsi="Arial" w:cs="Arial"/>
-          <w:bCs/>
-          <w:sz w:val="20"/>
-          <w:szCs w:val="20"/>
-        </w:rPr>
-        <w:t>O serviço de hidrojateamento consiste na aplicação de jato de água em ultra alta pressão para remoção de incrustações, resíduos aderidos, depósitos sólidos, contaminantes e obstruções em superfícies</w:t>
-      </w:r>
-      <w:r>
-        <w:rPr>
-          <w:rFonts w:ascii="Arial" w:hAnsi="Arial" w:cs="Arial"/>
-          <w:bCs/>
-          <w:sz w:val="20"/>
-          <w:szCs w:val="20"/>
-        </w:rPr>
-        <w:t xml:space="preserve">, </w:t>
-      </w:r>
-      <w:r>
-        <w:rPr>
-          <w:rFonts w:ascii="Arial" w:hAnsi="Arial" w:cs="Arial"/>
-          <w:bCs/>
-          <w:sz w:val="20"/>
-          <w:szCs w:val="20"/>
-        </w:rPr>
-        <w:t>equipamentos industriais</w:t>
-      </w:r>
-      <w:r>
-        <w:rPr>
-          <w:rFonts w:ascii="Arial" w:hAnsi="Arial" w:cs="Arial"/>
-          <w:bCs/>
-          <w:sz w:val="20"/>
-          <w:szCs w:val="20"/>
-        </w:rPr>
-        <w:t xml:space="preserve"> e tubulações, </w:t>
-      </w:r>
-      <w:r>
-        <w:rPr>
-          <w:rFonts w:ascii="Arial" w:hAnsi="Arial" w:cs="Arial"/>
-          <w:bCs/>
-          <w:sz w:val="20"/>
-          <w:szCs w:val="20"/>
-        </w:rPr>
-        <w:t>sem utilização de abrasivos ou agentes químicos agressivos, preservando a integridade estrutural do material base.</w:t>
-      </w:r>
-    </w:p>
-    <w:p>
-      <w:pPr>
-        <w:spacing w:after="0" w:line="240" w:lineRule="auto"/>
-        <w:ind w:firstLine="708"/>
-        <w:jc w:val="both"/>
-        <w:rPr>
-          <w:rFonts w:ascii="Arial" w:hAnsi="Arial" w:cs="Arial"/>
-          <w:bCs/>
-          <w:sz w:val="20"/>
-          <w:szCs w:val="20"/>
-        </w:rPr>
-      </w:pPr>
-    </w:p>
-    <w:p>
-      <w:pPr>
-        <w:pStyle w:val="PargrafodaLista"/>
-        <w:numPr>
-          <w:ilvl w:val="2"/>
-          <w:numId w:val="2"/>
-        </w:numPr>
-        <w:spacing w:after="0" w:line="240" w:lineRule="auto"/>
-        <w:jc w:val="both"/>
-        <w:rPr>
-          <w:rFonts w:ascii="Arial" w:hAnsi="Arial" w:cs="Arial"/>
-          <w:b/>
-          <w:sz w:val="20"/>
-          <w:szCs w:val="20"/>
-        </w:rPr>
-      </w:pPr>
-      <w:r>
-        <w:rPr>
-          <w:rFonts w:ascii="Arial" w:hAnsi="Arial" w:cs="Arial"/>
-          <w:b/>
-          <w:sz w:val="20"/>
-          <w:szCs w:val="20"/>
-        </w:rPr>
-        <w:t>Objetivo</w:t>
-      </w:r>
-      <w:r>
-        <w:rPr>
-          <w:rFonts w:ascii="Arial" w:hAnsi="Arial" w:cs="Arial"/>
-          <w:b/>
-          <w:sz w:val="20"/>
-          <w:szCs w:val="20"/>
-        </w:rPr>
-        <w:t>s Gerais</w:t>
-      </w:r>
-    </w:p>
-    <w:p>
-      <w:pPr>
-        <w:pStyle w:val="PargrafodaLista"/>
-        <w:spacing w:after="0" w:line="240" w:lineRule="auto"/>
-        <w:ind w:left="2136"/>
-        <w:jc w:val="both"/>
-        <w:rPr>
-          <w:rFonts w:ascii="Arial" w:hAnsi="Arial" w:cs="Arial"/>
-          <w:b/>
-          <w:sz w:val="20"/>
-          <w:szCs w:val="20"/>
-        </w:rPr>
-      </w:pPr>
-    </w:p>
-    <w:p>
-      <w:pPr>
-        <w:pStyle w:val="PargrafodaLista"/>
-        <w:numPr>
-          <w:ilvl w:val="3"/>
-          <w:numId w:val="2"/>
-        </w:numPr>
-        <w:spacing w:after="0" w:line="360" w:lineRule="auto"/>
-        <w:jc w:val="both"/>
-        <w:rPr>
-          <w:rFonts w:ascii="Arial" w:hAnsi="Arial" w:cs="Arial"/>
-          <w:b/>
-          <w:sz w:val="20"/>
-          <w:szCs w:val="20"/>
-        </w:rPr>
-      </w:pPr>
-      <w:r>
-        <w:rPr>
-          <w:rFonts w:ascii="Arial" w:hAnsi="Arial" w:cs="Arial"/>
-          <w:sz w:val="20"/>
-          <w:szCs w:val="20"/>
-        </w:rPr>
-        <w:t>Remover incrustações minerais, lama, depósitos sólidos e resíduos aderidos no interior de tubulações</w:t>
-      </w:r>
-      <w:r>
-        <w:rPr>
-          <w:rFonts w:ascii="Arial" w:hAnsi="Arial" w:cs="Arial"/>
-          <w:sz w:val="20"/>
-          <w:szCs w:val="20"/>
-        </w:rPr>
-        <w:t>;</w:t>
-      </w:r>
-    </w:p>
-    <w:p>
-      <w:pPr>
-        <w:pStyle w:val="PargrafodaLista"/>
-        <w:numPr>
-          <w:ilvl w:val="3"/>
-          <w:numId w:val="2"/>
-        </w:numPr>
-        <w:spacing w:after="0" w:line="360" w:lineRule="auto"/>
-        <w:jc w:val="both"/>
-        <w:rPr>
-          <w:rFonts w:ascii="Arial" w:hAnsi="Arial" w:cs="Arial"/>
-          <w:b/>
-          <w:sz w:val="20"/>
-          <w:szCs w:val="20"/>
-        </w:rPr>
-      </w:pPr>
-      <w:r>
-        <w:rPr>
-          <w:rFonts w:ascii="Arial" w:hAnsi="Arial" w:cs="Arial"/>
-          <w:sz w:val="20"/>
-          <w:szCs w:val="20"/>
-        </w:rPr>
-        <w:t>Desobstruir parcial ou totalmente linhas industriai</w:t>
-      </w:r>
-      <w:r>
-        <w:rPr>
-          <w:rFonts w:ascii="Arial" w:hAnsi="Arial" w:cs="Arial"/>
-          <w:sz w:val="20"/>
-          <w:szCs w:val="20"/>
-        </w:rPr>
-        <w:t>s;</w:t>
-      </w:r>
-    </w:p>
-    <w:p>
-      <w:pPr>
-        <w:pStyle w:val="PargrafodaLista"/>
-        <w:numPr>
-          <w:ilvl w:val="3"/>
-          <w:numId w:val="2"/>
-        </w:numPr>
-        <w:spacing w:after="0" w:line="360" w:lineRule="auto"/>
-        <w:jc w:val="both"/>
-        <w:rPr>
-          <w:rFonts w:ascii="Arial" w:hAnsi="Arial" w:cs="Arial"/>
-          <w:b/>
-          <w:sz w:val="20"/>
-          <w:szCs w:val="20"/>
-        </w:rPr>
-      </w:pPr>
-      <w:r>
-        <w:rPr>
-          <w:rFonts w:ascii="Arial" w:hAnsi="Arial" w:cs="Arial"/>
-          <w:sz w:val="20"/>
-          <w:szCs w:val="20"/>
-        </w:rPr>
-        <w:t>Restaurar vazão nominal do sistema</w:t>
-      </w:r>
-      <w:r>
-        <w:rPr>
-          <w:rFonts w:ascii="Arial" w:hAnsi="Arial" w:cs="Arial"/>
-          <w:sz w:val="20"/>
-          <w:szCs w:val="20"/>
-        </w:rPr>
-        <w:t>;</w:t>
-      </w:r>
-    </w:p>
-    <w:p>
-      <w:pPr>
-        <w:pStyle w:val="PargrafodaLista"/>
-        <w:numPr>
-          <w:ilvl w:val="3"/>
-          <w:numId w:val="2"/>
-        </w:numPr>
-        <w:spacing w:after="0" w:line="360" w:lineRule="auto"/>
-        <w:jc w:val="both"/>
-        <w:rPr>
-          <w:rFonts w:ascii="Arial" w:hAnsi="Arial" w:cs="Arial"/>
-          <w:b/>
-          <w:sz w:val="20"/>
-          <w:szCs w:val="20"/>
-        </w:rPr>
-      </w:pPr>
-      <w:r>
-        <w:rPr>
-          <w:rFonts w:ascii="Arial" w:hAnsi="Arial" w:cs="Arial"/>
-          <w:sz w:val="20"/>
-          <w:szCs w:val="20"/>
-        </w:rPr>
-        <w:t>Melhorar eficiência operacional e troca térmica, quando aplicável</w:t>
-      </w:r>
-      <w:r>
-        <w:rPr>
-          <w:rFonts w:ascii="Arial" w:hAnsi="Arial" w:cs="Arial"/>
-          <w:sz w:val="20"/>
-          <w:szCs w:val="20"/>
-        </w:rPr>
-        <w:t>;</w:t>
-      </w:r>
-    </w:p>
-    <w:p>
-      <w:pPr>
-        <w:pStyle w:val="PargrafodaLista"/>
-        <w:numPr>
-          <w:ilvl w:val="3"/>
-          <w:numId w:val="2"/>
-        </w:numPr>
-        <w:spacing w:after="0" w:line="360" w:lineRule="auto"/>
-        <w:jc w:val="both"/>
-        <w:rPr>
-          <w:rFonts w:ascii="Arial" w:hAnsi="Arial" w:cs="Arial"/>
-          <w:b/>
-          <w:sz w:val="20"/>
-          <w:szCs w:val="20"/>
-        </w:rPr>
-      </w:pPr>
-      <w:r>
-        <w:rPr>
-          <w:rFonts w:ascii="Arial" w:hAnsi="Arial" w:cs="Arial"/>
-          <w:sz w:val="20"/>
-          <w:szCs w:val="20"/>
-        </w:rPr>
-        <w:t>Preparar superfície para inspeção, teste hidrostático ou outro processo subsequente</w:t>
-      </w:r>
-      <w:r>
-        <w:rPr>
-          <w:rFonts w:ascii="Arial" w:hAnsi="Arial" w:cs="Arial"/>
-          <w:sz w:val="20"/>
-          <w:szCs w:val="20"/>
-        </w:rPr>
-        <w:t>;</w:t>
-      </w:r>
-    </w:p>
-    <w:p>
-      <w:pPr>
-        <w:pStyle w:val="PargrafodaLista"/>
-        <w:numPr>
-          <w:ilvl w:val="3"/>
-          <w:numId w:val="2"/>
-        </w:numPr>
-        <w:spacing w:after="0" w:line="240" w:lineRule="auto"/>
-        <w:jc w:val="both"/>
-        <w:rPr>
-          <w:rFonts w:ascii="Arial" w:hAnsi="Arial" w:cs="Arial"/>
-          <w:b/>
-          <w:sz w:val="20"/>
-          <w:szCs w:val="20"/>
-        </w:rPr>
-      </w:pPr>
-      <w:r>
-        <w:rPr>
-          <w:rFonts w:ascii="Arial" w:hAnsi="Arial" w:cs="Arial"/>
-          <w:sz w:val="20"/>
-          <w:szCs w:val="20"/>
-        </w:rPr>
-        <w:t>Reduzir riscos de sobrepressão e falhas operacionais</w:t>
-      </w:r>
-      <w:r>
-        <w:rPr>
-          <w:rFonts w:ascii="Arial" w:hAnsi="Arial" w:cs="Arial"/>
-          <w:sz w:val="20"/>
-          <w:szCs w:val="20"/>
-        </w:rPr>
-        <w:t>.</w:t>
-      </w:r>
-    </w:p>
-    <w:p>
-      <w:pPr>
-        <w:pStyle w:val="PargrafodaLista"/>
-        <w:spacing w:after="0" w:line="240" w:lineRule="auto"/>
-        <w:ind w:left="2136"/>
-        <w:jc w:val="both"/>
-        <w:rPr>
-          <w:rFonts w:ascii="Arial" w:hAnsi="Arial" w:cs="Arial"/>
-          <w:b/>
-          <w:sz w:val="20"/>
-          <w:szCs w:val="20"/>
-        </w:rPr>
-      </w:pPr>
-    </w:p>
-    <w:p>
-      <w:pPr>
-        <w:pStyle w:val="PargrafodaLista"/>
-        <w:numPr>
-          <w:ilvl w:val="2"/>
-          <w:numId w:val="2"/>
-        </w:numPr>
-        <w:spacing w:after="0" w:line="240" w:lineRule="auto"/>
-        <w:jc w:val="both"/>
-        <w:rPr>
-          <w:rFonts w:ascii="Arial" w:hAnsi="Arial" w:cs="Arial"/>
-          <w:b/>
-          <w:sz w:val="20"/>
-          <w:szCs w:val="20"/>
-        </w:rPr>
-      </w:pPr>
-      <w:r>
-        <w:rPr>
-          <w:rFonts w:ascii="Arial" w:hAnsi="Arial" w:cs="Arial"/>
-          <w:b/>
-          <w:bCs/>
-          <w:sz w:val="20"/>
-          <w:szCs w:val="20"/>
-        </w:rPr>
-        <w:t>Metodologia Aplicad</w:t>
-      </w:r>
-      <w:r>
-        <w:rPr>
-          <w:rFonts w:ascii="Arial" w:hAnsi="Arial" w:cs="Arial"/>
-          <w:b/>
-          <w:bCs/>
-          <w:sz w:val="20"/>
-          <w:szCs w:val="20"/>
-        </w:rPr>
-        <w:t>a</w:t>
-      </w:r>
-    </w:p>
-    <w:p>
-      <w:pPr>
-        <w:pStyle w:val="PargrafodaLista"/>
-        <w:spacing w:after="0" w:line="240" w:lineRule="auto"/>
-        <w:ind w:left="2136"/>
-        <w:jc w:val="both"/>
-        <w:rPr>
-          <w:rFonts w:ascii="Arial" w:hAnsi="Arial" w:cs="Arial"/>
-          <w:b/>
-          <w:bCs/>
-          <w:sz w:val="20"/>
-          <w:szCs w:val="20"/>
-        </w:rPr>
-      </w:pPr>
-    </w:p>
-    <w:p>
-      <w:pPr>
-        <w:pStyle w:val="PargrafodaLista"/>
-        <w:numPr>
-          <w:ilvl w:val="3"/>
-          <w:numId w:val="2"/>
-        </w:numPr>
-        <w:spacing w:after="0" w:line="360" w:lineRule="auto"/>
-        <w:jc w:val="both"/>
-        <w:rPr>
-          <w:rFonts w:ascii="Arial" w:hAnsi="Arial" w:cs="Arial"/>
-          <w:b/>
-          <w:sz w:val="20"/>
-          <w:szCs w:val="20"/>
-        </w:rPr>
-      </w:pPr>
-      <w:r>
-        <w:rPr>
-          <w:rFonts w:ascii="Arial" w:hAnsi="Arial" w:cs="Arial"/>
-          <w:sz w:val="20"/>
-          <w:szCs w:val="20"/>
-        </w:rPr>
-        <w:t>Avaliação preliminar do diâmetro, comprimento, material e grau de obstrução da tubulação</w:t>
-      </w:r>
-      <w:r>
-        <w:rPr>
-          <w:rFonts w:ascii="Arial" w:hAnsi="Arial" w:cs="Arial"/>
-          <w:sz w:val="20"/>
-          <w:szCs w:val="20"/>
-        </w:rPr>
-        <w:t>;</w:t>
-      </w:r>
-    </w:p>
-    <w:p>
-      <w:pPr>
-        <w:pStyle w:val="PargrafodaLista"/>
-        <w:numPr>
-          <w:ilvl w:val="3"/>
-          <w:numId w:val="2"/>
-        </w:numPr>
-        <w:spacing w:after="0" w:line="360" w:lineRule="auto"/>
-        <w:jc w:val="both"/>
-        <w:rPr>
-          <w:rFonts w:ascii="Arial" w:hAnsi="Arial" w:cs="Arial"/>
-          <w:b/>
-          <w:sz w:val="20"/>
-          <w:szCs w:val="20"/>
-        </w:rPr>
-      </w:pPr>
-      <w:r>
-        <w:rPr>
-          <w:rFonts w:ascii="Arial" w:hAnsi="Arial" w:cs="Arial"/>
-          <w:sz w:val="20"/>
-          <w:szCs w:val="20"/>
-        </w:rPr>
-        <w:t>Definição da pressão de trabalho, vazão e tipo de bico rotativo ou direcionado</w:t>
-      </w:r>
-      <w:r>
-        <w:rPr>
-          <w:rFonts w:ascii="Arial" w:hAnsi="Arial" w:cs="Arial"/>
-          <w:sz w:val="20"/>
-          <w:szCs w:val="20"/>
-        </w:rPr>
-        <w:t>;</w:t>
-      </w:r>
-    </w:p>
-    <w:p>
-      <w:pPr>
-        <w:pStyle w:val="PargrafodaLista"/>
-        <w:numPr>
-          <w:ilvl w:val="3"/>
-          <w:numId w:val="2"/>
-        </w:numPr>
-        <w:spacing w:after="0" w:line="360" w:lineRule="auto"/>
-        <w:jc w:val="both"/>
-        <w:rPr>
-          <w:rFonts w:ascii="Arial" w:hAnsi="Arial" w:cs="Arial"/>
-          <w:b/>
-          <w:sz w:val="20"/>
-          <w:szCs w:val="20"/>
-        </w:rPr>
-      </w:pPr>
-      <w:r>
-        <w:rPr>
-          <w:rFonts w:ascii="Arial" w:hAnsi="Arial" w:cs="Arial"/>
-          <w:sz w:val="20"/>
-          <w:szCs w:val="20"/>
-        </w:rPr>
-        <w:t>Isolamento da linha e adequação das condições de segurança</w:t>
-      </w:r>
-      <w:r>
-        <w:rPr>
-          <w:rFonts w:ascii="Arial" w:hAnsi="Arial" w:cs="Arial"/>
-          <w:sz w:val="20"/>
-          <w:szCs w:val="20"/>
-        </w:rPr>
-        <w:t>;</w:t>
-      </w:r>
-    </w:p>
-    <w:p>
-      <w:pPr>
-        <w:pStyle w:val="PargrafodaLista"/>
-        <w:numPr>
-          <w:ilvl w:val="3"/>
-          <w:numId w:val="2"/>
-        </w:numPr>
-        <w:spacing w:after="0" w:line="360" w:lineRule="auto"/>
-        <w:jc w:val="both"/>
-        <w:rPr>
-          <w:rFonts w:ascii="Arial" w:hAnsi="Arial" w:cs="Arial"/>
-          <w:b/>
-          <w:sz w:val="20"/>
-          <w:szCs w:val="20"/>
-        </w:rPr>
-      </w:pPr>
-      <w:r>
-        <w:rPr>
-          <w:rFonts w:ascii="Arial" w:hAnsi="Arial" w:cs="Arial"/>
-          <w:sz w:val="20"/>
-          <w:szCs w:val="20"/>
-        </w:rPr>
-        <w:t>Introdução do conjunto mangueira/bico específico para limpeza interna</w:t>
-      </w:r>
-      <w:r>
-        <w:rPr>
-          <w:rFonts w:ascii="Arial" w:hAnsi="Arial" w:cs="Arial"/>
-          <w:sz w:val="20"/>
-          <w:szCs w:val="20"/>
-        </w:rPr>
-        <w:t>;</w:t>
-      </w:r>
-    </w:p>
-    <w:p>
-      <w:pPr>
-        <w:pStyle w:val="PargrafodaLista"/>
-        <w:numPr>
-          <w:ilvl w:val="3"/>
-          <w:numId w:val="2"/>
-        </w:numPr>
-        <w:spacing w:after="0" w:line="360" w:lineRule="auto"/>
-        <w:jc w:val="both"/>
-        <w:rPr>
-          <w:rFonts w:ascii="Arial" w:hAnsi="Arial" w:cs="Arial"/>
-          <w:b/>
-          <w:sz w:val="20"/>
-          <w:szCs w:val="20"/>
-        </w:rPr>
-      </w:pPr>
-      <w:r>
-        <w:rPr>
-          <w:rFonts w:ascii="Arial" w:hAnsi="Arial" w:cs="Arial"/>
-          <w:sz w:val="20"/>
-          <w:szCs w:val="20"/>
-        </w:rPr>
-        <w:t>Aplicação do jato de água em ultra alta pressão com avanço controlado</w:t>
-      </w:r>
-      <w:r>
-        <w:rPr>
-          <w:rFonts w:ascii="Arial" w:hAnsi="Arial" w:cs="Arial"/>
-          <w:sz w:val="20"/>
-          <w:szCs w:val="20"/>
-        </w:rPr>
-        <w:t>;</w:t>
-      </w:r>
-    </w:p>
-    <w:p>
-      <w:pPr>
-        <w:pStyle w:val="PargrafodaLista"/>
-        <w:numPr>
-          <w:ilvl w:val="3"/>
-          <w:numId w:val="2"/>
-        </w:numPr>
-        <w:spacing w:after="0" w:line="360" w:lineRule="auto"/>
-        <w:jc w:val="both"/>
-        <w:rPr>
-          <w:rFonts w:ascii="Arial" w:hAnsi="Arial" w:cs="Arial"/>
-          <w:b/>
-          <w:sz w:val="20"/>
-          <w:szCs w:val="20"/>
-        </w:rPr>
-      </w:pPr>
-      <w:r>
-        <w:rPr>
-          <w:rFonts w:ascii="Arial" w:hAnsi="Arial" w:cs="Arial"/>
-          <w:sz w:val="20"/>
-          <w:szCs w:val="20"/>
-        </w:rPr>
-        <w:t>Monitoramento contínuo da operação e da integridade estrutural</w:t>
-      </w:r>
-      <w:r>
-        <w:rPr>
-          <w:rFonts w:ascii="Arial" w:hAnsi="Arial" w:cs="Arial"/>
-          <w:sz w:val="20"/>
-          <w:szCs w:val="20"/>
-        </w:rPr>
-        <w:t>;</w:t>
-      </w:r>
-    </w:p>
-    <w:p>
-      <w:pPr>
-        <w:pStyle w:val="PargrafodaLista"/>
-        <w:numPr>
-          <w:ilvl w:val="3"/>
-          <w:numId w:val="2"/>
-        </w:numPr>
-        <w:spacing w:after="0" w:line="240" w:lineRule="auto"/>
-        <w:jc w:val="both"/>
-        <w:rPr>
-          <w:rFonts w:ascii="Arial" w:hAnsi="Arial" w:cs="Arial"/>
-          <w:b/>
-          <w:sz w:val="20"/>
-          <w:szCs w:val="20"/>
-        </w:rPr>
-      </w:pPr>
-      <w:r>
-        <w:rPr>
-          <w:rFonts w:ascii="Arial" w:hAnsi="Arial" w:cs="Arial"/>
-          <w:sz w:val="20"/>
-          <w:szCs w:val="20"/>
-        </w:rPr>
-        <w:t>Inspeção visual ou comprovação de desobstrução por teste de vazão</w:t>
-      </w:r>
-      <w:r>
-        <w:rPr>
-          <w:rFonts w:ascii="Arial" w:hAnsi="Arial" w:cs="Arial"/>
-          <w:sz w:val="20"/>
-          <w:szCs w:val="20"/>
-        </w:rPr>
-        <w:t>.</w:t>
-      </w:r>
-    </w:p>
-    <w:p>
-      <w:pPr>
-        <w:autoSpaceDE w:val="0"/>
-        <w:autoSpaceDN w:val="0"/>
-        <w:adjustRightInd w:val="0"/>
-        <w:spacing w:after="0" w:line="240" w:lineRule="auto"/>
-        <w:ind w:firstLine="708"/>
-        <w:jc w:val="both"/>
-        <w:rPr>
-          <w:rFonts w:ascii="Arial" w:hAnsi="Arial" w:cs="Arial"/>
-          <w:sz w:val="20"/>
-          <w:szCs w:val="20"/>
-        </w:rPr>
-      </w:pPr>
-    </w:p>
-    <w:p>
-      <w:pPr>
-        <w:autoSpaceDE w:val="0"/>
-        <w:autoSpaceDN w:val="0"/>
-        <w:adjustRightInd w:val="0"/>
-        <w:spacing w:after="0" w:line="240" w:lineRule="auto"/>
-        <w:ind w:firstLine="708"/>
-        <w:jc w:val="both"/>
-        <w:rPr>
-          <w:rFonts w:ascii="Arial" w:hAnsi="Arial" w:cs="Arial"/>
-          <w:sz w:val="20"/>
-          <w:szCs w:val="20"/>
-        </w:rPr>
-      </w:pPr>
-      <w:r>
-        <w:rPr>
-          <w:rFonts w:ascii="Arial" w:hAnsi="Arial" w:cs="Arial"/>
-          <w:sz w:val="20"/>
-          <w:szCs w:val="20"/>
-        </w:rPr>
-        <w:t>A pressão de trabalho será definida conforme características do material e espessura da tubulação, podendo operar em regime de ultra alta pressão industrial.</w:t>
-      </w:r>
-    </w:p>
-    <w:p>
-      <w:pPr>
-        <w:pStyle w:val="PargrafodaLista"/>
-        <w:spacing w:after="0" w:line="240" w:lineRule="auto"/>
-        <w:ind w:left="2136"/>
-        <w:jc w:val="both"/>
-        <w:rPr>
-          <w:rFonts w:ascii="Arial" w:hAnsi="Arial" w:cs="Arial"/>
-          <w:b/>
-          <w:sz w:val="20"/>
-          <w:szCs w:val="20"/>
-        </w:rPr>
-      </w:pPr>
-    </w:p>
-    <w:p>
-      <w:pPr>
-        <w:pStyle w:val="PargrafodaLista"/>
-        <w:numPr>
-          <w:ilvl w:val="2"/>
-          <w:numId w:val="2"/>
-        </w:numPr>
-        <w:spacing w:after="0" w:line="240" w:lineRule="auto"/>
-        <w:jc w:val="both"/>
-        <w:rPr>
-          <w:rFonts w:ascii="Arial" w:hAnsi="Arial" w:cs="Arial"/>
-          <w:b/>
-          <w:sz w:val="20"/>
-          <w:szCs w:val="20"/>
-        </w:rPr>
-      </w:pPr>
-      <w:r>
-        <w:rPr>
-          <w:rFonts w:ascii="Arial" w:hAnsi="Arial" w:cs="Arial"/>
-          <w:b/>
-          <w:bCs/>
-          <w:sz w:val="20"/>
-          <w:szCs w:val="20"/>
-        </w:rPr>
-        <w:t>Critério de liberação</w:t>
-      </w:r>
-    </w:p>
-    <w:p>
-      <w:pPr>
-        <w:pStyle w:val="PargrafodaLista"/>
-        <w:spacing w:after="0" w:line="240" w:lineRule="auto"/>
-        <w:ind w:left="2136"/>
-        <w:jc w:val="both"/>
-        <w:rPr>
-          <w:rFonts w:ascii="Arial" w:hAnsi="Arial" w:cs="Arial"/>
-          <w:b/>
-          <w:sz w:val="20"/>
-          <w:szCs w:val="20"/>
-        </w:rPr>
-      </w:pPr>
-    </w:p>
-    <w:p>
-      <w:pPr>
-        <w:pStyle w:val="PargrafodaLista"/>
-        <w:numPr>
-          <w:ilvl w:val="3"/>
-          <w:numId w:val="2"/>
-        </w:numPr>
-        <w:spacing w:after="0" w:line="360" w:lineRule="auto"/>
-        <w:jc w:val="both"/>
-        <w:rPr>
-          <w:rFonts w:ascii="Arial" w:hAnsi="Arial" w:cs="Arial"/>
-          <w:b/>
-          <w:sz w:val="20"/>
-          <w:szCs w:val="20"/>
-        </w:rPr>
-      </w:pPr>
-      <w:r>
-        <w:rPr>
-          <w:rFonts w:ascii="Arial" w:hAnsi="Arial" w:cs="Arial"/>
-          <w:sz w:val="20"/>
-          <w:szCs w:val="20"/>
-        </w:rPr>
-        <w:t>Ausência de incrustações aderidas internamente</w:t>
-      </w:r>
-      <w:r>
-        <w:rPr>
-          <w:rFonts w:ascii="Arial" w:hAnsi="Arial" w:cs="Arial"/>
-          <w:sz w:val="20"/>
-          <w:szCs w:val="20"/>
-        </w:rPr>
-        <w:t>;</w:t>
-      </w:r>
-    </w:p>
-    <w:p>
-      <w:pPr>
-        <w:pStyle w:val="PargrafodaLista"/>
-        <w:numPr>
-          <w:ilvl w:val="3"/>
-          <w:numId w:val="2"/>
-        </w:numPr>
-        <w:spacing w:after="0" w:line="360" w:lineRule="auto"/>
-        <w:jc w:val="both"/>
-        <w:rPr>
-          <w:rFonts w:ascii="Arial" w:hAnsi="Arial" w:cs="Arial"/>
-          <w:b/>
-          <w:sz w:val="20"/>
-          <w:szCs w:val="20"/>
-        </w:rPr>
-      </w:pPr>
-      <w:r>
-        <w:rPr>
-          <w:rFonts w:ascii="Arial" w:hAnsi="Arial" w:cs="Arial"/>
-          <w:sz w:val="20"/>
-          <w:szCs w:val="20"/>
-        </w:rPr>
-        <w:t>Restabelecimento da vazão operacional</w:t>
-      </w:r>
-      <w:r>
-        <w:rPr>
-          <w:rFonts w:ascii="Arial" w:hAnsi="Arial" w:cs="Arial"/>
-          <w:sz w:val="20"/>
-          <w:szCs w:val="20"/>
-        </w:rPr>
-        <w:t>;</w:t>
-      </w:r>
-    </w:p>
-    <w:p>
-      <w:pPr>
-        <w:pStyle w:val="PargrafodaLista"/>
-        <w:numPr>
-          <w:ilvl w:val="3"/>
-          <w:numId w:val="2"/>
-        </w:numPr>
-        <w:spacing w:after="0" w:line="360" w:lineRule="auto"/>
-        <w:jc w:val="both"/>
-        <w:rPr>
-          <w:rFonts w:ascii="Arial" w:hAnsi="Arial" w:cs="Arial"/>
-          <w:b/>
-          <w:sz w:val="20"/>
-          <w:szCs w:val="20"/>
-        </w:rPr>
-      </w:pPr>
-      <w:r>
-        <w:rPr>
-          <w:rFonts w:ascii="Arial" w:hAnsi="Arial" w:cs="Arial"/>
-          <w:sz w:val="20"/>
-          <w:szCs w:val="20"/>
-        </w:rPr>
-        <w:t>Linha apta para operação ou ensaios subsequentes</w:t>
-      </w:r>
-      <w:r>
-        <w:rPr>
-          <w:rFonts w:ascii="Arial" w:hAnsi="Arial" w:cs="Arial"/>
-          <w:sz w:val="20"/>
-          <w:szCs w:val="20"/>
-        </w:rPr>
-        <w:t>;</w:t>
-      </w:r>
-    </w:p>
-    <w:p>
-      <w:pPr>
-        <w:pStyle w:val="PargrafodaLista"/>
-        <w:numPr>
-          <w:ilvl w:val="3"/>
-          <w:numId w:val="2"/>
-        </w:numPr>
-        <w:spacing w:after="0" w:line="240" w:lineRule="auto"/>
-        <w:jc w:val="both"/>
-        <w:rPr>
-          <w:rFonts w:ascii="Arial" w:hAnsi="Arial" w:cs="Arial"/>
-          <w:b/>
-          <w:sz w:val="20"/>
-          <w:szCs w:val="20"/>
-        </w:rPr>
-      </w:pPr>
-      <w:r>
-        <w:rPr>
-          <w:rFonts w:ascii="Arial" w:hAnsi="Arial" w:cs="Arial"/>
-          <w:sz w:val="20"/>
-          <w:szCs w:val="20"/>
-        </w:rPr>
-        <w:t>Validação conjunta com a Contratante</w:t>
-      </w:r>
-      <w:r>
-        <w:rPr>
-          <w:rFonts w:ascii="Arial" w:hAnsi="Arial" w:cs="Arial"/>
-          <w:sz w:val="20"/>
-          <w:szCs w:val="20"/>
-        </w:rPr>
-        <w:t>.</w:t>
-      </w:r>
-    </w:p>
-    <w:p>
-      <w:pPr>
-        <w:autoSpaceDE w:val="0"/>
-        <w:autoSpaceDN w:val="0"/>
-        <w:adjustRightInd w:val="0"/>
-        <w:spacing w:after="0" w:line="240" w:lineRule="auto"/>
-        <w:jc w:val="both"/>
-        <w:rPr>
-          <w:rFonts w:ascii="Arial" w:hAnsi="Arial" w:cs="Arial"/>
-          <w:b/>
-          <w:sz w:val="20"/>
-          <w:szCs w:val="20"/>
-        </w:rPr>
-      </w:pPr>
-    </w:p>
-    <w:p>
-      <w:pPr>
-        <w:autoSpaceDE w:val="0"/>
-        <w:autoSpaceDN w:val="0"/>
-        <w:adjustRightInd w:val="0"/>
-        <w:spacing w:after="0" w:line="240" w:lineRule="auto"/>
-        <w:jc w:val="both"/>
-        <w:rPr>
-          <w:rFonts w:ascii="Arial" w:hAnsi="Arial" w:cs="Arial"/>
-          <w:b/>
-          <w:sz w:val="20"/>
-          <w:szCs w:val="20"/>
-        </w:rPr>
-      </w:pPr>
-    </w:p>
-    <w:p>
-      <w:pPr>
-        <w:pStyle w:val="PargrafodaLista"/>
-        <w:numPr>
-          <w:ilvl w:val="0"/>
-          <w:numId w:val="2"/>
-        </w:numPr>
-        <w:autoSpaceDE w:val="0"/>
-        <w:autoSpaceDN w:val="0"/>
-        <w:adjustRightInd w:val="0"/>
-        <w:spacing w:after="0" w:line="240" w:lineRule="auto"/>
-        <w:jc w:val="both"/>
-        <w:rPr>
-          <w:rFonts w:ascii="Arial" w:hAnsi="Arial" w:cs="Arial"/>
-          <w:b/>
-          <w:sz w:val="20"/>
-          <w:szCs w:val="20"/>
-        </w:rPr>
-      </w:pPr>
-      <w:r>
-        <w:rPr>
-          <w:rFonts w:ascii="Arial" w:hAnsi="Arial" w:cs="Arial"/>
-          <w:b/>
-          <w:sz w:val="20"/>
-          <w:szCs w:val="20"/>
-        </w:rPr>
-        <w:t>- Relatórios:</w:t>
-      </w:r>
-    </w:p>
-    <w:p>
-      <w:pPr>
-        <w:autoSpaceDE w:val="0"/>
-        <w:autoSpaceDN w:val="0"/>
-        <w:adjustRightInd w:val="0"/>
-        <w:spacing w:after="0" w:line="240" w:lineRule="auto"/>
-        <w:jc w:val="both"/>
-        <w:rPr>
-          <w:rFonts w:ascii="Arial" w:hAnsi="Arial" w:cs="Arial"/>
-          <w:sz w:val="20"/>
-          <w:szCs w:val="20"/>
-        </w:rPr>
-      </w:pPr>
-    </w:p>
-    <w:p>
-      <w:pPr>
-        <w:pStyle w:val="PargrafodaLista"/>
-        <w:numPr>
-          <w:ilvl w:val="1"/>
-          <w:numId w:val="2"/>
-        </w:numPr>
-        <w:autoSpaceDE w:val="0"/>
-        <w:autoSpaceDN w:val="0"/>
-        <w:adjustRightInd w:val="0"/>
-        <w:spacing w:after="0" w:line="240" w:lineRule="auto"/>
-        <w:jc w:val="both"/>
-        <w:rPr>
-          <w:rFonts w:ascii="Arial" w:hAnsi="Arial" w:cs="Arial"/>
-          <w:sz w:val="20"/>
-          <w:szCs w:val="20"/>
-        </w:rPr>
-      </w:pPr>
-      <w:r>
-        <w:rPr>
-          <w:rFonts w:ascii="Arial" w:hAnsi="Arial" w:cs="Arial"/>
-          <w:sz w:val="20"/>
-          <w:szCs w:val="20"/>
-        </w:rPr>
-        <w:t xml:space="preserve">Será entregue diariamente o </w:t>
-      </w:r>
-      <w:r>
-        <w:rPr>
-          <w:rFonts w:ascii="Arial" w:hAnsi="Arial" w:cs="Arial"/>
-          <w:b/>
-          <w:bCs/>
-          <w:sz w:val="20"/>
-          <w:szCs w:val="20"/>
-        </w:rPr>
-        <w:t xml:space="preserve">RDO </w:t>
-      </w:r>
-      <w:r>
-        <w:rPr>
-          <w:rFonts w:ascii="Arial" w:hAnsi="Arial" w:cs="Arial"/>
-          <w:sz w:val="20"/>
-          <w:szCs w:val="20"/>
-        </w:rPr>
-        <w:t>(relatório diário de obra) descrevendo quais serviços foram executados referente ao dia de trabalho;</w:t>
-      </w:r>
-    </w:p>
-    <w:p>
-      <w:pPr>
-        <w:autoSpaceDE w:val="0"/>
-        <w:autoSpaceDN w:val="0"/>
-        <w:adjustRightInd w:val="0"/>
-        <w:spacing w:after="0" w:line="240" w:lineRule="auto"/>
-        <w:jc w:val="both"/>
-        <w:rPr>
-          <w:rFonts w:ascii="Arial" w:hAnsi="Arial" w:cs="Arial"/>
-          <w:sz w:val="20"/>
-          <w:szCs w:val="20"/>
-        </w:rPr>
-      </w:pPr>
-    </w:p>
-    <w:p>
-      <w:pPr>
-        <w:autoSpaceDE w:val="0"/>
-        <w:autoSpaceDN w:val="0"/>
-        <w:adjustRightInd w:val="0"/>
-        <w:spacing w:after="0" w:line="240" w:lineRule="auto"/>
-        <w:ind w:firstLine="708"/>
-        <w:jc w:val="both"/>
-        <w:rPr>
-          <w:rFonts w:ascii="Arial" w:hAnsi="Arial" w:cs="Arial"/>
-          <w:sz w:val="20"/>
-          <w:szCs w:val="20"/>
-        </w:rPr>
-      </w:pPr>
-      <w:r>
-        <w:rPr>
-          <w:rFonts w:ascii="Arial" w:hAnsi="Arial" w:cs="Arial"/>
-          <w:sz w:val="20"/>
-          <w:szCs w:val="20"/>
-        </w:rPr>
-        <w:t>Obs: Visando a redução de tempo e retrabalho com manutenção de relatórios, os relatórios abaixo só serão elaborados e entregues após a regularização e aprovação dos RDOs.</w:t>
-      </w:r>
-    </w:p>
-    <w:p>
-      <w:pPr>
-        <w:autoSpaceDE w:val="0"/>
-        <w:autoSpaceDN w:val="0"/>
-        <w:adjustRightInd w:val="0"/>
-        <w:spacing w:after="0" w:line="240" w:lineRule="auto"/>
-        <w:ind w:firstLine="708"/>
-        <w:jc w:val="both"/>
-        <w:rPr>
-          <w:rFonts w:ascii="Arial" w:hAnsi="Arial" w:cs="Arial"/>
-          <w:sz w:val="20"/>
-          <w:szCs w:val="20"/>
-        </w:rPr>
-      </w:pPr>
-    </w:p>
-    <w:p>
-      <w:pPr>
-        <w:pStyle w:val="PargrafodaLista"/>
-        <w:numPr>
-          <w:ilvl w:val="1"/>
-          <w:numId w:val="2"/>
-        </w:numPr>
-        <w:autoSpaceDE w:val="0"/>
-        <w:autoSpaceDN w:val="0"/>
-        <w:adjustRightInd w:val="0"/>
-        <w:spacing w:after="0" w:line="240" w:lineRule="auto"/>
-        <w:jc w:val="both"/>
-        <w:rPr>
-          <w:rFonts w:ascii="Arial" w:hAnsi="Arial" w:cs="Arial"/>
-          <w:sz w:val="20"/>
-          <w:szCs w:val="20"/>
-        </w:rPr>
-      </w:pPr>
-      <w:r>
-        <w:rPr>
-          <w:rFonts w:ascii="Arial" w:hAnsi="Arial" w:cs="Arial"/>
-          <w:sz w:val="20"/>
-          <w:szCs w:val="20"/>
-        </w:rPr>
-        <w:t xml:space="preserve">Após a conclusão dos serviços de limpeza química será emitido um </w:t>
-      </w:r>
-      <w:r>
-        <w:rPr>
-          <w:rFonts w:ascii="Arial" w:hAnsi="Arial" w:cs="Arial"/>
-          <w:b/>
-          <w:bCs/>
-          <w:sz w:val="20"/>
-          <w:szCs w:val="20"/>
-        </w:rPr>
-        <w:t>RLQ</w:t>
-      </w:r>
-      <w:r>
-        <w:rPr>
-          <w:rFonts w:ascii="Arial" w:hAnsi="Arial" w:cs="Arial"/>
-          <w:sz w:val="20"/>
-          <w:szCs w:val="20"/>
-        </w:rPr>
-        <w:t xml:space="preserve"> (relatório de limpeza química) com os registros fotográficos da tubulação, este relatório será encaminhado ao responsável pela fiscalização para aceitação dos serviços;</w:t>
-      </w:r>
-    </w:p>
-    <w:p>
-      <w:pPr>
-        <w:autoSpaceDE w:val="0"/>
-        <w:autoSpaceDN w:val="0"/>
-        <w:adjustRightInd w:val="0"/>
-        <w:spacing w:after="0" w:line="240" w:lineRule="auto"/>
-        <w:jc w:val="both"/>
-        <w:rPr>
-          <w:rFonts w:ascii="Arial" w:hAnsi="Arial" w:cs="Arial"/>
-          <w:sz w:val="20"/>
-          <w:szCs w:val="20"/>
-        </w:rPr>
-      </w:pPr>
-    </w:p>
-    <w:p>
-      <w:pPr>
-        <w:pStyle w:val="PargrafodaLista"/>
-        <w:numPr>
-          <w:ilvl w:val="1"/>
-          <w:numId w:val="2"/>
-        </w:numPr>
-        <w:autoSpaceDE w:val="0"/>
-        <w:autoSpaceDN w:val="0"/>
-        <w:adjustRightInd w:val="0"/>
-        <w:spacing w:after="0" w:line="240" w:lineRule="auto"/>
-        <w:jc w:val="both"/>
-        <w:rPr>
-          <w:rFonts w:ascii="Arial" w:hAnsi="Arial" w:cs="Arial"/>
-          <w:sz w:val="20"/>
-          <w:szCs w:val="20"/>
-        </w:rPr>
-      </w:pPr>
-      <w:r>
-        <w:rPr>
-          <w:rFonts w:ascii="Arial" w:hAnsi="Arial" w:cs="Arial"/>
-          <w:sz w:val="20"/>
-          <w:szCs w:val="20"/>
-        </w:rPr>
-        <w:t xml:space="preserve">Após a conclusão dos serviços de flushing e/ou filtragem absoluta, será emitido </w:t>
-      </w:r>
-      <w:r>
-        <w:rPr>
-          <w:rFonts w:ascii="Arial" w:hAnsi="Arial" w:cs="Arial"/>
-          <w:b/>
-          <w:bCs/>
-          <w:sz w:val="20"/>
-          <w:szCs w:val="20"/>
-        </w:rPr>
-        <w:t>RCPU</w:t>
-      </w:r>
-      <w:r>
-        <w:rPr>
-          <w:rFonts w:ascii="Arial" w:hAnsi="Arial" w:cs="Arial"/>
-          <w:sz w:val="20"/>
-          <w:szCs w:val="20"/>
-        </w:rPr>
-        <w:t xml:space="preserve"> (relatório de contagem de partículas e umidade) com os registros de contagem de partículas inicial e final, este será encaminhado ao responsável pela fiscalização para aceitação dos serviços;</w:t>
-      </w:r>
-    </w:p>
-    <w:p>
-      <w:pPr>
-        <w:autoSpaceDE w:val="0"/>
-        <w:autoSpaceDN w:val="0"/>
-        <w:adjustRightInd w:val="0"/>
-        <w:spacing w:after="0" w:line="240" w:lineRule="auto"/>
-        <w:jc w:val="both"/>
-        <w:rPr>
-          <w:rFonts w:ascii="Arial" w:hAnsi="Arial" w:cs="Arial"/>
-          <w:sz w:val="20"/>
-          <w:szCs w:val="20"/>
-        </w:rPr>
-      </w:pPr>
-    </w:p>
-    <w:p>
-      <w:pPr>
-        <w:pStyle w:val="PargrafodaLista"/>
-        <w:numPr>
-          <w:ilvl w:val="1"/>
-          <w:numId w:val="2"/>
-        </w:numPr>
-        <w:autoSpaceDE w:val="0"/>
-        <w:autoSpaceDN w:val="0"/>
-        <w:adjustRightInd w:val="0"/>
-        <w:spacing w:after="0" w:line="240" w:lineRule="auto"/>
-        <w:jc w:val="both"/>
-        <w:rPr>
-          <w:rFonts w:ascii="Arial" w:hAnsi="Arial" w:cs="Arial"/>
-          <w:sz w:val="20"/>
-          <w:szCs w:val="20"/>
-        </w:rPr>
-      </w:pPr>
-      <w:r>
-        <w:rPr>
-          <w:rFonts w:ascii="Arial" w:hAnsi="Arial" w:cs="Arial"/>
-          <w:sz w:val="20"/>
-          <w:szCs w:val="20"/>
-        </w:rPr>
-        <w:t xml:space="preserve">Após a conclusão do teste hidrostático será emitido um </w:t>
-      </w:r>
-      <w:r>
-        <w:rPr>
-          <w:rFonts w:ascii="Arial" w:hAnsi="Arial" w:cs="Arial"/>
-          <w:b/>
-          <w:bCs/>
-          <w:sz w:val="20"/>
-          <w:szCs w:val="20"/>
-        </w:rPr>
-        <w:t>RTP</w:t>
-      </w:r>
-      <w:r>
-        <w:rPr>
-          <w:rFonts w:ascii="Arial" w:hAnsi="Arial" w:cs="Arial"/>
-          <w:sz w:val="20"/>
-          <w:szCs w:val="20"/>
-        </w:rPr>
-        <w:t xml:space="preserve"> (relatório de teste hidrostático) para cada sistema descrevendo as informações dos manômetros utilizados, pressão de projeto e teste, tempo de teste e fotos dos manômetros e sistema;</w:t>
-      </w:r>
-    </w:p>
-    <w:p>
-      <w:pPr>
-        <w:autoSpaceDE w:val="0"/>
-        <w:autoSpaceDN w:val="0"/>
-        <w:adjustRightInd w:val="0"/>
-        <w:spacing w:after="0" w:line="240" w:lineRule="auto"/>
-        <w:jc w:val="both"/>
-        <w:rPr>
-          <w:rFonts w:ascii="Arial" w:hAnsi="Arial" w:cs="Arial"/>
-          <w:sz w:val="20"/>
-          <w:szCs w:val="20"/>
-        </w:rPr>
-      </w:pPr>
-    </w:p>
-    <w:p>
-      <w:pPr>
-        <w:pStyle w:val="PargrafodaLista"/>
-        <w:numPr>
-          <w:ilvl w:val="1"/>
-          <w:numId w:val="2"/>
-        </w:numPr>
-        <w:autoSpaceDE w:val="0"/>
-        <w:autoSpaceDN w:val="0"/>
-        <w:adjustRightInd w:val="0"/>
-        <w:spacing w:after="0" w:line="240" w:lineRule="auto"/>
-        <w:jc w:val="both"/>
-        <w:rPr>
-          <w:rFonts w:ascii="Arial" w:hAnsi="Arial" w:cs="Arial"/>
-          <w:sz w:val="20"/>
-          <w:szCs w:val="20"/>
-        </w:rPr>
-      </w:pPr>
-      <w:r>
-        <w:rPr>
-          <w:rFonts w:ascii="Arial" w:hAnsi="Arial" w:cs="Arial"/>
-          <w:sz w:val="20"/>
-          <w:szCs w:val="20"/>
-        </w:rPr>
-        <w:t xml:space="preserve">Após a conclusão dos serviços de limpeza de reservatório será emitido um </w:t>
-      </w:r>
-      <w:r>
-        <w:rPr>
-          <w:rFonts w:ascii="Arial" w:hAnsi="Arial" w:cs="Arial"/>
-          <w:b/>
-          <w:bCs/>
-          <w:sz w:val="20"/>
-          <w:szCs w:val="20"/>
-        </w:rPr>
-        <w:t>RLR</w:t>
-      </w:r>
-      <w:r>
-        <w:rPr>
-          <w:rFonts w:ascii="Arial" w:hAnsi="Arial" w:cs="Arial"/>
-          <w:sz w:val="20"/>
-          <w:szCs w:val="20"/>
-        </w:rPr>
-        <w:t xml:space="preserve"> (relatório de limpeza de reservatório) com registros fotográficos antes e após os serviços;</w:t>
-      </w:r>
-    </w:p>
-    <w:p>
-      <w:pPr>
-        <w:autoSpaceDE w:val="0"/>
-        <w:autoSpaceDN w:val="0"/>
-        <w:adjustRightInd w:val="0"/>
-        <w:spacing w:after="0" w:line="240" w:lineRule="auto"/>
-        <w:ind w:firstLine="708"/>
-        <w:jc w:val="both"/>
-        <w:rPr>
-          <w:rFonts w:ascii="Arial" w:hAnsi="Arial" w:cs="Arial"/>
-          <w:sz w:val="20"/>
-          <w:szCs w:val="20"/>
-        </w:rPr>
-      </w:pPr>
-    </w:p>
-    <w:p>
-      <w:pPr>
-        <w:pStyle w:val="PargrafodaLista"/>
-        <w:rPr>
-          <w:rFonts w:ascii="Arial" w:hAnsi="Arial" w:cs="Arial"/>
-          <w:sz w:val="20"/>
-          <w:szCs w:val="20"/>
-        </w:rPr>
-      </w:pPr>
-    </w:p>
-    <w:p>
-      <w:pPr>
-        <w:pStyle w:val="PargrafodaLista"/>
-        <w:rPr>
-          <w:rFonts w:ascii="Arial" w:hAnsi="Arial" w:cs="Arial"/>
-          <w:sz w:val="20"/>
-          <w:szCs w:val="20"/>
-        </w:rPr>
-      </w:pPr>
-    </w:p>
-    <w:p>
-      <w:pPr>
-        <w:pStyle w:val="PargrafodaLista"/>
-        <w:rPr>
-          <w:rFonts w:ascii="Arial" w:hAnsi="Arial" w:cs="Arial"/>
-          <w:sz w:val="20"/>
-          <w:szCs w:val="20"/>
-        </w:rPr>
-      </w:pPr>
-    </w:p>
-    <w:p>
-      <w:pPr>
-        <w:pStyle w:val="PargrafodaLista"/>
-        <w:numPr>
-          <w:ilvl w:val="1"/>
-          <w:numId w:val="2"/>
-        </w:numPr>
-        <w:autoSpaceDE w:val="0"/>
-        <w:autoSpaceDN w:val="0"/>
-        <w:adjustRightInd w:val="0"/>
-        <w:spacing w:after="0" w:line="240" w:lineRule="auto"/>
-        <w:jc w:val="both"/>
-        <w:rPr>
-          <w:rFonts w:ascii="Arial" w:hAnsi="Arial" w:cs="Arial"/>
-          <w:sz w:val="20"/>
-          <w:szCs w:val="20"/>
-        </w:rPr>
-      </w:pPr>
-      <w:r>
-        <w:rPr>
-          <w:rFonts w:ascii="Arial" w:hAnsi="Arial" w:cs="Arial"/>
-          <w:sz w:val="20"/>
-          <w:szCs w:val="20"/>
-        </w:rPr>
-        <w:t>Após a conclusão do</w:t>
-      </w:r>
-      <w:r>
-        <w:rPr>
-          <w:rFonts w:ascii="Arial" w:hAnsi="Arial" w:cs="Arial"/>
-          <w:sz w:val="20"/>
-          <w:szCs w:val="20"/>
-        </w:rPr>
-        <w:t>s</w:t>
-      </w:r>
-      <w:r>
-        <w:rPr>
-          <w:rFonts w:ascii="Arial" w:hAnsi="Arial" w:cs="Arial"/>
-          <w:sz w:val="20"/>
-          <w:szCs w:val="20"/>
-        </w:rPr>
-        <w:t xml:space="preserve"> </w:t>
-      </w:r>
-      <w:r>
-        <w:rPr>
-          <w:rFonts w:ascii="Arial" w:hAnsi="Arial" w:cs="Arial"/>
-          <w:sz w:val="20"/>
-          <w:szCs w:val="20"/>
-        </w:rPr>
-        <w:t>serviços de flushing</w:t>
-      </w:r>
-      <w:r>
-        <w:rPr>
-          <w:rFonts w:ascii="Arial" w:hAnsi="Arial" w:cs="Arial"/>
-          <w:sz w:val="20"/>
-          <w:szCs w:val="20"/>
-        </w:rPr>
-        <w:t xml:space="preserve"> será emitido um </w:t>
-      </w:r>
-      <w:r>
-        <w:rPr>
-          <w:rFonts w:ascii="Arial" w:hAnsi="Arial" w:cs="Arial"/>
-          <w:b/>
-          <w:bCs/>
-          <w:sz w:val="20"/>
-          <w:szCs w:val="20"/>
-        </w:rPr>
-        <w:t>RLF</w:t>
-      </w:r>
-      <w:r>
-        <w:rPr>
-          <w:rFonts w:ascii="Arial" w:hAnsi="Arial" w:cs="Arial"/>
-          <w:sz w:val="20"/>
-          <w:szCs w:val="20"/>
-        </w:rPr>
-        <w:t xml:space="preserve"> (relatório </w:t>
-      </w:r>
-      <w:r>
-        <w:rPr>
-          <w:rFonts w:ascii="Arial" w:hAnsi="Arial" w:cs="Arial"/>
-          <w:sz w:val="20"/>
-          <w:szCs w:val="20"/>
-        </w:rPr>
-        <w:t>de flushing</w:t>
-      </w:r>
-      <w:r>
-        <w:rPr>
-          <w:rFonts w:ascii="Arial" w:hAnsi="Arial" w:cs="Arial"/>
-          <w:sz w:val="20"/>
-          <w:szCs w:val="20"/>
-        </w:rPr>
-        <w:t>)</w:t>
-      </w:r>
-      <w:r>
-        <w:rPr>
-          <w:rFonts w:ascii="Arial" w:hAnsi="Arial" w:cs="Arial"/>
-          <w:sz w:val="20"/>
-          <w:szCs w:val="20"/>
-        </w:rPr>
-        <w:t xml:space="preserve"> </w:t>
-      </w:r>
-      <w:r>
-        <w:rPr>
-          <w:rFonts w:ascii="Arial" w:hAnsi="Arial" w:cs="Arial"/>
-          <w:sz w:val="20"/>
-          <w:szCs w:val="20"/>
-        </w:rPr>
-        <w:t xml:space="preserve">descrevendo as informações </w:t>
-      </w:r>
-      <w:r>
-        <w:rPr>
-          <w:rFonts w:ascii="Arial" w:hAnsi="Arial" w:cs="Arial"/>
-          <w:sz w:val="20"/>
-          <w:szCs w:val="20"/>
-        </w:rPr>
-        <w:t>específicas das atividades, bem como, as imagens do antes e depois de alguns pontos da estrutura.</w:t>
-      </w:r>
-    </w:p>
-    <w:p>
-      <w:pPr>
-        <w:autoSpaceDE w:val="0"/>
-        <w:autoSpaceDN w:val="0"/>
-        <w:adjustRightInd w:val="0"/>
-        <w:spacing w:after="0" w:line="240" w:lineRule="auto"/>
-        <w:jc w:val="both"/>
-        <w:rPr>
-          <w:rFonts w:ascii="Arial" w:hAnsi="Arial" w:cs="Arial"/>
-          <w:sz w:val="20"/>
-          <w:szCs w:val="20"/>
-        </w:rPr>
-      </w:pPr>
-    </w:p>
-    <w:p>
-      <w:pPr>
-        <w:autoSpaceDE w:val="0"/>
-        <w:autoSpaceDN w:val="0"/>
-        <w:adjustRightInd w:val="0"/>
-        <w:spacing w:after="0" w:line="240" w:lineRule="auto"/>
-        <w:jc w:val="both"/>
-        <w:rPr>
-          <w:rFonts w:ascii="Arial" w:hAnsi="Arial" w:cs="Arial"/>
-          <w:b/>
-          <w:bCs/>
-          <w:sz w:val="20"/>
-          <w:szCs w:val="20"/>
-        </w:rPr>
-      </w:pPr>
-    </w:p>
-    <w:p>
-      <w:pPr>
-        <w:pStyle w:val="PargrafodaLista"/>
-        <w:numPr>
-          <w:ilvl w:val="0"/>
-          <w:numId w:val="2"/>
-        </w:numPr>
-        <w:autoSpaceDE w:val="0"/>
-        <w:autoSpaceDN w:val="0"/>
-        <w:adjustRightInd w:val="0"/>
-        <w:spacing w:after="0" w:line="240" w:lineRule="auto"/>
-        <w:jc w:val="both"/>
-        <w:rPr>
-          <w:rFonts w:ascii="Arial" w:hAnsi="Arial" w:cs="Arial"/>
-          <w:b/>
-          <w:bCs/>
-          <w:sz w:val="20"/>
-          <w:szCs w:val="20"/>
-        </w:rPr>
-      </w:pPr>
-      <w:r>
-        <w:rPr>
-          <w:rFonts w:ascii="Arial" w:hAnsi="Arial" w:cs="Arial"/>
-          <w:b/>
-          <w:bCs/>
-          <w:sz w:val="20"/>
-          <w:szCs w:val="20"/>
-        </w:rPr>
-        <w:t>- Validade da proposta:</w:t>
-      </w:r>
-    </w:p>
-    <w:p>
-      <w:pPr>
-        <w:spacing w:after="0" w:line="240" w:lineRule="auto"/>
-        <w:ind w:firstLine="708"/>
-        <w:jc w:val="both"/>
-        <w:rPr>
-          <w:rFonts w:ascii="Arial" w:hAnsi="Arial" w:cs="Arial"/>
-          <w:sz w:val="20"/>
-          <w:szCs w:val="20"/>
-        </w:rPr>
-      </w:pPr>
-    </w:p>
-    <w:p>
-      <w:pPr>
-        <w:pStyle w:val="PargrafodaLista"/>
-        <w:numPr>
-          <w:ilvl w:val="1"/>
-          <w:numId w:val="2"/>
-        </w:numPr>
-        <w:spacing w:after="0" w:line="240" w:lineRule="auto"/>
-        <w:jc w:val="both"/>
-        <w:rPr>
-          <w:rFonts w:ascii="Arial" w:hAnsi="Arial" w:cs="Arial"/>
-          <w:sz w:val="20"/>
-          <w:szCs w:val="20"/>
-        </w:rPr>
-      </w:pPr>
-      <w:r>
-        <w:rPr>
-          <w:rFonts w:ascii="Arial" w:hAnsi="Arial" w:cs="Arial"/>
-          <w:sz w:val="20"/>
-          <w:szCs w:val="20"/>
-        </w:rPr>
-        <w:t xml:space="preserve">- </w:t>
-      </w:r>
-      <w:r>
-        <w:rPr>
-          <w:rFonts w:ascii="Arial" w:hAnsi="Arial" w:cs="Arial"/>
-          <w:noProof/>
-          <w:sz w:val="20"/>
-          <w:szCs w:val="20"/>
-        </w:rPr>
-        <w:t>{{validadeProp}}</w:t>
-      </w:r>
-      <w:r>
-        <w:rPr>
-          <w:rFonts w:ascii="Arial" w:hAnsi="Arial" w:cs="Arial"/>
-          <w:b/>
-          <w:bCs/>
-          <w:sz w:val="20"/>
-          <w:szCs w:val="20"/>
-        </w:rPr>
-        <w:t xml:space="preserve"> </w:t>
-      </w:r>
-      <w:r>
-        <w:rPr>
-          <w:rFonts w:ascii="Arial" w:hAnsi="Arial" w:cs="Arial"/>
-          <w:sz w:val="20"/>
-          <w:szCs w:val="20"/>
-        </w:rPr>
-        <w:t>dias após a emissão.</w:t>
-      </w:r>
-    </w:p>
-    <w:p>
-      <w:pPr>
-        <w:spacing w:after="0" w:line="240" w:lineRule="auto"/>
-        <w:ind w:firstLine="708"/>
-        <w:jc w:val="both"/>
-        <w:rPr>
-          <w:rFonts w:ascii="Arial" w:hAnsi="Arial" w:cs="Arial"/>
-          <w:sz w:val="20"/>
-          <w:szCs w:val="20"/>
-        </w:rPr>
-      </w:pPr>
-    </w:p>
-    <w:p>
-      <w:pPr>
-        <w:spacing w:after="0" w:line="240" w:lineRule="auto"/>
-        <w:ind w:firstLine="708"/>
-        <w:jc w:val="both"/>
-        <w:rPr>
-          <w:rFonts w:ascii="Arial" w:hAnsi="Arial" w:cs="Arial"/>
-          <w:sz w:val="20"/>
-          <w:szCs w:val="20"/>
-        </w:rPr>
-      </w:pPr>
-    </w:p>
-    <w:p>
-      <w:pPr>
-        <w:pStyle w:val="PargrafodaLista"/>
-        <w:numPr>
-          <w:ilvl w:val="0"/>
-          <w:numId w:val="2"/>
-        </w:numPr>
-        <w:autoSpaceDE w:val="0"/>
-        <w:autoSpaceDN w:val="0"/>
-        <w:adjustRightInd w:val="0"/>
-        <w:spacing w:after="0" w:line="240" w:lineRule="auto"/>
-        <w:jc w:val="both"/>
-        <w:rPr>
-          <w:rFonts w:ascii="Arial" w:hAnsi="Arial" w:cs="Arial"/>
-          <w:b/>
-          <w:sz w:val="20"/>
-          <w:szCs w:val="20"/>
-        </w:rPr>
-      </w:pPr>
-      <w:r>
-        <w:rPr>
-          <w:rFonts w:ascii="Arial" w:hAnsi="Arial" w:cs="Arial"/>
-          <w:b/>
-          <w:sz w:val="20"/>
-          <w:szCs w:val="20"/>
-        </w:rPr>
-        <w:t>- Observações:</w:t>
-      </w:r>
-    </w:p>
-    <w:p>
-      <w:pPr>
-        <w:autoSpaceDE w:val="0"/>
-        <w:autoSpaceDN w:val="0"/>
-        <w:adjustRightInd w:val="0"/>
-        <w:spacing w:after="0" w:line="240" w:lineRule="auto"/>
-        <w:jc w:val="both"/>
-        <w:rPr>
-          <w:rFonts w:ascii="Arial" w:hAnsi="Arial" w:cs="Arial"/>
-          <w:b/>
-          <w:sz w:val="20"/>
-          <w:szCs w:val="20"/>
-        </w:rPr>
-      </w:pPr>
-    </w:p>
-    <w:p>
-      <w:pPr>
-        <w:pStyle w:val="PargrafodaLista"/>
-        <w:numPr>
-          <w:ilvl w:val="1"/>
-          <w:numId w:val="2"/>
-        </w:numPr>
-        <w:autoSpaceDE w:val="0"/>
-        <w:autoSpaceDN w:val="0"/>
-        <w:adjustRightInd w:val="0"/>
-        <w:spacing w:after="0" w:line="240" w:lineRule="auto"/>
-        <w:jc w:val="both"/>
-        <w:rPr>
-          <w:rFonts w:ascii="Arial" w:hAnsi="Arial" w:cs="Arial"/>
-          <w:sz w:val="20"/>
-          <w:szCs w:val="20"/>
-        </w:rPr>
-      </w:pPr>
-      <w:r>
-        <w:rPr>
-          <w:rFonts w:ascii="Arial" w:hAnsi="Arial" w:cs="Arial"/>
-          <w:sz w:val="20"/>
-          <w:szCs w:val="20"/>
-        </w:rPr>
         <w:t xml:space="preserve">No caso de prorrogação de prazo conforme item </w:t>
       </w:r>
       <w:r>
@@ -10974,7 +6421,7 @@
 </file>
 
 <file path=word/endnotes.xml><?xml version="1.0" encoding="utf-8"?>
-<w:endnotes xmlns:wpc="http://schemas.microsoft.com/office/word/2010/wordprocessingCanvas" xmlns:cx="http://schemas.microsoft.com/office/drawing/2014/chartex" xmlns:cx1="http://schemas.microsoft.com/office/drawing/2015/9/8/chartex" xmlns:cx2="http://schemas.microsoft.com/office/drawing/2015/10/21/chartex" xmlns:cx3="http://schemas.microsoft.com/office/drawing/2016/5/9/chartex" xmlns:cx4="http://schemas.microsoft.com/office/drawing/2016/5/10/chartex" xmlns:cx5="http://schemas.microsoft.com/office/drawing/2016/5/11/chartex" xmlns:cx6="http://schemas.microsoft.com/office/drawing/2016/5/12/chartex" xmlns:cx7="http://schemas.microsoft.com/office/drawing/2016/5/13/chartex" xmlns:cx8="http://schemas.microsoft.com/office/drawing/2016/5/14/chartex" xmlns:mc="http://schemas.openxmlformats.org/markup-compatibility/2006" xmlns:aink="http://schemas.microsoft.com/office/drawing/2016/ink" xmlns:am3d="http://schemas.microsoft.com/office/drawing/2017/model3d" xmlns:o="urn:schemas-microsoft-com:office:office" xmlns:oel="http://schemas.microsoft.com/office/2019/extlst" xmlns:r="http://schemas.openxmlformats.org/officeDocument/2006/relationships" xmlns:m="http://schemas.openxmlformats.org/officeDocument/2006/math" xmlns:v="urn:schemas-microsoft-com:vml" xmlns:wp14="http://schemas.microsoft.com/office/word/2010/wordprocessingDrawing" xmlns:wp="http://schemas.openxmlformats.org/drawingml/2006/wordprocessingDrawing" xmlns:w10="urn:schemas-microsoft-com:office:word" xmlns:w="http://schemas.openxmlformats.org/wordprocessingml/2006/main" xmlns:w14="http://schemas.microsoft.com/office/word/2010/wordml" xmlns:w15="http://schemas.microsoft.com/office/word/2012/wordml" xmlns:w16cex="http://schemas.microsoft.com/office/word/2018/wordml/cex" xmlns:w16cid="http://schemas.microsoft.com/office/word/2016/wordml/cid" xmlns:w16="http://schemas.microsoft.com/office/word/2018/wordml" xmlns:w16du="http://schemas.microsoft.com/office/word/2023/wordml/word16du" xmlns:w16sdtdh="http://schemas.microsoft.com/office/word/2020/wordml/sdtdatahash" xmlns:w16sdtfl="http://schemas.microsoft.com/office/word/2024/wordml/sdtformatlock" xmlns:w16se="http://schemas.microsoft.com/office/word/2015/wordml/symex" xmlns:wpg="http://schemas.microsoft.com/office/word/2010/wordprocessingGroup" xmlns:wpi="http://schemas.microsoft.com/office/word/2010/wordprocessingInk" xmlns:wne="http://schemas.microsoft.com/office/word/2006/wordml" xmlns:wps="http://schemas.microsoft.com/office/word/2010/wordprocessingShape" mc:Ignorable="w14 w15 w16se w16cid w16 w16cex w16sdtdh w16sdtfl w16du wp14">
+<w:endnotes xmlns:wpc="http://schemas.microsoft.com/office/word/2010/wordprocessingCanvas" xmlns:cx="http://schemas.microsoft.com/office/drawing/2014/chartex" xmlns:cx1="http://schemas.microsoft.com/office/drawing/2015/9/8/chartex" xmlns:cx2="http://schemas.microsoft.com/office/drawing/2015/10/21/chartex" xmlns:cx3="http://schemas.microsoft.com/office/drawing/2016/5/9/chartex" xmlns:cx4="http://schemas.microsoft.com/office/drawing/2016/5/10/chartex" xmlns:cx5="http://schemas.microsoft.com/office/drawing/2016/5/11/chartex" xmlns:cx6="http://schemas.microsoft.com/office/drawing/2016/5/12/chartex" xmlns:cx7="http://schemas.microsoft.com/office/drawing/2016/5/13/chartex" xmlns:cx8="http://schemas.microsoft.com/office/drawing/2016/5/14/chartex" xmlns:mc="http://schemas.openxmlformats.org/markup-compatibility/2006" xmlns:aink="http://schemas.microsoft.com/office/drawing/2016/ink" xmlns:am3d="http://schemas.microsoft.com/office/drawing/2017/model3d" xmlns:o="urn:schemas-microsoft-com:office:office" xmlns:oel="http://schemas.microsoft.com/office/2019/extlst" xmlns:r="http://schemas.openxmlformats.org/officeDocument/2006/relationships" xmlns:m="http://schemas.openxmlformats.org/officeDocument/2006/math" xmlns:v="urn:schemas-microsoft-com:vml" xmlns:wp14="http://schemas.microsoft.com/office/word/2010/wordprocessingDrawing" xmlns:wp="http://schemas.openxmlformats.org/drawingml/2006/wordprocessingDrawing" xmlns:w10="urn:schemas-microsoft-com:office:word" xmlns:w="http://schemas.openxmlformats.org/wordprocessingml/2006/main" xmlns:w14="http://schemas.microsoft.com/office/word/2010/wordml" xmlns:w15="http://schemas.microsoft.com/office/word/2012/wordml" xmlns:w16cei="http://schemas.microsoft.com/office/word/2026/wordml/cei" xmlns:w16cex="http://schemas.microsoft.com/office/word/2018/wordml/cex" xmlns:w16cid="http://schemas.microsoft.com/office/word/2016/wordml/cid" xmlns:w16="http://schemas.microsoft.com/office/word/2018/wordml" xmlns:w16du="http://schemas.microsoft.com/office/word/2023/wordml/word16du" xmlns:w16sdtdh="http://schemas.microsoft.com/office/word/2020/wordml/sdtdatahash" xmlns:w16sdtfl="http://schemas.microsoft.com/office/word/2024/wordml/sdtformatlock" xmlns:w16se="http://schemas.microsoft.com/office/word/2015/wordml/symex" xmlns:wpg="http://schemas.microsoft.com/office/word/2010/wordprocessingGroup" xmlns:wpi="http://schemas.microsoft.com/office/word/2010/wordprocessingInk" xmlns:wne="http://schemas.microsoft.com/office/word/2006/wordml" xmlns:wps="http://schemas.microsoft.com/office/word/2010/wordprocessingShape" mc:Ignorable="w14 w15 w16se w16cid w16 w16cex w16sdtdh w16sdtfl w16du wp14">
   <w:endnote w:type="separator" w:id="-1">
     <w:p>
       <w:pPr>
@@ -10999,7 +6446,7 @@
 </file>
 
 <file path=word/footer1.xml><?xml version="1.0" encoding="utf-8"?>
-<w:ftr xmlns:wpc="http://schemas.microsoft.com/office/word/2010/wordprocessingCanvas" xmlns:cx="http://schemas.microsoft.com/office/drawing/2014/chartex" xmlns:cx1="http://schemas.microsoft.com/office/drawing/2015/9/8/chartex" xmlns:cx2="http://schemas.microsoft.com/office/drawing/2015/10/21/chartex" xmlns:cx3="http://schemas.microsoft.com/office/drawing/2016/5/9/chartex" xmlns:cx4="http://schemas.microsoft.com/office/drawing/2016/5/10/chartex" xmlns:cx5="http://schemas.microsoft.com/office/drawing/2016/5/11/chartex" xmlns:cx6="http://schemas.microsoft.com/office/drawing/2016/5/12/chartex" xmlns:cx7="http://schemas.microsoft.com/office/drawing/2016/5/13/chartex" xmlns:cx8="http://schemas.microsoft.com/office/drawing/2016/5/14/chartex" xmlns:mc="http://schemas.openxmlformats.org/markup-compatibility/2006" xmlns:aink="http://schemas.microsoft.com/office/drawing/2016/ink" xmlns:am3d="http://schemas.microsoft.com/office/drawing/2017/model3d" xmlns:o="urn:schemas-microsoft-com:office:office" xmlns:oel="http://schemas.microsoft.com/office/2019/extlst" xmlns:r="http://schemas.openxmlformats.org/officeDocument/2006/relationships" xmlns:m="http://schemas.openxmlformats.org/officeDocument/2006/math" xmlns:v="urn:schemas-microsoft-com:vml" xmlns:wp14="http://schemas.microsoft.com/office/word/2010/wordprocessingDrawing" xmlns:wp="http://schemas.openxmlformats.org/drawingml/2006/wordprocessingDrawing" xmlns:w10="urn:schemas-microsoft-com:office:word" xmlns:w="http://schemas.openxmlformats.org/wordprocessingml/2006/main" xmlns:w14="http://schemas.microsoft.com/office/word/2010/wordml" xmlns:w15="http://schemas.microsoft.com/office/word/2012/wordml" xmlns:w16cex="http://schemas.microsoft.com/office/word/2018/wordml/cex" xmlns:w16cid="http://schemas.microsoft.com/office/word/2016/wordml/cid" xmlns:w16="http://schemas.microsoft.com/office/word/2018/wordml" xmlns:w16du="http://schemas.microsoft.com/office/word/2023/wordml/word16du" xmlns:w16sdtdh="http://schemas.microsoft.com/office/word/2020/wordml/sdtdatahash" xmlns:w16sdtfl="http://schemas.microsoft.com/office/word/2024/wordml/sdtformatlock" xmlns:w16se="http://schemas.microsoft.com/office/word/2015/wordml/symex" xmlns:wpg="http://schemas.microsoft.com/office/word/2010/wordprocessingGroup" xmlns:wpi="http://schemas.microsoft.com/office/word/2010/wordprocessingInk" xmlns:wne="http://schemas.microsoft.com/office/word/2006/wordml" xmlns:wps="http://schemas.microsoft.com/office/word/2010/wordprocessingShape" mc:Ignorable="w14 w15 w16se w16cid w16 w16cex w16sdtdh w16sdtfl w16du wp14">
+<w:ftr xmlns:wpc="http://schemas.microsoft.com/office/word/2010/wordprocessingCanvas" xmlns:cx="http://schemas.microsoft.com/office/drawing/2014/chartex" xmlns:cx1="http://schemas.microsoft.com/office/drawing/2015/9/8/chartex" xmlns:cx2="http://schemas.microsoft.com/office/drawing/2015/10/21/chartex" xmlns:cx3="http://schemas.microsoft.com/office/drawing/2016/5/9/chartex" xmlns:cx4="http://schemas.microsoft.com/office/drawing/2016/5/10/chartex" xmlns:cx5="http://schemas.microsoft.com/office/drawing/2016/5/11/chartex" xmlns:cx6="http://schemas.microsoft.com/office/drawing/2016/5/12/chartex" xmlns:cx7="http://schemas.microsoft.com/office/drawing/2016/5/13/chartex" xmlns:cx8="http://schemas.microsoft.com/office/drawing/2016/5/14/chartex" xmlns:mc="http://schemas.openxmlformats.org/markup-compatibility/2006" xmlns:aink="http://schemas.microsoft.com/office/drawing/2016/ink" xmlns:am3d="http://schemas.microsoft.com/office/drawing/2017/model3d" xmlns:o="urn:schemas-microsoft-com:office:office" xmlns:oel="http://schemas.microsoft.com/office/2019/extlst" xmlns:r="http://schemas.openxmlformats.org/officeDocument/2006/relationships" xmlns:m="http://schemas.openxmlformats.org/officeDocument/2006/math" xmlns:v="urn:schemas-microsoft-com:vml" xmlns:wp14="http://schemas.microsoft.com/office/word/2010/wordprocessingDrawing" xmlns:wp="http://schemas.openxmlformats.org/drawingml/2006/wordprocessingDrawing" xmlns:w10="urn:schemas-microsoft-com:office:word" xmlns:w="http://schemas.openxmlformats.org/wordprocessingml/2006/main" xmlns:w14="http://schemas.microsoft.com/office/word/2010/wordml" xmlns:w15="http://schemas.microsoft.com/office/word/2012/wordml" xmlns:w16cei="http://schemas.microsoft.com/office/word/2026/wordml/cei" xmlns:w16cex="http://schemas.microsoft.com/office/word/2018/wordml/cex" xmlns:w16cid="http://schemas.microsoft.com/office/word/2016/wordml/cid" xmlns:w16="http://schemas.microsoft.com/office/word/2018/wordml" xmlns:w16du="http://schemas.microsoft.com/office/word/2023/wordml/word16du" xmlns:w16sdtdh="http://schemas.microsoft.com/office/word/2020/wordml/sdtdatahash" xmlns:w16sdtfl="http://schemas.microsoft.com/office/word/2024/wordml/sdtformatlock" xmlns:w16se="http://schemas.microsoft.com/office/word/2015/wordml/symex" xmlns:wpg="http://schemas.microsoft.com/office/word/2010/wordprocessingGroup" xmlns:wpi="http://schemas.microsoft.com/office/word/2010/wordprocessingInk" xmlns:wne="http://schemas.microsoft.com/office/word/2006/wordml" xmlns:wps="http://schemas.microsoft.com/office/word/2010/wordprocessingShape" mc:Ignorable="w14 w15 w16se w16cid w16 w16cex w16sdtdh w16sdtfl w16du wp14">
   <w:sdt>
     <w:sdtPr>
       <w:id w:val="-1433276875"/>
@@ -11054,7 +6501,7 @@
 </file>
 
 <file path=word/footnotes.xml><?xml version="1.0" encoding="utf-8"?>
-<w:footnotes xmlns:wpc="http://schemas.microsoft.com/office/word/2010/wordprocessingCanvas" xmlns:cx="http://schemas.microsoft.com/office/drawing/2014/chartex" xmlns:cx1="http://schemas.microsoft.com/office/drawing/2015/9/8/chartex" xmlns:cx2="http://schemas.microsoft.com/office/drawing/2015/10/21/chartex" xmlns:cx3="http://schemas.microsoft.com/office/drawing/2016/5/9/chartex" xmlns:cx4="http://schemas.microsoft.com/office/drawing/2016/5/10/chartex" xmlns:cx5="http://schemas.microsoft.com/office/drawing/2016/5/11/chartex" xmlns:cx6="http://schemas.microsoft.com/office/drawing/2016/5/12/chartex" xmlns:cx7="http://schemas.microsoft.com/office/drawing/2016/5/13/chartex" xmlns:cx8="http://schemas.microsoft.com/office/drawing/2016/5/14/chartex" xmlns:mc="http://schemas.openxmlformats.org/markup-compatibility/2006" xmlns:aink="http://schemas.microsoft.com/office/drawing/2016/ink" xmlns:am3d="http://schemas.microsoft.com/office/drawing/2017/model3d" xmlns:o="urn:schemas-microsoft-com:office:office" xmlns:oel="http://schemas.microsoft.com/office/2019/extlst" xmlns:r="http://schemas.openxmlformats.org/officeDocument/2006/relationships" xmlns:m="http://schemas.openxmlformats.org/officeDocument/2006/math" xmlns:v="urn:schemas-microsoft-com:vml" xmlns:wp14="http://schemas.microsoft.com/office/word/2010/wordprocessingDrawing" xmlns:wp="http://schemas.openxmlformats.org/drawingml/2006/wordprocessingDrawing" xmlns:w10="urn:schemas-microsoft-com:office:word" xmlns:w="http://schemas.openxmlformats.org/wordprocessingml/2006/main" xmlns:w14="http://schemas.microsoft.com/office/word/2010/wordml" xmlns:w15="http://schemas.microsoft.com/office/word/2012/wordml" xmlns:w16cex="http://schemas.microsoft.com/office/word/2018/wordml/cex" xmlns:w16cid="http://schemas.microsoft.com/office/word/2016/wordml/cid" xmlns:w16="http://schemas.microsoft.com/office/word/2018/wordml" xmlns:w16du="http://schemas.microsoft.com/office/word/2023/wordml/word16du" xmlns:w16sdtdh="http://schemas.microsoft.com/office/word/2020/wordml/sdtdatahash" xmlns:w16sdtfl="http://schemas.microsoft.com/office/word/2024/wordml/sdtformatlock" xmlns:w16se="http://schemas.microsoft.com/office/word/2015/wordml/symex" xmlns:wpg="http://schemas.microsoft.com/office/word/2010/wordprocessingGroup" xmlns:wpi="http://schemas.microsoft.com/office/word/2010/wordprocessingInk" xmlns:wne="http://schemas.microsoft.com/office/word/2006/wordml" xmlns:wps="http://schemas.microsoft.com/office/word/2010/wordprocessingShape" mc:Ignorable="w14 w15 w16se w16cid w16 w16cex w16sdtdh w16sdtfl w16du wp14">
+<w:footnotes xmlns:wpc="http://schemas.microsoft.com/office/word/2010/wordprocessingCanvas" xmlns:cx="http://schemas.microsoft.com/office/drawing/2014/chartex" xmlns:cx1="http://schemas.microsoft.com/office/drawing/2015/9/8/chartex" xmlns:cx2="http://schemas.microsoft.com/office/drawing/2015/10/21/chartex" xmlns:cx3="http://schemas.microsoft.com/office/drawing/2016/5/9/chartex" xmlns:cx4="http://schemas.microsoft.com/office/drawing/2016/5/10/chartex" xmlns:cx5="http://schemas.microsoft.com/office/drawing/2016/5/11/chartex" xmlns:cx6="http://schemas.microsoft.com/office/drawing/2016/5/12/chartex" xmlns:cx7="http://schemas.microsoft.com/office/drawing/2016/5/13/chartex" xmlns:cx8="http://schemas.microsoft.com/office/drawing/2016/5/14/chartex" xmlns:mc="http://schemas.openxmlformats.org/markup-compatibility/2006" xmlns:aink="http://schemas.microsoft.com/office/drawing/2016/ink" xmlns:am3d="http://schemas.microsoft.com/office/drawing/2017/model3d" xmlns:o="urn:schemas-microsoft-com:office:office" xmlns:oel="http://schemas.microsoft.com/office/2019/extlst" xmlns:r="http://schemas.openxmlformats.org/officeDocument/2006/relationships" xmlns:m="http://schemas.openxmlformats.org/officeDocument/2006/math" xmlns:v="urn:schemas-microsoft-com:vml" xmlns:wp14="http://schemas.microsoft.com/office/word/2010/wordprocessingDrawing" xmlns:wp="http://schemas.openxmlformats.org/drawingml/2006/wordprocessingDrawing" xmlns:w10="urn:schemas-microsoft-com:office:word" xmlns:w="http://schemas.openxmlformats.org/wordprocessingml/2006/main" xmlns:w14="http://schemas.microsoft.com/office/word/2010/wordml" xmlns:w15="http://schemas.microsoft.com/office/word/2012/wordml" xmlns:w16cei="http://schemas.microsoft.com/office/word/2026/wordml/cei" xmlns:w16cex="http://schemas.microsoft.com/office/word/2018/wordml/cex" xmlns:w16cid="http://schemas.microsoft.com/office/word/2016/wordml/cid" xmlns:w16="http://schemas.microsoft.com/office/word/2018/wordml" xmlns:w16du="http://schemas.microsoft.com/office/word/2023/wordml/word16du" xmlns:w16sdtdh="http://schemas.microsoft.com/office/word/2020/wordml/sdtdatahash" xmlns:w16sdtfl="http://schemas.microsoft.com/office/word/2024/wordml/sdtformatlock" xmlns:w16se="http://schemas.microsoft.com/office/word/2015/wordml/symex" xmlns:wpg="http://schemas.microsoft.com/office/word/2010/wordprocessingGroup" xmlns:wpi="http://schemas.microsoft.com/office/word/2010/wordprocessingInk" xmlns:wne="http://schemas.microsoft.com/office/word/2006/wordml" xmlns:wps="http://schemas.microsoft.com/office/word/2010/wordprocessingShape" mc:Ignorable="w14 w15 w16se w16cid w16 w16cex w16sdtdh w16sdtfl w16du wp14">
   <w:footnote w:type="separator" w:id="-1">
     <w:p>
       <w:pPr>
@@ -11079,20 +6526,20 @@
 </file>
 
 <file path=word/header1.xml><?xml version="1.0" encoding="utf-8"?>
-<w:hdr xmlns:wpc="http://schemas.microsoft.com/office/word/2010/wordprocessingCanvas" xmlns:cx="http://schemas.microsoft.com/office/drawing/2014/chartex" xmlns:cx1="http://schemas.microsoft.com/office/drawing/2015/9/8/chartex" xmlns:cx2="http://schemas.microsoft.com/office/drawing/2015/10/21/chartex" xmlns:cx3="http://schemas.microsoft.com/office/drawing/2016/5/9/chartex" xmlns:cx4="http://schemas.microsoft.com/office/drawing/2016/5/10/chartex" xmlns:cx5="http://schemas.microsoft.com/office/drawing/2016/5/11/chartex" xmlns:cx6="http://schemas.microsoft.com/office/drawing/2016/5/12/chartex" xmlns:cx7="http://schemas.microsoft.com/office/drawing/2016/5/13/chartex" xmlns:cx8="http://schemas.microsoft.com/office/drawing/2016/5/14/chartex" xmlns:mc="http://schemas.openxmlformats.org/markup-compatibility/2006" xmlns:aink="http://schemas.microsoft.com/office/drawing/2016/ink" xmlns:am3d="http://schemas.microsoft.com/office/drawing/2017/model3d" xmlns:o="urn:schemas-microsoft-com:office:office" xmlns:oel="http://schemas.microsoft.com/office/2019/extlst" xmlns:r="http://schemas.openxmlformats.org/officeDocument/2006/relationships" xmlns:m="http://schemas.openxmlformats.org/officeDocument/2006/math" xmlns:v="urn:schemas-microsoft-com:vml" xmlns:wp14="http://schemas.microsoft.com/office/word/2010/wordprocessingDrawing" xmlns:wp="http://schemas.openxmlformats.org/drawingml/2006/wordprocessingDrawing" xmlns:w10="urn:schemas-microsoft-com:office:word" xmlns:w="http://schemas.openxmlformats.org/wordprocessingml/2006/main" xmlns:w14="http://schemas.microsoft.com/office/word/2010/wordml" xmlns:w15="http://schemas.microsoft.com/office/word/2012/wordml" xmlns:w16cex="http://schemas.microsoft.com/office/word/2018/wordml/cex" xmlns:w16cid="http://schemas.microsoft.com/office/word/2016/wordml/cid" xmlns:w16="http://schemas.microsoft.com/office/word/2018/wordml" xmlns:w16du="http://schemas.microsoft.com/office/word/2023/wordml/word16du" xmlns:w16sdtdh="http://schemas.microsoft.com/office/word/2020/wordml/sdtdatahash" xmlns:w16sdtfl="http://schemas.microsoft.com/office/word/2024/wordml/sdtformatlock" xmlns:w16se="http://schemas.microsoft.com/office/word/2015/wordml/symex" xmlns:wpg="http://schemas.microsoft.com/office/word/2010/wordprocessingGroup" xmlns:wpi="http://schemas.microsoft.com/office/word/2010/wordprocessingInk" xmlns:wne="http://schemas.microsoft.com/office/word/2006/wordml" xmlns:wps="http://schemas.microsoft.com/office/word/2010/wordprocessingShape" mc:Ignorable="w14 w15 w16se w16cid w16 w16cex w16sdtdh w16sdtfl w16du wp14">
+<w:hdr xmlns:wpc="http://schemas.microsoft.com/office/word/2010/wordprocessingCanvas" xmlns:cx="http://schemas.microsoft.com/office/drawing/2014/chartex" xmlns:cx1="http://schemas.microsoft.com/office/drawing/2015/9/8/chartex" xmlns:cx2="http://schemas.microsoft.com/office/drawing/2015/10/21/chartex" xmlns:cx3="http://schemas.microsoft.com/office/drawing/2016/5/9/chartex" xmlns:cx4="http://schemas.microsoft.com/office/drawing/2016/5/10/chartex" xmlns:cx5="http://schemas.microsoft.com/office/drawing/2016/5/11/chartex" xmlns:cx6="http://schemas.microsoft.com/office/drawing/2016/5/12/chartex" xmlns:cx7="http://schemas.microsoft.com/office/drawing/2016/5/13/chartex" xmlns:cx8="http://schemas.microsoft.com/office/drawing/2016/5/14/chartex" xmlns:mc="http://schemas.openxmlformats.org/markup-compatibility/2006" xmlns:aink="http://schemas.microsoft.com/office/drawing/2016/ink" xmlns:am3d="http://schemas.microsoft.com/office/drawing/2017/model3d" xmlns:o="urn:schemas-microsoft-com:office:office" xmlns:oel="http://schemas.microsoft.com/office/2019/extlst" xmlns:r="http://schemas.openxmlformats.org/officeDocument/2006/relationships" xmlns:m="http://schemas.openxmlformats.org/officeDocument/2006/math" xmlns:v="urn:schemas-microsoft-com:vml" xmlns:wp14="http://schemas.microsoft.com/office/word/2010/wordprocessingDrawing" xmlns:wp="http://schemas.openxmlformats.org/drawingml/2006/wordprocessingDrawing" xmlns:w10="urn:schemas-microsoft-com:office:word" xmlns:w="http://schemas.openxmlformats.org/wordprocessingml/2006/main" xmlns:w14="http://schemas.microsoft.com/office/word/2010/wordml" xmlns:w15="http://schemas.microsoft.com/office/word/2012/wordml" xmlns:w16cei="http://schemas.microsoft.com/office/word/2026/wordml/cei" xmlns:w16cex="http://schemas.microsoft.com/office/word/2018/wordml/cex" xmlns:w16cid="http://schemas.microsoft.com/office/word/2016/wordml/cid" xmlns:w16="http://schemas.microsoft.com/office/word/2018/wordml" xmlns:w16du="http://schemas.microsoft.com/office/word/2023/wordml/word16du" xmlns:w16sdtdh="http://schemas.microsoft.com/office/word/2020/wordml/sdtdatahash" xmlns:w16sdtfl="http://schemas.microsoft.com/office/word/2024/wordml/sdtformatlock" xmlns:w16se="http://schemas.microsoft.com/office/word/2015/wordml/symex" xmlns:wpg="http://schemas.microsoft.com/office/word/2010/wordprocessingGroup" xmlns:wpi="http://schemas.microsoft.com/office/word/2010/wordprocessingInk" xmlns:wne="http://schemas.microsoft.com/office/word/2006/wordml" xmlns:wps="http://schemas.microsoft.com/office/word/2010/wordprocessingShape" mc:Ignorable="w14 w15 w16se w16cid w16 w16cex w16sdtdh w16sdtfl w16du wp14">
   <w:p>
     <w:pPr>
       <w:autoSpaceDE w:val="0"/>
       <w:autoSpaceDN w:val="0"/>
       <w:adjustRightInd w:val="0"/>
       <w:spacing w:after="0" w:line="240" w:lineRule="auto"/>
-      <w:jc w:val="right"/>
       <w:rPr>
         <w:rFonts w:ascii="Arial" w:hAnsi="Arial" w:cs="Arial"/>
         <w:b/>
         <w:sz w:val="26"/>
         <w:szCs w:val="26"/>
       </w:rPr>
+      <w:jc w:val="right"/>
     </w:pPr>
     <w:r>
       <w:rPr>
@@ -11167,7 +6614,7 @@
         <w:sz w:val="20"/>
         <w:szCs w:val="20"/>
       </w:rPr>
-      <w:t>{{data_texto}}</w:t>
+      <w:t xml:space="preserve">{{data_texto}}</w:t>
     </w:r>
   </w:p>
   <w:p>
@@ -11195,7 +6642,7 @@
 </file>
 
 <file path=word/numbering.xml><?xml version="1.0" encoding="utf-8"?>
-<w:numbering xmlns:wpc="http://schemas.microsoft.com/office/word/2010/wordprocessingCanvas" xmlns:cx="http://schemas.microsoft.com/office/drawing/2014/chartex" xmlns:cx1="http://schemas.microsoft.com/office/drawing/2015/9/8/chartex" xmlns:cx2="http://schemas.microsoft.com/office/drawing/2015/10/21/chartex" xmlns:cx3="http://schemas.microsoft.com/office/drawing/2016/5/9/chartex" xmlns:cx4="http://schemas.microsoft.com/office/drawing/2016/5/10/chartex" xmlns:cx5="http://schemas.microsoft.com/office/drawing/2016/5/11/chartex" xmlns:cx6="http://schemas.microsoft.com/office/drawing/2016/5/12/chartex" xmlns:cx7="http://schemas.microsoft.com/office/drawing/2016/5/13/chartex" xmlns:cx8="http://schemas.microsoft.com/office/drawing/2016/5/14/chartex" xmlns:mc="http://schemas.openxmlformats.org/markup-compatibility/2006" xmlns:aink="http://schemas.microsoft.com/office/drawing/2016/ink" xmlns:am3d="http://schemas.microsoft.com/office/drawing/2017/model3d" xmlns:o="urn:schemas-microsoft-com:office:office" xmlns:oel="http://schemas.microsoft.com/office/2019/extlst" xmlns:r="http://schemas.openxmlformats.org/officeDocument/2006/relationships" xmlns:m="http://schemas.openxmlformats.org/officeDocument/2006/math" xmlns:v="urn:schemas-microsoft-com:vml" xmlns:wp14="http://schemas.microsoft.com/office/word/2010/wordprocessingDrawing" xmlns:wp="http://schemas.openxmlformats.org/drawingml/2006/wordprocessingDrawing" xmlns:w10="urn:schemas-microsoft-com:office:word" xmlns:w="http://schemas.openxmlformats.org/wordprocessingml/2006/main" xmlns:w14="http://schemas.microsoft.com/office/word/2010/wordml" xmlns:w15="http://schemas.microsoft.com/office/word/2012/wordml" xmlns:w16cex="http://schemas.microsoft.com/office/word/2018/wordml/cex" xmlns:w16cid="http://schemas.microsoft.com/office/word/2016/wordml/cid" xmlns:w16="http://schemas.microsoft.com/office/word/2018/wordml" xmlns:w16du="http://schemas.microsoft.com/office/word/2023/wordml/word16du" xmlns:w16sdtdh="http://schemas.microsoft.com/office/word/2020/wordml/sdtdatahash" xmlns:w16sdtfl="http://schemas.microsoft.com/office/word/2024/wordml/sdtformatlock" xmlns:w16se="http://schemas.microsoft.com/office/word/2015/wordml/symex" xmlns:wpg="http://schemas.microsoft.com/office/word/2010/wordprocessingGroup" xmlns:wpi="http://schemas.microsoft.com/office/word/2010/wordprocessingInk" xmlns:wne="http://schemas.microsoft.com/office/word/2006/wordml" xmlns:wps="http://schemas.microsoft.com/office/word/2010/wordprocessingShape" mc:Ignorable="w14 w15 w16se w16cid w16 w16cex w16sdtdh w16sdtfl w16du wp14">
+<w:numbering xmlns:wpc="http://schemas.microsoft.com/office/word/2010/wordprocessingCanvas" xmlns:cx="http://schemas.microsoft.com/office/drawing/2014/chartex" xmlns:cx1="http://schemas.microsoft.com/office/drawing/2015/9/8/chartex" xmlns:cx2="http://schemas.microsoft.com/office/drawing/2015/10/21/chartex" xmlns:cx3="http://schemas.microsoft.com/office/drawing/2016/5/9/chartex" xmlns:cx4="http://schemas.microsoft.com/office/drawing/2016/5/10/chartex" xmlns:cx5="http://schemas.microsoft.com/office/drawing/2016/5/11/chartex" xmlns:cx6="http://schemas.microsoft.com/office/drawing/2016/5/12/chartex" xmlns:cx7="http://schemas.microsoft.com/office/drawing/2016/5/13/chartex" xmlns:cx8="http://schemas.microsoft.com/office/drawing/2016/5/14/chartex" xmlns:mc="http://schemas.openxmlformats.org/markup-compatibility/2006" xmlns:aink="http://schemas.microsoft.com/office/drawing/2016/ink" xmlns:am3d="http://schemas.microsoft.com/office/drawing/2017/model3d" xmlns:o="urn:schemas-microsoft-com:office:office" xmlns:oel="http://schemas.microsoft.com/office/2019/extlst" xmlns:r="http://schemas.openxmlformats.org/officeDocument/2006/relationships" xmlns:m="http://schemas.openxmlformats.org/officeDocument/2006/math" xmlns:v="urn:schemas-microsoft-com:vml" xmlns:wp14="http://schemas.microsoft.com/office/word/2010/wordprocessingDrawing" xmlns:wp="http://schemas.openxmlformats.org/drawingml/2006/wordprocessingDrawing" xmlns:w10="urn:schemas-microsoft-com:office:word" xmlns:w="http://schemas.openxmlformats.org/wordprocessingml/2006/main" xmlns:w14="http://schemas.microsoft.com/office/word/2010/wordml" xmlns:w15="http://schemas.microsoft.com/office/word/2012/wordml" xmlns:w16cei="http://schemas.microsoft.com/office/word/2026/wordml/cei" xmlns:w16cex="http://schemas.microsoft.com/office/word/2018/wordml/cex" xmlns:w16cid="http://schemas.microsoft.com/office/word/2016/wordml/cid" xmlns:w16="http://schemas.microsoft.com/office/word/2018/wordml" xmlns:w16du="http://schemas.microsoft.com/office/word/2023/wordml/word16du" xmlns:w16sdtdh="http://schemas.microsoft.com/office/word/2020/wordml/sdtdatahash" xmlns:w16sdtfl="http://schemas.microsoft.com/office/word/2024/wordml/sdtformatlock" xmlns:w16se="http://schemas.microsoft.com/office/word/2015/wordml/symex" xmlns:wpg="http://schemas.microsoft.com/office/word/2010/wordprocessingGroup" xmlns:wpi="http://schemas.microsoft.com/office/word/2010/wordprocessingInk" xmlns:wne="http://schemas.microsoft.com/office/word/2006/wordml" xmlns:wps="http://schemas.microsoft.com/office/word/2010/wordprocessingShape" mc:Ignorable="w14 w15 w16se w16cid w16 w16cex w16sdtdh w16sdtfl w16du wp14">
   <w:abstractNum w:abstractNumId="0" w15:restartNumberingAfterBreak="0">
     <w:nsid w:val="067270B8"/>
     <w:multiLevelType w:val="hybridMultilevel"/>
@@ -12891,6 +8338,10 @@
 </file>
 
 <file path=customXml/item1.xml><?xml version="1.0" encoding="utf-8"?>
+<b:Sources xmlns:b="http://schemas.openxmlformats.org/officeDocument/2006/bibliography" xmlns="http://schemas.openxmlformats.org/officeDocument/2006/bibliography" SelectedStyle="\APASixthEditionOfficeOnline.xsl" StyleName="APA" Version="6"/>
+</file>
+
+<file path=customXml/item2.xml><?xml version="1.0" encoding="utf-8"?>
 <ct:contentTypeSchema xmlns:ct="http://schemas.microsoft.com/office/2006/metadata/contentType" xmlns:ma="http://schemas.microsoft.com/office/2006/metadata/properties/metaAttributes" ct:_="" ma:_="" ma:contentTypeName="Documento" ma:contentTypeID="0x01010050D375E88928F94091E6FD7AA4E06D15" ma:contentTypeVersion="13" ma:contentTypeDescription="Crie um novo documento." ma:contentTypeScope="" ma:versionID="7df79d7f540b57f8739ecf349a4839bc">
   <xsd:schema xmlns:xsd="http://www.w3.org/2001/XMLSchema" xmlns:xs="http://www.w3.org/2001/XMLSchema" xmlns:p="http://schemas.microsoft.com/office/2006/metadata/properties" xmlns:ns2="5ebac46c-3801-4f50-8d40-ff19a3d08a31" xmlns:ns3="04f7cffc-3ea8-4655-aac6-2c812ca3e62f" targetNamespace="http://schemas.microsoft.com/office/2006/metadata/properties" ma:root="true" ma:fieldsID="096b32e32a0a7c12d0d47f4c83d7cab2" ns2:_="" ns3:_="">
     <xsd:import namespace="5ebac46c-3801-4f50-8d40-ff19a3d08a31"/>
@@ -13099,11 +8550,16 @@
 </ct:contentTypeSchema>
 </file>
 
-<file path=customXml/item2.xml><?xml version="1.0" encoding="utf-8"?>
-<b:Sources xmlns:b="http://schemas.openxmlformats.org/officeDocument/2006/bibliography" xmlns="http://schemas.openxmlformats.org/officeDocument/2006/bibliography" SelectedStyle="\APASixthEditionOfficeOnline.xsl" StyleName="APA" Version="6"/>
+<file path=customXml/item3.xml><?xml version="1.0" encoding="utf-8"?>
+<?mso-contentType ?>
+<FormTemplates xmlns="http://schemas.microsoft.com/sharepoint/v3/contenttype/forms">
+  <Display>DocumentLibraryForm</Display>
+  <Edit>DocumentLibraryForm</Edit>
+  <New>DocumentLibraryForm</New>
+</FormTemplates>
 </file>
 
-<file path=customXml/item3.xml><?xml version="1.0" encoding="utf-8"?>
+<file path=customXml/item4.xml><?xml version="1.0" encoding="utf-8"?>
 <p:properties xmlns:p="http://schemas.microsoft.com/office/2006/metadata/properties" xmlns:xsi="http://www.w3.org/2001/XMLSchema-instance" xmlns:pc="http://schemas.microsoft.com/office/infopath/2007/PartnerControls">
   <documentManagement>
     <lcf76f155ced4ddcb4097134ff3c332f xmlns="5ebac46c-3801-4f50-8d40-ff19a3d08a31">
@@ -13115,16 +8571,15 @@
 </p:properties>
 </file>
 
-<file path=customXml/item4.xml><?xml version="1.0" encoding="utf-8"?>
-<?mso-contentType ?>
-<FormTemplates xmlns="http://schemas.microsoft.com/sharepoint/v3/contenttype/forms">
-  <Display>DocumentLibraryForm</Display>
-  <Edit>DocumentLibraryForm</Edit>
-  <New>DocumentLibraryForm</New>
-</FormTemplates>
+<file path=customXml/itemProps1.xml><?xml version="1.0" encoding="utf-8"?>
+<ds:datastoreItem xmlns:ds="http://schemas.openxmlformats.org/officeDocument/2006/customXml" ds:itemID="{AB0B6225-2C28-4B59-AC07-D3905D9EBCC2}">
+  <ds:schemaRefs>
+    <ds:schemaRef ds:uri="http://schemas.openxmlformats.org/officeDocument/2006/bibliography"/>
+  </ds:schemaRefs>
+</ds:datastoreItem>
 </file>
 
-<file path=customXml/itemProps1.xml><?xml version="1.0" encoding="utf-8"?>
+<file path=customXml/itemProps2.xml><?xml version="1.0" encoding="utf-8"?>
 <ds:datastoreItem xmlns:ds="http://schemas.openxmlformats.org/officeDocument/2006/customXml" ds:itemID="{94A65DC0-273F-470F-8FFD-06309A34330A}">
   <ds:schemaRefs>
     <ds:schemaRef ds:uri="http://schemas.microsoft.com/office/2006/metadata/contentType"/>
@@ -13143,15 +8598,15 @@
 </ds:datastoreItem>
 </file>
 
-<file path=customXml/itemProps2.xml><?xml version="1.0" encoding="utf-8"?>
-<ds:datastoreItem xmlns:ds="http://schemas.openxmlformats.org/officeDocument/2006/customXml" ds:itemID="{AB0B6225-2C28-4B59-AC07-D3905D9EBCC2}">
+<file path=customXml/itemProps3.xml><?xml version="1.0" encoding="utf-8"?>
+<ds:datastoreItem xmlns:ds="http://schemas.openxmlformats.org/officeDocument/2006/customXml" ds:itemID="{A5E54D8B-0784-4B0D-BAB7-E874556CC73D}">
   <ds:schemaRefs>
-    <ds:schemaRef ds:uri="http://schemas.openxmlformats.org/officeDocument/2006/bibliography"/>
+    <ds:schemaRef ds:uri="http://schemas.microsoft.com/sharepoint/v3/contenttype/forms"/>
   </ds:schemaRefs>
 </ds:datastoreItem>
 </file>
 
-<file path=customXml/itemProps3.xml><?xml version="1.0" encoding="utf-8"?>
+<file path=customXml/itemProps4.xml><?xml version="1.0" encoding="utf-8"?>
 <ds:datastoreItem xmlns:ds="http://schemas.openxmlformats.org/officeDocument/2006/customXml" ds:itemID="{BDD202C9-EE0D-44AA-BA2D-EDA98CFA438C}">
   <ds:schemaRefs>
     <ds:schemaRef ds:uri="http://schemas.microsoft.com/office/2006/metadata/properties"/>
@@ -13160,12 +8615,4 @@
     <ds:schemaRef ds:uri="04f7cffc-3ea8-4655-aac6-2c812ca3e62f"/>
   </ds:schemaRefs>
 </ds:datastoreItem>
-</file>
-
-<file path=customXml/itemProps4.xml><?xml version="1.0" encoding="utf-8"?>
-<ds:datastoreItem xmlns:ds="http://schemas.openxmlformats.org/officeDocument/2006/customXml" ds:itemID="{A5E54D8B-0784-4B0D-BAB7-E874556CC73D}">
-  <ds:schemaRefs>
-    <ds:schemaRef ds:uri="http://schemas.microsoft.com/sharepoint/v3/contenttype/forms"/>
-  </ds:schemaRefs>
-</ds:datastoreItem>
 </file>
--- a/Modelos/definitivos/Comercial/modelos/Proposta técnica.docx
+++ b/Modelos/definitivos/Comercial/modelos/Proposta técnica.docx
@@ -1,6 +1,6 @@
 
 <file path=word/document.xml><?xml version="1.0" encoding="utf-8"?>
-<w:document xmlns:wpc="http://schemas.microsoft.com/office/word/2010/wordprocessingCanvas" xmlns:cx="http://schemas.microsoft.com/office/drawing/2014/chartex" xmlns:cx1="http://schemas.microsoft.com/office/drawing/2015/9/8/chartex" xmlns:cx2="http://schemas.microsoft.com/office/drawing/2015/10/21/chartex" xmlns:cx3="http://schemas.microsoft.com/office/drawing/2016/5/9/chartex" xmlns:cx4="http://schemas.microsoft.com/office/drawing/2016/5/10/chartex" xmlns:cx5="http://schemas.microsoft.com/office/drawing/2016/5/11/chartex" xmlns:cx6="http://schemas.microsoft.com/office/drawing/2016/5/12/chartex" xmlns:cx7="http://schemas.microsoft.com/office/drawing/2016/5/13/chartex" xmlns:cx8="http://schemas.microsoft.com/office/drawing/2016/5/14/chartex" xmlns:mc="http://schemas.openxmlformats.org/markup-compatibility/2006" xmlns:aink="http://schemas.microsoft.com/office/drawing/2016/ink" xmlns:am3d="http://schemas.microsoft.com/office/drawing/2017/model3d" xmlns:o="urn:schemas-microsoft-com:office:office" xmlns:oel="http://schemas.microsoft.com/office/2019/extlst" xmlns:r="http://schemas.openxmlformats.org/officeDocument/2006/relationships" xmlns:m="http://schemas.openxmlformats.org/officeDocument/2006/math" xmlns:v="urn:schemas-microsoft-com:vml" xmlns:wp14="http://schemas.microsoft.com/office/word/2010/wordprocessingDrawing" xmlns:wp="http://schemas.openxmlformats.org/drawingml/2006/wordprocessingDrawing" xmlns:w10="urn:schemas-microsoft-com:office:word" xmlns:w="http://schemas.openxmlformats.org/wordprocessingml/2006/main" xmlns:w14="http://schemas.microsoft.com/office/word/2010/wordml" xmlns:w15="http://schemas.microsoft.com/office/word/2012/wordml" xmlns:w16cei="http://schemas.microsoft.com/office/word/2026/wordml/cei" xmlns:w16cex="http://schemas.microsoft.com/office/word/2018/wordml/cex" xmlns:w16cid="http://schemas.microsoft.com/office/word/2016/wordml/cid" xmlns:w16="http://schemas.microsoft.com/office/word/2018/wordml" xmlns:w16du="http://schemas.microsoft.com/office/word/2023/wordml/word16du" xmlns:w16sdtdh="http://schemas.microsoft.com/office/word/2020/wordml/sdtdatahash" xmlns:w16sdtfl="http://schemas.microsoft.com/office/word/2024/wordml/sdtformatlock" xmlns:w16se="http://schemas.microsoft.com/office/word/2015/wordml/symex" xmlns:wpg="http://schemas.microsoft.com/office/word/2010/wordprocessingGroup" xmlns:wpi="http://schemas.microsoft.com/office/word/2010/wordprocessingInk" xmlns:wne="http://schemas.microsoft.com/office/word/2006/wordml" xmlns:wps="http://schemas.microsoft.com/office/word/2010/wordprocessingShape" mc:Ignorable="w14 w15 w16se w16cid w16 w16cex w16sdtdh w16sdtfl w16du wp14">
+<w:document xmlns:wpc="http://schemas.microsoft.com/office/word/2010/wordprocessingCanvas" xmlns:cx="http://schemas.microsoft.com/office/drawing/2014/chartex" xmlns:cx1="http://schemas.microsoft.com/office/drawing/2015/9/8/chartex" xmlns:cx2="http://schemas.microsoft.com/office/drawing/2015/10/21/chartex" xmlns:cx3="http://schemas.microsoft.com/office/drawing/2016/5/9/chartex" xmlns:cx4="http://schemas.microsoft.com/office/drawing/2016/5/10/chartex" xmlns:cx5="http://schemas.microsoft.com/office/drawing/2016/5/11/chartex" xmlns:cx6="http://schemas.microsoft.com/office/drawing/2016/5/12/chartex" xmlns:cx7="http://schemas.microsoft.com/office/drawing/2016/5/13/chartex" xmlns:cx8="http://schemas.microsoft.com/office/drawing/2016/5/14/chartex" xmlns:mc="http://schemas.openxmlformats.org/markup-compatibility/2006" xmlns:aink="http://schemas.microsoft.com/office/drawing/2016/ink" xmlns:am3d="http://schemas.microsoft.com/office/drawing/2017/model3d" xmlns:o="urn:schemas-microsoft-com:office:office" xmlns:oel="http://schemas.microsoft.com/office/2019/extlst" xmlns:r="http://schemas.openxmlformats.org/officeDocument/2006/relationships" xmlns:m="http://schemas.openxmlformats.org/officeDocument/2006/math" xmlns:v="urn:schemas-microsoft-com:vml" xmlns:wp14="http://schemas.microsoft.com/office/word/2010/wordprocessingDrawing" xmlns:wp="http://schemas.openxmlformats.org/drawingml/2006/wordprocessingDrawing" xmlns:w10="urn:schemas-microsoft-com:office:word" xmlns:w="http://schemas.openxmlformats.org/wordprocessingml/2006/main" xmlns:w14="http://schemas.microsoft.com/office/word/2010/wordml" xmlns:w15="http://schemas.microsoft.com/office/word/2012/wordml" xmlns:w16cex="http://schemas.microsoft.com/office/word/2018/wordml/cex" xmlns:w16cid="http://schemas.microsoft.com/office/word/2016/wordml/cid" xmlns:w16="http://schemas.microsoft.com/office/word/2018/wordml" xmlns:w16du="http://schemas.microsoft.com/office/word/2023/wordml/word16du" xmlns:w16sdtdh="http://schemas.microsoft.com/office/word/2020/wordml/sdtdatahash" xmlns:w16sdtfl="http://schemas.microsoft.com/office/word/2024/wordml/sdtformatlock" xmlns:w16se="http://schemas.microsoft.com/office/word/2015/wordml/symex" xmlns:wpg="http://schemas.microsoft.com/office/word/2010/wordprocessingGroup" xmlns:wpi="http://schemas.microsoft.com/office/word/2010/wordprocessingInk" xmlns:wne="http://schemas.microsoft.com/office/word/2006/wordml" xmlns:wps="http://schemas.microsoft.com/office/word/2010/wordprocessingShape" mc:Ignorable="w14 w15 w16se w16cid w16 w16cex w16sdtdh w16sdtfl w16du wp14">
   <w:body>
     <w:p>
       <w:pPr>
@@ -149,7 +149,7 @@
               </wp:anchor>
             </w:drawing>
           </mc:Choice>
-          <mc:Fallback>
+          <mc:Fallback xmlns:w16cei="http://schemas.microsoft.com/office/word/2026/wordml/cei">
             <w:pict>
               <v:shapetype w14:anchorId="579A0571" id="_x0000_t202" coordsize="21600,21600" o:spt="202" path="m,l,21600r21600,l21600,xe">
                 <v:stroke joinstyle="miter"/>
@@ -772,7 +772,7 @@
           <w:sz w:val="24"/>
           <w:szCs w:val="24"/>
         </w:rPr>
-        <w:t xml:space="preserve">{{nome_vendedor}}</w:t>
+        <w:t>{{nome_vendedor}}</w:t>
       </w:r>
     </w:p>
     <w:p>
@@ -805,7 +805,7 @@
           <w:sz w:val="24"/>
           <w:szCs w:val="24"/>
         </w:rPr>
-        <w:t xml:space="preserve">{{elaborador_proposta}}</w:t>
+        <w:t>{{elaborador_proposta}}</w:t>
       </w:r>
     </w:p>
     <w:p>
@@ -855,7 +855,7 @@
           <w:sz w:val="24"/>
           <w:szCs w:val="24"/>
         </w:rPr>
-        <w:t xml:space="preserve">{{cod_prop}}</w:t>
+        <w:t>{{cod_prop}}</w:t>
       </w:r>
       <w:r>
         <w:rPr>
@@ -884,7 +884,7 @@
           <w:sz w:val="20"/>
           <w:szCs w:val="20"/>
         </w:rPr>
-        <w:t xml:space="preserve">{{n_rev}}</w:t>
+        <w:t>{{n_rev}}</w:t>
       </w:r>
     </w:p>
     <w:p>
@@ -920,7 +920,7 @@
           <w:sz w:val="24"/>
           <w:szCs w:val="24"/>
         </w:rPr>
-        <w:t xml:space="preserve">{{nome_cliente}}</w:t>
+        <w:t>{{nome_cliente}}</w:t>
       </w:r>
     </w:p>
     <w:p>
@@ -950,7 +950,7 @@
           <w:sz w:val="24"/>
           <w:szCs w:val="24"/>
         </w:rPr>
-        <w:t xml:space="preserve">{{contato_cliente}}</w:t>
+        <w:t>{{contato_cliente}}</w:t>
       </w:r>
     </w:p>
     <w:p>
@@ -980,7 +980,7 @@
           <w:sz w:val="24"/>
           <w:szCs w:val="24"/>
         </w:rPr>
-        <w:t xml:space="preserve">{{email_cliente}}</w:t>
+        <w:t>{{email_cliente}}</w:t>
       </w:r>
     </w:p>
     <w:p>
@@ -1010,7 +1010,7 @@
           <w:sz w:val="24"/>
           <w:szCs w:val="24"/>
         </w:rPr>
-        <w:t xml:space="preserve">{{dpto_solicitante}}</w:t>
+        <w:t>{{dpto_solicitante}}</w:t>
       </w:r>
     </w:p>
     <w:p>
@@ -1066,7 +1066,7 @@
           <w:sz w:val="24"/>
           <w:szCs w:val="24"/>
         </w:rPr>
-        <w:t xml:space="preserve">{{local_obra}}</w:t>
+        <w:t>{{local_obra}}</w:t>
       </w:r>
     </w:p>
     <w:p>
@@ -1115,7 +1115,7 @@
           <w:sz w:val="24"/>
           <w:szCs w:val="24"/>
         </w:rPr>
-        <w:t xml:space="preserve">{{cnpj_texto}}</w:t>
+        <w:t>{{cnpj_texto}}</w:t>
       </w:r>
     </w:p>
     <w:bookmarkEnd w:id="0"/>
@@ -1811,6 +1811,7 @@
           <w:sz w:val="20"/>
           <w:szCs w:val="20"/>
         </w:rPr>
+        <w:lastRenderedPageBreak/>
         <w:t>Filtrovali é a escolha certa</w:t>
       </w:r>
       <w:r>
@@ -1936,7 +1937,7 @@
               </wp:anchor>
             </w:drawing>
           </mc:Choice>
-          <mc:Fallback>
+          <mc:Fallback xmlns:w16cei="http://schemas.microsoft.com/office/word/2026/wordml/cei">
             <w:pict>
               <v:shape w14:anchorId="0DC6BF25" id="_x0000_s1027" type="#_x0000_t202" style="position:absolute;left:0;text-align:left;margin-left:409.65pt;margin-top:87.95pt;width:102.6pt;height:54.6pt;z-index:-251630592;visibility:visible;mso-wrap-style:square;mso-width-percent:0;mso-height-percent:0;mso-wrap-distance-left:9pt;mso-wrap-distance-top:3.6pt;mso-wrap-distance-right:9pt;mso-wrap-distance-bottom:3.6pt;mso-position-horizontal:absolute;mso-position-horizontal-relative:text;mso-position-vertical:absolute;mso-position-vertical-relative:text;mso-width-percent:0;mso-height-percent:0;mso-width-relative:margin;mso-height-relative:margin;v-text-anchor:top" o:gfxdata="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" filled="f" stroked="f">
                 <v:textbox>
@@ -2066,7 +2067,7 @@
               </wp:anchor>
             </w:drawing>
           </mc:Choice>
-          <mc:Fallback>
+          <mc:Fallback xmlns:w16cei="http://schemas.microsoft.com/office/word/2026/wordml/cei">
             <w:pict>
               <v:shape w14:anchorId="319DD6DB" id="_x0000_s1028" type="#_x0000_t202" style="position:absolute;left:0;text-align:left;margin-left:317.25pt;margin-top:87.95pt;width:102.6pt;height:54.6pt;z-index:-251631616;visibility:visible;mso-wrap-style:square;mso-width-percent:0;mso-height-percent:0;mso-wrap-distance-left:9pt;mso-wrap-distance-top:3.6pt;mso-wrap-distance-right:9pt;mso-wrap-distance-bottom:3.6pt;mso-position-horizontal:absolute;mso-position-horizontal-relative:text;mso-position-vertical:absolute;mso-position-vertical-relative:text;mso-width-percent:0;mso-height-percent:0;mso-width-relative:margin;mso-height-relative:margin;v-text-anchor:top" o:gfxdata="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" filled="f" stroked="f">
                 <v:textbox>
@@ -2196,7 +2197,7 @@
               </wp:anchor>
             </w:drawing>
           </mc:Choice>
-          <mc:Fallback>
+          <mc:Fallback xmlns:w16cei="http://schemas.microsoft.com/office/word/2026/wordml/cei">
             <w:pict>
               <v:shape w14:anchorId="67BB42D4" id="_x0000_s1029" type="#_x0000_t202" style="position:absolute;left:0;text-align:left;margin-left:223.05pt;margin-top:87.95pt;width:102.6pt;height:54.6pt;z-index:-251632640;visibility:visible;mso-wrap-style:square;mso-width-percent:0;mso-height-percent:0;mso-wrap-distance-left:9pt;mso-wrap-distance-top:3.6pt;mso-wrap-distance-right:9pt;mso-wrap-distance-bottom:3.6pt;mso-position-horizontal:absolute;mso-position-horizontal-relative:text;mso-position-vertical:absolute;mso-position-vertical-relative:text;mso-width-percent:0;mso-height-percent:0;mso-width-relative:margin;mso-height-relative:margin;v-text-anchor:top" o:gfxdata="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" filled="f" stroked="f">
                 <v:textbox>
@@ -2310,7 +2311,7 @@
               </wp:anchor>
             </w:drawing>
           </mc:Choice>
-          <mc:Fallback>
+          <mc:Fallback xmlns:w16cei="http://schemas.microsoft.com/office/word/2026/wordml/cei">
             <w:pict>
               <v:shape w14:anchorId="0CD975BB" id="_x0000_s1030" type="#_x0000_t202" style="position:absolute;left:0;text-align:left;margin-left:117.45pt;margin-top:87.95pt;width:102.6pt;height:54.6pt;z-index:-251633664;visibility:visible;mso-wrap-style:square;mso-width-percent:0;mso-height-percent:0;mso-wrap-distance-left:9pt;mso-wrap-distance-top:3.6pt;mso-wrap-distance-right:9pt;mso-wrap-distance-bottom:3.6pt;mso-position-horizontal:absolute;mso-position-horizontal-relative:text;mso-position-vertical:absolute;mso-position-vertical-relative:text;mso-width-percent:0;mso-height-percent:0;mso-width-relative:margin;mso-height-relative:margin;v-text-anchor:top" o:gfxdata="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" filled="f" stroked="f">
                 <v:textbox>
@@ -2504,7 +2505,7 @@
               </wp:anchor>
             </w:drawing>
           </mc:Choice>
-          <mc:Fallback>
+          <mc:Fallback xmlns:w16cei="http://schemas.microsoft.com/office/word/2026/wordml/cei">
             <w:pict>
               <v:shape w14:anchorId="708A2AAD" id="_x0000_s1031" type="#_x0000_t202" style="position:absolute;left:0;text-align:left;margin-left:29.85pt;margin-top:76.45pt;width:76.8pt;height:34.8pt;z-index:-251634688;visibility:visible;mso-wrap-style:square;mso-width-percent:0;mso-height-percent:0;mso-wrap-distance-left:9pt;mso-wrap-distance-top:3.6pt;mso-wrap-distance-right:9pt;mso-wrap-distance-bottom:3.6pt;mso-position-horizontal:absolute;mso-position-horizontal-relative:text;mso-position-vertical:absolute;mso-position-vertical-relative:text;mso-width-percent:0;mso-height-percent:0;mso-width-relative:margin;mso-height-relative:margin;v-text-anchor:top" o:gfxdata="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" filled="f" stroked="f">
                 <v:textbox>
@@ -3846,97 +3847,6 @@
     </w:p>
     <w:p>
       <w:pPr>
-        <w:pStyle w:val="PargrafodaLista"/>
-        <w:spacing w:after="0" w:line="240" w:lineRule="auto"/>
-        <w:ind w:left="1068"/>
-        <w:jc w:val="both"/>
-      </w:pPr>
-    </w:p>
-    <w:p>
-      <w:pPr>
-        <w:pStyle w:val="PargrafodaLista"/>
-        <w:spacing w:after="0" w:line="240" w:lineRule="auto"/>
-        <w:ind w:left="1068"/>
-        <w:jc w:val="both"/>
-      </w:pPr>
-    </w:p>
-    <w:p>
-      <w:pPr>
-        <w:pStyle w:val="PargrafodaLista"/>
-        <w:rPr>
-          <w:rFonts w:ascii="Arial" w:hAnsi="Arial" w:cs="Arial"/>
-          <w:sz w:val="20"/>
-          <w:szCs w:val="20"/>
-        </w:rPr>
-      </w:pPr>
-    </w:p>
-    <w:p>
-      <w:pPr>
-        <w:pStyle w:val="PargrafodaLista"/>
-        <w:rPr>
-          <w:rFonts w:ascii="Arial" w:hAnsi="Arial" w:cs="Arial"/>
-          <w:sz w:val="20"/>
-          <w:szCs w:val="20"/>
-        </w:rPr>
-      </w:pPr>
-    </w:p>
-    <w:p>
-      <w:pPr>
-        <w:pStyle w:val="PargrafodaLista"/>
-        <w:rPr>
-          <w:rFonts w:ascii="Arial" w:hAnsi="Arial" w:cs="Arial"/>
-          <w:sz w:val="20"/>
-          <w:szCs w:val="20"/>
-        </w:rPr>
-      </w:pPr>
-    </w:p>
-    <w:p>
-      <w:pPr>
-        <w:pStyle w:val="PargrafodaLista"/>
-        <w:rPr>
-          <w:rFonts w:ascii="Arial" w:hAnsi="Arial" w:cs="Arial"/>
-          <w:sz w:val="20"/>
-          <w:szCs w:val="20"/>
-        </w:rPr>
-      </w:pPr>
-    </w:p>
-    <w:p>
-      <w:pPr>
-        <w:pStyle w:val="PargrafodaLista"/>
-        <w:rPr>
-          <w:rFonts w:ascii="Arial" w:hAnsi="Arial" w:cs="Arial"/>
-          <w:sz w:val="20"/>
-          <w:szCs w:val="20"/>
-        </w:rPr>
-      </w:pPr>
-    </w:p>
-    <w:p>
-      <w:pPr>
-        <w:pStyle w:val="PargrafodaLista"/>
-        <w:rPr>
-          <w:rFonts w:ascii="Arial" w:hAnsi="Arial" w:cs="Arial"/>
-          <w:sz w:val="20"/>
-          <w:szCs w:val="20"/>
-        </w:rPr>
-      </w:pPr>
-    </w:p>
-    <w:p>
-      <w:pPr>
-        <w:pStyle w:val="PargrafodaLista"/>
-        <w:rPr>
-          <w:rFonts w:ascii="Arial" w:hAnsi="Arial" w:cs="Arial"/>
-          <w:sz w:val="20"/>
-          <w:szCs w:val="20"/>
-        </w:rPr>
-      </w:pPr>
-    </w:p>
-    <w:p>
-      <w:pPr>
-        <w:pStyle w:val="PargrafodaLista"/>
-      </w:pPr>
-    </w:p>
-    <w:p>
-      <w:pPr>
         <w:spacing w:after="0" w:line="240" w:lineRule="auto"/>
         <w:ind w:firstLine="708"/>
         <w:jc w:val="both"/>
@@ -4356,26 +4266,6 @@
               </w:rPr>
               <w:t xml:space="preserve">{{escopo_filtrovali}}</w:t>
             </w:r>
-            <w:r>
-              <w:rPr>
-                <w:rFonts w:ascii="Arial" w:eastAsia="Arial" w:hAnsi="Arial" w:cs="Arial"/>
-                <w:color w:val="000000"/>
-                <w:sz w:val="16"/>
-                <w:szCs w:val="16"/>
-                <w:lang w:eastAsia="pt-BR"/>
-              </w:rPr>
-              <w:t/>
-            </w:r>
-            <w:r>
-              <w:rPr>
-                <w:rFonts w:ascii="Arial" w:eastAsia="Arial" w:hAnsi="Arial" w:cs="Arial"/>
-                <w:color w:val="000000"/>
-                <w:sz w:val="16"/>
-                <w:szCs w:val="16"/>
-                <w:lang w:eastAsia="pt-BR"/>
-              </w:rPr>
-              <w:t/>
-            </w:r>
           </w:p>
         </w:tc>
         <w:tc>
@@ -4724,15 +4614,6 @@
               </w:rPr>
               <w:t xml:space="preserve">{{escopo_contratante}}</w:t>
             </w:r>
-            <w:r>
-              <w:rPr>
-                <w:rFonts w:ascii="Arial" w:hAnsi="Arial" w:cs="Arial"/>
-                <w:sz w:val="16"/>
-                <w:szCs w:val="16"/>
-                <w:lang w:eastAsia="pt-BR"/>
-              </w:rPr>
-              <w:t/>
-            </w:r>
           </w:p>
         </w:tc>
         <w:tc>
@@ -4779,72 +4660,6 @@
         <w:spacing w:after="0" w:line="240" w:lineRule="auto"/>
         <w:jc w:val="both"/>
         <w:rPr>
-          <w:rFonts w:ascii="Arial" w:hAnsi="Arial" w:cs="Arial"/>
-          <w:sz w:val="20"/>
-          <w:szCs w:val="20"/>
-        </w:rPr>
-      </w:pPr>
-    </w:p>
-    <w:p>
-      <w:pPr>
-        <w:spacing w:after="0" w:line="240" w:lineRule="auto"/>
-        <w:jc w:val="both"/>
-        <w:rPr>
-          <w:rFonts w:ascii="Arial" w:eastAsia="Arial" w:hAnsi="Arial"/>
-          <w:sz w:val="20"/>
-          <w:szCs w:val="20"/>
-        </w:rPr>
-      </w:pPr>
-    </w:p>
-    <w:p>
-      <w:pPr>
-        <w:spacing w:after="0" w:line="240" w:lineRule="auto"/>
-        <w:jc w:val="both"/>
-        <w:rPr>
-          <w:rFonts w:ascii="Arial" w:eastAsia="Arial" w:hAnsi="Arial"/>
-          <w:sz w:val="20"/>
-          <w:szCs w:val="20"/>
-        </w:rPr>
-      </w:pPr>
-    </w:p>
-    <w:p>
-      <w:pPr>
-        <w:spacing w:after="0" w:line="240" w:lineRule="auto"/>
-        <w:jc w:val="both"/>
-        <w:rPr>
-          <w:rFonts w:ascii="Arial" w:eastAsia="Arial" w:hAnsi="Arial"/>
-          <w:sz w:val="20"/>
-          <w:szCs w:val="20"/>
-        </w:rPr>
-      </w:pPr>
-    </w:p>
-    <w:p>
-      <w:pPr>
-        <w:spacing w:after="0" w:line="240" w:lineRule="auto"/>
-        <w:jc w:val="both"/>
-        <w:rPr>
-          <w:rFonts w:ascii="Arial" w:eastAsia="Arial" w:hAnsi="Arial"/>
-          <w:sz w:val="20"/>
-          <w:szCs w:val="20"/>
-        </w:rPr>
-      </w:pPr>
-    </w:p>
-    <w:p>
-      <w:pPr>
-        <w:spacing w:after="0" w:line="240" w:lineRule="auto"/>
-        <w:jc w:val="both"/>
-        <w:rPr>
-          <w:rFonts w:ascii="Arial" w:eastAsia="Arial" w:hAnsi="Arial"/>
-          <w:sz w:val="20"/>
-          <w:szCs w:val="20"/>
-        </w:rPr>
-      </w:pPr>
-    </w:p>
-    <w:p>
-      <w:pPr>
-        <w:spacing w:after="0" w:line="240" w:lineRule="auto"/>
-        <w:jc w:val="both"/>
-        <w:rPr>
           <w:rFonts w:ascii="Arial" w:eastAsia="Arial" w:hAnsi="Arial"/>
           <w:sz w:val="20"/>
           <w:szCs w:val="20"/>
@@ -4917,7 +4732,7 @@
           <w:sz w:val="20"/>
           <w:szCs w:val="20"/>
         </w:rPr>
-        <w:t xml:space="preserve">{{prev_atende}}</w:t>
+        <w:t>{{prev_atende}}</w:t>
       </w:r>
       <w:r>
         <w:rPr>
@@ -4962,6 +4777,7 @@
           <w:sz w:val="20"/>
           <w:szCs w:val="20"/>
         </w:rPr>
+        <w:lastRenderedPageBreak/>
         <w:t>Nos casos em que o contrato for firmado entre a Filtrovali e a montadora, porém o faturamento ocorrer diretamente para o Cliente Final, a mobilização ficará condicionada à emissão do pedido de compra pelo Cliente Final</w:t>
       </w:r>
       <w:r>
@@ -5117,7 +4933,7 @@
           <w:sz w:val="20"/>
           <w:szCs w:val="20"/>
         </w:rPr>
-        <w:t xml:space="preserve">{{n_dias}}</w:t>
+        <w:t>{{n_dias}}</w:t>
       </w:r>
       <w:r>
         <w:rPr>
@@ -5161,7 +4977,7 @@
           <w:sz w:val="20"/>
           <w:szCs w:val="20"/>
         </w:rPr>
-        <w:t xml:space="preserve">{{dias_treinamento}}</w:t>
+        <w:t>{{dias_treinamento}}</w:t>
       </w:r>
       <w:r>
         <w:rPr>
@@ -5205,7 +5021,7 @@
           <w:sz w:val="20"/>
           <w:szCs w:val="20"/>
         </w:rPr>
-        <w:t xml:space="preserve">{{n_dias_trabalhados}}</w:t>
+        <w:t>{{n_dias_trabalhados}}</w:t>
       </w:r>
       <w:r>
         <w:rPr>
@@ -5249,7 +5065,7 @@
           <w:sz w:val="20"/>
           <w:szCs w:val="20"/>
         </w:rPr>
-        <w:t xml:space="preserve">{{dias_mob}}</w:t>
+        <w:t>{{dias_mob}}</w:t>
       </w:r>
       <w:r>
         <w:rPr>
@@ -5644,6 +5460,7 @@
           <w:sz w:val="20"/>
           <w:szCs w:val="20"/>
         </w:rPr>
+        <w:lastRenderedPageBreak/>
         <w:t>Obs: Visando a redução de tempo e retrabalho com manutenção de relatórios, os relatórios abaixo só serão elaborados e entregues após a regularização e aprovação dos RDOs.</w:t>
       </w:r>
     </w:p>
@@ -6043,15 +5860,7 @@
           <w:sz w:val="20"/>
           <w:szCs w:val="20"/>
         </w:rPr>
-        <w:t>específicas das atividades, bem como, as imagens do antes e depois de alguns pontos da estrutura</w:t>
-      </w:r>
-      <w:r>
-        <w:rPr>
-          <w:rFonts w:ascii="Arial" w:hAnsi="Arial" w:cs="Arial"/>
-          <w:sz w:val="20"/>
-          <w:szCs w:val="20"/>
-        </w:rPr>
-        <w:t>.</w:t>
+        <w:t>específicas das atividades, bem como, as imagens do antes e depois de alguns pontos da estrutura.</w:t>
       </w:r>
     </w:p>
     <w:p>
@@ -6157,7 +5966,7 @@
           <w:sz w:val="20"/>
           <w:szCs w:val="20"/>
         </w:rPr>
-        <w:t xml:space="preserve">{{validadeProp}}</w:t>
+        <w:t>{{validadeProp}}</w:t>
       </w:r>
       <w:r>
         <w:rPr>
@@ -6270,7 +6079,6 @@
           <w:sz w:val="20"/>
           <w:szCs w:val="20"/>
         </w:rPr>
-        <w:lastRenderedPageBreak/>
         <w:t xml:space="preserve">No caso de prorrogação de prazo conforme item </w:t>
       </w:r>
       <w:r>
@@ -6421,7 +6229,7 @@
 </file>
 
 <file path=word/endnotes.xml><?xml version="1.0" encoding="utf-8"?>
-<w:endnotes xmlns:wpc="http://schemas.microsoft.com/office/word/2010/wordprocessingCanvas" xmlns:cx="http://schemas.microsoft.com/office/drawing/2014/chartex" xmlns:cx1="http://schemas.microsoft.com/office/drawing/2015/9/8/chartex" xmlns:cx2="http://schemas.microsoft.com/office/drawing/2015/10/21/chartex" xmlns:cx3="http://schemas.microsoft.com/office/drawing/2016/5/9/chartex" xmlns:cx4="http://schemas.microsoft.com/office/drawing/2016/5/10/chartex" xmlns:cx5="http://schemas.microsoft.com/office/drawing/2016/5/11/chartex" xmlns:cx6="http://schemas.microsoft.com/office/drawing/2016/5/12/chartex" xmlns:cx7="http://schemas.microsoft.com/office/drawing/2016/5/13/chartex" xmlns:cx8="http://schemas.microsoft.com/office/drawing/2016/5/14/chartex" xmlns:mc="http://schemas.openxmlformats.org/markup-compatibility/2006" xmlns:aink="http://schemas.microsoft.com/office/drawing/2016/ink" xmlns:am3d="http://schemas.microsoft.com/office/drawing/2017/model3d" xmlns:o="urn:schemas-microsoft-com:office:office" xmlns:oel="http://schemas.microsoft.com/office/2019/extlst" xmlns:r="http://schemas.openxmlformats.org/officeDocument/2006/relationships" xmlns:m="http://schemas.openxmlformats.org/officeDocument/2006/math" xmlns:v="urn:schemas-microsoft-com:vml" xmlns:wp14="http://schemas.microsoft.com/office/word/2010/wordprocessingDrawing" xmlns:wp="http://schemas.openxmlformats.org/drawingml/2006/wordprocessingDrawing" xmlns:w10="urn:schemas-microsoft-com:office:word" xmlns:w="http://schemas.openxmlformats.org/wordprocessingml/2006/main" xmlns:w14="http://schemas.microsoft.com/office/word/2010/wordml" xmlns:w15="http://schemas.microsoft.com/office/word/2012/wordml" xmlns:w16cei="http://schemas.microsoft.com/office/word/2026/wordml/cei" xmlns:w16cex="http://schemas.microsoft.com/office/word/2018/wordml/cex" xmlns:w16cid="http://schemas.microsoft.com/office/word/2016/wordml/cid" xmlns:w16="http://schemas.microsoft.com/office/word/2018/wordml" xmlns:w16du="http://schemas.microsoft.com/office/word/2023/wordml/word16du" xmlns:w16sdtdh="http://schemas.microsoft.com/office/word/2020/wordml/sdtdatahash" xmlns:w16sdtfl="http://schemas.microsoft.com/office/word/2024/wordml/sdtformatlock" xmlns:w16se="http://schemas.microsoft.com/office/word/2015/wordml/symex" xmlns:wpg="http://schemas.microsoft.com/office/word/2010/wordprocessingGroup" xmlns:wpi="http://schemas.microsoft.com/office/word/2010/wordprocessingInk" xmlns:wne="http://schemas.microsoft.com/office/word/2006/wordml" xmlns:wps="http://schemas.microsoft.com/office/word/2010/wordprocessingShape" mc:Ignorable="w14 w15 w16se w16cid w16 w16cex w16sdtdh w16sdtfl w16du wp14">
+<w:endnotes xmlns:wpc="http://schemas.microsoft.com/office/word/2010/wordprocessingCanvas" xmlns:cx="http://schemas.microsoft.com/office/drawing/2014/chartex" xmlns:cx1="http://schemas.microsoft.com/office/drawing/2015/9/8/chartex" xmlns:cx2="http://schemas.microsoft.com/office/drawing/2015/10/21/chartex" xmlns:cx3="http://schemas.microsoft.com/office/drawing/2016/5/9/chartex" xmlns:cx4="http://schemas.microsoft.com/office/drawing/2016/5/10/chartex" xmlns:cx5="http://schemas.microsoft.com/office/drawing/2016/5/11/chartex" xmlns:cx6="http://schemas.microsoft.com/office/drawing/2016/5/12/chartex" xmlns:cx7="http://schemas.microsoft.com/office/drawing/2016/5/13/chartex" xmlns:cx8="http://schemas.microsoft.com/office/drawing/2016/5/14/chartex" xmlns:mc="http://schemas.openxmlformats.org/markup-compatibility/2006" xmlns:aink="http://schemas.microsoft.com/office/drawing/2016/ink" xmlns:am3d="http://schemas.microsoft.com/office/drawing/2017/model3d" xmlns:o="urn:schemas-microsoft-com:office:office" xmlns:oel="http://schemas.microsoft.com/office/2019/extlst" xmlns:r="http://schemas.openxmlformats.org/officeDocument/2006/relationships" xmlns:m="http://schemas.openxmlformats.org/officeDocument/2006/math" xmlns:v="urn:schemas-microsoft-com:vml" xmlns:wp14="http://schemas.microsoft.com/office/word/2010/wordprocessingDrawing" xmlns:wp="http://schemas.openxmlformats.org/drawingml/2006/wordprocessingDrawing" xmlns:w10="urn:schemas-microsoft-com:office:word" xmlns:w="http://schemas.openxmlformats.org/wordprocessingml/2006/main" xmlns:w14="http://schemas.microsoft.com/office/word/2010/wordml" xmlns:w15="http://schemas.microsoft.com/office/word/2012/wordml" xmlns:w16cex="http://schemas.microsoft.com/office/word/2018/wordml/cex" xmlns:w16cid="http://schemas.microsoft.com/office/word/2016/wordml/cid" xmlns:w16="http://schemas.microsoft.com/office/word/2018/wordml" xmlns:w16du="http://schemas.microsoft.com/office/word/2023/wordml/word16du" xmlns:w16sdtdh="http://schemas.microsoft.com/office/word/2020/wordml/sdtdatahash" xmlns:w16sdtfl="http://schemas.microsoft.com/office/word/2024/wordml/sdtformatlock" xmlns:w16se="http://schemas.microsoft.com/office/word/2015/wordml/symex" xmlns:wpg="http://schemas.microsoft.com/office/word/2010/wordprocessingGroup" xmlns:wpi="http://schemas.microsoft.com/office/word/2010/wordprocessingInk" xmlns:wne="http://schemas.microsoft.com/office/word/2006/wordml" xmlns:wps="http://schemas.microsoft.com/office/word/2010/wordprocessingShape" mc:Ignorable="w14 w15 w16se w16cid w16 w16cex w16sdtdh w16sdtfl w16du wp14">
   <w:endnote w:type="separator" w:id="-1">
     <w:p>
       <w:pPr>
@@ -6446,7 +6254,7 @@
 </file>
 
 <file path=word/footer1.xml><?xml version="1.0" encoding="utf-8"?>
-<w:ftr xmlns:wpc="http://schemas.microsoft.com/office/word/2010/wordprocessingCanvas" xmlns:cx="http://schemas.microsoft.com/office/drawing/2014/chartex" xmlns:cx1="http://schemas.microsoft.com/office/drawing/2015/9/8/chartex" xmlns:cx2="http://schemas.microsoft.com/office/drawing/2015/10/21/chartex" xmlns:cx3="http://schemas.microsoft.com/office/drawing/2016/5/9/chartex" xmlns:cx4="http://schemas.microsoft.com/office/drawing/2016/5/10/chartex" xmlns:cx5="http://schemas.microsoft.com/office/drawing/2016/5/11/chartex" xmlns:cx6="http://schemas.microsoft.com/office/drawing/2016/5/12/chartex" xmlns:cx7="http://schemas.microsoft.com/office/drawing/2016/5/13/chartex" xmlns:cx8="http://schemas.microsoft.com/office/drawing/2016/5/14/chartex" xmlns:mc="http://schemas.openxmlformats.org/markup-compatibility/2006" xmlns:aink="http://schemas.microsoft.com/office/drawing/2016/ink" xmlns:am3d="http://schemas.microsoft.com/office/drawing/2017/model3d" xmlns:o="urn:schemas-microsoft-com:office:office" xmlns:oel="http://schemas.microsoft.com/office/2019/extlst" xmlns:r="http://schemas.openxmlformats.org/officeDocument/2006/relationships" xmlns:m="http://schemas.openxmlformats.org/officeDocument/2006/math" xmlns:v="urn:schemas-microsoft-com:vml" xmlns:wp14="http://schemas.microsoft.com/office/word/2010/wordprocessingDrawing" xmlns:wp="http://schemas.openxmlformats.org/drawingml/2006/wordprocessingDrawing" xmlns:w10="urn:schemas-microsoft-com:office:word" xmlns:w="http://schemas.openxmlformats.org/wordprocessingml/2006/main" xmlns:w14="http://schemas.microsoft.com/office/word/2010/wordml" xmlns:w15="http://schemas.microsoft.com/office/word/2012/wordml" xmlns:w16cei="http://schemas.microsoft.com/office/word/2026/wordml/cei" xmlns:w16cex="http://schemas.microsoft.com/office/word/2018/wordml/cex" xmlns:w16cid="http://schemas.microsoft.com/office/word/2016/wordml/cid" xmlns:w16="http://schemas.microsoft.com/office/word/2018/wordml" xmlns:w16du="http://schemas.microsoft.com/office/word/2023/wordml/word16du" xmlns:w16sdtdh="http://schemas.microsoft.com/office/word/2020/wordml/sdtdatahash" xmlns:w16sdtfl="http://schemas.microsoft.com/office/word/2024/wordml/sdtformatlock" xmlns:w16se="http://schemas.microsoft.com/office/word/2015/wordml/symex" xmlns:wpg="http://schemas.microsoft.com/office/word/2010/wordprocessingGroup" xmlns:wpi="http://schemas.microsoft.com/office/word/2010/wordprocessingInk" xmlns:wne="http://schemas.microsoft.com/office/word/2006/wordml" xmlns:wps="http://schemas.microsoft.com/office/word/2010/wordprocessingShape" mc:Ignorable="w14 w15 w16se w16cid w16 w16cex w16sdtdh w16sdtfl w16du wp14">
+<w:ftr xmlns:wpc="http://schemas.microsoft.com/office/word/2010/wordprocessingCanvas" xmlns:cx="http://schemas.microsoft.com/office/drawing/2014/chartex" xmlns:cx1="http://schemas.microsoft.com/office/drawing/2015/9/8/chartex" xmlns:cx2="http://schemas.microsoft.com/office/drawing/2015/10/21/chartex" xmlns:cx3="http://schemas.microsoft.com/office/drawing/2016/5/9/chartex" xmlns:cx4="http://schemas.microsoft.com/office/drawing/2016/5/10/chartex" xmlns:cx5="http://schemas.microsoft.com/office/drawing/2016/5/11/chartex" xmlns:cx6="http://schemas.microsoft.com/office/drawing/2016/5/12/chartex" xmlns:cx7="http://schemas.microsoft.com/office/drawing/2016/5/13/chartex" xmlns:cx8="http://schemas.microsoft.com/office/drawing/2016/5/14/chartex" xmlns:mc="http://schemas.openxmlformats.org/markup-compatibility/2006" xmlns:aink="http://schemas.microsoft.com/office/drawing/2016/ink" xmlns:am3d="http://schemas.microsoft.com/office/drawing/2017/model3d" xmlns:o="urn:schemas-microsoft-com:office:office" xmlns:oel="http://schemas.microsoft.com/office/2019/extlst" xmlns:r="http://schemas.openxmlformats.org/officeDocument/2006/relationships" xmlns:m="http://schemas.openxmlformats.org/officeDocument/2006/math" xmlns:v="urn:schemas-microsoft-com:vml" xmlns:wp14="http://schemas.microsoft.com/office/word/2010/wordprocessingDrawing" xmlns:wp="http://schemas.openxmlformats.org/drawingml/2006/wordprocessingDrawing" xmlns:w10="urn:schemas-microsoft-com:office:word" xmlns:w="http://schemas.openxmlformats.org/wordprocessingml/2006/main" xmlns:w14="http://schemas.microsoft.com/office/word/2010/wordml" xmlns:w15="http://schemas.microsoft.com/office/word/2012/wordml" xmlns:w16cex="http://schemas.microsoft.com/office/word/2018/wordml/cex" xmlns:w16cid="http://schemas.microsoft.com/office/word/2016/wordml/cid" xmlns:w16="http://schemas.microsoft.com/office/word/2018/wordml" xmlns:w16du="http://schemas.microsoft.com/office/word/2023/wordml/word16du" xmlns:w16sdtdh="http://schemas.microsoft.com/office/word/2020/wordml/sdtdatahash" xmlns:w16sdtfl="http://schemas.microsoft.com/office/word/2024/wordml/sdtformatlock" xmlns:w16se="http://schemas.microsoft.com/office/word/2015/wordml/symex" xmlns:wpg="http://schemas.microsoft.com/office/word/2010/wordprocessingGroup" xmlns:wpi="http://schemas.microsoft.com/office/word/2010/wordprocessingInk" xmlns:wne="http://schemas.microsoft.com/office/word/2006/wordml" xmlns:wps="http://schemas.microsoft.com/office/word/2010/wordprocessingShape" mc:Ignorable="w14 w15 w16se w16cid w16 w16cex w16sdtdh w16sdtfl w16du wp14">
   <w:sdt>
     <w:sdtPr>
       <w:id w:val="-1433276875"/>
@@ -6501,7 +6309,7 @@
 </file>
 
 <file path=word/footnotes.xml><?xml version="1.0" encoding="utf-8"?>
-<w:footnotes xmlns:wpc="http://schemas.microsoft.com/office/word/2010/wordprocessingCanvas" xmlns:cx="http://schemas.microsoft.com/office/drawing/2014/chartex" xmlns:cx1="http://schemas.microsoft.com/office/drawing/2015/9/8/chartex" xmlns:cx2="http://schemas.microsoft.com/office/drawing/2015/10/21/chartex" xmlns:cx3="http://schemas.microsoft.com/office/drawing/2016/5/9/chartex" xmlns:cx4="http://schemas.microsoft.com/office/drawing/2016/5/10/chartex" xmlns:cx5="http://schemas.microsoft.com/office/drawing/2016/5/11/chartex" xmlns:cx6="http://schemas.microsoft.com/office/drawing/2016/5/12/chartex" xmlns:cx7="http://schemas.microsoft.com/office/drawing/2016/5/13/chartex" xmlns:cx8="http://schemas.microsoft.com/office/drawing/2016/5/14/chartex" xmlns:mc="http://schemas.openxmlformats.org/markup-compatibility/2006" xmlns:aink="http://schemas.microsoft.com/office/drawing/2016/ink" xmlns:am3d="http://schemas.microsoft.com/office/drawing/2017/model3d" xmlns:o="urn:schemas-microsoft-com:office:office" xmlns:oel="http://schemas.microsoft.com/office/2019/extlst" xmlns:r="http://schemas.openxmlformats.org/officeDocument/2006/relationships" xmlns:m="http://schemas.openxmlformats.org/officeDocument/2006/math" xmlns:v="urn:schemas-microsoft-com:vml" xmlns:wp14="http://schemas.microsoft.com/office/word/2010/wordprocessingDrawing" xmlns:wp="http://schemas.openxmlformats.org/drawingml/2006/wordprocessingDrawing" xmlns:w10="urn:schemas-microsoft-com:office:word" xmlns:w="http://schemas.openxmlformats.org/wordprocessingml/2006/main" xmlns:w14="http://schemas.microsoft.com/office/word/2010/wordml" xmlns:w15="http://schemas.microsoft.com/office/word/2012/wordml" xmlns:w16cei="http://schemas.microsoft.com/office/word/2026/wordml/cei" xmlns:w16cex="http://schemas.microsoft.com/office/word/2018/wordml/cex" xmlns:w16cid="http://schemas.microsoft.com/office/word/2016/wordml/cid" xmlns:w16="http://schemas.microsoft.com/office/word/2018/wordml" xmlns:w16du="http://schemas.microsoft.com/office/word/2023/wordml/word16du" xmlns:w16sdtdh="http://schemas.microsoft.com/office/word/2020/wordml/sdtdatahash" xmlns:w16sdtfl="http://schemas.microsoft.com/office/word/2024/wordml/sdtformatlock" xmlns:w16se="http://schemas.microsoft.com/office/word/2015/wordml/symex" xmlns:wpg="http://schemas.microsoft.com/office/word/2010/wordprocessingGroup" xmlns:wpi="http://schemas.microsoft.com/office/word/2010/wordprocessingInk" xmlns:wne="http://schemas.microsoft.com/office/word/2006/wordml" xmlns:wps="http://schemas.microsoft.com/office/word/2010/wordprocessingShape" mc:Ignorable="w14 w15 w16se w16cid w16 w16cex w16sdtdh w16sdtfl w16du wp14">
+<w:footnotes xmlns:wpc="http://schemas.microsoft.com/office/word/2010/wordprocessingCanvas" xmlns:cx="http://schemas.microsoft.com/office/drawing/2014/chartex" xmlns:cx1="http://schemas.microsoft.com/office/drawing/2015/9/8/chartex" xmlns:cx2="http://schemas.microsoft.com/office/drawing/2015/10/21/chartex" xmlns:cx3="http://schemas.microsoft.com/office/drawing/2016/5/9/chartex" xmlns:cx4="http://schemas.microsoft.com/office/drawing/2016/5/10/chartex" xmlns:cx5="http://schemas.microsoft.com/office/drawing/2016/5/11/chartex" xmlns:cx6="http://schemas.microsoft.com/office/drawing/2016/5/12/chartex" xmlns:cx7="http://schemas.microsoft.com/office/drawing/2016/5/13/chartex" xmlns:cx8="http://schemas.microsoft.com/office/drawing/2016/5/14/chartex" xmlns:mc="http://schemas.openxmlformats.org/markup-compatibility/2006" xmlns:aink="http://schemas.microsoft.com/office/drawing/2016/ink" xmlns:am3d="http://schemas.microsoft.com/office/drawing/2017/model3d" xmlns:o="urn:schemas-microsoft-com:office:office" xmlns:oel="http://schemas.microsoft.com/office/2019/extlst" xmlns:r="http://schemas.openxmlformats.org/officeDocument/2006/relationships" xmlns:m="http://schemas.openxmlformats.org/officeDocument/2006/math" xmlns:v="urn:schemas-microsoft-com:vml" xmlns:wp14="http://schemas.microsoft.com/office/word/2010/wordprocessingDrawing" xmlns:wp="http://schemas.openxmlformats.org/drawingml/2006/wordprocessingDrawing" xmlns:w10="urn:schemas-microsoft-com:office:word" xmlns:w="http://schemas.openxmlformats.org/wordprocessingml/2006/main" xmlns:w14="http://schemas.microsoft.com/office/word/2010/wordml" xmlns:w15="http://schemas.microsoft.com/office/word/2012/wordml" xmlns:w16cex="http://schemas.microsoft.com/office/word/2018/wordml/cex" xmlns:w16cid="http://schemas.microsoft.com/office/word/2016/wordml/cid" xmlns:w16="http://schemas.microsoft.com/office/word/2018/wordml" xmlns:w16du="http://schemas.microsoft.com/office/word/2023/wordml/word16du" xmlns:w16sdtdh="http://schemas.microsoft.com/office/word/2020/wordml/sdtdatahash" xmlns:w16sdtfl="http://schemas.microsoft.com/office/word/2024/wordml/sdtformatlock" xmlns:w16se="http://schemas.microsoft.com/office/word/2015/wordml/symex" xmlns:wpg="http://schemas.microsoft.com/office/word/2010/wordprocessingGroup" xmlns:wpi="http://schemas.microsoft.com/office/word/2010/wordprocessingInk" xmlns:wne="http://schemas.microsoft.com/office/word/2006/wordml" xmlns:wps="http://schemas.microsoft.com/office/word/2010/wordprocessingShape" mc:Ignorable="w14 w15 w16se w16cid w16 w16cex w16sdtdh w16sdtfl w16du wp14">
   <w:footnote w:type="separator" w:id="-1">
     <w:p>
       <w:pPr>
@@ -6526,20 +6334,20 @@
 </file>
 
 <file path=word/header1.xml><?xml version="1.0" encoding="utf-8"?>
-<w:hdr xmlns:wpc="http://schemas.microsoft.com/office/word/2010/wordprocessingCanvas" xmlns:cx="http://schemas.microsoft.com/office/drawing/2014/chartex" xmlns:cx1="http://schemas.microsoft.com/office/drawing/2015/9/8/chartex" xmlns:cx2="http://schemas.microsoft.com/office/drawing/2015/10/21/chartex" xmlns:cx3="http://schemas.microsoft.com/office/drawing/2016/5/9/chartex" xmlns:cx4="http://schemas.microsoft.com/office/drawing/2016/5/10/chartex" xmlns:cx5="http://schemas.microsoft.com/office/drawing/2016/5/11/chartex" xmlns:cx6="http://schemas.microsoft.com/office/drawing/2016/5/12/chartex" xmlns:cx7="http://schemas.microsoft.com/office/drawing/2016/5/13/chartex" xmlns:cx8="http://schemas.microsoft.com/office/drawing/2016/5/14/chartex" xmlns:mc="http://schemas.openxmlformats.org/markup-compatibility/2006" xmlns:aink="http://schemas.microsoft.com/office/drawing/2016/ink" xmlns:am3d="http://schemas.microsoft.com/office/drawing/2017/model3d" xmlns:o="urn:schemas-microsoft-com:office:office" xmlns:oel="http://schemas.microsoft.com/office/2019/extlst" xmlns:r="http://schemas.openxmlformats.org/officeDocument/2006/relationships" xmlns:m="http://schemas.openxmlformats.org/officeDocument/2006/math" xmlns:v="urn:schemas-microsoft-com:vml" xmlns:wp14="http://schemas.microsoft.com/office/word/2010/wordprocessingDrawing" xmlns:wp="http://schemas.openxmlformats.org/drawingml/2006/wordprocessingDrawing" xmlns:w10="urn:schemas-microsoft-com:office:word" xmlns:w="http://schemas.openxmlformats.org/wordprocessingml/2006/main" xmlns:w14="http://schemas.microsoft.com/office/word/2010/wordml" xmlns:w15="http://schemas.microsoft.com/office/word/2012/wordml" xmlns:w16cei="http://schemas.microsoft.com/office/word/2026/wordml/cei" xmlns:w16cex="http://schemas.microsoft.com/office/word/2018/wordml/cex" xmlns:w16cid="http://schemas.microsoft.com/office/word/2016/wordml/cid" xmlns:w16="http://schemas.microsoft.com/office/word/2018/wordml" xmlns:w16du="http://schemas.microsoft.com/office/word/2023/wordml/word16du" xmlns:w16sdtdh="http://schemas.microsoft.com/office/word/2020/wordml/sdtdatahash" xmlns:w16sdtfl="http://schemas.microsoft.com/office/word/2024/wordml/sdtformatlock" xmlns:w16se="http://schemas.microsoft.com/office/word/2015/wordml/symex" xmlns:wpg="http://schemas.microsoft.com/office/word/2010/wordprocessingGroup" xmlns:wpi="http://schemas.microsoft.com/office/word/2010/wordprocessingInk" xmlns:wne="http://schemas.microsoft.com/office/word/2006/wordml" xmlns:wps="http://schemas.microsoft.com/office/word/2010/wordprocessingShape" mc:Ignorable="w14 w15 w16se w16cid w16 w16cex w16sdtdh w16sdtfl w16du wp14">
+<w:hdr xmlns:wpc="http://schemas.microsoft.com/office/word/2010/wordprocessingCanvas" xmlns:cx="http://schemas.microsoft.com/office/drawing/2014/chartex" xmlns:cx1="http://schemas.microsoft.com/office/drawing/2015/9/8/chartex" xmlns:cx2="http://schemas.microsoft.com/office/drawing/2015/10/21/chartex" xmlns:cx3="http://schemas.microsoft.com/office/drawing/2016/5/9/chartex" xmlns:cx4="http://schemas.microsoft.com/office/drawing/2016/5/10/chartex" xmlns:cx5="http://schemas.microsoft.com/office/drawing/2016/5/11/chartex" xmlns:cx6="http://schemas.microsoft.com/office/drawing/2016/5/12/chartex" xmlns:cx7="http://schemas.microsoft.com/office/drawing/2016/5/13/chartex" xmlns:cx8="http://schemas.microsoft.com/office/drawing/2016/5/14/chartex" xmlns:mc="http://schemas.openxmlformats.org/markup-compatibility/2006" xmlns:aink="http://schemas.microsoft.com/office/drawing/2016/ink" xmlns:am3d="http://schemas.microsoft.com/office/drawing/2017/model3d" xmlns:o="urn:schemas-microsoft-com:office:office" xmlns:oel="http://schemas.microsoft.com/office/2019/extlst" xmlns:r="http://schemas.openxmlformats.org/officeDocument/2006/relationships" xmlns:m="http://schemas.openxmlformats.org/officeDocument/2006/math" xmlns:v="urn:schemas-microsoft-com:vml" xmlns:wp14="http://schemas.microsoft.com/office/word/2010/wordprocessingDrawing" xmlns:wp="http://schemas.openxmlformats.org/drawingml/2006/wordprocessingDrawing" xmlns:w10="urn:schemas-microsoft-com:office:word" xmlns:w="http://schemas.openxmlformats.org/wordprocessingml/2006/main" xmlns:w14="http://schemas.microsoft.com/office/word/2010/wordml" xmlns:w15="http://schemas.microsoft.com/office/word/2012/wordml" xmlns:w16cex="http://schemas.microsoft.com/office/word/2018/wordml/cex" xmlns:w16cid="http://schemas.microsoft.com/office/word/2016/wordml/cid" xmlns:w16="http://schemas.microsoft.com/office/word/2018/wordml" xmlns:w16du="http://schemas.microsoft.com/office/word/2023/wordml/word16du" xmlns:w16sdtdh="http://schemas.microsoft.com/office/word/2020/wordml/sdtdatahash" xmlns:w16sdtfl="http://schemas.microsoft.com/office/word/2024/wordml/sdtformatlock" xmlns:w16se="http://schemas.microsoft.com/office/word/2015/wordml/symex" xmlns:wpg="http://schemas.microsoft.com/office/word/2010/wordprocessingGroup" xmlns:wpi="http://schemas.microsoft.com/office/word/2010/wordprocessingInk" xmlns:wne="http://schemas.microsoft.com/office/word/2006/wordml" xmlns:wps="http://schemas.microsoft.com/office/word/2010/wordprocessingShape" mc:Ignorable="w14 w15 w16se w16cid w16 w16cex w16sdtdh w16sdtfl w16du wp14">
   <w:p>
     <w:pPr>
       <w:autoSpaceDE w:val="0"/>
       <w:autoSpaceDN w:val="0"/>
       <w:adjustRightInd w:val="0"/>
       <w:spacing w:after="0" w:line="240" w:lineRule="auto"/>
+      <w:jc w:val="right"/>
       <w:rPr>
         <w:rFonts w:ascii="Arial" w:hAnsi="Arial" w:cs="Arial"/>
         <w:b/>
         <w:sz w:val="26"/>
         <w:szCs w:val="26"/>
       </w:rPr>
-      <w:jc w:val="right"/>
     </w:pPr>
     <w:r>
       <w:rPr>
@@ -6614,7 +6422,7 @@
         <w:sz w:val="20"/>
         <w:szCs w:val="20"/>
       </w:rPr>
-      <w:t xml:space="preserve">{{data_texto}}</w:t>
+      <w:t>{{data_texto}}</w:t>
     </w:r>
   </w:p>
   <w:p>
@@ -6642,7 +6450,7 @@
 </file>
 
 <file path=word/numbering.xml><?xml version="1.0" encoding="utf-8"?>
-<w:numbering xmlns:wpc="http://schemas.microsoft.com/office/word/2010/wordprocessingCanvas" xmlns:cx="http://schemas.microsoft.com/office/drawing/2014/chartex" xmlns:cx1="http://schemas.microsoft.com/office/drawing/2015/9/8/chartex" xmlns:cx2="http://schemas.microsoft.com/office/drawing/2015/10/21/chartex" xmlns:cx3="http://schemas.microsoft.com/office/drawing/2016/5/9/chartex" xmlns:cx4="http://schemas.microsoft.com/office/drawing/2016/5/10/chartex" xmlns:cx5="http://schemas.microsoft.com/office/drawing/2016/5/11/chartex" xmlns:cx6="http://schemas.microsoft.com/office/drawing/2016/5/12/chartex" xmlns:cx7="http://schemas.microsoft.com/office/drawing/2016/5/13/chartex" xmlns:cx8="http://schemas.microsoft.com/office/drawing/2016/5/14/chartex" xmlns:mc="http://schemas.openxmlformats.org/markup-compatibility/2006" xmlns:aink="http://schemas.microsoft.com/office/drawing/2016/ink" xmlns:am3d="http://schemas.microsoft.com/office/drawing/2017/model3d" xmlns:o="urn:schemas-microsoft-com:office:office" xmlns:oel="http://schemas.microsoft.com/office/2019/extlst" xmlns:r="http://schemas.openxmlformats.org/officeDocument/2006/relationships" xmlns:m="http://schemas.openxmlformats.org/officeDocument/2006/math" xmlns:v="urn:schemas-microsoft-com:vml" xmlns:wp14="http://schemas.microsoft.com/office/word/2010/wordprocessingDrawing" xmlns:wp="http://schemas.openxmlformats.org/drawingml/2006/wordprocessingDrawing" xmlns:w10="urn:schemas-microsoft-com:office:word" xmlns:w="http://schemas.openxmlformats.org/wordprocessingml/2006/main" xmlns:w14="http://schemas.microsoft.com/office/word/2010/wordml" xmlns:w15="http://schemas.microsoft.com/office/word/2012/wordml" xmlns:w16cei="http://schemas.microsoft.com/office/word/2026/wordml/cei" xmlns:w16cex="http://schemas.microsoft.com/office/word/2018/wordml/cex" xmlns:w16cid="http://schemas.microsoft.com/office/word/2016/wordml/cid" xmlns:w16="http://schemas.microsoft.com/office/word/2018/wordml" xmlns:w16du="http://schemas.microsoft.com/office/word/2023/wordml/word16du" xmlns:w16sdtdh="http://schemas.microsoft.com/office/word/2020/wordml/sdtdatahash" xmlns:w16sdtfl="http://schemas.microsoft.com/office/word/2024/wordml/sdtformatlock" xmlns:w16se="http://schemas.microsoft.com/office/word/2015/wordml/symex" xmlns:wpg="http://schemas.microsoft.com/office/word/2010/wordprocessingGroup" xmlns:wpi="http://schemas.microsoft.com/office/word/2010/wordprocessingInk" xmlns:wne="http://schemas.microsoft.com/office/word/2006/wordml" xmlns:wps="http://schemas.microsoft.com/office/word/2010/wordprocessingShape" mc:Ignorable="w14 w15 w16se w16cid w16 w16cex w16sdtdh w16sdtfl w16du wp14">
+<w:numbering xmlns:wpc="http://schemas.microsoft.com/office/word/2010/wordprocessingCanvas" xmlns:cx="http://schemas.microsoft.com/office/drawing/2014/chartex" xmlns:cx1="http://schemas.microsoft.com/office/drawing/2015/9/8/chartex" xmlns:cx2="http://schemas.microsoft.com/office/drawing/2015/10/21/chartex" xmlns:cx3="http://schemas.microsoft.com/office/drawing/2016/5/9/chartex" xmlns:cx4="http://schemas.microsoft.com/office/drawing/2016/5/10/chartex" xmlns:cx5="http://schemas.microsoft.com/office/drawing/2016/5/11/chartex" xmlns:cx6="http://schemas.microsoft.com/office/drawing/2016/5/12/chartex" xmlns:cx7="http://schemas.microsoft.com/office/drawing/2016/5/13/chartex" xmlns:cx8="http://schemas.microsoft.com/office/drawing/2016/5/14/chartex" xmlns:mc="http://schemas.openxmlformats.org/markup-compatibility/2006" xmlns:aink="http://schemas.microsoft.com/office/drawing/2016/ink" xmlns:am3d="http://schemas.microsoft.com/office/drawing/2017/model3d" xmlns:o="urn:schemas-microsoft-com:office:office" xmlns:oel="http://schemas.microsoft.com/office/2019/extlst" xmlns:r="http://schemas.openxmlformats.org/officeDocument/2006/relationships" xmlns:m="http://schemas.openxmlformats.org/officeDocument/2006/math" xmlns:v="urn:schemas-microsoft-com:vml" xmlns:wp14="http://schemas.microsoft.com/office/word/2010/wordprocessingDrawing" xmlns:wp="http://schemas.openxmlformats.org/drawingml/2006/wordprocessingDrawing" xmlns:w10="urn:schemas-microsoft-com:office:word" xmlns:w="http://schemas.openxmlformats.org/wordprocessingml/2006/main" xmlns:w14="http://schemas.microsoft.com/office/word/2010/wordml" xmlns:w15="http://schemas.microsoft.com/office/word/2012/wordml" xmlns:w16cex="http://schemas.microsoft.com/office/word/2018/wordml/cex" xmlns:w16cid="http://schemas.microsoft.com/office/word/2016/wordml/cid" xmlns:w16="http://schemas.microsoft.com/office/word/2018/wordml" xmlns:w16du="http://schemas.microsoft.com/office/word/2023/wordml/word16du" xmlns:w16sdtdh="http://schemas.microsoft.com/office/word/2020/wordml/sdtdatahash" xmlns:w16sdtfl="http://schemas.microsoft.com/office/word/2024/wordml/sdtformatlock" xmlns:w16se="http://schemas.microsoft.com/office/word/2015/wordml/symex" xmlns:wpg="http://schemas.microsoft.com/office/word/2010/wordprocessingGroup" xmlns:wpi="http://schemas.microsoft.com/office/word/2010/wordprocessingInk" xmlns:wne="http://schemas.microsoft.com/office/word/2006/wordml" xmlns:wps="http://schemas.microsoft.com/office/word/2010/wordprocessingShape" mc:Ignorable="w14 w15 w16se w16cid w16 w16cex w16sdtdh w16sdtfl w16du wp14">
   <w:abstractNum w:abstractNumId="0" w15:restartNumberingAfterBreak="0">
     <w:nsid w:val="067270B8"/>
     <w:multiLevelType w:val="hybridMultilevel"/>
@@ -8338,10 +8146,22 @@
 </file>
 
 <file path=customXml/item1.xml><?xml version="1.0" encoding="utf-8"?>
+<p:properties xmlns:p="http://schemas.microsoft.com/office/2006/metadata/properties" xmlns:xsi="http://www.w3.org/2001/XMLSchema-instance" xmlns:pc="http://schemas.microsoft.com/office/infopath/2007/PartnerControls">
+  <documentManagement>
+    <lcf76f155ced4ddcb4097134ff3c332f xmlns="5ebac46c-3801-4f50-8d40-ff19a3d08a31">
+      <Terms xmlns="http://schemas.microsoft.com/office/infopath/2007/PartnerControls"/>
+    </lcf76f155ced4ddcb4097134ff3c332f>
+    <TaxCatchAll xmlns="04f7cffc-3ea8-4655-aac6-2c812ca3e62f" xsi:nil="true"/>
+    <CodigoDoc xmlns="5ebac46c-3801-4f50-8d40-ff19a3d08a31" xsi:nil="true"/>
+  </documentManagement>
+</p:properties>
+</file>
+
+<file path=customXml/item2.xml><?xml version="1.0" encoding="utf-8"?>
 <b:Sources xmlns:b="http://schemas.openxmlformats.org/officeDocument/2006/bibliography" xmlns="http://schemas.openxmlformats.org/officeDocument/2006/bibliography" SelectedStyle="\APASixthEditionOfficeOnline.xsl" StyleName="APA" Version="6"/>
 </file>
 
-<file path=customXml/item2.xml><?xml version="1.0" encoding="utf-8"?>
+<file path=customXml/item3.xml><?xml version="1.0" encoding="utf-8"?>
 <ct:contentTypeSchema xmlns:ct="http://schemas.microsoft.com/office/2006/metadata/contentType" xmlns:ma="http://schemas.microsoft.com/office/2006/metadata/properties/metaAttributes" ct:_="" ma:_="" ma:contentTypeName="Documento" ma:contentTypeID="0x01010050D375E88928F94091E6FD7AA4E06D15" ma:contentTypeVersion="13" ma:contentTypeDescription="Crie um novo documento." ma:contentTypeScope="" ma:versionID="7df79d7f540b57f8739ecf349a4839bc">
   <xsd:schema xmlns:xsd="http://www.w3.org/2001/XMLSchema" xmlns:xs="http://www.w3.org/2001/XMLSchema" xmlns:p="http://schemas.microsoft.com/office/2006/metadata/properties" xmlns:ns2="5ebac46c-3801-4f50-8d40-ff19a3d08a31" xmlns:ns3="04f7cffc-3ea8-4655-aac6-2c812ca3e62f" targetNamespace="http://schemas.microsoft.com/office/2006/metadata/properties" ma:root="true" ma:fieldsID="096b32e32a0a7c12d0d47f4c83d7cab2" ns2:_="" ns3:_="">
     <xsd:import namespace="5ebac46c-3801-4f50-8d40-ff19a3d08a31"/>
@@ -8550,7 +8370,7 @@
 </ct:contentTypeSchema>
 </file>
 
-<file path=customXml/item3.xml><?xml version="1.0" encoding="utf-8"?>
+<file path=customXml/item4.xml><?xml version="1.0" encoding="utf-8"?>
 <?mso-contentType ?>
 <FormTemplates xmlns="http://schemas.microsoft.com/sharepoint/v3/contenttype/forms">
   <Display>DocumentLibraryForm</Display>
@@ -8559,19 +8379,18 @@
 </FormTemplates>
 </file>
 
-<file path=customXml/item4.xml><?xml version="1.0" encoding="utf-8"?>
-<p:properties xmlns:p="http://schemas.microsoft.com/office/2006/metadata/properties" xmlns:xsi="http://www.w3.org/2001/XMLSchema-instance" xmlns:pc="http://schemas.microsoft.com/office/infopath/2007/PartnerControls">
-  <documentManagement>
-    <lcf76f155ced4ddcb4097134ff3c332f xmlns="5ebac46c-3801-4f50-8d40-ff19a3d08a31">
-      <Terms xmlns="http://schemas.microsoft.com/office/infopath/2007/PartnerControls"/>
-    </lcf76f155ced4ddcb4097134ff3c332f>
-    <TaxCatchAll xmlns="04f7cffc-3ea8-4655-aac6-2c812ca3e62f" xsi:nil="true"/>
-    <CodigoDoc xmlns="5ebac46c-3801-4f50-8d40-ff19a3d08a31" xsi:nil="true"/>
-  </documentManagement>
-</p:properties>
+<file path=customXml/itemProps1.xml><?xml version="1.0" encoding="utf-8"?>
+<ds:datastoreItem xmlns:ds="http://schemas.openxmlformats.org/officeDocument/2006/customXml" ds:itemID="{BDD202C9-EE0D-44AA-BA2D-EDA98CFA438C}">
+  <ds:schemaRefs>
+    <ds:schemaRef ds:uri="http://schemas.microsoft.com/office/2006/metadata/properties"/>
+    <ds:schemaRef ds:uri="http://schemas.microsoft.com/office/infopath/2007/PartnerControls"/>
+    <ds:schemaRef ds:uri="5ebac46c-3801-4f50-8d40-ff19a3d08a31"/>
+    <ds:schemaRef ds:uri="04f7cffc-3ea8-4655-aac6-2c812ca3e62f"/>
+  </ds:schemaRefs>
+</ds:datastoreItem>
 </file>
 
-<file path=customXml/itemProps1.xml><?xml version="1.0" encoding="utf-8"?>
+<file path=customXml/itemProps2.xml><?xml version="1.0" encoding="utf-8"?>
 <ds:datastoreItem xmlns:ds="http://schemas.openxmlformats.org/officeDocument/2006/customXml" ds:itemID="{AB0B6225-2C28-4B59-AC07-D3905D9EBCC2}">
   <ds:schemaRefs>
     <ds:schemaRef ds:uri="http://schemas.openxmlformats.org/officeDocument/2006/bibliography"/>
@@ -8579,7 +8398,7 @@
 </ds:datastoreItem>
 </file>
 
-<file path=customXml/itemProps2.xml><?xml version="1.0" encoding="utf-8"?>
+<file path=customXml/itemProps3.xml><?xml version="1.0" encoding="utf-8"?>
 <ds:datastoreItem xmlns:ds="http://schemas.openxmlformats.org/officeDocument/2006/customXml" ds:itemID="{94A65DC0-273F-470F-8FFD-06309A34330A}">
   <ds:schemaRefs>
     <ds:schemaRef ds:uri="http://schemas.microsoft.com/office/2006/metadata/contentType"/>
@@ -8598,21 +8417,10 @@
 </ds:datastoreItem>
 </file>
 
-<file path=customXml/itemProps3.xml><?xml version="1.0" encoding="utf-8"?>
+<file path=customXml/itemProps4.xml><?xml version="1.0" encoding="utf-8"?>
 <ds:datastoreItem xmlns:ds="http://schemas.openxmlformats.org/officeDocument/2006/customXml" ds:itemID="{A5E54D8B-0784-4B0D-BAB7-E874556CC73D}">
   <ds:schemaRefs>
     <ds:schemaRef ds:uri="http://schemas.microsoft.com/sharepoint/v3/contenttype/forms"/>
   </ds:schemaRefs>
 </ds:datastoreItem>
-</file>
-
-<file path=customXml/itemProps4.xml><?xml version="1.0" encoding="utf-8"?>
-<ds:datastoreItem xmlns:ds="http://schemas.openxmlformats.org/officeDocument/2006/customXml" ds:itemID="{BDD202C9-EE0D-44AA-BA2D-EDA98CFA438C}">
-  <ds:schemaRefs>
-    <ds:schemaRef ds:uri="http://schemas.microsoft.com/office/2006/metadata/properties"/>
-    <ds:schemaRef ds:uri="http://schemas.microsoft.com/office/infopath/2007/PartnerControls"/>
-    <ds:schemaRef ds:uri="5ebac46c-3801-4f50-8d40-ff19a3d08a31"/>
-    <ds:schemaRef ds:uri="04f7cffc-3ea8-4655-aac6-2c812ca3e62f"/>
-  </ds:schemaRefs>
-</ds:datastoreItem>
 </file>